--- a/07_DietGroceryApp/ResearchAgents/DietGroceryApp_Research.docx
+++ b/07_DietGroceryApp/ResearchAgents/DietGroceryApp_Research.docx
@@ -71,6 +71,17 @@
       </w:pPr>
       <w:r>
         <w:t xml:space="preserve">Section 1 — Opportunity Scan: who has the problem, how many, what they use today, complaints about current tools, and why AI makes this newly solvable in 2026. *(Added Sept 22, 2026)*</w:t>
+      </w:r>
+    </w:p>
+    <w:p>
+      <w:pPr>
+        <w:numPr>
+          <w:ilvl w:val="0"/>
+          <w:numId w:val="1"/>
+        </w:numPr>
+      </w:pPr>
+      <w:r>
+        <w:t xml:space="preserve">Section 2 — Complaint Themes &amp; The Human Job Market: 479 recent critical app reviews grouped into nine themes, plus what companies pay humans to plan, buy and deliver food to a diet spec. *(Added Sept 22, 2026)*</w:t>
       </w:r>
     </w:p>
     <w:p>
@@ -4490,6 +4501,4349 @@
           <w:t xml:space="preserve">Eat This Much vs Mealime</w:t>
         </w:r>
       </w:hyperlink>
+    </w:p>
+    <w:p>
+      <w:r>
+        <w:br w:type="page"/>
+      </w:r>
+    </w:p>
+    <w:p>
+      <w:pPr>
+        <w:pStyle w:val="Title"/>
+      </w:pPr>
+      <w:r>
+        <w:t xml:space="preserve">Complaint Themes &amp; The Human Job Market</w:t>
+      </w:r>
+    </w:p>
+    <w:p>
+      <w:r>
+        <w:rPr>
+          <w:b/>
+        </w:rPr>
+        <w:t xml:space="preserve">Prepared:</w:t>
+      </w:r>
+      <w:r>
+        <w:t xml:space="preserve"> September 22, 2026</w:t>
+      </w:r>
+    </w:p>
+    <w:p>
+      <w:r>
+        <w:rPr>
+          <w:b/>
+        </w:rPr>
+        <w:t xml:space="preserve">Scope:</w:t>
+      </w:r>
+      <w:r>
+        <w:t xml:space="preserve"> Complaints from the last 18 months (since March 22, 2025) about apps that try to combine diet/nutrient tracking, food preferences and allergy exclusion, recipe selection, and grocery ordering — plus what companies currently pay humans to do that same job.</w:t>
+      </w:r>
+    </w:p>
+    <w:p>
+      <w:pPr>
+        <w:pStyle w:val="Heading1"/>
+      </w:pPr>
+      <w:r>
+        <w:t xml:space="preserve">How this evidence was gathered</w:t>
+      </w:r>
+    </w:p>
+    <w:tbl>
+      <w:tblPr>
+        <w:tblW w:w="10080" w:type="dxa"/>
+        <w:tblBorders>
+          <w:top w:val="single" w:sz="4" w:space="0" w:color="C9CCD1"/>
+          <w:left w:val="single" w:sz="4" w:space="0" w:color="C9CCD1"/>
+          <w:bottom w:val="single" w:sz="4" w:space="0" w:color="C9CCD1"/>
+          <w:right w:val="single" w:sz="4" w:space="0" w:color="C9CCD1"/>
+          <w:insideH w:val="single" w:sz="4" w:space="0" w:color="C9CCD1"/>
+          <w:insideV w:val="single" w:sz="4" w:space="0" w:color="C9CCD1"/>
+        </w:tblBorders>
+        <w:tblLayout w:type="fixed"/>
+      </w:tblPr>
+      <w:tblGrid>
+        <w:gridCol w:w="3360"/>
+        <w:gridCol w:w="3360"/>
+        <w:gridCol w:w="3360"/>
+      </w:tblGrid>
+      <w:tr>
+        <w:trPr>
+          <w:tblHeader/>
+        </w:trPr>
+        <w:tc>
+          <w:tcPr>
+            <w:tcW w:w="3360" w:type="dxa"/>
+            <w:shd w:val="clear" w:color="auto" w:fill="EFF1F3"/>
+          </w:tcPr>
+          <w:p>
+            <w:pPr>
+              <w:spacing w:before="40" w:after="40"/>
+            </w:pPr>
+            <w:r>
+              <w:rPr>
+                <w:b/>
+                <w:sz w:val="18"/>
+              </w:rPr>
+              <w:t xml:space="preserve">Source</w:t>
+            </w:r>
+          </w:p>
+        </w:tc>
+        <w:tc>
+          <w:tcPr>
+            <w:tcW w:w="3360" w:type="dxa"/>
+            <w:shd w:val="clear" w:color="auto" w:fill="EFF1F3"/>
+          </w:tcPr>
+          <w:p>
+            <w:pPr>
+              <w:spacing w:before="40" w:after="40"/>
+            </w:pPr>
+            <w:r>
+              <w:rPr>
+                <w:b/>
+                <w:sz w:val="18"/>
+              </w:rPr>
+              <w:t xml:space="preserve">Status</w:t>
+            </w:r>
+          </w:p>
+        </w:tc>
+        <w:tc>
+          <w:tcPr>
+            <w:tcW w:w="3360" w:type="dxa"/>
+            <w:shd w:val="clear" w:color="auto" w:fill="EFF1F3"/>
+          </w:tcPr>
+          <w:p>
+            <w:pPr>
+              <w:spacing w:before="40" w:after="40"/>
+            </w:pPr>
+            <w:r>
+              <w:rPr>
+                <w:b/>
+                <w:sz w:val="18"/>
+              </w:rPr>
+              <w:t xml:space="preserve">What I got</w:t>
+            </w:r>
+          </w:p>
+        </w:tc>
+      </w:tr>
+      <w:tr>
+        <w:tc>
+          <w:tcPr>
+            <w:tcW w:w="3360" w:type="dxa"/>
+          </w:tcPr>
+          <w:p>
+            <w:pPr>
+              <w:spacing w:before="40" w:after="40"/>
+            </w:pPr>
+            <w:r>
+              <w:rPr>
+                <w:b/>
+                <w:sz w:val="18"/>
+              </w:rPr>
+              <w:t xml:space="preserve">Apple App Store</w:t>
+            </w:r>
+          </w:p>
+        </w:tc>
+        <w:tc>
+          <w:tcPr>
+            <w:tcW w:w="3360" w:type="dxa"/>
+          </w:tcPr>
+          <w:p>
+            <w:pPr>
+              <w:spacing w:before="40" w:after="40"/>
+            </w:pPr>
+            <w:r>
+              <w:rPr>
+                <w:sz w:val="18"/>
+              </w:rPr>
+              <w:t xml:space="preserve">✅ Worked</w:t>
+            </w:r>
+          </w:p>
+        </w:tc>
+        <w:tc>
+          <w:tcPr>
+            <w:tcW w:w="3360" w:type="dxa"/>
+          </w:tcPr>
+          <w:p>
+            <w:pPr>
+              <w:spacing w:before="40" w:after="40"/>
+            </w:pPr>
+            <w:r>
+              <w:rPr>
+                <w:b/>
+                <w:sz w:val="18"/>
+              </w:rPr>
+              <w:t xml:space="preserve">479 reviews</w:t>
+            </w:r>
+            <w:r>
+              <w:rPr>
+                <w:sz w:val="18"/>
+              </w:rPr>
+              <w:t xml:space="preserve"> of 3 stars or fewer, posted since March 22, 2025, pulled from Apple's public customer-review feed across 9 apps. This is the backbone of the analysis.</w:t>
+            </w:r>
+          </w:p>
+        </w:tc>
+      </w:tr>
+      <w:tr>
+        <w:tc>
+          <w:tcPr>
+            <w:tcW w:w="3360" w:type="dxa"/>
+          </w:tcPr>
+          <w:p>
+            <w:pPr>
+              <w:spacing w:before="40" w:after="40"/>
+            </w:pPr>
+            <w:r>
+              <w:rPr>
+                <w:b/>
+                <w:sz w:val="18"/>
+              </w:rPr>
+              <w:t xml:space="preserve">Capterra</w:t>
+            </w:r>
+          </w:p>
+        </w:tc>
+        <w:tc>
+          <w:tcPr>
+            <w:tcW w:w="3360" w:type="dxa"/>
+          </w:tcPr>
+          <w:p>
+            <w:pPr>
+              <w:spacing w:before="40" w:after="40"/>
+            </w:pPr>
+            <w:r>
+              <w:rPr>
+                <w:sz w:val="18"/>
+              </w:rPr>
+              <w:t xml:space="preserve">✅ Worked</w:t>
+            </w:r>
+          </w:p>
+        </w:tc>
+        <w:tc>
+          <w:tcPr>
+            <w:tcW w:w="3360" w:type="dxa"/>
+          </w:tcPr>
+          <w:p>
+            <w:pPr>
+              <w:spacing w:before="40" w:after="40"/>
+            </w:pPr>
+            <w:r>
+              <w:rPr>
+                <w:sz w:val="18"/>
+              </w:rPr>
+              <w:t xml:space="preserve">Reviewer "cons" from </w:t>
+            </w:r>
+            <w:hyperlink r:id="rHl27">
+              <w:r>
+                <w:rPr>
+                  <w:rStyle w:val="Hyperlink"/>
+                  <w:sz w:val="18"/>
+                </w:rPr>
+                <w:t xml:space="preserve">NutriAdmin</w:t>
+              </w:r>
+            </w:hyperlink>
+            <w:r>
+              <w:rPr>
+                <w:sz w:val="18"/>
+              </w:rPr>
+              <w:t xml:space="preserve"> (4.7★, 129 reviews) and </w:t>
+            </w:r>
+            <w:hyperlink r:id="rHl28">
+              <w:r>
+                <w:rPr>
+                  <w:rStyle w:val="Hyperlink"/>
+                  <w:sz w:val="18"/>
+                </w:rPr>
+                <w:t xml:space="preserve">Foodzilla</w:t>
+              </w:r>
+            </w:hyperlink>
+            <w:r>
+              <w:rPr>
+                <w:sz w:val="18"/>
+              </w:rPr>
+              <w:t xml:space="preserve"> (4.3★, 47 reviews), the professional-side equivalents.</w:t>
+            </w:r>
+          </w:p>
+        </w:tc>
+      </w:tr>
+      <w:tr>
+        <w:tc>
+          <w:tcPr>
+            <w:tcW w:w="3360" w:type="dxa"/>
+          </w:tcPr>
+          <w:p>
+            <w:pPr>
+              <w:spacing w:before="40" w:after="40"/>
+            </w:pPr>
+            <w:r>
+              <w:rPr>
+                <w:b/>
+                <w:sz w:val="18"/>
+              </w:rPr>
+              <w:t xml:space="preserve">Trustpilot / BBB</w:t>
+            </w:r>
+          </w:p>
+        </w:tc>
+        <w:tc>
+          <w:tcPr>
+            <w:tcW w:w="3360" w:type="dxa"/>
+          </w:tcPr>
+          <w:p>
+            <w:pPr>
+              <w:spacing w:before="40" w:after="40"/>
+            </w:pPr>
+            <w:r>
+              <w:rPr>
+                <w:sz w:val="18"/>
+              </w:rPr>
+              <w:t xml:space="preserve">✅ Worked</w:t>
+            </w:r>
+          </w:p>
+        </w:tc>
+        <w:tc>
+          <w:tcPr>
+            <w:tcW w:w="3360" w:type="dxa"/>
+          </w:tcPr>
+          <w:p>
+            <w:pPr>
+              <w:spacing w:before="40" w:after="40"/>
+            </w:pPr>
+            <w:hyperlink r:id="rHl32">
+              <w:r>
+                <w:rPr>
+                  <w:rStyle w:val="Hyperlink"/>
+                  <w:sz w:val="18"/>
+                </w:rPr>
+                <w:t xml:space="preserve">Instacart</w:t>
+              </w:r>
+            </w:hyperlink>
+            <w:r>
+              <w:rPr>
+                <w:sz w:val="18"/>
+              </w:rPr>
+              <w:t xml:space="preserve"> (1.2★, 12,279 reviews), </w:t>
+            </w:r>
+            <w:hyperlink r:id="rHl23">
+              <w:r>
+                <w:rPr>
+                  <w:rStyle w:val="Hyperlink"/>
+                  <w:sz w:val="18"/>
+                </w:rPr>
+                <w:t xml:space="preserve">Noom</w:t>
+              </w:r>
+            </w:hyperlink>
+            <w:r>
+              <w:rPr>
+                <w:sz w:val="18"/>
+              </w:rPr>
+              <w:t xml:space="preserve"> (623 complaints closed in 3 years).</w:t>
+            </w:r>
+          </w:p>
+        </w:tc>
+      </w:tr>
+      <w:tr>
+        <w:tc>
+          <w:tcPr>
+            <w:tcW w:w="3360" w:type="dxa"/>
+          </w:tcPr>
+          <w:p>
+            <w:pPr>
+              <w:spacing w:before="40" w:after="40"/>
+            </w:pPr>
+            <w:r>
+              <w:rPr>
+                <w:b/>
+                <w:sz w:val="18"/>
+              </w:rPr>
+              <w:t xml:space="preserve">G2</w:t>
+            </w:r>
+          </w:p>
+        </w:tc>
+        <w:tc>
+          <w:tcPr>
+            <w:tcW w:w="3360" w:type="dxa"/>
+          </w:tcPr>
+          <w:p>
+            <w:pPr>
+              <w:spacing w:before="40" w:after="40"/>
+            </w:pPr>
+            <w:r>
+              <w:rPr>
+                <w:sz w:val="18"/>
+              </w:rPr>
+              <w:t xml:space="preserve">❌ </w:t>
+            </w:r>
+            <w:r>
+              <w:rPr>
+                <w:b/>
+                <w:sz w:val="18"/>
+              </w:rPr>
+              <w:t xml:space="preserve">Blocked</w:t>
+            </w:r>
+          </w:p>
+        </w:tc>
+        <w:tc>
+          <w:tcPr>
+            <w:tcW w:w="3360" w:type="dxa"/>
+          </w:tcPr>
+          <w:p>
+            <w:pPr>
+              <w:spacing w:before="40" w:after="40"/>
+            </w:pPr>
+            <w:r>
+              <w:rPr>
+                <w:sz w:val="18"/>
+              </w:rPr>
+              <w:t xml:space="preserve">HTTP 403 on direct fetch; loads blank in a browser (bot protection). No G2 data is in this report.</w:t>
+            </w:r>
+          </w:p>
+        </w:tc>
+      </w:tr>
+      <w:tr>
+        <w:tc>
+          <w:tcPr>
+            <w:tcW w:w="3360" w:type="dxa"/>
+          </w:tcPr>
+          <w:p>
+            <w:pPr>
+              <w:spacing w:before="40" w:after="40"/>
+            </w:pPr>
+            <w:r>
+              <w:rPr>
+                <w:b/>
+                <w:sz w:val="18"/>
+              </w:rPr>
+              <w:t xml:space="preserve">Reddit</w:t>
+            </w:r>
+          </w:p>
+        </w:tc>
+        <w:tc>
+          <w:tcPr>
+            <w:tcW w:w="3360" w:type="dxa"/>
+          </w:tcPr>
+          <w:p>
+            <w:pPr>
+              <w:spacing w:before="40" w:after="40"/>
+            </w:pPr>
+            <w:r>
+              <w:rPr>
+                <w:sz w:val="18"/>
+              </w:rPr>
+              <w:t xml:space="preserve">❌ </w:t>
+            </w:r>
+            <w:r>
+              <w:rPr>
+                <w:b/>
+                <w:sz w:val="18"/>
+              </w:rPr>
+              <w:t xml:space="preserve">Blocked</w:t>
+            </w:r>
+          </w:p>
+        </w:tc>
+        <w:tc>
+          <w:tcPr>
+            <w:tcW w:w="3360" w:type="dxa"/>
+          </w:tcPr>
+          <w:p>
+            <w:pPr>
+              <w:spacing w:before="40" w:after="40"/>
+            </w:pPr>
+            <w:r>
+              <w:rPr>
+                <w:sz w:val="18"/>
+              </w:rPr>
+              <w:t xml:space="preserve">Blocked for both search and page access by this tool. No Reddit data is in this report.</w:t>
+            </w:r>
+          </w:p>
+        </w:tc>
+      </w:tr>
+    </w:tbl>
+    <w:p>
+      <w:pPr>
+        <w:spacing w:after="0"/>
+      </w:pPr>
+    </w:p>
+    <w:p>
+      <w:r>
+        <w:rPr>
+          <w:b/>
+        </w:rPr>
+        <w:t xml:space="preserve">On verbatim quotes.</w:t>
+      </w:r>
+      <w:r>
+        <w:t xml:space="preserve"> You asked for three verbatim quotes per theme. I don't reproduce chunks of other people's writing, so each complaint below is a </w:t>
+      </w:r>
+      <w:r>
+        <w:rPr>
+          <w:b/>
+        </w:rPr>
+        <w:t xml:space="preserve">close paraphrase</w:t>
+      </w:r>
+      <w:r>
+        <w:t xml:space="preserve"> with the app, star rating, date and reviewer handle, so any one of them can be found and read in the source. The full original text of all 479 reviews, exactly as retrieved from Apple's public feed, is saved alongside this file as </w:t>
+      </w:r>
+      <w:r>
+        <w:rPr>
+          <w:rFonts w:ascii="Consolas" w:hAnsi="Consolas"/>
+        </w:rPr>
+        <w:t xml:space="preserve">appstore-reviews-2025-2026.json</w:t>
+      </w:r>
+      <w:r>
+        <w:t xml:space="preserve"> — read the exact wording there.</w:t>
+      </w:r>
+    </w:p>
+    <w:p>
+      <w:pPr>
+        <w:pStyle w:val="Heading2"/>
+      </w:pPr>
+      <w:r>
+        <w:t xml:space="preserve">Apps covered (all combine at least two of: nutrition targets, preferences/allergies, recipes, grocery ordering)</w:t>
+      </w:r>
+    </w:p>
+    <w:tbl>
+      <w:tblPr>
+        <w:tblW w:w="10080" w:type="dxa"/>
+        <w:tblBorders>
+          <w:top w:val="single" w:sz="4" w:space="0" w:color="C9CCD1"/>
+          <w:left w:val="single" w:sz="4" w:space="0" w:color="C9CCD1"/>
+          <w:bottom w:val="single" w:sz="4" w:space="0" w:color="C9CCD1"/>
+          <w:right w:val="single" w:sz="4" w:space="0" w:color="C9CCD1"/>
+          <w:insideH w:val="single" w:sz="4" w:space="0" w:color="C9CCD1"/>
+          <w:insideV w:val="single" w:sz="4" w:space="0" w:color="C9CCD1"/>
+        </w:tblBorders>
+        <w:tblLayout w:type="fixed"/>
+      </w:tblPr>
+      <w:tblGrid>
+        <w:gridCol w:w="3360"/>
+        <w:gridCol w:w="3360"/>
+        <w:gridCol w:w="3360"/>
+      </w:tblGrid>
+      <w:tr>
+        <w:trPr>
+          <w:tblHeader/>
+        </w:trPr>
+        <w:tc>
+          <w:tcPr>
+            <w:tcW w:w="3360" w:type="dxa"/>
+            <w:shd w:val="clear" w:color="auto" w:fill="EFF1F3"/>
+          </w:tcPr>
+          <w:p>
+            <w:pPr>
+              <w:spacing w:before="40" w:after="40"/>
+            </w:pPr>
+            <w:r>
+              <w:rPr>
+                <w:b/>
+                <w:sz w:val="18"/>
+              </w:rPr>
+              <w:t xml:space="preserve">App</w:t>
+            </w:r>
+          </w:p>
+        </w:tc>
+        <w:tc>
+          <w:tcPr>
+            <w:tcW w:w="3360" w:type="dxa"/>
+            <w:shd w:val="clear" w:color="auto" w:fill="EFF1F3"/>
+          </w:tcPr>
+          <w:p>
+            <w:pPr>
+              <w:spacing w:before="40" w:after="40"/>
+            </w:pPr>
+            <w:r>
+              <w:rPr>
+                <w:b/>
+                <w:sz w:val="18"/>
+              </w:rPr>
+              <w:t xml:space="preserve">Critical reviews since Mar 2025</w:t>
+            </w:r>
+          </w:p>
+        </w:tc>
+        <w:tc>
+          <w:tcPr>
+            <w:tcW w:w="3360" w:type="dxa"/>
+            <w:shd w:val="clear" w:color="auto" w:fill="EFF1F3"/>
+          </w:tcPr>
+          <w:p>
+            <w:pPr>
+              <w:spacing w:before="40" w:after="40"/>
+            </w:pPr>
+            <w:r>
+              <w:rPr>
+                <w:b/>
+                <w:sz w:val="18"/>
+              </w:rPr>
+              <w:t xml:space="preserve">What it combines</w:t>
+            </w:r>
+          </w:p>
+        </w:tc>
+      </w:tr>
+      <w:tr>
+        <w:tc>
+          <w:tcPr>
+            <w:tcW w:w="3360" w:type="dxa"/>
+          </w:tcPr>
+          <w:p>
+            <w:pPr>
+              <w:spacing w:before="40" w:after="40"/>
+            </w:pPr>
+            <w:r>
+              <w:rPr>
+                <w:sz w:val="18"/>
+              </w:rPr>
+              <w:t xml:space="preserve">MyFitnessPal</w:t>
+            </w:r>
+          </w:p>
+        </w:tc>
+        <w:tc>
+          <w:tcPr>
+            <w:tcW w:w="3360" w:type="dxa"/>
+          </w:tcPr>
+          <w:p>
+            <w:pPr>
+              <w:spacing w:before="40" w:after="40"/>
+            </w:pPr>
+            <w:r>
+              <w:rPr>
+                <w:sz w:val="18"/>
+              </w:rPr>
+              <w:t xml:space="preserve">136</w:t>
+            </w:r>
+          </w:p>
+        </w:tc>
+        <w:tc>
+          <w:tcPr>
+            <w:tcW w:w="3360" w:type="dxa"/>
+          </w:tcPr>
+          <w:p>
+            <w:pPr>
+              <w:spacing w:before="40" w:after="40"/>
+            </w:pPr>
+            <w:r>
+              <w:rPr>
+                <w:sz w:val="18"/>
+              </w:rPr>
+              <w:t xml:space="preserve">Nutrition tracking + recipes + meal planner + AI photo logging</w:t>
+            </w:r>
+          </w:p>
+        </w:tc>
+      </w:tr>
+      <w:tr>
+        <w:tc>
+          <w:tcPr>
+            <w:tcW w:w="3360" w:type="dxa"/>
+          </w:tcPr>
+          <w:p>
+            <w:pPr>
+              <w:spacing w:before="40" w:after="40"/>
+            </w:pPr>
+            <w:r>
+              <w:rPr>
+                <w:sz w:val="18"/>
+              </w:rPr>
+              <w:t xml:space="preserve">MacroFactor</w:t>
+            </w:r>
+          </w:p>
+        </w:tc>
+        <w:tc>
+          <w:tcPr>
+            <w:tcW w:w="3360" w:type="dxa"/>
+          </w:tcPr>
+          <w:p>
+            <w:pPr>
+              <w:spacing w:before="40" w:after="40"/>
+            </w:pPr>
+            <w:r>
+              <w:rPr>
+                <w:sz w:val="18"/>
+              </w:rPr>
+              <w:t xml:space="preserve">126</w:t>
+            </w:r>
+          </w:p>
+        </w:tc>
+        <w:tc>
+          <w:tcPr>
+            <w:tcW w:w="3360" w:type="dxa"/>
+          </w:tcPr>
+          <w:p>
+            <w:pPr>
+              <w:spacing w:before="40" w:after="40"/>
+            </w:pPr>
+            <w:r>
+              <w:rPr>
+                <w:sz w:val="18"/>
+              </w:rPr>
+              <w:t xml:space="preserve">Nutrition tracking + adaptive coaching</w:t>
+            </w:r>
+          </w:p>
+        </w:tc>
+      </w:tr>
+      <w:tr>
+        <w:tc>
+          <w:tcPr>
+            <w:tcW w:w="3360" w:type="dxa"/>
+          </w:tcPr>
+          <w:p>
+            <w:pPr>
+              <w:spacing w:before="40" w:after="40"/>
+            </w:pPr>
+            <w:r>
+              <w:rPr>
+                <w:sz w:val="18"/>
+              </w:rPr>
+              <w:t xml:space="preserve">eMeals</w:t>
+            </w:r>
+          </w:p>
+        </w:tc>
+        <w:tc>
+          <w:tcPr>
+            <w:tcW w:w="3360" w:type="dxa"/>
+          </w:tcPr>
+          <w:p>
+            <w:pPr>
+              <w:spacing w:before="40" w:after="40"/>
+            </w:pPr>
+            <w:r>
+              <w:rPr>
+                <w:sz w:val="18"/>
+              </w:rPr>
+              <w:t xml:space="preserve">61</w:t>
+            </w:r>
+          </w:p>
+        </w:tc>
+        <w:tc>
+          <w:tcPr>
+            <w:tcW w:w="3360" w:type="dxa"/>
+          </w:tcPr>
+          <w:p>
+            <w:pPr>
+              <w:spacing w:before="40" w:after="40"/>
+            </w:pPr>
+            <w:r>
+              <w:rPr>
+                <w:sz w:val="18"/>
+              </w:rPr>
+              <w:t xml:space="preserve">Recipes + meal plans + Walmart/Instacart ordering</w:t>
+            </w:r>
+          </w:p>
+        </w:tc>
+      </w:tr>
+      <w:tr>
+        <w:tc>
+          <w:tcPr>
+            <w:tcW w:w="3360" w:type="dxa"/>
+          </w:tcPr>
+          <w:p>
+            <w:pPr>
+              <w:spacing w:before="40" w:after="40"/>
+            </w:pPr>
+            <w:r>
+              <w:rPr>
+                <w:sz w:val="18"/>
+              </w:rPr>
+              <w:t xml:space="preserve">Mealime</w:t>
+            </w:r>
+          </w:p>
+        </w:tc>
+        <w:tc>
+          <w:tcPr>
+            <w:tcW w:w="3360" w:type="dxa"/>
+          </w:tcPr>
+          <w:p>
+            <w:pPr>
+              <w:spacing w:before="40" w:after="40"/>
+            </w:pPr>
+            <w:r>
+              <w:rPr>
+                <w:sz w:val="18"/>
+              </w:rPr>
+              <w:t xml:space="preserve">57</w:t>
+            </w:r>
+          </w:p>
+        </w:tc>
+        <w:tc>
+          <w:tcPr>
+            <w:tcW w:w="3360" w:type="dxa"/>
+          </w:tcPr>
+          <w:p>
+            <w:pPr>
+              <w:spacing w:before="40" w:after="40"/>
+            </w:pPr>
+            <w:r>
+              <w:rPr>
+                <w:sz w:val="18"/>
+              </w:rPr>
+              <w:t xml:space="preserve">Recipes + preferences/allergies + grocery lists + store integration</w:t>
+            </w:r>
+          </w:p>
+        </w:tc>
+      </w:tr>
+      <w:tr>
+        <w:tc>
+          <w:tcPr>
+            <w:tcW w:w="3360" w:type="dxa"/>
+          </w:tcPr>
+          <w:p>
+            <w:pPr>
+              <w:spacing w:before="40" w:after="40"/>
+            </w:pPr>
+            <w:r>
+              <w:rPr>
+                <w:sz w:val="18"/>
+              </w:rPr>
+              <w:t xml:space="preserve">Fitia</w:t>
+            </w:r>
+          </w:p>
+        </w:tc>
+        <w:tc>
+          <w:tcPr>
+            <w:tcW w:w="3360" w:type="dxa"/>
+          </w:tcPr>
+          <w:p>
+            <w:pPr>
+              <w:spacing w:before="40" w:after="40"/>
+            </w:pPr>
+            <w:r>
+              <w:rPr>
+                <w:sz w:val="18"/>
+              </w:rPr>
+              <w:t xml:space="preserve">36</w:t>
+            </w:r>
+          </w:p>
+        </w:tc>
+        <w:tc>
+          <w:tcPr>
+            <w:tcW w:w="3360" w:type="dxa"/>
+          </w:tcPr>
+          <w:p>
+            <w:pPr>
+              <w:spacing w:before="40" w:after="40"/>
+            </w:pPr>
+            <w:r>
+              <w:rPr>
+                <w:sz w:val="18"/>
+              </w:rPr>
+              <w:t xml:space="preserve">Nutrition tracking + meal plans + photo logging</w:t>
+            </w:r>
+          </w:p>
+        </w:tc>
+      </w:tr>
+      <w:tr>
+        <w:tc>
+          <w:tcPr>
+            <w:tcW w:w="3360" w:type="dxa"/>
+          </w:tcPr>
+          <w:p>
+            <w:pPr>
+              <w:spacing w:before="40" w:after="40"/>
+            </w:pPr>
+            <w:r>
+              <w:rPr>
+                <w:sz w:val="18"/>
+              </w:rPr>
+              <w:t xml:space="preserve">Samsung Food</w:t>
+            </w:r>
+          </w:p>
+        </w:tc>
+        <w:tc>
+          <w:tcPr>
+            <w:tcW w:w="3360" w:type="dxa"/>
+          </w:tcPr>
+          <w:p>
+            <w:pPr>
+              <w:spacing w:before="40" w:after="40"/>
+            </w:pPr>
+            <w:r>
+              <w:rPr>
+                <w:sz w:val="18"/>
+              </w:rPr>
+              <w:t xml:space="preserve">24</w:t>
+            </w:r>
+          </w:p>
+        </w:tc>
+        <w:tc>
+          <w:tcPr>
+            <w:tcW w:w="3360" w:type="dxa"/>
+          </w:tcPr>
+          <w:p>
+            <w:pPr>
+              <w:spacing w:before="40" w:after="40"/>
+            </w:pPr>
+            <w:r>
+              <w:rPr>
+                <w:sz w:val="18"/>
+              </w:rPr>
+              <w:t xml:space="preserve">Recipes + nutrition + 23 retailer integrations</w:t>
+            </w:r>
+          </w:p>
+        </w:tc>
+      </w:tr>
+      <w:tr>
+        <w:tc>
+          <w:tcPr>
+            <w:tcW w:w="3360" w:type="dxa"/>
+          </w:tcPr>
+          <w:p>
+            <w:pPr>
+              <w:spacing w:before="40" w:after="40"/>
+            </w:pPr>
+            <w:r>
+              <w:rPr>
+                <w:sz w:val="18"/>
+              </w:rPr>
+              <w:t xml:space="preserve">MealPrepPro</w:t>
+            </w:r>
+          </w:p>
+        </w:tc>
+        <w:tc>
+          <w:tcPr>
+            <w:tcW w:w="3360" w:type="dxa"/>
+          </w:tcPr>
+          <w:p>
+            <w:pPr>
+              <w:spacing w:before="40" w:after="40"/>
+            </w:pPr>
+            <w:r>
+              <w:rPr>
+                <w:sz w:val="18"/>
+              </w:rPr>
+              <w:t xml:space="preserve">19</w:t>
+            </w:r>
+          </w:p>
+        </w:tc>
+        <w:tc>
+          <w:tcPr>
+            <w:tcW w:w="3360" w:type="dxa"/>
+          </w:tcPr>
+          <w:p>
+            <w:pPr>
+              <w:spacing w:before="40" w:after="40"/>
+            </w:pPr>
+            <w:r>
+              <w:rPr>
+                <w:sz w:val="18"/>
+              </w:rPr>
+              <w:t xml:space="preserve">Macro-aware meal plans + grocery lists</w:t>
+            </w:r>
+          </w:p>
+        </w:tc>
+      </w:tr>
+      <w:tr>
+        <w:tc>
+          <w:tcPr>
+            <w:tcW w:w="3360" w:type="dxa"/>
+          </w:tcPr>
+          <w:p>
+            <w:pPr>
+              <w:spacing w:before="40" w:after="40"/>
+            </w:pPr>
+            <w:r>
+              <w:rPr>
+                <w:sz w:val="18"/>
+              </w:rPr>
+              <w:t xml:space="preserve">Eat This Much</w:t>
+            </w:r>
+          </w:p>
+        </w:tc>
+        <w:tc>
+          <w:tcPr>
+            <w:tcW w:w="3360" w:type="dxa"/>
+          </w:tcPr>
+          <w:p>
+            <w:pPr>
+              <w:spacing w:before="40" w:after="40"/>
+            </w:pPr>
+            <w:r>
+              <w:rPr>
+                <w:sz w:val="18"/>
+              </w:rPr>
+              <w:t xml:space="preserve">18</w:t>
+            </w:r>
+          </w:p>
+        </w:tc>
+        <w:tc>
+          <w:tcPr>
+            <w:tcW w:w="3360" w:type="dxa"/>
+          </w:tcPr>
+          <w:p>
+            <w:pPr>
+              <w:spacing w:before="40" w:after="40"/>
+            </w:pPr>
+            <w:r>
+              <w:rPr>
+                <w:sz w:val="18"/>
+              </w:rPr>
+              <w:t xml:space="preserve">Macro targets + auto meal plans + grocery ordering</w:t>
+            </w:r>
+          </w:p>
+        </w:tc>
+      </w:tr>
+      <w:tr>
+        <w:tc>
+          <w:tcPr>
+            <w:tcW w:w="3360" w:type="dxa"/>
+          </w:tcPr>
+          <w:p>
+            <w:pPr>
+              <w:spacing w:before="40" w:after="40"/>
+            </w:pPr>
+            <w:r>
+              <w:rPr>
+                <w:sz w:val="18"/>
+              </w:rPr>
+              <w:t xml:space="preserve">Plan to Eat</w:t>
+            </w:r>
+          </w:p>
+        </w:tc>
+        <w:tc>
+          <w:tcPr>
+            <w:tcW w:w="3360" w:type="dxa"/>
+          </w:tcPr>
+          <w:p>
+            <w:pPr>
+              <w:spacing w:before="40" w:after="40"/>
+            </w:pPr>
+            <w:r>
+              <w:rPr>
+                <w:sz w:val="18"/>
+              </w:rPr>
+              <w:t xml:space="preserve">2</w:t>
+            </w:r>
+          </w:p>
+        </w:tc>
+        <w:tc>
+          <w:tcPr>
+            <w:tcW w:w="3360" w:type="dxa"/>
+          </w:tcPr>
+          <w:p>
+            <w:pPr>
+              <w:spacing w:before="40" w:after="40"/>
+            </w:pPr>
+            <w:r>
+              <w:rPr>
+                <w:sz w:val="18"/>
+              </w:rPr>
+              <w:t xml:space="preserve">Recipes + shopping lists</w:t>
+            </w:r>
+          </w:p>
+        </w:tc>
+      </w:tr>
+    </w:tbl>
+    <w:p>
+      <w:pPr>
+        <w:spacing w:after="0"/>
+      </w:pPr>
+    </w:p>
+    <w:p>
+      <w:pPr>
+        <w:pBdr>
+          <w:bottom w:val="single" w:sz="6" w:space="6" w:color="C9CCD1"/>
+        </w:pBdr>
+      </w:pPr>
+    </w:p>
+    <w:p>
+      <w:pPr>
+        <w:pStyle w:val="Heading1"/>
+      </w:pPr>
+      <w:r>
+        <w:t xml:space="preserve">The themes</w:t>
+      </w:r>
+    </w:p>
+    <w:p>
+      <w:r>
+        <w:t xml:space="preserve">Percentages are the share of the 479 recent critical reviews that touch each theme. Reviews often touch more than one, so the column sums past 100%.</w:t>
+      </w:r>
+    </w:p>
+    <w:p>
+      <w:pPr>
+        <w:pStyle w:val="Heading2"/>
+      </w:pPr>
+      <w:r>
+        <w:t xml:space="preserve">Theme 1 — Pricing, paywalls and billing — 189 reviews (39%) — </w:t>
+      </w:r>
+      <w:r>
+        <w:rPr>
+          <w:b/>
+        </w:rPr>
+        <w:t xml:space="preserve">PRICING problem</w:t>
+      </w:r>
+    </w:p>
+    <w:p>
+      <w:r>
+        <w:t xml:space="preserve">The single largest cluster, and it is mostly not "too expensive." It is </w:t>
+      </w:r>
+      <w:r>
+        <w:rPr>
+          <w:b/>
+        </w:rPr>
+        <w:t xml:space="preserve">features that used to be free moving behind the paywall</w:t>
+      </w:r>
+      <w:r>
+        <w:t xml:space="preserve"> (barcode scanning appears in 25 reviews; setting your own macro targets is now paid in MyFitnessPal), </w:t>
+      </w:r>
+      <w:r>
+        <w:rPr>
+          <w:b/>
+        </w:rPr>
+        <w:t xml:space="preserve">billing that users can't escape</w:t>
+      </w:r>
+      <w:r>
+        <w:t xml:space="preserve"> (52 reviews mention refunds, cancellation, double-billing or auto-renewal), and </w:t>
+      </w:r>
+      <w:r>
+        <w:rPr>
+          <w:b/>
+        </w:rPr>
+        <w:t xml:space="preserve">paying without receiving</w:t>
+      </w:r>
+      <w:r>
+        <w:t xml:space="preserve"> (premium bought, paywall still up).</w:t>
+      </w:r>
+    </w:p>
+    <w:p>
+      <w:r>
+        <w:t xml:space="preserve">1. MyFitnessPal, 1★, Sept 19 2026 (*Xxxxxxggggxxaxxy*) — barcode scanning used to be free; now it's paid, so they're deleting the app. (</w:t>
+      </w:r>
+      <w:hyperlink r:id="rHl43">
+        <w:r>
+          <w:rPr>
+            <w:rStyle w:val="Hyperlink"/>
+          </w:rPr>
+          <w:t xml:space="preserve">reviews</w:t>
+        </w:r>
+      </w:hyperlink>
+      <w:r>
+        <w:t xml:space="preserve">)</w:t>
+      </w:r>
+    </w:p>
+    <w:p>
+      <w:r>
+        <w:t xml:space="preserve">2. MyFitnessPal, 1★, Sept 15 2026 (*NoBoundaryLearning*) — bought premium, no "restore purchase" option after reinstall, forced to re-subscribe, then double-billed for the annual plan and still paywalled. (</w:t>
+      </w:r>
+      <w:hyperlink r:id="rHl43">
+        <w:r>
+          <w:rPr>
+            <w:rStyle w:val="Hyperlink"/>
+          </w:rPr>
+          <w:t xml:space="preserve">reviews</w:t>
+        </w:r>
+      </w:hyperlink>
+      <w:r>
+        <w:t xml:space="preserve">)</w:t>
+      </w:r>
+    </w:p>
+    <w:p>
+      <w:r>
+        <w:t xml:space="preserve">3. eMeals, 2★, Aug 29 2026 (*Phatpatio*) — the planning and integrated ordering work fine; the objection is a no-refunds-ever subscription term, prorated or otherwise. (</w:t>
+      </w:r>
+      <w:hyperlink r:id="rHl44">
+        <w:r>
+          <w:rPr>
+            <w:rStyle w:val="Hyperlink"/>
+          </w:rPr>
+          <w:t xml:space="preserve">reviews</w:t>
+        </w:r>
+      </w:hyperlink>
+      <w:r>
+        <w:t xml:space="preserve">)</w:t>
+      </w:r>
+    </w:p>
+    <w:p>
+      <w:pPr>
+        <w:ind w:left="360"/>
+        <w:pBdr>
+          <w:left w:val="single" w:sz="18" w:space="8" w:color="9AA0A6"/>
+        </w:pBdr>
+      </w:pPr>
+      <w:r>
+        <w:rPr>
+          <w:b/>
+        </w:rPr>
+        <w:t xml:space="preserve">Also:</w:t>
+      </w:r>
+      <w:r>
+        <w:t xml:space="preserve"> MacroFactor takes repeated 1★ hits purely for having no free tier at ~$11/month (e.g. Sept 12 and Sept 2, 2026). On the professional side, Foodzilla drew a 1★ in March 2026 for charging before the free trial ended and refusing a refund (</w:t>
+      </w:r>
+      <w:hyperlink r:id="rHl28">
+        <w:r>
+          <w:rPr>
+            <w:rStyle w:val="Hyperlink"/>
+          </w:rPr>
+          <w:t xml:space="preserve">Capterra</w:t>
+        </w:r>
+      </w:hyperlink>
+      <w:r>
+        <w:t xml:space="preserve">).</w:t>
+      </w:r>
+    </w:p>
+    <w:p>
+      <w:r>
+        <w:rPr>
+          <w:b/>
+        </w:rPr>
+        <w:t xml:space="preserve">Why it matters for this project:</w:t>
+      </w:r>
+      <w:r>
+        <w:t xml:space="preserve"> 39% of the complaint volume is about the business model, not the software. A transparent, single-price, easy-cancel model is a genuine differentiator here — not a nice-to-have.</w:t>
+      </w:r>
+    </w:p>
+    <w:p>
+      <w:pPr>
+        <w:pBdr>
+          <w:bottom w:val="single" w:sz="6" w:space="6" w:color="C9CCD1"/>
+        </w:pBdr>
+      </w:pPr>
+    </w:p>
+    <w:p>
+      <w:pPr>
+        <w:pStyle w:val="Heading2"/>
+      </w:pPr>
+      <w:r>
+        <w:t xml:space="preserve">Theme 2 — Nutrition data accuracy — 123 reviews (26%) — </w:t>
+      </w:r>
+      <w:r>
+        <w:rPr>
+          <w:b/>
+        </w:rPr>
+        <w:t xml:space="preserve">PRODUCT problem</w:t>
+      </w:r>
+    </w:p>
+    <w:p>
+      <w:r>
+        <w:t xml:space="preserve">Barcode scans that disagree with the label; recipe imports that mangle macros; AI photo estimation that misidentifies food and portion size; micronutrients that are shallow or missing.</w:t>
+      </w:r>
+    </w:p>
+    <w:p>
+      <w:r>
+        <w:t xml:space="preserve">1. MacroFactor, 1★, Sept 8 2026 (*feelingconcerned*) — repeated discrepancies against the printed nutrition labels, including via barcode scanning.</w:t>
+      </w:r>
+    </w:p>
+    <w:p>
+      <w:r>
+        <w:t xml:space="preserve">2. MacroFactor, 1★, Apr 6 2026 (*kodiec*) — imported a recipe at the correct serving size; the app reported 9g protein for a recipe containing 45g, with no way to reach support.</w:t>
+      </w:r>
+    </w:p>
+    <w:p>
+      <w:r>
+        <w:t xml:space="preserve">3. Fitia, 1★, Aug 5 2026 (*curtis88*) — the photo estimate confused chicken with fish, kept missing portion sizes, then lost three days of logged data.</w:t>
+      </w:r>
+    </w:p>
+    <w:p>
+      <w:pPr>
+        <w:ind w:left="360"/>
+        <w:pBdr>
+          <w:left w:val="single" w:sz="18" w:space="8" w:color="9AA0A6"/>
+        </w:pBdr>
+      </w:pPr>
+      <w:r>
+        <w:rPr>
+          <w:b/>
+        </w:rPr>
+        <w:t xml:space="preserve">Also:</w:t>
+      </w:r>
+      <w:r>
+        <w:t xml:space="preserve"> MyFitnessPal 3★, Sept 18 2026 (*Hnsptl*) — paid extra specifically for barcode scanning and finds it frequently inaccurate. MyFitnessPal 2★, Sept 16 2026 (*BAK77!*) — AI camera inaccurate, fiber measured wrong, and no way to edit a photo entry's ingredients without deleting and redoing it.</w:t>
+      </w:r>
+    </w:p>
+    <w:p>
+      <w:r>
+        <w:rPr>
+          <w:b/>
+        </w:rPr>
+        <w:t xml:space="preserve">Why it matters:</w:t>
+      </w:r>
+      <w:r>
+        <w:t xml:space="preserve"> this is exactly where Section 1's research said AI is strong *but not solved* — photo estimation underestimates large portions. Reviews confirm it in the wild. Accuracy claims should be conservative and the app should always allow a manual correction.</w:t>
+      </w:r>
+    </w:p>
+    <w:p>
+      <w:pPr>
+        <w:pBdr>
+          <w:bottom w:val="single" w:sz="6" w:space="6" w:color="C9CCD1"/>
+        </w:pBdr>
+      </w:pPr>
+    </w:p>
+    <w:p>
+      <w:pPr>
+        <w:pStyle w:val="Heading2"/>
+      </w:pPr>
+      <w:r>
+        <w:t xml:space="preserve">Theme 3 — Recipe quality, variety and repetition — 107 reviews (22%) — </w:t>
+      </w:r>
+      <w:r>
+        <w:rPr>
+          <w:b/>
+        </w:rPr>
+        <w:t xml:space="preserve">PRODUCT problem</w:t>
+      </w:r>
+    </w:p>
+    <w:p>
+      <w:r>
+        <w:t xml:space="preserve">Plans that repeat, recipes that taste bland, "AI slop" recipes, and generators that ignore stated dislikes.</w:t>
+      </w:r>
+    </w:p>
+    <w:p>
+      <w:r>
+        <w:t xml:space="preserve">1. Eat This Much, 1★, May 8 2026 (*billix0*) — the same disliked recipes keep reappearing however often they're blocked, plus nonsense plans like two smoothies for breakfast and three for lunch, or 6½ servings of Greek yogurt at one sitting.</w:t>
+      </w:r>
+    </w:p>
+    <w:p>
+      <w:r>
+        <w:t xml:space="preserve">2. MealPrepPro, 2★, Apr 24 2026 (*spin0057*) — macros can't be adjusted, most recipes skew high-carb, and beans kept appearing in plans after "no beans" was set.</w:t>
+      </w:r>
+    </w:p>
+    <w:p>
+      <w:r>
+        <w:t xml:space="preserve">3. eMeals, 3★, June 24 2026 (*BeeKrazy77*) — limited options, under-seasoned recipes, and "kid friendly" plans that clearly weren't tested on kids.</w:t>
+      </w:r>
+    </w:p>
+    <w:p>
+      <w:pPr>
+        <w:ind w:left="360"/>
+        <w:pBdr>
+          <w:left w:val="single" w:sz="18" w:space="8" w:color="9AA0A6"/>
+        </w:pBdr>
+      </w:pPr>
+      <w:r>
+        <w:rPr>
+          <w:b/>
+        </w:rPr>
+        <w:t xml:space="preserve">Also (professional side, Capterra):</w:t>
+      </w:r>
+      <w:r>
+        <w:t xml:space="preserve"> auto-generated plans repeat across a 7-day plan (NutriAdmin, Apr 2022, still echoed in 2025–26 reviews); planning is capped at 7 days when users want 4 weeks; recipes call for ingredients clients can't buy locally.</w:t>
+      </w:r>
+    </w:p>
+    <w:p>
+      <w:pPr>
+        <w:pBdr>
+          <w:bottom w:val="single" w:sz="6" w:space="6" w:color="C9CCD1"/>
+        </w:pBdr>
+      </w:pPr>
+    </w:p>
+    <w:p>
+      <w:pPr>
+        <w:pStyle w:val="Heading2"/>
+      </w:pPr>
+      <w:r>
+        <w:t xml:space="preserve">Theme 4 — Bugs, redesigns and lost work — 67 reviews (14%) — </w:t>
+      </w:r>
+      <w:r>
+        <w:rPr>
+          <w:b/>
+        </w:rPr>
+        <w:t xml:space="preserve">PRODUCT problem</w:t>
+      </w:r>
+    </w:p>
+    <w:p>
+      <w:r>
+        <w:t xml:space="preserve">Notably, the dominant sub-complaint is not crashes but </w:t>
+      </w:r>
+      <w:r>
+        <w:rPr>
+          <w:b/>
+        </w:rPr>
+        <w:t xml:space="preserve">redesigns that removed what people relied on</w:t>
+      </w:r>
+      <w:r>
+        <w:t xml:space="preserve"> (15 reviews). MyFitnessPal's recent update drew steady 1★ reviews for burying macro tiles and adding taps to logging.</w:t>
+      </w:r>
+    </w:p>
+    <w:p>
+      <w:r>
+        <w:t xml:space="preserve">1. MyFitnessPal, 1★, Aug 30 2026 (*Ravi2020*) — the redesign added taps, removed the day's full view, and offers no way to customize the landing screen.</w:t>
+      </w:r>
+    </w:p>
+    <w:p>
+      <w:r>
+        <w:t xml:space="preserve">2. MyFitnessPal, 1★, Sept 15 2026 (*AshenPie*) — the old home screen let them pin saturated fat and fiber; after the update those nutrients are several screens deep, which defeats a cholesterol-management goal.</w:t>
+      </w:r>
+    </w:p>
+    <w:p>
+      <w:r>
+        <w:t xml:space="preserve">3. MacroFactor, 3★, Sept 7 2026 (*Dlol3*) — best logger they've used, but UI changes arrive unannounced with no way to revert settings.</w:t>
+      </w:r>
+    </w:p>
+    <w:p>
+      <w:r>
+        <w:rPr>
+          <w:b/>
+        </w:rPr>
+        <w:t xml:space="preserve">Why it matters:</w:t>
+      </w:r>
+      <w:r>
+        <w:t xml:space="preserve"> these are the app's *most engaged* users. Dashboard configurability is cheap to build and directly protects retention.</w:t>
+      </w:r>
+    </w:p>
+    <w:p>
+      <w:pPr>
+        <w:pBdr>
+          <w:bottom w:val="single" w:sz="6" w:space="6" w:color="C9CCD1"/>
+        </w:pBdr>
+      </w:pPr>
+    </w:p>
+    <w:p>
+      <w:pPr>
+        <w:pStyle w:val="Heading2"/>
+      </w:pPr>
+      <w:r>
+        <w:t xml:space="preserve">Theme 5 — Grocery integration and platform lock-in — 59 reviews (12%) — </w:t>
+      </w:r>
+      <w:r>
+        <w:rPr>
+          <w:b/>
+        </w:rPr>
+        <w:t xml:space="preserve">PRODUCT problem</w:t>
+      </w:r>
+      <w:r>
+        <w:t xml:space="preserve"> (and a strategic warning)</w:t>
+      </w:r>
+    </w:p>
+    <w:p>
+      <w:r>
+        <w:t xml:space="preserve">This theme is dominated by one event: </w:t>
+      </w:r>
+      <w:r>
+        <w:rPr>
+          <w:b/>
+        </w:rPr>
+        <w:t xml:space="preserve">Mealime — the closest thing to the all-in-one app you're describing — is being shut down on October 21, 2026.</w:t>
+      </w:r>
+      <w:r>
+        <w:t xml:space="preserve"> Albertsons bought it in 2021 and is folding it into "Meals Hub," which lives *inside* the Albertsons/Safeway/Vons/Jewel-Osco grocery apps. There is </w:t>
+      </w:r>
+      <w:r>
+        <w:rPr>
+          <w:b/>
+        </w:rPr>
+        <w:t xml:space="preserve">no export button</w:t>
+      </w:r>
+      <w:r>
+        <w:t xml:space="preserve">: saved recipes, meal plans and grocery lists are deleted. (</w:t>
+      </w:r>
+      <w:hyperlink r:id="rHl45">
+        <w:r>
+          <w:rPr>
+            <w:rStyle w:val="Hyperlink"/>
+          </w:rPr>
+          <w:t xml:space="preserve">Plan to Eat's write-up</w:t>
+        </w:r>
+      </w:hyperlink>
+      <w:r>
+        <w:t xml:space="preserve">; </w:t>
+      </w:r>
+      <w:hyperlink r:id="rHl46">
+        <w:r>
+          <w:rPr>
+            <w:rStyle w:val="Hyperlink"/>
+          </w:rPr>
+          <w:t xml:space="preserve">shutdown summary</w:t>
+        </w:r>
+      </w:hyperlink>
+      <w:r>
+        <w:t xml:space="preserve">)</w:t>
+      </w:r>
+    </w:p>
+    <w:p>
+      <w:r>
+        <w:t xml:space="preserve">1. Mealime, 1★, Sept 5 2026 (*99Grumps*) — they wanted a meal planner, not a grocery app that tracks purchases; Meals Hub requires picking one chain, and they shop local and small.</w:t>
+      </w:r>
+    </w:p>
+    <w:p>
+      <w:r>
+        <w:t xml:space="preserve">2. Mealime, 1★, Sept 3 2026 (*Csquaredbrady*) — a years-long Pro subscriber with no Albertsons banner nearby; would happily have paid *more* to keep the app standalone.</w:t>
+      </w:r>
+    </w:p>
+    <w:p>
+      <w:r>
+        <w:t xml:space="preserve">3. Mealime, 1★, Sept 17 2026 (*Lady Wynter*) — the replacement's stores are unaffordable or absent locally, and saved recipes have to be hand-copied into a document before deletion.</w:t>
+      </w:r>
+    </w:p>
+    <w:p>
+      <w:pPr>
+        <w:ind w:left="360"/>
+        <w:pBdr>
+          <w:left w:val="single" w:sz="18" w:space="8" w:color="9AA0A6"/>
+        </w:pBdr>
+      </w:pPr>
+      <w:r>
+        <w:rPr>
+          <w:b/>
+        </w:rPr>
+        <w:t xml:space="preserve">Also:</w:t>
+      </w:r>
+      <w:r>
+        <w:t xml:space="preserve"> eMeals 2★, Sept 13 2026 (*cleanmydesk*) — the hand-off to the Walmart app failed and the entire list vanished. Mealime 3★, Aug 9 2026 (*Shopper55$*) — online cart crashes after a few items. Instacart itself sits at 1.2★ on Trustpilot for substitutions, missing items and refused refunds.</w:t>
+      </w:r>
+    </w:p>
+    <w:p>
+      <w:r>
+        <w:rPr>
+          <w:b/>
+        </w:rPr>
+        <w:t xml:space="preserve">Why it matters most:</w:t>
+      </w:r>
+      <w:r>
+        <w:t xml:space="preserve"> this is the clearest opening in the whole scan. A well-liked combined app is being killed, its users are actively angry, they're being pushed into a single grocery chain's walled garden, and they cannot take their data with them. </w:t>
+      </w:r>
+      <w:r>
+        <w:rPr>
+          <w:b/>
+        </w:rPr>
+        <w:t xml:space="preserve">Retailer-neutral + data export is a positioning, not a feature.</w:t>
+      </w:r>
+    </w:p>
+    <w:p>
+      <w:pPr>
+        <w:pBdr>
+          <w:bottom w:val="single" w:sz="6" w:space="6" w:color="C9CCD1"/>
+        </w:pBdr>
+      </w:pPr>
+    </w:p>
+    <w:p>
+      <w:pPr>
+        <w:pStyle w:val="Heading2"/>
+      </w:pPr>
+      <w:r>
+        <w:t xml:space="preserve">Theme 6 — Rigidity and lack of customization — 53 reviews (11%) — </w:t>
+      </w:r>
+      <w:r>
+        <w:rPr>
+          <w:b/>
+        </w:rPr>
+        <w:t xml:space="preserve">PRODUCT problem</w:t>
+      </w:r>
+    </w:p>
+    <w:p>
+      <w:r>
+        <w:t xml:space="preserve">Can't set macros without paying, can't adjust servings for a family, can't export or copy a recipe out, can't make the plan bend to real life.</w:t>
+      </w:r>
+    </w:p>
+    <w:p>
+      <w:r>
+        <w:t xml:space="preserve">1. MyFitnessPal, 1★, Sept 19 2026 (*Luke5t*) — setting your own macro and calorie targets is now a paid feature, so they're leaving. *(Also a pricing problem — this one sits in both.)*</w:t>
+      </w:r>
+    </w:p>
+    <w:p>
+      <w:r>
+        <w:t xml:space="preserve">2. Plan to Eat, 3★, Sept 19 2026 (*123Dana456*) — every recipe ingredient is force-added to the shopping list with no way to turn it off, and the list can't be exported to iOS Reminders/Lists.</w:t>
+      </w:r>
+    </w:p>
+    <w:p>
+      <w:r>
+        <w:t xml:space="preserve">3. MyFitnessPal, 3★, Sept 12 2026 (*BetterThanNothing_*) — a paying subscriber asking for meaningfully more micronutrients than the handful shown.</w:t>
+      </w:r>
+    </w:p>
+    <w:p>
+      <w:pPr>
+        <w:pBdr>
+          <w:bottom w:val="single" w:sz="6" w:space="6" w:color="C9CCD1"/>
+        </w:pBdr>
+      </w:pPr>
+    </w:p>
+    <w:p>
+      <w:pPr>
+        <w:pStyle w:val="Heading2"/>
+      </w:pPr>
+      <w:r>
+        <w:t xml:space="preserve">Theme 7 — AI features that under-deliver — 33 reviews (7%) — </w:t>
+      </w:r>
+      <w:r>
+        <w:rPr>
+          <w:b/>
+        </w:rPr>
+        <w:t xml:space="preserve">PRODUCT problem</w:t>
+      </w:r>
+    </w:p>
+    <w:p>
+      <w:r>
+        <w:t xml:space="preserve">Worth separating out because it is the newest theme and directly relevant to an AI-built product.</w:t>
+      </w:r>
+    </w:p>
+    <w:p>
+      <w:r>
+        <w:t xml:space="preserve">1. MealPrepPro, 1★, Sept 16 2026 (*Suz-spark*) — headline complaint is that the app is trying to do too much and the AI meal planner is bad.</w:t>
+      </w:r>
+    </w:p>
+    <w:p>
+      <w:r>
+        <w:t xml:space="preserve">2. MealPrepPro, 2★, Sept 5 2026 (*SamLLLR23*) — recipes taste bland and read as AI-generated; won't pay until that improves.</w:t>
+      </w:r>
+    </w:p>
+    <w:p>
+      <w:r>
+        <w:t xml:space="preserve">3. eMeals, 1★, Sept 8 2026 (*BarbaraWeider*) — says a free AI chatbot produces a more personalized, more useful meal plan than the paid subscription. </w:t>
+      </w:r>
+      <w:r>
+        <w:rPr>
+          <w:b/>
+        </w:rPr>
+        <w:t xml:space="preserve">This is the competitive threat to the entire category.</w:t>
+      </w:r>
+    </w:p>
+    <w:p>
+      <w:pPr>
+        <w:ind w:left="360"/>
+        <w:pBdr>
+          <w:left w:val="single" w:sz="18" w:space="8" w:color="9AA0A6"/>
+        </w:pBdr>
+      </w:pPr>
+      <w:r>
+        <w:rPr>
+          <w:b/>
+        </w:rPr>
+        <w:t xml:space="preserve">Also:</w:t>
+      </w:r>
+      <w:r>
+        <w:t xml:space="preserve"> MyFitnessPal 2★, Sept 5 2026 (*RunBing*) — the AI "coach" gave 2,100 / 2,500 / 2,850 calorie targets on consecutive days that contradicted actual workout days.</w:t>
+      </w:r>
+    </w:p>
+    <w:p>
+      <w:pPr>
+        <w:pBdr>
+          <w:bottom w:val="single" w:sz="6" w:space="6" w:color="C9CCD1"/>
+        </w:pBdr>
+      </w:pPr>
+    </w:p>
+    <w:p>
+      <w:pPr>
+        <w:pStyle w:val="Heading2"/>
+      </w:pPr>
+      <w:r>
+        <w:t xml:space="preserve">Theme 8 — Ads and upsell interruptions — 25 reviews (5%) — </w:t>
+      </w:r>
+      <w:r>
+        <w:rPr>
+          <w:b/>
+        </w:rPr>
+        <w:t xml:space="preserve">PRICING problem</w:t>
+      </w:r>
+    </w:p>
+    <w:p>
+      <w:r>
+        <w:t xml:space="preserve">Pop-ups mid-logging, brand placements inside recipes, ads that freeze the screen.</w:t>
+      </w:r>
+    </w:p>
+    <w:p>
+      <w:r>
+        <w:t xml:space="preserve">1. MyFitnessPal, 1★, Sept 19 2026 (*Honest, not rude*) — ads on open, on logging and on lookup, to the point of freezing the screen.</w:t>
+      </w:r>
+    </w:p>
+    <w:p>
+      <w:r>
+        <w:t xml:space="preserve">2. MyFitnessPal, 2★, Sept 7 2026 (*dragontower22*) — motivational pop-ups interrupt logging with no way to disable them.</w:t>
+      </w:r>
+    </w:p>
+    <w:p>
+      <w:r>
+        <w:t xml:space="preserve">3. eMeals, 1★, Sept 19 2026 (*Brilliant.girl*) — no way to turn off wine-pairing suggestions (they don't drink), plus branded placements that feel like advertising.</w:t>
+      </w:r>
+    </w:p>
+    <w:p>
+      <w:pPr>
+        <w:pBdr>
+          <w:bottom w:val="single" w:sz="6" w:space="6" w:color="C9CCD1"/>
+        </w:pBdr>
+      </w:pPr>
+    </w:p>
+    <w:p>
+      <w:pPr>
+        <w:pStyle w:val="Heading2"/>
+      </w:pPr>
+      <w:r>
+        <w:t xml:space="preserve">Theme 9 — Allergies and preference exclusion — 7 reviews (1%) — </w:t>
+      </w:r>
+      <w:r>
+        <w:rPr>
+          <w:b/>
+        </w:rPr>
+        <w:t xml:space="preserve">PRODUCT problem</w:t>
+      </w:r>
+    </w:p>
+    <w:p>
+      <w:r>
+        <w:t xml:space="preserve">Low count, but read it carefully: </w:t>
+      </w:r>
+      <w:r>
+        <w:rPr>
+          <w:b/>
+        </w:rPr>
+        <w:t xml:space="preserve">it's low because most apps don't offer the feature at all</w:t>
+      </w:r>
+      <w:r>
+        <w:t xml:space="preserve">, so users rarely complain about it in an app-store review — they just leave. Where users do raise it, it's severe and specific.</w:t>
+      </w:r>
+    </w:p>
+    <w:p>
+      <w:r>
+        <w:t xml:space="preserve">1. Mealime, 3★, May 1 2025 (*Gonebaby77*) — could only pick from preset allergen groups; a cilantro allergy had no slot, and recipes still contained ingredients marked as disliked.</w:t>
+      </w:r>
+    </w:p>
+    <w:p>
+      <w:r>
+        <w:t xml:space="preserve">2. Mealime, 2★, Jan 16 2026 (*aria.na_blonde*) — has MCAS and a highly restrictive diet; accepts that low-histamine isn't a preset, but wants to enter their own excluded ingredients.</w:t>
+      </w:r>
+    </w:p>
+    <w:p>
+      <w:r>
+        <w:t xml:space="preserve">3. Eat This Much, 2★, July 20 2025 (*erin29479*) — many customization options but hard to configure, and the vegetarian recipes amount to a block of tofu with sauce.</w:t>
+      </w:r>
+    </w:p>
+    <w:p>
+      <w:r>
+        <w:rPr>
+          <w:b/>
+        </w:rPr>
+        <w:t xml:space="preserve">Why it matters:</w:t>
+      </w:r>
+      <w:r>
+        <w:t xml:space="preserve"> "disliked ingredients still appeared in my plan" shows up in both Mealime and MealPrepPro reviews. </w:t>
+      </w:r>
+      <w:r>
+        <w:rPr>
+          <w:b/>
+        </w:rPr>
+        <w:t xml:space="preserve">A hard exclusion filter that actually holds is a small feature with outsized trust value</w:t>
+      </w:r>
+      <w:r>
+        <w:t xml:space="preserve"> — and a safety issue for real allergies.</w:t>
+      </w:r>
+    </w:p>
+    <w:p>
+      <w:pPr>
+        <w:pBdr>
+          <w:bottom w:val="single" w:sz="6" w:space="6" w:color="C9CCD1"/>
+        </w:pBdr>
+      </w:pPr>
+    </w:p>
+    <w:p>
+      <w:pPr>
+        <w:pStyle w:val="Heading1"/>
+      </w:pPr>
+      <w:r>
+        <w:t xml:space="preserve">Theme summary</w:t>
+      </w:r>
+    </w:p>
+    <w:tbl>
+      <w:tblPr>
+        <w:tblW w:w="10080" w:type="dxa"/>
+        <w:tblBorders>
+          <w:top w:val="single" w:sz="4" w:space="0" w:color="C9CCD1"/>
+          <w:left w:val="single" w:sz="4" w:space="0" w:color="C9CCD1"/>
+          <w:bottom w:val="single" w:sz="4" w:space="0" w:color="C9CCD1"/>
+          <w:right w:val="single" w:sz="4" w:space="0" w:color="C9CCD1"/>
+          <w:insideH w:val="single" w:sz="4" w:space="0" w:color="C9CCD1"/>
+          <w:insideV w:val="single" w:sz="4" w:space="0" w:color="C9CCD1"/>
+        </w:tblBorders>
+        <w:tblLayout w:type="fixed"/>
+      </w:tblPr>
+      <w:tblGrid>
+        <w:gridCol w:w="2016"/>
+        <w:gridCol w:w="2016"/>
+        <w:gridCol w:w="2016"/>
+        <w:gridCol w:w="2016"/>
+        <w:gridCol w:w="2016"/>
+      </w:tblGrid>
+      <w:tr>
+        <w:trPr>
+          <w:tblHeader/>
+        </w:trPr>
+        <w:tc>
+          <w:tcPr>
+            <w:tcW w:w="2016" w:type="dxa"/>
+            <w:shd w:val="clear" w:color="auto" w:fill="EFF1F3"/>
+          </w:tcPr>
+          <w:p>
+            <w:pPr>
+              <w:spacing w:before="40" w:after="40"/>
+            </w:pPr>
+            <w:r>
+              <w:rPr>
+                <w:b/>
+                <w:sz w:val="18"/>
+              </w:rPr>
+              <w:t xml:space="preserve">#</w:t>
+            </w:r>
+          </w:p>
+        </w:tc>
+        <w:tc>
+          <w:tcPr>
+            <w:tcW w:w="2016" w:type="dxa"/>
+            <w:shd w:val="clear" w:color="auto" w:fill="EFF1F3"/>
+          </w:tcPr>
+          <w:p>
+            <w:pPr>
+              <w:spacing w:before="40" w:after="40"/>
+            </w:pPr>
+            <w:r>
+              <w:rPr>
+                <w:b/>
+                <w:sz w:val="18"/>
+              </w:rPr>
+              <w:t xml:space="preserve">Theme</w:t>
+            </w:r>
+          </w:p>
+        </w:tc>
+        <w:tc>
+          <w:tcPr>
+            <w:tcW w:w="2016" w:type="dxa"/>
+            <w:shd w:val="clear" w:color="auto" w:fill="EFF1F3"/>
+          </w:tcPr>
+          <w:p>
+            <w:pPr>
+              <w:spacing w:before="40" w:after="40"/>
+            </w:pPr>
+            <w:r>
+              <w:rPr>
+                <w:b/>
+                <w:sz w:val="18"/>
+              </w:rPr>
+              <w:t xml:space="preserve">Reviews</w:t>
+            </w:r>
+          </w:p>
+        </w:tc>
+        <w:tc>
+          <w:tcPr>
+            <w:tcW w:w="2016" w:type="dxa"/>
+            <w:shd w:val="clear" w:color="auto" w:fill="EFF1F3"/>
+          </w:tcPr>
+          <w:p>
+            <w:pPr>
+              <w:spacing w:before="40" w:after="40"/>
+            </w:pPr>
+            <w:r>
+              <w:rPr>
+                <w:b/>
+                <w:sz w:val="18"/>
+              </w:rPr>
+              <w:t xml:space="preserve">Share</w:t>
+            </w:r>
+          </w:p>
+        </w:tc>
+        <w:tc>
+          <w:tcPr>
+            <w:tcW w:w="2016" w:type="dxa"/>
+            <w:shd w:val="clear" w:color="auto" w:fill="EFF1F3"/>
+          </w:tcPr>
+          <w:p>
+            <w:pPr>
+              <w:spacing w:before="40" w:after="40"/>
+            </w:pPr>
+            <w:r>
+              <w:rPr>
+                <w:b/>
+                <w:sz w:val="18"/>
+              </w:rPr>
+              <w:t xml:space="preserve">Type</w:t>
+            </w:r>
+          </w:p>
+        </w:tc>
+      </w:tr>
+      <w:tr>
+        <w:tc>
+          <w:tcPr>
+            <w:tcW w:w="2016" w:type="dxa"/>
+          </w:tcPr>
+          <w:p>
+            <w:pPr>
+              <w:spacing w:before="40" w:after="40"/>
+            </w:pPr>
+            <w:r>
+              <w:rPr>
+                <w:sz w:val="18"/>
+              </w:rPr>
+              <w:t xml:space="preserve">1</w:t>
+            </w:r>
+          </w:p>
+        </w:tc>
+        <w:tc>
+          <w:tcPr>
+            <w:tcW w:w="2016" w:type="dxa"/>
+          </w:tcPr>
+          <w:p>
+            <w:pPr>
+              <w:spacing w:before="40" w:after="40"/>
+            </w:pPr>
+            <w:r>
+              <w:rPr>
+                <w:sz w:val="18"/>
+              </w:rPr>
+              <w:t xml:space="preserve">Pricing, paywalls, billing</w:t>
+            </w:r>
+          </w:p>
+        </w:tc>
+        <w:tc>
+          <w:tcPr>
+            <w:tcW w:w="2016" w:type="dxa"/>
+          </w:tcPr>
+          <w:p>
+            <w:pPr>
+              <w:spacing w:before="40" w:after="40"/>
+            </w:pPr>
+            <w:r>
+              <w:rPr>
+                <w:sz w:val="18"/>
+              </w:rPr>
+              <w:t xml:space="preserve">189</w:t>
+            </w:r>
+          </w:p>
+        </w:tc>
+        <w:tc>
+          <w:tcPr>
+            <w:tcW w:w="2016" w:type="dxa"/>
+          </w:tcPr>
+          <w:p>
+            <w:pPr>
+              <w:spacing w:before="40" w:after="40"/>
+            </w:pPr>
+            <w:r>
+              <w:rPr>
+                <w:sz w:val="18"/>
+              </w:rPr>
+              <w:t xml:space="preserve">39%</w:t>
+            </w:r>
+          </w:p>
+        </w:tc>
+        <w:tc>
+          <w:tcPr>
+            <w:tcW w:w="2016" w:type="dxa"/>
+          </w:tcPr>
+          <w:p>
+            <w:pPr>
+              <w:spacing w:before="40" w:after="40"/>
+            </w:pPr>
+            <w:r>
+              <w:rPr>
+                <w:b/>
+                <w:sz w:val="18"/>
+              </w:rPr>
+              <w:t xml:space="preserve">Pricing</w:t>
+            </w:r>
+          </w:p>
+        </w:tc>
+      </w:tr>
+      <w:tr>
+        <w:tc>
+          <w:tcPr>
+            <w:tcW w:w="2016" w:type="dxa"/>
+          </w:tcPr>
+          <w:p>
+            <w:pPr>
+              <w:spacing w:before="40" w:after="40"/>
+            </w:pPr>
+            <w:r>
+              <w:rPr>
+                <w:sz w:val="18"/>
+              </w:rPr>
+              <w:t xml:space="preserve">2</w:t>
+            </w:r>
+          </w:p>
+        </w:tc>
+        <w:tc>
+          <w:tcPr>
+            <w:tcW w:w="2016" w:type="dxa"/>
+          </w:tcPr>
+          <w:p>
+            <w:pPr>
+              <w:spacing w:before="40" w:after="40"/>
+            </w:pPr>
+            <w:r>
+              <w:rPr>
+                <w:sz w:val="18"/>
+              </w:rPr>
+              <w:t xml:space="preserve">Nutrition data accuracy</w:t>
+            </w:r>
+          </w:p>
+        </w:tc>
+        <w:tc>
+          <w:tcPr>
+            <w:tcW w:w="2016" w:type="dxa"/>
+          </w:tcPr>
+          <w:p>
+            <w:pPr>
+              <w:spacing w:before="40" w:after="40"/>
+            </w:pPr>
+            <w:r>
+              <w:rPr>
+                <w:sz w:val="18"/>
+              </w:rPr>
+              <w:t xml:space="preserve">123</w:t>
+            </w:r>
+          </w:p>
+        </w:tc>
+        <w:tc>
+          <w:tcPr>
+            <w:tcW w:w="2016" w:type="dxa"/>
+          </w:tcPr>
+          <w:p>
+            <w:pPr>
+              <w:spacing w:before="40" w:after="40"/>
+            </w:pPr>
+            <w:r>
+              <w:rPr>
+                <w:sz w:val="18"/>
+              </w:rPr>
+              <w:t xml:space="preserve">26%</w:t>
+            </w:r>
+          </w:p>
+        </w:tc>
+        <w:tc>
+          <w:tcPr>
+            <w:tcW w:w="2016" w:type="dxa"/>
+          </w:tcPr>
+          <w:p>
+            <w:pPr>
+              <w:spacing w:before="40" w:after="40"/>
+            </w:pPr>
+            <w:r>
+              <w:rPr>
+                <w:sz w:val="18"/>
+              </w:rPr>
+              <w:t xml:space="preserve">Product</w:t>
+            </w:r>
+          </w:p>
+        </w:tc>
+      </w:tr>
+      <w:tr>
+        <w:tc>
+          <w:tcPr>
+            <w:tcW w:w="2016" w:type="dxa"/>
+          </w:tcPr>
+          <w:p>
+            <w:pPr>
+              <w:spacing w:before="40" w:after="40"/>
+            </w:pPr>
+            <w:r>
+              <w:rPr>
+                <w:sz w:val="18"/>
+              </w:rPr>
+              <w:t xml:space="preserve">3</w:t>
+            </w:r>
+          </w:p>
+        </w:tc>
+        <w:tc>
+          <w:tcPr>
+            <w:tcW w:w="2016" w:type="dxa"/>
+          </w:tcPr>
+          <w:p>
+            <w:pPr>
+              <w:spacing w:before="40" w:after="40"/>
+            </w:pPr>
+            <w:r>
+              <w:rPr>
+                <w:sz w:val="18"/>
+              </w:rPr>
+              <w:t xml:space="preserve">Recipe quality / repetition</w:t>
+            </w:r>
+          </w:p>
+        </w:tc>
+        <w:tc>
+          <w:tcPr>
+            <w:tcW w:w="2016" w:type="dxa"/>
+          </w:tcPr>
+          <w:p>
+            <w:pPr>
+              <w:spacing w:before="40" w:after="40"/>
+            </w:pPr>
+            <w:r>
+              <w:rPr>
+                <w:sz w:val="18"/>
+              </w:rPr>
+              <w:t xml:space="preserve">107</w:t>
+            </w:r>
+          </w:p>
+        </w:tc>
+        <w:tc>
+          <w:tcPr>
+            <w:tcW w:w="2016" w:type="dxa"/>
+          </w:tcPr>
+          <w:p>
+            <w:pPr>
+              <w:spacing w:before="40" w:after="40"/>
+            </w:pPr>
+            <w:r>
+              <w:rPr>
+                <w:sz w:val="18"/>
+              </w:rPr>
+              <w:t xml:space="preserve">22%</w:t>
+            </w:r>
+          </w:p>
+        </w:tc>
+        <w:tc>
+          <w:tcPr>
+            <w:tcW w:w="2016" w:type="dxa"/>
+          </w:tcPr>
+          <w:p>
+            <w:pPr>
+              <w:spacing w:before="40" w:after="40"/>
+            </w:pPr>
+            <w:r>
+              <w:rPr>
+                <w:sz w:val="18"/>
+              </w:rPr>
+              <w:t xml:space="preserve">Product</w:t>
+            </w:r>
+          </w:p>
+        </w:tc>
+      </w:tr>
+      <w:tr>
+        <w:tc>
+          <w:tcPr>
+            <w:tcW w:w="2016" w:type="dxa"/>
+          </w:tcPr>
+          <w:p>
+            <w:pPr>
+              <w:spacing w:before="40" w:after="40"/>
+            </w:pPr>
+            <w:r>
+              <w:rPr>
+                <w:sz w:val="18"/>
+              </w:rPr>
+              <w:t xml:space="preserve">4</w:t>
+            </w:r>
+          </w:p>
+        </w:tc>
+        <w:tc>
+          <w:tcPr>
+            <w:tcW w:w="2016" w:type="dxa"/>
+          </w:tcPr>
+          <w:p>
+            <w:pPr>
+              <w:spacing w:before="40" w:after="40"/>
+            </w:pPr>
+            <w:r>
+              <w:rPr>
+                <w:sz w:val="18"/>
+              </w:rPr>
+              <w:t xml:space="preserve">Bugs, redesigns, lost work</w:t>
+            </w:r>
+          </w:p>
+        </w:tc>
+        <w:tc>
+          <w:tcPr>
+            <w:tcW w:w="2016" w:type="dxa"/>
+          </w:tcPr>
+          <w:p>
+            <w:pPr>
+              <w:spacing w:before="40" w:after="40"/>
+            </w:pPr>
+            <w:r>
+              <w:rPr>
+                <w:sz w:val="18"/>
+              </w:rPr>
+              <w:t xml:space="preserve">67</w:t>
+            </w:r>
+          </w:p>
+        </w:tc>
+        <w:tc>
+          <w:tcPr>
+            <w:tcW w:w="2016" w:type="dxa"/>
+          </w:tcPr>
+          <w:p>
+            <w:pPr>
+              <w:spacing w:before="40" w:after="40"/>
+            </w:pPr>
+            <w:r>
+              <w:rPr>
+                <w:sz w:val="18"/>
+              </w:rPr>
+              <w:t xml:space="preserve">14%</w:t>
+            </w:r>
+          </w:p>
+        </w:tc>
+        <w:tc>
+          <w:tcPr>
+            <w:tcW w:w="2016" w:type="dxa"/>
+          </w:tcPr>
+          <w:p>
+            <w:pPr>
+              <w:spacing w:before="40" w:after="40"/>
+            </w:pPr>
+            <w:r>
+              <w:rPr>
+                <w:sz w:val="18"/>
+              </w:rPr>
+              <w:t xml:space="preserve">Product</w:t>
+            </w:r>
+          </w:p>
+        </w:tc>
+      </w:tr>
+      <w:tr>
+        <w:tc>
+          <w:tcPr>
+            <w:tcW w:w="2016" w:type="dxa"/>
+          </w:tcPr>
+          <w:p>
+            <w:pPr>
+              <w:spacing w:before="40" w:after="40"/>
+            </w:pPr>
+            <w:r>
+              <w:rPr>
+                <w:sz w:val="18"/>
+              </w:rPr>
+              <w:t xml:space="preserve">5</w:t>
+            </w:r>
+          </w:p>
+        </w:tc>
+        <w:tc>
+          <w:tcPr>
+            <w:tcW w:w="2016" w:type="dxa"/>
+          </w:tcPr>
+          <w:p>
+            <w:pPr>
+              <w:spacing w:before="40" w:after="40"/>
+            </w:pPr>
+            <w:r>
+              <w:rPr>
+                <w:sz w:val="18"/>
+              </w:rPr>
+              <w:t xml:space="preserve">Grocery integration &amp; lock-in</w:t>
+            </w:r>
+          </w:p>
+        </w:tc>
+        <w:tc>
+          <w:tcPr>
+            <w:tcW w:w="2016" w:type="dxa"/>
+          </w:tcPr>
+          <w:p>
+            <w:pPr>
+              <w:spacing w:before="40" w:after="40"/>
+            </w:pPr>
+            <w:r>
+              <w:rPr>
+                <w:sz w:val="18"/>
+              </w:rPr>
+              <w:t xml:space="preserve">59</w:t>
+            </w:r>
+          </w:p>
+        </w:tc>
+        <w:tc>
+          <w:tcPr>
+            <w:tcW w:w="2016" w:type="dxa"/>
+          </w:tcPr>
+          <w:p>
+            <w:pPr>
+              <w:spacing w:before="40" w:after="40"/>
+            </w:pPr>
+            <w:r>
+              <w:rPr>
+                <w:sz w:val="18"/>
+              </w:rPr>
+              <w:t xml:space="preserve">12%</w:t>
+            </w:r>
+          </w:p>
+        </w:tc>
+        <w:tc>
+          <w:tcPr>
+            <w:tcW w:w="2016" w:type="dxa"/>
+          </w:tcPr>
+          <w:p>
+            <w:pPr>
+              <w:spacing w:before="40" w:after="40"/>
+            </w:pPr>
+            <w:r>
+              <w:rPr>
+                <w:sz w:val="18"/>
+              </w:rPr>
+              <w:t xml:space="preserve">Product</w:t>
+            </w:r>
+          </w:p>
+        </w:tc>
+      </w:tr>
+      <w:tr>
+        <w:tc>
+          <w:tcPr>
+            <w:tcW w:w="2016" w:type="dxa"/>
+          </w:tcPr>
+          <w:p>
+            <w:pPr>
+              <w:spacing w:before="40" w:after="40"/>
+            </w:pPr>
+            <w:r>
+              <w:rPr>
+                <w:sz w:val="18"/>
+              </w:rPr>
+              <w:t xml:space="preserve">6</w:t>
+            </w:r>
+          </w:p>
+        </w:tc>
+        <w:tc>
+          <w:tcPr>
+            <w:tcW w:w="2016" w:type="dxa"/>
+          </w:tcPr>
+          <w:p>
+            <w:pPr>
+              <w:spacing w:before="40" w:after="40"/>
+            </w:pPr>
+            <w:r>
+              <w:rPr>
+                <w:sz w:val="18"/>
+              </w:rPr>
+              <w:t xml:space="preserve">Rigidity / customization</w:t>
+            </w:r>
+          </w:p>
+        </w:tc>
+        <w:tc>
+          <w:tcPr>
+            <w:tcW w:w="2016" w:type="dxa"/>
+          </w:tcPr>
+          <w:p>
+            <w:pPr>
+              <w:spacing w:before="40" w:after="40"/>
+            </w:pPr>
+            <w:r>
+              <w:rPr>
+                <w:sz w:val="18"/>
+              </w:rPr>
+              <w:t xml:space="preserve">53</w:t>
+            </w:r>
+          </w:p>
+        </w:tc>
+        <w:tc>
+          <w:tcPr>
+            <w:tcW w:w="2016" w:type="dxa"/>
+          </w:tcPr>
+          <w:p>
+            <w:pPr>
+              <w:spacing w:before="40" w:after="40"/>
+            </w:pPr>
+            <w:r>
+              <w:rPr>
+                <w:sz w:val="18"/>
+              </w:rPr>
+              <w:t xml:space="preserve">11%</w:t>
+            </w:r>
+          </w:p>
+        </w:tc>
+        <w:tc>
+          <w:tcPr>
+            <w:tcW w:w="2016" w:type="dxa"/>
+          </w:tcPr>
+          <w:p>
+            <w:pPr>
+              <w:spacing w:before="40" w:after="40"/>
+            </w:pPr>
+            <w:r>
+              <w:rPr>
+                <w:sz w:val="18"/>
+              </w:rPr>
+              <w:t xml:space="preserve">Product</w:t>
+            </w:r>
+          </w:p>
+        </w:tc>
+      </w:tr>
+      <w:tr>
+        <w:tc>
+          <w:tcPr>
+            <w:tcW w:w="2016" w:type="dxa"/>
+          </w:tcPr>
+          <w:p>
+            <w:pPr>
+              <w:spacing w:before="40" w:after="40"/>
+            </w:pPr>
+            <w:r>
+              <w:rPr>
+                <w:sz w:val="18"/>
+              </w:rPr>
+              <w:t xml:space="preserve">7</w:t>
+            </w:r>
+          </w:p>
+        </w:tc>
+        <w:tc>
+          <w:tcPr>
+            <w:tcW w:w="2016" w:type="dxa"/>
+          </w:tcPr>
+          <w:p>
+            <w:pPr>
+              <w:spacing w:before="40" w:after="40"/>
+            </w:pPr>
+            <w:r>
+              <w:rPr>
+                <w:sz w:val="18"/>
+              </w:rPr>
+              <w:t xml:space="preserve">AI features under-delivering</w:t>
+            </w:r>
+          </w:p>
+        </w:tc>
+        <w:tc>
+          <w:tcPr>
+            <w:tcW w:w="2016" w:type="dxa"/>
+          </w:tcPr>
+          <w:p>
+            <w:pPr>
+              <w:spacing w:before="40" w:after="40"/>
+            </w:pPr>
+            <w:r>
+              <w:rPr>
+                <w:sz w:val="18"/>
+              </w:rPr>
+              <w:t xml:space="preserve">33</w:t>
+            </w:r>
+          </w:p>
+        </w:tc>
+        <w:tc>
+          <w:tcPr>
+            <w:tcW w:w="2016" w:type="dxa"/>
+          </w:tcPr>
+          <w:p>
+            <w:pPr>
+              <w:spacing w:before="40" w:after="40"/>
+            </w:pPr>
+            <w:r>
+              <w:rPr>
+                <w:sz w:val="18"/>
+              </w:rPr>
+              <w:t xml:space="preserve">7%</w:t>
+            </w:r>
+          </w:p>
+        </w:tc>
+        <w:tc>
+          <w:tcPr>
+            <w:tcW w:w="2016" w:type="dxa"/>
+          </w:tcPr>
+          <w:p>
+            <w:pPr>
+              <w:spacing w:before="40" w:after="40"/>
+            </w:pPr>
+            <w:r>
+              <w:rPr>
+                <w:sz w:val="18"/>
+              </w:rPr>
+              <w:t xml:space="preserve">Product</w:t>
+            </w:r>
+          </w:p>
+        </w:tc>
+      </w:tr>
+      <w:tr>
+        <w:tc>
+          <w:tcPr>
+            <w:tcW w:w="2016" w:type="dxa"/>
+          </w:tcPr>
+          <w:p>
+            <w:pPr>
+              <w:spacing w:before="40" w:after="40"/>
+            </w:pPr>
+            <w:r>
+              <w:rPr>
+                <w:sz w:val="18"/>
+              </w:rPr>
+              <w:t xml:space="preserve">8</w:t>
+            </w:r>
+          </w:p>
+        </w:tc>
+        <w:tc>
+          <w:tcPr>
+            <w:tcW w:w="2016" w:type="dxa"/>
+          </w:tcPr>
+          <w:p>
+            <w:pPr>
+              <w:spacing w:before="40" w:after="40"/>
+            </w:pPr>
+            <w:r>
+              <w:rPr>
+                <w:sz w:val="18"/>
+              </w:rPr>
+              <w:t xml:space="preserve">Ads &amp; upsell interruptions</w:t>
+            </w:r>
+          </w:p>
+        </w:tc>
+        <w:tc>
+          <w:tcPr>
+            <w:tcW w:w="2016" w:type="dxa"/>
+          </w:tcPr>
+          <w:p>
+            <w:pPr>
+              <w:spacing w:before="40" w:after="40"/>
+            </w:pPr>
+            <w:r>
+              <w:rPr>
+                <w:sz w:val="18"/>
+              </w:rPr>
+              <w:t xml:space="preserve">25</w:t>
+            </w:r>
+          </w:p>
+        </w:tc>
+        <w:tc>
+          <w:tcPr>
+            <w:tcW w:w="2016" w:type="dxa"/>
+          </w:tcPr>
+          <w:p>
+            <w:pPr>
+              <w:spacing w:before="40" w:after="40"/>
+            </w:pPr>
+            <w:r>
+              <w:rPr>
+                <w:sz w:val="18"/>
+              </w:rPr>
+              <w:t xml:space="preserve">5%</w:t>
+            </w:r>
+          </w:p>
+        </w:tc>
+        <w:tc>
+          <w:tcPr>
+            <w:tcW w:w="2016" w:type="dxa"/>
+          </w:tcPr>
+          <w:p>
+            <w:pPr>
+              <w:spacing w:before="40" w:after="40"/>
+            </w:pPr>
+            <w:r>
+              <w:rPr>
+                <w:b/>
+                <w:sz w:val="18"/>
+              </w:rPr>
+              <w:t xml:space="preserve">Pricing</w:t>
+            </w:r>
+          </w:p>
+        </w:tc>
+      </w:tr>
+      <w:tr>
+        <w:tc>
+          <w:tcPr>
+            <w:tcW w:w="2016" w:type="dxa"/>
+          </w:tcPr>
+          <w:p>
+            <w:pPr>
+              <w:spacing w:before="40" w:after="40"/>
+            </w:pPr>
+            <w:r>
+              <w:rPr>
+                <w:sz w:val="18"/>
+              </w:rPr>
+              <w:t xml:space="preserve">9</w:t>
+            </w:r>
+          </w:p>
+        </w:tc>
+        <w:tc>
+          <w:tcPr>
+            <w:tcW w:w="2016" w:type="dxa"/>
+          </w:tcPr>
+          <w:p>
+            <w:pPr>
+              <w:spacing w:before="40" w:after="40"/>
+            </w:pPr>
+            <w:r>
+              <w:rPr>
+                <w:sz w:val="18"/>
+              </w:rPr>
+              <w:t xml:space="preserve">Allergy &amp; preference exclusion</w:t>
+            </w:r>
+          </w:p>
+        </w:tc>
+        <w:tc>
+          <w:tcPr>
+            <w:tcW w:w="2016" w:type="dxa"/>
+          </w:tcPr>
+          <w:p>
+            <w:pPr>
+              <w:spacing w:before="40" w:after="40"/>
+            </w:pPr>
+            <w:r>
+              <w:rPr>
+                <w:sz w:val="18"/>
+              </w:rPr>
+              <w:t xml:space="preserve">7</w:t>
+            </w:r>
+          </w:p>
+        </w:tc>
+        <w:tc>
+          <w:tcPr>
+            <w:tcW w:w="2016" w:type="dxa"/>
+          </w:tcPr>
+          <w:p>
+            <w:pPr>
+              <w:spacing w:before="40" w:after="40"/>
+            </w:pPr>
+            <w:r>
+              <w:rPr>
+                <w:sz w:val="18"/>
+              </w:rPr>
+              <w:t xml:space="preserve">1%</w:t>
+            </w:r>
+          </w:p>
+        </w:tc>
+        <w:tc>
+          <w:tcPr>
+            <w:tcW w:w="2016" w:type="dxa"/>
+          </w:tcPr>
+          <w:p>
+            <w:pPr>
+              <w:spacing w:before="40" w:after="40"/>
+            </w:pPr>
+            <w:r>
+              <w:rPr>
+                <w:sz w:val="18"/>
+              </w:rPr>
+              <w:t xml:space="preserve">Product</w:t>
+            </w:r>
+          </w:p>
+        </w:tc>
+      </w:tr>
+    </w:tbl>
+    <w:p>
+      <w:pPr>
+        <w:spacing w:after="0"/>
+      </w:pPr>
+    </w:p>
+    <w:p>
+      <w:r>
+        <w:rPr>
+          <w:b/>
+        </w:rPr>
+        <w:t xml:space="preserve">Split: roughly 44% pricing/business-model, 56% product.</w:t>
+      </w:r>
+      <w:r>
+        <w:t xml:space="preserve"> Unusual for a category this technical — and it means a competitor can win meaningful ground on trust and pricing terms alone, before shipping a single better algorithm.</w:t>
+      </w:r>
+    </w:p>
+    <w:p>
+      <w:pPr>
+        <w:pBdr>
+          <w:bottom w:val="single" w:sz="6" w:space="6" w:color="C9CCD1"/>
+        </w:pBdr>
+      </w:pPr>
+    </w:p>
+    <w:p>
+      <w:pPr>
+        <w:pStyle w:val="Heading1"/>
+      </w:pPr>
+      <w:r>
+        <w:t xml:space="preserve">What companies pay humans to do this job</w:t>
+      </w:r>
+    </w:p>
+    <w:p>
+      <w:r>
+        <w:t xml:space="preserve">The job you'd be automating — take a person's diet and nutrition needs, choose the food, buy it, get it to their house — is currently done by humans in four different job shapes, at four very different prices.</w:t>
+      </w:r>
+    </w:p>
+    <w:p>
+      <w:pPr>
+        <w:pStyle w:val="Heading2"/>
+      </w:pPr>
+      <w:r>
+        <w:t xml:space="preserve">1. The full-stack version: personal / private chef</w:t>
+      </w:r>
+    </w:p>
+    <w:p>
+      <w:r>
+        <w:t xml:space="preserve">Plans to the client's dietary needs, shops, cooks, delivers.</w:t>
+      </w:r>
+    </w:p>
+    <w:tbl>
+      <w:tblPr>
+        <w:tblW w:w="10080" w:type="dxa"/>
+        <w:tblBorders>
+          <w:top w:val="single" w:sz="4" w:space="0" w:color="C9CCD1"/>
+          <w:left w:val="single" w:sz="4" w:space="0" w:color="C9CCD1"/>
+          <w:bottom w:val="single" w:sz="4" w:space="0" w:color="C9CCD1"/>
+          <w:right w:val="single" w:sz="4" w:space="0" w:color="C9CCD1"/>
+          <w:insideH w:val="single" w:sz="4" w:space="0" w:color="C9CCD1"/>
+          <w:insideV w:val="single" w:sz="4" w:space="0" w:color="C9CCD1"/>
+        </w:tblBorders>
+        <w:tblLayout w:type="fixed"/>
+      </w:tblPr>
+      <w:tblGrid>
+        <w:gridCol w:w="3360"/>
+        <w:gridCol w:w="3360"/>
+        <w:gridCol w:w="3360"/>
+      </w:tblGrid>
+      <w:tr>
+        <w:trPr>
+          <w:tblHeader/>
+        </w:trPr>
+        <w:tc>
+          <w:tcPr>
+            <w:tcW w:w="3360" w:type="dxa"/>
+            <w:shd w:val="clear" w:color="auto" w:fill="EFF1F3"/>
+          </w:tcPr>
+          <w:p>
+            <w:pPr>
+              <w:spacing w:before="40" w:after="40"/>
+            </w:pPr>
+            <w:r>
+              <w:rPr>
+                <w:b/>
+                <w:sz w:val="18"/>
+              </w:rPr>
+              <w:t xml:space="preserve">Metric</w:t>
+            </w:r>
+          </w:p>
+        </w:tc>
+        <w:tc>
+          <w:tcPr>
+            <w:tcW w:w="3360" w:type="dxa"/>
+            <w:shd w:val="clear" w:color="auto" w:fill="EFF1F3"/>
+          </w:tcPr>
+          <w:p>
+            <w:pPr>
+              <w:spacing w:before="40" w:after="40"/>
+            </w:pPr>
+            <w:r>
+              <w:rPr>
+                <w:b/>
+                <w:sz w:val="18"/>
+              </w:rPr>
+              <w:t xml:space="preserve">Figure</w:t>
+            </w:r>
+          </w:p>
+        </w:tc>
+        <w:tc>
+          <w:tcPr>
+            <w:tcW w:w="3360" w:type="dxa"/>
+            <w:shd w:val="clear" w:color="auto" w:fill="EFF1F3"/>
+          </w:tcPr>
+          <w:p>
+            <w:pPr>
+              <w:spacing w:before="40" w:after="40"/>
+            </w:pPr>
+            <w:r>
+              <w:rPr>
+                <w:b/>
+                <w:sz w:val="18"/>
+              </w:rPr>
+              <w:t xml:space="preserve">Source</w:t>
+            </w:r>
+          </w:p>
+        </w:tc>
+      </w:tr>
+      <w:tr>
+        <w:tc>
+          <w:tcPr>
+            <w:tcW w:w="3360" w:type="dxa"/>
+          </w:tcPr>
+          <w:p>
+            <w:pPr>
+              <w:spacing w:before="40" w:after="40"/>
+            </w:pPr>
+            <w:r>
+              <w:rPr>
+                <w:sz w:val="18"/>
+              </w:rPr>
+              <w:t xml:space="preserve">Typical independent rate</w:t>
+            </w:r>
+          </w:p>
+        </w:tc>
+        <w:tc>
+          <w:tcPr>
+            <w:tcW w:w="3360" w:type="dxa"/>
+          </w:tcPr>
+          <w:p>
+            <w:pPr>
+              <w:spacing w:before="40" w:after="40"/>
+            </w:pPr>
+            <w:r>
+              <w:rPr>
+                <w:b/>
+                <w:sz w:val="18"/>
+              </w:rPr>
+              <w:t xml:space="preserve">$45–$75/hour</w:t>
+            </w:r>
+            <w:r>
+              <w:rPr>
+                <w:sz w:val="18"/>
+              </w:rPr>
+              <w:t xml:space="preserve">; full-time roles $85K–$150K+</w:t>
+            </w:r>
+          </w:p>
+        </w:tc>
+        <w:tc>
+          <w:tcPr>
+            <w:tcW w:w="3360" w:type="dxa"/>
+          </w:tcPr>
+          <w:p>
+            <w:pPr>
+              <w:spacing w:before="40" w:after="40"/>
+            </w:pPr>
+            <w:hyperlink r:id="rHl47">
+              <w:r>
+                <w:rPr>
+                  <w:rStyle w:val="Hyperlink"/>
+                  <w:sz w:val="18"/>
+                </w:rPr>
+                <w:t xml:space="preserve">iHireChefs</w:t>
+              </w:r>
+            </w:hyperlink>
+          </w:p>
+        </w:tc>
+      </w:tr>
+      <w:tr>
+        <w:tc>
+          <w:tcPr>
+            <w:tcW w:w="3360" w:type="dxa"/>
+          </w:tcPr>
+          <w:p>
+            <w:pPr>
+              <w:spacing w:before="40" w:after="40"/>
+            </w:pPr>
+            <w:r>
+              <w:rPr>
+                <w:sz w:val="18"/>
+              </w:rPr>
+              <w:t xml:space="preserve">Posted service rates (3-hour minimum)</w:t>
+            </w:r>
+          </w:p>
+        </w:tc>
+        <w:tc>
+          <w:tcPr>
+            <w:tcW w:w="3360" w:type="dxa"/>
+          </w:tcPr>
+          <w:p>
+            <w:pPr>
+              <w:spacing w:before="40" w:after="40"/>
+            </w:pPr>
+            <w:r>
+              <w:rPr>
+                <w:sz w:val="18"/>
+              </w:rPr>
+              <w:t xml:space="preserve">Chicago </w:t>
+            </w:r>
+            <w:r>
+              <w:rPr>
+                <w:b/>
+                <w:sz w:val="18"/>
+              </w:rPr>
+              <w:t xml:space="preserve">$78.94/hr</w:t>
+            </w:r>
+            <w:r>
+              <w:rPr>
+                <w:sz w:val="18"/>
+              </w:rPr>
+              <w:t xml:space="preserve">, Philadelphia </w:t>
+            </w:r>
+            <w:r>
+              <w:rPr>
+                <w:b/>
+                <w:sz w:val="18"/>
+              </w:rPr>
+              <w:t xml:space="preserve">$66.19/hr</w:t>
+            </w:r>
+            <w:r>
+              <w:rPr>
+                <w:sz w:val="18"/>
+              </w:rPr>
+              <w:t xml:space="preserve">, Houston </w:t>
+            </w:r>
+            <w:r>
+              <w:rPr>
+                <w:b/>
+                <w:sz w:val="18"/>
+              </w:rPr>
+              <w:t xml:space="preserve">$60.94/hr</w:t>
+            </w:r>
+          </w:p>
+        </w:tc>
+        <w:tc>
+          <w:tcPr>
+            <w:tcW w:w="3360" w:type="dxa"/>
+          </w:tcPr>
+          <w:p>
+            <w:pPr>
+              <w:spacing w:before="40" w:after="40"/>
+            </w:pPr>
+            <w:hyperlink r:id="rHl48">
+              <w:r>
+                <w:rPr>
+                  <w:rStyle w:val="Hyperlink"/>
+                  <w:sz w:val="18"/>
+                </w:rPr>
+                <w:t xml:space="preserve">Friend That Cooks</w:t>
+              </w:r>
+            </w:hyperlink>
+          </w:p>
+        </w:tc>
+      </w:tr>
+      <w:tr>
+        <w:tc>
+          <w:tcPr>
+            <w:tcW w:w="3360" w:type="dxa"/>
+          </w:tcPr>
+          <w:p>
+            <w:pPr>
+              <w:spacing w:before="40" w:after="40"/>
+            </w:pPr>
+            <w:r>
+              <w:rPr>
+                <w:sz w:val="18"/>
+              </w:rPr>
+              <w:t xml:space="preserve">Private chef as an employee</w:t>
+            </w:r>
+          </w:p>
+        </w:tc>
+        <w:tc>
+          <w:tcPr>
+            <w:tcW w:w="3360" w:type="dxa"/>
+          </w:tcPr>
+          <w:p>
+            <w:pPr>
+              <w:spacing w:before="40" w:after="40"/>
+            </w:pPr>
+            <w:r>
+              <w:rPr>
+                <w:b/>
+                <w:sz w:val="18"/>
+              </w:rPr>
+              <w:t xml:space="preserve">~$29.75/hour</w:t>
+            </w:r>
+            <w:r>
+              <w:rPr>
+                <w:sz w:val="18"/>
+              </w:rPr>
+              <w:t xml:space="preserve"> (mid-2026 average)</w:t>
+            </w:r>
+          </w:p>
+        </w:tc>
+        <w:tc>
+          <w:tcPr>
+            <w:tcW w:w="3360" w:type="dxa"/>
+          </w:tcPr>
+          <w:p>
+            <w:pPr>
+              <w:spacing w:before="40" w:after="40"/>
+            </w:pPr>
+            <w:r>
+              <w:rPr>
+                <w:sz w:val="18"/>
+              </w:rPr>
+              <w:t xml:space="preserve">Indeed, via </w:t>
+            </w:r>
+            <w:hyperlink r:id="rHl47">
+              <w:r>
+                <w:rPr>
+                  <w:rStyle w:val="Hyperlink"/>
+                  <w:sz w:val="18"/>
+                </w:rPr>
+                <w:t xml:space="preserve">search</w:t>
+              </w:r>
+            </w:hyperlink>
+          </w:p>
+        </w:tc>
+      </w:tr>
+      <w:tr>
+        <w:tc>
+          <w:tcPr>
+            <w:tcW w:w="3360" w:type="dxa"/>
+          </w:tcPr>
+          <w:p>
+            <w:pPr>
+              <w:spacing w:before="40" w:after="40"/>
+            </w:pPr>
+            <w:r>
+              <w:rPr>
+                <w:sz w:val="18"/>
+              </w:rPr>
+              <w:t xml:space="preserve">Personal meal-prep chef, Chicago</w:t>
+            </w:r>
+          </w:p>
+        </w:tc>
+        <w:tc>
+          <w:tcPr>
+            <w:tcW w:w="3360" w:type="dxa"/>
+          </w:tcPr>
+          <w:p>
+            <w:pPr>
+              <w:spacing w:before="40" w:after="40"/>
+            </w:pPr>
+            <w:r>
+              <w:rPr>
+                <w:b/>
+                <w:sz w:val="18"/>
+              </w:rPr>
+              <w:t xml:space="preserve">$44K–$155K</w:t>
+            </w:r>
+          </w:p>
+        </w:tc>
+        <w:tc>
+          <w:tcPr>
+            <w:tcW w:w="3360" w:type="dxa"/>
+          </w:tcPr>
+          <w:p>
+            <w:pPr>
+              <w:spacing w:before="40" w:after="40"/>
+            </w:pPr>
+            <w:hyperlink r:id="rHl49">
+              <w:r>
+                <w:rPr>
+                  <w:rStyle w:val="Hyperlink"/>
+                  <w:sz w:val="18"/>
+                </w:rPr>
+                <w:t xml:space="preserve">ZipRecruiter</w:t>
+              </w:r>
+            </w:hyperlink>
+          </w:p>
+        </w:tc>
+      </w:tr>
+      <w:tr>
+        <w:tc>
+          <w:tcPr>
+            <w:tcW w:w="3360" w:type="dxa"/>
+          </w:tcPr>
+          <w:p>
+            <w:pPr>
+              <w:spacing w:before="40" w:after="40"/>
+            </w:pPr>
+            <w:r>
+              <w:rPr>
+                <w:sz w:val="18"/>
+              </w:rPr>
+              <w:t xml:space="preserve">Typical engagement</w:t>
+            </w:r>
+          </w:p>
+        </w:tc>
+        <w:tc>
+          <w:tcPr>
+            <w:tcW w:w="3360" w:type="dxa"/>
+          </w:tcPr>
+          <w:p>
+            <w:pPr>
+              <w:spacing w:before="40" w:after="40"/>
+            </w:pPr>
+            <w:r>
+              <w:rPr>
+                <w:sz w:val="18"/>
+              </w:rPr>
+              <w:t xml:space="preserve">5–15 hours/week per family</w:t>
+            </w:r>
+          </w:p>
+        </w:tc>
+        <w:tc>
+          <w:tcPr>
+            <w:tcW w:w="3360" w:type="dxa"/>
+          </w:tcPr>
+          <w:p>
+            <w:pPr>
+              <w:spacing w:before="40" w:after="40"/>
+            </w:pPr>
+            <w:hyperlink r:id="rHl50">
+              <w:r>
+                <w:rPr>
+                  <w:rStyle w:val="Hyperlink"/>
+                  <w:sz w:val="18"/>
+                </w:rPr>
+                <w:t xml:space="preserve">Friend That Cooks</w:t>
+              </w:r>
+            </w:hyperlink>
+          </w:p>
+        </w:tc>
+      </w:tr>
+    </w:tbl>
+    <w:p>
+      <w:pPr>
+        <w:spacing w:after="0"/>
+      </w:pPr>
+    </w:p>
+    <w:p>
+      <w:pPr>
+        <w:pStyle w:val="Heading2"/>
+      </w:pPr>
+      <w:r>
+        <w:t xml:space="preserve">2. The nutrition brain: dietitians and coaches</w:t>
+      </w:r>
+    </w:p>
+    <w:tbl>
+      <w:tblPr>
+        <w:tblW w:w="10080" w:type="dxa"/>
+        <w:tblBorders>
+          <w:top w:val="single" w:sz="4" w:space="0" w:color="C9CCD1"/>
+          <w:left w:val="single" w:sz="4" w:space="0" w:color="C9CCD1"/>
+          <w:bottom w:val="single" w:sz="4" w:space="0" w:color="C9CCD1"/>
+          <w:right w:val="single" w:sz="4" w:space="0" w:color="C9CCD1"/>
+          <w:insideH w:val="single" w:sz="4" w:space="0" w:color="C9CCD1"/>
+          <w:insideV w:val="single" w:sz="4" w:space="0" w:color="C9CCD1"/>
+        </w:tblBorders>
+        <w:tblLayout w:type="fixed"/>
+      </w:tblPr>
+      <w:tblGrid>
+        <w:gridCol w:w="3360"/>
+        <w:gridCol w:w="3360"/>
+        <w:gridCol w:w="3360"/>
+      </w:tblGrid>
+      <w:tr>
+        <w:trPr>
+          <w:tblHeader/>
+        </w:trPr>
+        <w:tc>
+          <w:tcPr>
+            <w:tcW w:w="3360" w:type="dxa"/>
+            <w:shd w:val="clear" w:color="auto" w:fill="EFF1F3"/>
+          </w:tcPr>
+          <w:p>
+            <w:pPr>
+              <w:spacing w:before="40" w:after="40"/>
+            </w:pPr>
+            <w:r>
+              <w:rPr>
+                <w:b/>
+                <w:sz w:val="18"/>
+              </w:rPr>
+              <w:t xml:space="preserve">Role</w:t>
+            </w:r>
+          </w:p>
+        </w:tc>
+        <w:tc>
+          <w:tcPr>
+            <w:tcW w:w="3360" w:type="dxa"/>
+            <w:shd w:val="clear" w:color="auto" w:fill="EFF1F3"/>
+          </w:tcPr>
+          <w:p>
+            <w:pPr>
+              <w:spacing w:before="40" w:after="40"/>
+            </w:pPr>
+            <w:r>
+              <w:rPr>
+                <w:b/>
+                <w:sz w:val="18"/>
+              </w:rPr>
+              <w:t xml:space="preserve">Pay</w:t>
+            </w:r>
+          </w:p>
+        </w:tc>
+        <w:tc>
+          <w:tcPr>
+            <w:tcW w:w="3360" w:type="dxa"/>
+            <w:shd w:val="clear" w:color="auto" w:fill="EFF1F3"/>
+          </w:tcPr>
+          <w:p>
+            <w:pPr>
+              <w:spacing w:before="40" w:after="40"/>
+            </w:pPr>
+            <w:r>
+              <w:rPr>
+                <w:b/>
+                <w:sz w:val="18"/>
+              </w:rPr>
+              <w:t xml:space="preserve">Source</w:t>
+            </w:r>
+          </w:p>
+        </w:tc>
+      </w:tr>
+      <w:tr>
+        <w:tc>
+          <w:tcPr>
+            <w:tcW w:w="3360" w:type="dxa"/>
+          </w:tcPr>
+          <w:p>
+            <w:pPr>
+              <w:spacing w:before="40" w:after="40"/>
+            </w:pPr>
+            <w:r>
+              <w:rPr>
+                <w:sz w:val="18"/>
+              </w:rPr>
+              <w:t xml:space="preserve">Registered dietitian / nutritionist (BLS, 2025 median)</w:t>
+            </w:r>
+          </w:p>
+        </w:tc>
+        <w:tc>
+          <w:tcPr>
+            <w:tcW w:w="3360" w:type="dxa"/>
+          </w:tcPr>
+          <w:p>
+            <w:pPr>
+              <w:spacing w:before="40" w:after="40"/>
+            </w:pPr>
+            <w:r>
+              <w:rPr>
+                <w:b/>
+                <w:sz w:val="18"/>
+              </w:rPr>
+              <w:t xml:space="preserve">$76,400/yr — $36.73/hour</w:t>
+            </w:r>
+            <w:r>
+              <w:rPr>
+                <w:sz w:val="18"/>
+              </w:rPr>
+              <w:t xml:space="preserve">; 86,300 jobs; +8% growth 2025–2035</w:t>
+            </w:r>
+          </w:p>
+        </w:tc>
+        <w:tc>
+          <w:tcPr>
+            <w:tcW w:w="3360" w:type="dxa"/>
+          </w:tcPr>
+          <w:p>
+            <w:pPr>
+              <w:spacing w:before="40" w:after="40"/>
+            </w:pPr>
+            <w:hyperlink r:id="rHl51">
+              <w:r>
+                <w:rPr>
+                  <w:rStyle w:val="Hyperlink"/>
+                  <w:sz w:val="18"/>
+                </w:rPr>
+                <w:t xml:space="preserve">BLS OOH</w:t>
+              </w:r>
+            </w:hyperlink>
+          </w:p>
+        </w:tc>
+      </w:tr>
+      <w:tr>
+        <w:tc>
+          <w:tcPr>
+            <w:tcW w:w="3360" w:type="dxa"/>
+          </w:tcPr>
+          <w:p>
+            <w:pPr>
+              <w:spacing w:before="40" w:after="40"/>
+            </w:pPr>
+            <w:r>
+              <w:rPr>
+                <w:sz w:val="18"/>
+              </w:rPr>
+              <w:t xml:space="preserve">Foodsmart remote RD partner</w:t>
+            </w:r>
+          </w:p>
+        </w:tc>
+        <w:tc>
+          <w:tcPr>
+            <w:tcW w:w="3360" w:type="dxa"/>
+          </w:tcPr>
+          <w:p>
+            <w:pPr>
+              <w:spacing w:before="40" w:after="40"/>
+            </w:pPr>
+            <w:r>
+              <w:rPr>
+                <w:b/>
+                <w:sz w:val="18"/>
+              </w:rPr>
+              <w:t xml:space="preserve">$52.80 per 1-hour visit</w:t>
+            </w:r>
+          </w:p>
+        </w:tc>
+        <w:tc>
+          <w:tcPr>
+            <w:tcW w:w="3360" w:type="dxa"/>
+          </w:tcPr>
+          <w:p>
+            <w:pPr>
+              <w:spacing w:before="40" w:after="40"/>
+            </w:pPr>
+            <w:hyperlink r:id="rHl52">
+              <w:r>
+                <w:rPr>
+                  <w:rStyle w:val="Hyperlink"/>
+                  <w:sz w:val="18"/>
+                </w:rPr>
+                <w:t xml:space="preserve">Foodsmart posting</w:t>
+              </w:r>
+            </w:hyperlink>
+          </w:p>
+        </w:tc>
+      </w:tr>
+      <w:tr>
+        <w:tc>
+          <w:tcPr>
+            <w:tcW w:w="3360" w:type="dxa"/>
+          </w:tcPr>
+          <w:p>
+            <w:pPr>
+              <w:spacing w:before="40" w:after="40"/>
+            </w:pPr>
+            <w:r>
+              <w:rPr>
+                <w:sz w:val="18"/>
+              </w:rPr>
+              <w:t xml:space="preserve">Nutrition coach (general)</w:t>
+            </w:r>
+          </w:p>
+        </w:tc>
+        <w:tc>
+          <w:tcPr>
+            <w:tcW w:w="3360" w:type="dxa"/>
+          </w:tcPr>
+          <w:p>
+            <w:pPr>
+              <w:spacing w:before="40" w:after="40"/>
+            </w:pPr>
+            <w:r>
+              <w:rPr>
+                <w:b/>
+                <w:sz w:val="18"/>
+              </w:rPr>
+              <w:t xml:space="preserve">$21.07/hr</w:t>
+            </w:r>
+            <w:r>
+              <w:rPr>
+                <w:sz w:val="18"/>
+              </w:rPr>
+              <w:t xml:space="preserve"> avg ($19.47–$23.08)</w:t>
+            </w:r>
+          </w:p>
+        </w:tc>
+        <w:tc>
+          <w:tcPr>
+            <w:tcW w:w="3360" w:type="dxa"/>
+          </w:tcPr>
+          <w:p>
+            <w:pPr>
+              <w:spacing w:before="40" w:after="40"/>
+            </w:pPr>
+            <w:hyperlink r:id="rHl53">
+              <w:r>
+                <w:rPr>
+                  <w:rStyle w:val="Hyperlink"/>
+                  <w:sz w:val="18"/>
+                </w:rPr>
+                <w:t xml:space="preserve">ZipRecruiter</w:t>
+              </w:r>
+            </w:hyperlink>
+          </w:p>
+        </w:tc>
+      </w:tr>
+      <w:tr>
+        <w:tc>
+          <w:tcPr>
+            <w:tcW w:w="3360" w:type="dxa"/>
+          </w:tcPr>
+          <w:p>
+            <w:pPr>
+              <w:spacing w:before="40" w:after="40"/>
+            </w:pPr>
+            <w:r>
+              <w:rPr>
+                <w:sz w:val="18"/>
+              </w:rPr>
+              <w:t xml:space="preserve">NASM-certified nutrition coach</w:t>
+            </w:r>
+          </w:p>
+        </w:tc>
+        <w:tc>
+          <w:tcPr>
+            <w:tcW w:w="3360" w:type="dxa"/>
+          </w:tcPr>
+          <w:p>
+            <w:pPr>
+              <w:spacing w:before="40" w:after="40"/>
+            </w:pPr>
+            <w:r>
+              <w:rPr>
+                <w:b/>
+                <w:sz w:val="18"/>
+              </w:rPr>
+              <w:t xml:space="preserve">$19.83/hr</w:t>
+            </w:r>
+            <w:r>
+              <w:rPr>
+                <w:sz w:val="18"/>
+              </w:rPr>
+              <w:t xml:space="preserve"> ($16.59–$22.12)</w:t>
+            </w:r>
+          </w:p>
+        </w:tc>
+        <w:tc>
+          <w:tcPr>
+            <w:tcW w:w="3360" w:type="dxa"/>
+          </w:tcPr>
+          <w:p>
+            <w:pPr>
+              <w:spacing w:before="40" w:after="40"/>
+            </w:pPr>
+            <w:hyperlink r:id="rHl54">
+              <w:r>
+                <w:rPr>
+                  <w:rStyle w:val="Hyperlink"/>
+                  <w:sz w:val="18"/>
+                </w:rPr>
+                <w:t xml:space="preserve">ZipRecruiter</w:t>
+              </w:r>
+            </w:hyperlink>
+          </w:p>
+        </w:tc>
+      </w:tr>
+      <w:tr>
+        <w:tc>
+          <w:tcPr>
+            <w:tcW w:w="3360" w:type="dxa"/>
+          </w:tcPr>
+          <w:p>
+            <w:pPr>
+              <w:spacing w:before="40" w:after="40"/>
+            </w:pPr>
+            <w:r>
+              <w:rPr>
+                <w:sz w:val="18"/>
+              </w:rPr>
+              <w:t xml:space="preserve">"Food as medicine" roles generally</w:t>
+            </w:r>
+          </w:p>
+        </w:tc>
+        <w:tc>
+          <w:tcPr>
+            <w:tcW w:w="3360" w:type="dxa"/>
+          </w:tcPr>
+          <w:p>
+            <w:pPr>
+              <w:spacing w:before="40" w:after="40"/>
+            </w:pPr>
+            <w:r>
+              <w:rPr>
+                <w:b/>
+                <w:sz w:val="18"/>
+              </w:rPr>
+              <w:t xml:space="preserve">$16.72/hr</w:t>
+            </w:r>
+            <w:r>
+              <w:rPr>
+                <w:sz w:val="18"/>
+              </w:rPr>
+              <w:t xml:space="preserve"> avg</w:t>
+            </w:r>
+          </w:p>
+        </w:tc>
+        <w:tc>
+          <w:tcPr>
+            <w:tcW w:w="3360" w:type="dxa"/>
+          </w:tcPr>
+          <w:p>
+            <w:pPr>
+              <w:spacing w:before="40" w:after="40"/>
+            </w:pPr>
+            <w:hyperlink r:id="rHl55">
+              <w:r>
+                <w:rPr>
+                  <w:rStyle w:val="Hyperlink"/>
+                  <w:sz w:val="18"/>
+                </w:rPr>
+                <w:t xml:space="preserve">ZipRecruiter</w:t>
+              </w:r>
+            </w:hyperlink>
+          </w:p>
+        </w:tc>
+      </w:tr>
+    </w:tbl>
+    <w:p>
+      <w:pPr>
+        <w:spacing w:after="0"/>
+      </w:pPr>
+    </w:p>
+    <w:p>
+      <w:pPr>
+        <w:pStyle w:val="Heading2"/>
+      </w:pPr>
+      <w:r>
+        <w:t xml:space="preserve">3. The hands: shoppers and meal-prep assistants</w:t>
+      </w:r>
+    </w:p>
+    <w:tbl>
+      <w:tblPr>
+        <w:tblW w:w="10080" w:type="dxa"/>
+        <w:tblBorders>
+          <w:top w:val="single" w:sz="4" w:space="0" w:color="C9CCD1"/>
+          <w:left w:val="single" w:sz="4" w:space="0" w:color="C9CCD1"/>
+          <w:bottom w:val="single" w:sz="4" w:space="0" w:color="C9CCD1"/>
+          <w:right w:val="single" w:sz="4" w:space="0" w:color="C9CCD1"/>
+          <w:insideH w:val="single" w:sz="4" w:space="0" w:color="C9CCD1"/>
+          <w:insideV w:val="single" w:sz="4" w:space="0" w:color="C9CCD1"/>
+        </w:tblBorders>
+        <w:tblLayout w:type="fixed"/>
+      </w:tblPr>
+      <w:tblGrid>
+        <w:gridCol w:w="3360"/>
+        <w:gridCol w:w="3360"/>
+        <w:gridCol w:w="3360"/>
+      </w:tblGrid>
+      <w:tr>
+        <w:trPr>
+          <w:tblHeader/>
+        </w:trPr>
+        <w:tc>
+          <w:tcPr>
+            <w:tcW w:w="3360" w:type="dxa"/>
+            <w:shd w:val="clear" w:color="auto" w:fill="EFF1F3"/>
+          </w:tcPr>
+          <w:p>
+            <w:pPr>
+              <w:spacing w:before="40" w:after="40"/>
+            </w:pPr>
+            <w:r>
+              <w:rPr>
+                <w:b/>
+                <w:sz w:val="18"/>
+              </w:rPr>
+              <w:t xml:space="preserve">Role</w:t>
+            </w:r>
+          </w:p>
+        </w:tc>
+        <w:tc>
+          <w:tcPr>
+            <w:tcW w:w="3360" w:type="dxa"/>
+            <w:shd w:val="clear" w:color="auto" w:fill="EFF1F3"/>
+          </w:tcPr>
+          <w:p>
+            <w:pPr>
+              <w:spacing w:before="40" w:after="40"/>
+            </w:pPr>
+            <w:r>
+              <w:rPr>
+                <w:b/>
+                <w:sz w:val="18"/>
+              </w:rPr>
+              <w:t xml:space="preserve">Pay</w:t>
+            </w:r>
+          </w:p>
+        </w:tc>
+        <w:tc>
+          <w:tcPr>
+            <w:tcW w:w="3360" w:type="dxa"/>
+            <w:shd w:val="clear" w:color="auto" w:fill="EFF1F3"/>
+          </w:tcPr>
+          <w:p>
+            <w:pPr>
+              <w:spacing w:before="40" w:after="40"/>
+            </w:pPr>
+            <w:r>
+              <w:rPr>
+                <w:b/>
+                <w:sz w:val="18"/>
+              </w:rPr>
+              <w:t xml:space="preserve">Source</w:t>
+            </w:r>
+          </w:p>
+        </w:tc>
+      </w:tr>
+      <w:tr>
+        <w:tc>
+          <w:tcPr>
+            <w:tcW w:w="3360" w:type="dxa"/>
+          </w:tcPr>
+          <w:p>
+            <w:pPr>
+              <w:spacing w:before="40" w:after="40"/>
+            </w:pPr>
+            <w:r>
+              <w:rPr>
+                <w:sz w:val="18"/>
+              </w:rPr>
+              <w:t xml:space="preserve">Personal grocery shopper</w:t>
+            </w:r>
+          </w:p>
+        </w:tc>
+        <w:tc>
+          <w:tcPr>
+            <w:tcW w:w="3360" w:type="dxa"/>
+          </w:tcPr>
+          <w:p>
+            <w:pPr>
+              <w:spacing w:before="40" w:after="40"/>
+            </w:pPr>
+            <w:r>
+              <w:rPr>
+                <w:b/>
+                <w:sz w:val="18"/>
+              </w:rPr>
+              <w:t xml:space="preserve">$12.45–$18.03/hr</w:t>
+            </w:r>
+            <w:r>
+              <w:rPr>
+                <w:sz w:val="18"/>
+              </w:rPr>
+              <w:t xml:space="preserve"> typical; NY </w:t>
+            </w:r>
+            <w:r>
+              <w:rPr>
+                <w:b/>
+                <w:sz w:val="18"/>
+              </w:rPr>
+              <w:t xml:space="preserve">$17.72</w:t>
+            </w:r>
+            <w:r>
+              <w:rPr>
+                <w:sz w:val="18"/>
+              </w:rPr>
+              <w:t xml:space="preserve">, Jacksonville </w:t>
+            </w:r>
+            <w:r>
+              <w:rPr>
+                <w:b/>
+                <w:sz w:val="18"/>
+              </w:rPr>
+              <w:t xml:space="preserve">$15.01</w:t>
+            </w:r>
+          </w:p>
+        </w:tc>
+        <w:tc>
+          <w:tcPr>
+            <w:tcW w:w="3360" w:type="dxa"/>
+          </w:tcPr>
+          <w:p>
+            <w:pPr>
+              <w:spacing w:before="40" w:after="40"/>
+            </w:pPr>
+            <w:hyperlink r:id="rHl56">
+              <w:r>
+                <w:rPr>
+                  <w:rStyle w:val="Hyperlink"/>
+                  <w:sz w:val="18"/>
+                </w:rPr>
+                <w:t xml:space="preserve">ZipRecruiter</w:t>
+              </w:r>
+            </w:hyperlink>
+          </w:p>
+        </w:tc>
+      </w:tr>
+      <w:tr>
+        <w:tc>
+          <w:tcPr>
+            <w:tcW w:w="3360" w:type="dxa"/>
+          </w:tcPr>
+          <w:p>
+            <w:pPr>
+              <w:spacing w:before="40" w:after="40"/>
+            </w:pPr>
+            <w:r>
+              <w:rPr>
+                <w:sz w:val="18"/>
+              </w:rPr>
+              <w:t xml:space="preserve">Personal shopper (general)</w:t>
+            </w:r>
+          </w:p>
+        </w:tc>
+        <w:tc>
+          <w:tcPr>
+            <w:tcW w:w="3360" w:type="dxa"/>
+          </w:tcPr>
+          <w:p>
+            <w:pPr>
+              <w:spacing w:before="40" w:after="40"/>
+            </w:pPr>
+            <w:r>
+              <w:rPr>
+                <w:b/>
+                <w:sz w:val="18"/>
+              </w:rPr>
+              <w:t xml:space="preserve">$14–$21/hr</w:t>
+            </w:r>
+          </w:p>
+        </w:tc>
+        <w:tc>
+          <w:tcPr>
+            <w:tcW w:w="3360" w:type="dxa"/>
+          </w:tcPr>
+          <w:p>
+            <w:pPr>
+              <w:spacing w:before="40" w:after="40"/>
+            </w:pPr>
+            <w:hyperlink r:id="rHl57">
+              <w:r>
+                <w:rPr>
+                  <w:rStyle w:val="Hyperlink"/>
+                  <w:sz w:val="18"/>
+                </w:rPr>
+                <w:t xml:space="preserve">Indeed Flex</w:t>
+              </w:r>
+            </w:hyperlink>
+          </w:p>
+        </w:tc>
+      </w:tr>
+      <w:tr>
+        <w:tc>
+          <w:tcPr>
+            <w:tcW w:w="3360" w:type="dxa"/>
+          </w:tcPr>
+          <w:p>
+            <w:pPr>
+              <w:spacing w:before="40" w:after="40"/>
+            </w:pPr>
+            <w:r>
+              <w:rPr>
+                <w:sz w:val="18"/>
+              </w:rPr>
+              <w:t xml:space="preserve">Meal prep assistant</w:t>
+            </w:r>
+          </w:p>
+        </w:tc>
+        <w:tc>
+          <w:tcPr>
+            <w:tcW w:w="3360" w:type="dxa"/>
+          </w:tcPr>
+          <w:p>
+            <w:pPr>
+              <w:spacing w:before="40" w:after="40"/>
+            </w:pPr>
+            <w:r>
+              <w:rPr>
+                <w:b/>
+                <w:sz w:val="18"/>
+              </w:rPr>
+              <w:t xml:space="preserve">$18.95/hr</w:t>
+            </w:r>
+            <w:r>
+              <w:rPr>
+                <w:sz w:val="18"/>
+              </w:rPr>
+              <w:t xml:space="preserve"> avg ($15.14–$21.15) — postings bundle errands, grocery shopping and transportation</w:t>
+            </w:r>
+          </w:p>
+        </w:tc>
+        <w:tc>
+          <w:tcPr>
+            <w:tcW w:w="3360" w:type="dxa"/>
+          </w:tcPr>
+          <w:p>
+            <w:pPr>
+              <w:spacing w:before="40" w:after="40"/>
+            </w:pPr>
+            <w:hyperlink r:id="rHl58">
+              <w:r>
+                <w:rPr>
+                  <w:rStyle w:val="Hyperlink"/>
+                  <w:sz w:val="18"/>
+                </w:rPr>
+                <w:t xml:space="preserve">ZipRecruiter</w:t>
+              </w:r>
+            </w:hyperlink>
+          </w:p>
+        </w:tc>
+      </w:tr>
+      <w:tr>
+        <w:tc>
+          <w:tcPr>
+            <w:tcW w:w="3360" w:type="dxa"/>
+          </w:tcPr>
+          <w:p>
+            <w:pPr>
+              <w:spacing w:before="40" w:after="40"/>
+            </w:pPr>
+            <w:r>
+              <w:rPr>
+                <w:sz w:val="18"/>
+              </w:rPr>
+              <w:t xml:space="preserve">Meal prep (general)</w:t>
+            </w:r>
+          </w:p>
+        </w:tc>
+        <w:tc>
+          <w:tcPr>
+            <w:tcW w:w="3360" w:type="dxa"/>
+          </w:tcPr>
+          <w:p>
+            <w:pPr>
+              <w:spacing w:before="40" w:after="40"/>
+            </w:pPr>
+            <w:r>
+              <w:rPr>
+                <w:b/>
+                <w:sz w:val="18"/>
+              </w:rPr>
+              <w:t xml:space="preserve">$15.69/hr</w:t>
+            </w:r>
+            <w:r>
+              <w:rPr>
+                <w:sz w:val="18"/>
+              </w:rPr>
+              <w:t xml:space="preserve"> avg ($13.70–$17.31)</w:t>
+            </w:r>
+          </w:p>
+        </w:tc>
+        <w:tc>
+          <w:tcPr>
+            <w:tcW w:w="3360" w:type="dxa"/>
+          </w:tcPr>
+          <w:p>
+            <w:pPr>
+              <w:spacing w:before="40" w:after="40"/>
+            </w:pPr>
+            <w:hyperlink r:id="rHl59">
+              <w:r>
+                <w:rPr>
+                  <w:rStyle w:val="Hyperlink"/>
+                  <w:sz w:val="18"/>
+                </w:rPr>
+                <w:t xml:space="preserve">ZipRecruiter</w:t>
+              </w:r>
+            </w:hyperlink>
+          </w:p>
+        </w:tc>
+      </w:tr>
+    </w:tbl>
+    <w:p>
+      <w:pPr>
+        <w:spacing w:after="0"/>
+      </w:pPr>
+    </w:p>
+    <w:p>
+      <w:pPr>
+        <w:pStyle w:val="Heading2"/>
+      </w:pPr>
+      <w:r>
+        <w:t xml:space="preserve">4. The institutional buyer: food-as-medicine companies</w:t>
+      </w:r>
+    </w:p>
+    <w:p>
+      <w:r>
+        <w:t xml:space="preserve">This is where diet-driven grocery ordering is already a </w:t>
+      </w:r>
+      <w:r>
+        <w:rPr>
+          <w:b/>
+        </w:rPr>
+        <w:t xml:space="preserve">funded, staffed job function</w:t>
+      </w:r>
+      <w:r>
+        <w:t xml:space="preserve"> — paid for by health plans rather than consumers. Employers include </w:t>
+      </w:r>
+      <w:r>
+        <w:rPr>
+          <w:b/>
+        </w:rPr>
+        <w:t xml:space="preserve">Foodsmart</w:t>
+      </w:r>
+      <w:r>
+        <w:t xml:space="preserve"> (RDs guide members to affordable groceries through an online marketplace), </w:t>
+      </w:r>
+      <w:r>
+        <w:rPr>
+          <w:b/>
+        </w:rPr>
+        <w:t xml:space="preserve">NourishedRX</w:t>
+      </w:r>
+      <w:r>
+        <w:t xml:space="preserve"> (medically tailored meals, meal kits and grocery kits), and </w:t>
+      </w:r>
+      <w:r>
+        <w:rPr>
+          <w:b/>
+        </w:rPr>
+        <w:t xml:space="preserve">Community Servings</w:t>
+      </w:r>
+      <w:r>
+        <w:t xml:space="preserve">. Job descriptions explicitly combine nutrition therapy with grocery access. (</w:t>
+      </w:r>
+      <w:hyperlink r:id="rHl52">
+        <w:r>
+          <w:rPr>
+            <w:rStyle w:val="Hyperlink"/>
+          </w:rPr>
+          <w:t xml:space="preserve">Foodsmart</w:t>
+        </w:r>
+      </w:hyperlink>
+      <w:r>
+        <w:t xml:space="preserve">; </w:t>
+      </w:r>
+      <w:hyperlink r:id="rHl55">
+        <w:r>
+          <w:rPr>
+            <w:rStyle w:val="Hyperlink"/>
+          </w:rPr>
+          <w:t xml:space="preserve">Food as Medicine roles</w:t>
+        </w:r>
+      </w:hyperlink>
+      <w:r>
+        <w:t xml:space="preserve">; </w:t>
+      </w:r>
+      <w:hyperlink r:id="rHl60">
+        <w:r>
+          <w:rPr>
+            <w:rStyle w:val="Hyperlink"/>
+          </w:rPr>
+          <w:t xml:space="preserve">Community Servings</w:t>
+        </w:r>
+      </w:hyperlink>
+      <w:r>
+        <w:t xml:space="preserve">)</w:t>
+      </w:r>
+    </w:p>
+    <w:p>
+      <w:pPr>
+        <w:pStyle w:val="Heading2"/>
+      </w:pPr>
+      <w:r>
+        <w:t xml:space="preserve">What this tells you about pricing</w:t>
+      </w:r>
+    </w:p>
+    <w:p>
+      <w:r>
+        <w:t xml:space="preserve">Stack the human version of the job for one household:</w:t>
+      </w:r>
+    </w:p>
+    <w:p>
+      <w:pPr>
+        <w:numPr>
+          <w:ilvl w:val="0"/>
+          <w:numId w:val="1"/>
+        </w:numPr>
+      </w:pPr>
+      <w:r>
+        <w:rPr>
+          <w:b/>
+        </w:rPr>
+        <w:t xml:space="preserve">Nutrition plan:</w:t>
+      </w:r>
+      <w:r>
+        <w:t xml:space="preserve"> one RD hour ≈ </w:t>
+      </w:r>
+      <w:r>
+        <w:rPr>
+          <w:b/>
+        </w:rPr>
+        <w:t xml:space="preserve">$37–$53</w:t>
+      </w:r>
+    </w:p>
+    <w:p>
+      <w:pPr>
+        <w:numPr>
+          <w:ilvl w:val="0"/>
+          <w:numId w:val="1"/>
+        </w:numPr>
+      </w:pPr>
+      <w:r>
+        <w:rPr>
+          <w:b/>
+        </w:rPr>
+        <w:t xml:space="preserve">Shopping and ordering:</w:t>
+      </w:r>
+      <w:r>
+        <w:t xml:space="preserve"> 2 hrs/week × ~$16/hr ≈ </w:t>
+      </w:r>
+      <w:r>
+        <w:rPr>
+          <w:b/>
+        </w:rPr>
+        <w:t xml:space="preserve">$32/week ≈ $139/month</w:t>
+      </w:r>
+    </w:p>
+    <w:p>
+      <w:pPr>
+        <w:numPr>
+          <w:ilvl w:val="0"/>
+          <w:numId w:val="1"/>
+        </w:numPr>
+      </w:pPr>
+      <w:r>
+        <w:rPr>
+          <w:b/>
+        </w:rPr>
+        <w:t xml:space="preserve">Or the all-in-one human:</w:t>
+      </w:r>
+      <w:r>
+        <w:t xml:space="preserve"> a personal chef at 5 hrs/week in Chicago ≈ </w:t>
+      </w:r>
+      <w:r>
+        <w:rPr>
+          <w:b/>
+        </w:rPr>
+        <w:t xml:space="preserve">$395/week</w:t>
+      </w:r>
+    </w:p>
+    <w:p>
+      <w:r>
+        <w:t xml:space="preserve">So the human-labor equivalent of what this app would do runs from roughly </w:t>
+      </w:r>
+      <w:r>
+        <w:rPr>
+          <w:b/>
+        </w:rPr>
+        <w:t xml:space="preserve">$150/month (coach + shopper, unbundled)</w:t>
+      </w:r>
+      <w:r>
+        <w:t xml:space="preserve"> to </w:t>
+      </w:r>
+      <w:r>
+        <w:rPr>
+          <w:b/>
+        </w:rPr>
+        <w:t xml:space="preserve">$1,500+/month (personal chef)</w:t>
+      </w:r>
+      <w:r>
+        <w:t xml:space="preserve">. Against that, the apps people are currently rage-quitting charge </w:t>
+      </w:r>
+      <w:r>
+        <w:rPr>
+          <w:b/>
+        </w:rPr>
+        <w:t xml:space="preserve">$11–$20/month</w:t>
+      </w:r>
+      <w:r>
+        <w:t xml:space="preserve"> — and 39% of the complaints are about *that* charge. The gap between what the job is worth ($150+) and what the category has trained users to pay ($11) is the central pricing problem for this project, and the B2B/health-plan channel is where that gap closes.</w:t>
+      </w:r>
+    </w:p>
+    <w:p>
+      <w:pPr>
+        <w:pBdr>
+          <w:bottom w:val="single" w:sz="6" w:space="6" w:color="C9CCD1"/>
+        </w:pBdr>
+      </w:pPr>
+    </w:p>
+    <w:p>
+      <w:pPr>
+        <w:pStyle w:val="Heading1"/>
+      </w:pPr>
+      <w:r>
+        <w:t xml:space="preserve">Flags and gaps</w:t>
+      </w:r>
+    </w:p>
+    <w:tbl>
+      <w:tblPr>
+        <w:tblW w:w="10080" w:type="dxa"/>
+        <w:tblBorders>
+          <w:top w:val="single" w:sz="4" w:space="0" w:color="C9CCD1"/>
+          <w:left w:val="single" w:sz="4" w:space="0" w:color="C9CCD1"/>
+          <w:bottom w:val="single" w:sz="4" w:space="0" w:color="C9CCD1"/>
+          <w:right w:val="single" w:sz="4" w:space="0" w:color="C9CCD1"/>
+          <w:insideH w:val="single" w:sz="4" w:space="0" w:color="C9CCD1"/>
+          <w:insideV w:val="single" w:sz="4" w:space="0" w:color="C9CCD1"/>
+        </w:tblBorders>
+        <w:tblLayout w:type="fixed"/>
+      </w:tblPr>
+      <w:tblGrid>
+        <w:gridCol w:w="5040"/>
+        <w:gridCol w:w="5040"/>
+      </w:tblGrid>
+      <w:tr>
+        <w:trPr>
+          <w:tblHeader/>
+        </w:trPr>
+        <w:tc>
+          <w:tcPr>
+            <w:tcW w:w="5040" w:type="dxa"/>
+            <w:shd w:val="clear" w:color="auto" w:fill="EFF1F3"/>
+          </w:tcPr>
+          <w:p>
+            <w:pPr>
+              <w:spacing w:before="40" w:after="40"/>
+            </w:pPr>
+            <w:r>
+              <w:rPr>
+                <w:b/>
+                <w:sz w:val="18"/>
+              </w:rPr>
+              <w:t xml:space="preserve">Item</w:t>
+            </w:r>
+          </w:p>
+        </w:tc>
+        <w:tc>
+          <w:tcPr>
+            <w:tcW w:w="5040" w:type="dxa"/>
+            <w:shd w:val="clear" w:color="auto" w:fill="EFF1F3"/>
+          </w:tcPr>
+          <w:p>
+            <w:pPr>
+              <w:spacing w:before="40" w:after="40"/>
+            </w:pPr>
+            <w:r>
+              <w:rPr>
+                <w:b/>
+                <w:sz w:val="18"/>
+              </w:rPr>
+              <w:t xml:space="preserve">Status</w:t>
+            </w:r>
+          </w:p>
+        </w:tc>
+      </w:tr>
+      <w:tr>
+        <w:tc>
+          <w:tcPr>
+            <w:tcW w:w="5040" w:type="dxa"/>
+          </w:tcPr>
+          <w:p>
+            <w:pPr>
+              <w:spacing w:before="40" w:after="40"/>
+            </w:pPr>
+            <w:r>
+              <w:rPr>
+                <w:b/>
+                <w:sz w:val="18"/>
+              </w:rPr>
+              <w:t xml:space="preserve">G2 reviews</w:t>
+            </w:r>
+          </w:p>
+        </w:tc>
+        <w:tc>
+          <w:tcPr>
+            <w:tcW w:w="5040" w:type="dxa"/>
+          </w:tcPr>
+          <w:p>
+            <w:pPr>
+              <w:spacing w:before="40" w:after="40"/>
+            </w:pPr>
+            <w:r>
+              <w:rPr>
+                <w:sz w:val="18"/>
+              </w:rPr>
+              <w:t xml:space="preserve">❌ Not obtained — 403 on fetch, blank page in browser. Requested but unavailable.</w:t>
+            </w:r>
+          </w:p>
+        </w:tc>
+      </w:tr>
+      <w:tr>
+        <w:tc>
+          <w:tcPr>
+            <w:tcW w:w="5040" w:type="dxa"/>
+          </w:tcPr>
+          <w:p>
+            <w:pPr>
+              <w:spacing w:before="40" w:after="40"/>
+            </w:pPr>
+            <w:r>
+              <w:rPr>
+                <w:b/>
+                <w:sz w:val="18"/>
+              </w:rPr>
+              <w:t xml:space="preserve">Reddit complaints</w:t>
+            </w:r>
+          </w:p>
+        </w:tc>
+        <w:tc>
+          <w:tcPr>
+            <w:tcW w:w="5040" w:type="dxa"/>
+          </w:tcPr>
+          <w:p>
+            <w:pPr>
+              <w:spacing w:before="40" w:after="40"/>
+            </w:pPr>
+            <w:r>
+              <w:rPr>
+                <w:sz w:val="18"/>
+              </w:rPr>
+              <w:t xml:space="preserve">❌ Not obtained — blocked for search and page access. Requested but unavailable.</w:t>
+            </w:r>
+          </w:p>
+        </w:tc>
+      </w:tr>
+      <w:tr>
+        <w:tc>
+          <w:tcPr>
+            <w:tcW w:w="5040" w:type="dxa"/>
+          </w:tcPr>
+          <w:p>
+            <w:pPr>
+              <w:spacing w:before="40" w:after="40"/>
+            </w:pPr>
+            <w:r>
+              <w:rPr>
+                <w:b/>
+                <w:sz w:val="18"/>
+              </w:rPr>
+              <w:t xml:space="preserve">Verbatim quotes</w:t>
+            </w:r>
+          </w:p>
+        </w:tc>
+        <w:tc>
+          <w:tcPr>
+            <w:tcW w:w="5040" w:type="dxa"/>
+          </w:tcPr>
+          <w:p>
+            <w:pPr>
+              <w:spacing w:before="40" w:after="40"/>
+            </w:pPr>
+            <w:r>
+              <w:rPr>
+                <w:sz w:val="18"/>
+              </w:rPr>
+              <w:t xml:space="preserve">⚠️ Paraphrased rather than reproduced; full original text is in the saved JSON dataset alongside this file.</w:t>
+            </w:r>
+          </w:p>
+        </w:tc>
+      </w:tr>
+      <w:tr>
+        <w:tc>
+          <w:tcPr>
+            <w:tcW w:w="5040" w:type="dxa"/>
+          </w:tcPr>
+          <w:p>
+            <w:pPr>
+              <w:spacing w:before="40" w:after="40"/>
+            </w:pPr>
+            <w:r>
+              <w:rPr>
+                <w:b/>
+                <w:sz w:val="18"/>
+              </w:rPr>
+              <w:t xml:space="preserve">Google Play reviews</w:t>
+            </w:r>
+          </w:p>
+        </w:tc>
+        <w:tc>
+          <w:tcPr>
+            <w:tcW w:w="5040" w:type="dxa"/>
+          </w:tcPr>
+          <w:p>
+            <w:pPr>
+              <w:spacing w:before="40" w:after="40"/>
+            </w:pPr>
+            <w:r>
+              <w:rPr>
+                <w:sz w:val="18"/>
+              </w:rPr>
+              <w:t xml:space="preserve">⚠️ Not collected — only Apple's feed was accessible. Android complaint patterns may differ.</w:t>
+            </w:r>
+          </w:p>
+        </w:tc>
+      </w:tr>
+      <w:tr>
+        <w:tc>
+          <w:tcPr>
+            <w:tcW w:w="5040" w:type="dxa"/>
+          </w:tcPr>
+          <w:p>
+            <w:pPr>
+              <w:spacing w:before="40" w:after="40"/>
+            </w:pPr>
+            <w:r>
+              <w:rPr>
+                <w:b/>
+                <w:sz w:val="18"/>
+              </w:rPr>
+              <w:t xml:space="preserve">Sample skew</w:t>
+            </w:r>
+          </w:p>
+        </w:tc>
+        <w:tc>
+          <w:tcPr>
+            <w:tcW w:w="5040" w:type="dxa"/>
+          </w:tcPr>
+          <w:p>
+            <w:pPr>
+              <w:spacing w:before="40" w:after="40"/>
+            </w:pPr>
+            <w:r>
+              <w:rPr>
+                <w:sz w:val="18"/>
+              </w:rPr>
+              <w:t xml:space="preserve">⚠️ Apple's public feed returns recent reviews, not a random sample, and only 1–3★ ones were kept. These are frequencies *within complaints*, not within all users. All nine apps rate 4.3–4.8★ overall.</w:t>
+            </w:r>
+          </w:p>
+        </w:tc>
+      </w:tr>
+      <w:tr>
+        <w:tc>
+          <w:tcPr>
+            <w:tcW w:w="5040" w:type="dxa"/>
+          </w:tcPr>
+          <w:p>
+            <w:pPr>
+              <w:spacing w:before="40" w:after="40"/>
+            </w:pPr>
+            <w:r>
+              <w:rPr>
+                <w:b/>
+                <w:sz w:val="18"/>
+              </w:rPr>
+              <w:t xml:space="preserve">MacroFactor volume</w:t>
+            </w:r>
+          </w:p>
+        </w:tc>
+        <w:tc>
+          <w:tcPr>
+            <w:tcW w:w="5040" w:type="dxa"/>
+          </w:tcPr>
+          <w:p>
+            <w:pPr>
+              <w:spacing w:before="40" w:after="40"/>
+            </w:pPr>
+            <w:r>
+              <w:rPr>
+                <w:sz w:val="18"/>
+              </w:rPr>
+              <w:t xml:space="preserve">⚠️ 126 critical reviews partly reflects a large, highly engaged user base, not a worse product.</w:t>
+            </w:r>
+          </w:p>
+        </w:tc>
+      </w:tr>
+      <w:tr>
+        <w:tc>
+          <w:tcPr>
+            <w:tcW w:w="5040" w:type="dxa"/>
+          </w:tcPr>
+          <w:p>
+            <w:pPr>
+              <w:spacing w:before="40" w:after="40"/>
+            </w:pPr>
+            <w:r>
+              <w:rPr>
+                <w:b/>
+                <w:sz w:val="18"/>
+              </w:rPr>
+              <w:t xml:space="preserve">Indeed private-chef $29.75/hr</w:t>
+            </w:r>
+          </w:p>
+        </w:tc>
+        <w:tc>
+          <w:tcPr>
+            <w:tcW w:w="5040" w:type="dxa"/>
+          </w:tcPr>
+          <w:p>
+            <w:pPr>
+              <w:spacing w:before="40" w:after="40"/>
+            </w:pPr>
+            <w:r>
+              <w:rPr>
+                <w:sz w:val="18"/>
+              </w:rPr>
+              <w:t xml:space="preserve">⚠️ Came through a search summary, not a directly retrieved Indeed page.</w:t>
+            </w:r>
+          </w:p>
+        </w:tc>
+      </w:tr>
+      <w:tr>
+        <w:tc>
+          <w:tcPr>
+            <w:tcW w:w="5040" w:type="dxa"/>
+          </w:tcPr>
+          <w:p>
+            <w:pPr>
+              <w:spacing w:before="40" w:after="40"/>
+            </w:pPr>
+            <w:r>
+              <w:rPr>
+                <w:b/>
+                <w:sz w:val="18"/>
+              </w:rPr>
+              <w:t xml:space="preserve">Capterra review dates</w:t>
+            </w:r>
+          </w:p>
+        </w:tc>
+        <w:tc>
+          <w:tcPr>
+            <w:tcW w:w="5040" w:type="dxa"/>
+          </w:tcPr>
+          <w:p>
+            <w:pPr>
+              <w:spacing w:before="40" w:after="40"/>
+            </w:pPr>
+            <w:r>
+              <w:rPr>
+                <w:sz w:val="18"/>
+              </w:rPr>
+              <w:t xml:space="preserve">⚠️ Some cited cons pre-date the 18-month window; they're included only where 2025–26 reviews repeat the same point.</w:t>
+            </w:r>
+          </w:p>
+        </w:tc>
+      </w:tr>
+      <w:tr>
+        <w:tc>
+          <w:tcPr>
+            <w:tcW w:w="5040" w:type="dxa"/>
+          </w:tcPr>
+          <w:p>
+            <w:pPr>
+              <w:spacing w:before="40" w:after="40"/>
+            </w:pPr>
+            <w:r>
+              <w:rPr>
+                <w:b/>
+                <w:sz w:val="18"/>
+              </w:rPr>
+              <w:t xml:space="preserve">Theme counts</w:t>
+            </w:r>
+          </w:p>
+        </w:tc>
+        <w:tc>
+          <w:tcPr>
+            <w:tcW w:w="5040" w:type="dxa"/>
+          </w:tcPr>
+          <w:p>
+            <w:pPr>
+              <w:spacing w:before="40" w:after="40"/>
+            </w:pPr>
+            <w:r>
+              <w:rPr>
+                <w:sz w:val="18"/>
+              </w:rPr>
+              <w:t xml:space="preserve">⚠️ Produced by keyword matching over review text, then spot-checked by reading samples. Reviews can count in several themes. Treat as magnitude, not precision.</w:t>
+            </w:r>
+          </w:p>
+        </w:tc>
+      </w:tr>
+    </w:tbl>
+    <w:p>
+      <w:pPr>
+        <w:spacing w:after="0"/>
+      </w:pPr>
     </w:p>
     <w:sectPr>
       <w:pgSz w:w="12240" w:h="15840"/>

--- a/07_DietGroceryApp/ResearchAgents/DietGroceryApp_Research.docx
+++ b/07_DietGroceryApp/ResearchAgents/DietGroceryApp_Research.docx
@@ -82,6 +82,17 @@
       </w:pPr>
       <w:r>
         <w:t xml:space="preserve">Section 2 — Complaint Themes &amp; The Human Job Market: 479 recent critical app reviews grouped into nine themes, plus what companies pay humans to plan, buy and deliver food to a diet spec. *(Added Sept 22, 2026)*</w:t>
+      </w:r>
+    </w:p>
+    <w:p>
+      <w:pPr>
+        <w:numPr>
+          <w:ilvl w:val="0"/>
+          <w:numId w:val="1"/>
+        </w:numPr>
+      </w:pPr>
+      <w:r>
+        <w:t xml:space="preserve">Section 3 — Competitor Teardown: pricing, features, target customer, funding and top complaints for nine apps, plus the gaps nobody serves. *(Added Sept 22, 2026)*</w:t>
       </w:r>
     </w:p>
     <w:p>
@@ -8835,6 +8846,2833 @@
                 <w:sz w:val="18"/>
               </w:rPr>
               <w:t xml:space="preserve">⚠️ Produced by keyword matching over review text, then spot-checked by reading samples. Reviews can count in several themes. Treat as magnitude, not precision.</w:t>
+            </w:r>
+          </w:p>
+        </w:tc>
+      </w:tr>
+    </w:tbl>
+    <w:p>
+      <w:pPr>
+        <w:spacing w:after="0"/>
+      </w:pPr>
+    </w:p>
+    <w:p>
+      <w:r>
+        <w:br w:type="page"/>
+      </w:r>
+    </w:p>
+    <w:p>
+      <w:pPr>
+        <w:pStyle w:val="Title"/>
+      </w:pPr>
+      <w:r>
+        <w:t xml:space="preserve">Competitor Teardown — 9 Apps</w:t>
+      </w:r>
+    </w:p>
+    <w:p>
+      <w:r>
+        <w:rPr>
+          <w:b/>
+        </w:rPr>
+        <w:t xml:space="preserve">Prepared:</w:t>
+      </w:r>
+      <w:r>
+        <w:t xml:space="preserve"> September 22, 2026</w:t>
+      </w:r>
+    </w:p>
+    <w:p>
+      <w:r>
+        <w:rPr>
+          <w:b/>
+        </w:rPr>
+        <w:t xml:space="preserve">Method:</w:t>
+      </w:r>
+      <w:r>
+        <w:t xml:space="preserve"> Prices taken from each company's own pricing page where one exists and is readable; otherwise from the app's App Store listing, which shows in-app purchase prices directly from Apple. Complaints come from the 479 critical App Store reviews (≤3★, since March 22, 2025) collected in </w:t>
+      </w:r>
+      <w:hyperlink r:id="rHl61">
+        <w:r>
+          <w:rPr>
+            <w:rStyle w:val="Hyperlink"/>
+          </w:rPr>
+          <w:t xml:space="preserve">appstore-reviews-2025-2026.json</w:t>
+        </w:r>
+      </w:hyperlink>
+      <w:r>
+        <w:t xml:space="preserve">.</w:t>
+      </w:r>
+    </w:p>
+    <w:p>
+      <w:r>
+        <w:rPr>
+          <w:b/>
+        </w:rPr>
+        <w:t xml:space="preserve">Two standing caveats:</w:t>
+      </w:r>
+    </w:p>
+    <w:p>
+      <w:pPr>
+        <w:numPr>
+          <w:ilvl w:val="0"/>
+          <w:numId w:val="1"/>
+        </w:numPr>
+      </w:pPr>
+      <w:r>
+        <w:rPr>
+          <w:b/>
+        </w:rPr>
+        <w:t xml:space="preserve">Complaints are paraphrased, not quoted.</w:t>
+      </w:r>
+      <w:r>
+        <w:t xml:space="preserve"> I don't reproduce other people's writing verbatim. Each one carries the app, star rating, date and reviewer handle so you can find the original — the exact text of all 479 is in the JSON file above, ready to quote in your coursework.</w:t>
+      </w:r>
+    </w:p>
+    <w:p>
+      <w:pPr>
+        <w:numPr>
+          <w:ilvl w:val="0"/>
+          <w:numId w:val="1"/>
+        </w:numPr>
+      </w:pPr>
+      <w:r>
+        <w:rPr>
+          <w:b/>
+        </w:rPr>
+        <w:t xml:space="preserve">Anything I inferred rather than read is tagged `[UNVERIFIED]`.</w:t>
+      </w:r>
+    </w:p>
+    <w:p>
+      <w:pPr>
+        <w:pBdr>
+          <w:bottom w:val="single" w:sz="6" w:space="6" w:color="C9CCD1"/>
+        </w:pBdr>
+      </w:pPr>
+    </w:p>
+    <w:p>
+      <w:pPr>
+        <w:pStyle w:val="Heading1"/>
+      </w:pPr>
+      <w:r>
+        <w:t xml:space="preserve">Master comparison table</w:t>
+      </w:r>
+    </w:p>
+    <w:tbl>
+      <w:tblPr>
+        <w:tblW w:w="10080" w:type="dxa"/>
+        <w:tblBorders>
+          <w:top w:val="single" w:sz="4" w:space="0" w:color="C9CCD1"/>
+          <w:left w:val="single" w:sz="4" w:space="0" w:color="C9CCD1"/>
+          <w:bottom w:val="single" w:sz="4" w:space="0" w:color="C9CCD1"/>
+          <w:right w:val="single" w:sz="4" w:space="0" w:color="C9CCD1"/>
+          <w:insideH w:val="single" w:sz="4" w:space="0" w:color="C9CCD1"/>
+          <w:insideV w:val="single" w:sz="4" w:space="0" w:color="C9CCD1"/>
+        </w:tblBorders>
+        <w:tblLayout w:type="fixed"/>
+      </w:tblPr>
+      <w:tblGrid>
+        <w:gridCol w:w="1680"/>
+        <w:gridCol w:w="1680"/>
+        <w:gridCol w:w="1680"/>
+        <w:gridCol w:w="1680"/>
+        <w:gridCol w:w="1680"/>
+        <w:gridCol w:w="1680"/>
+      </w:tblGrid>
+      <w:tr>
+        <w:trPr>
+          <w:tblHeader/>
+        </w:trPr>
+        <w:tc>
+          <w:tcPr>
+            <w:tcW w:w="1680" w:type="dxa"/>
+            <w:shd w:val="clear" w:color="auto" w:fill="EFF1F3"/>
+          </w:tcPr>
+          <w:p>
+            <w:pPr>
+              <w:spacing w:before="40" w:after="40"/>
+            </w:pPr>
+            <w:r>
+              <w:rPr>
+                <w:b/>
+                <w:sz w:val="18"/>
+              </w:rPr>
+              <w:t xml:space="preserve">App</w:t>
+            </w:r>
+          </w:p>
+        </w:tc>
+        <w:tc>
+          <w:tcPr>
+            <w:tcW w:w="1680" w:type="dxa"/>
+            <w:shd w:val="clear" w:color="auto" w:fill="EFF1F3"/>
+          </w:tcPr>
+          <w:p>
+            <w:pPr>
+              <w:spacing w:before="40" w:after="40"/>
+            </w:pPr>
+            <w:r>
+              <w:rPr>
+                <w:b/>
+                <w:sz w:val="18"/>
+              </w:rPr>
+              <w:t xml:space="preserve">Price (from source)</w:t>
+            </w:r>
+          </w:p>
+        </w:tc>
+        <w:tc>
+          <w:tcPr>
+            <w:tcW w:w="1680" w:type="dxa"/>
+            <w:shd w:val="clear" w:color="auto" w:fill="EFF1F3"/>
+          </w:tcPr>
+          <w:p>
+            <w:pPr>
+              <w:spacing w:before="40" w:after="40"/>
+            </w:pPr>
+            <w:r>
+              <w:rPr>
+                <w:b/>
+                <w:sz w:val="18"/>
+              </w:rPr>
+              <w:t xml:space="preserve">Three core features</w:t>
+            </w:r>
+          </w:p>
+        </w:tc>
+        <w:tc>
+          <w:tcPr>
+            <w:tcW w:w="1680" w:type="dxa"/>
+            <w:shd w:val="clear" w:color="auto" w:fill="EFF1F3"/>
+          </w:tcPr>
+          <w:p>
+            <w:pPr>
+              <w:spacing w:before="40" w:after="40"/>
+            </w:pPr>
+            <w:r>
+              <w:rPr>
+                <w:b/>
+                <w:sz w:val="18"/>
+              </w:rPr>
+              <w:t xml:space="preserve">Target customer</w:t>
+            </w:r>
+          </w:p>
+        </w:tc>
+        <w:tc>
+          <w:tcPr>
+            <w:tcW w:w="1680" w:type="dxa"/>
+            <w:shd w:val="clear" w:color="auto" w:fill="EFF1F3"/>
+          </w:tcPr>
+          <w:p>
+            <w:pPr>
+              <w:spacing w:before="40" w:after="40"/>
+            </w:pPr>
+            <w:r>
+              <w:rPr>
+                <w:b/>
+                <w:sz w:val="18"/>
+              </w:rPr>
+              <w:t xml:space="preserve">Funding / ownership</w:t>
+            </w:r>
+          </w:p>
+        </w:tc>
+        <w:tc>
+          <w:tcPr>
+            <w:tcW w:w="1680" w:type="dxa"/>
+            <w:shd w:val="clear" w:color="auto" w:fill="EFF1F3"/>
+          </w:tcPr>
+          <w:p>
+            <w:pPr>
+              <w:spacing w:before="40" w:after="40"/>
+            </w:pPr>
+            <w:r>
+              <w:rPr>
+                <w:b/>
+                <w:sz w:val="18"/>
+              </w:rPr>
+              <w:t xml:space="preserve">Top 3 complaints</w:t>
+            </w:r>
+          </w:p>
+        </w:tc>
+      </w:tr>
+      <w:tr>
+        <w:tc>
+          <w:tcPr>
+            <w:tcW w:w="1680" w:type="dxa"/>
+          </w:tcPr>
+          <w:p>
+            <w:pPr>
+              <w:spacing w:before="40" w:after="40"/>
+            </w:pPr>
+            <w:r>
+              <w:rPr>
+                <w:b/>
+                <w:sz w:val="18"/>
+              </w:rPr>
+              <w:t xml:space="preserve">MyFitnessPal</w:t>
+            </w:r>
+          </w:p>
+        </w:tc>
+        <w:tc>
+          <w:tcPr>
+            <w:tcW w:w="1680" w:type="dxa"/>
+          </w:tcPr>
+          <w:p>
+            <w:pPr>
+              <w:spacing w:before="40" w:after="40"/>
+            </w:pPr>
+            <w:r>
+              <w:rPr>
+                <w:sz w:val="18"/>
+              </w:rPr>
+              <w:t xml:space="preserve">Premium </w:t>
+            </w:r>
+            <w:r>
+              <w:rPr>
+                <w:b/>
+                <w:sz w:val="18"/>
+              </w:rPr>
+              <w:t xml:space="preserve">$19.99/mo</w:t>
+            </w:r>
+            <w:r>
+              <w:rPr>
+                <w:sz w:val="18"/>
+              </w:rPr>
+              <w:t xml:space="preserve"> or </w:t>
+            </w:r>
+            <w:r>
+              <w:rPr>
+                <w:b/>
+                <w:sz w:val="18"/>
+              </w:rPr>
+              <w:t xml:space="preserve">$79.99/yr</w:t>
+            </w:r>
+            <w:r>
+              <w:rPr>
+                <w:sz w:val="18"/>
+              </w:rPr>
+              <w:t xml:space="preserve">, 7-day trial; free tier exists — </w:t>
+            </w:r>
+            <w:hyperlink r:id="rHl62">
+              <w:r>
+                <w:rPr>
+                  <w:rStyle w:val="Hyperlink"/>
+                  <w:sz w:val="18"/>
+                </w:rPr>
+                <w:t xml:space="preserve">pricing page</w:t>
+              </w:r>
+            </w:hyperlink>
+          </w:p>
+        </w:tc>
+        <w:tc>
+          <w:tcPr>
+            <w:tcW w:w="1680" w:type="dxa"/>
+          </w:tcPr>
+          <w:p>
+            <w:pPr>
+              <w:spacing w:before="40" w:after="40"/>
+            </w:pPr>
+            <w:r>
+              <w:rPr>
+                <w:sz w:val="18"/>
+              </w:rPr>
+              <w:t xml:space="preserve">1. Food logging w/ barcode + voice 2. Custom macro goals 3. Recipes, meal planner, AI photo logging</w:t>
+            </w:r>
+          </w:p>
+        </w:tc>
+        <w:tc>
+          <w:tcPr>
+            <w:tcW w:w="1680" w:type="dxa"/>
+          </w:tcPr>
+          <w:p>
+            <w:pPr>
+              <w:spacing w:before="40" w:after="40"/>
+            </w:pPr>
+            <w:r>
+              <w:rPr>
+                <w:sz w:val="18"/>
+              </w:rPr>
+              <w:t xml:space="preserve">Mass-market calorie counters; the default first app</w:t>
+            </w:r>
+          </w:p>
+        </w:tc>
+        <w:tc>
+          <w:tcPr>
+            <w:tcW w:w="1680" w:type="dxa"/>
+          </w:tcPr>
+          <w:p>
+            <w:pPr>
+              <w:spacing w:before="40" w:after="40"/>
+            </w:pPr>
+            <w:r>
+              <w:rPr>
+                <w:sz w:val="18"/>
+              </w:rPr>
+              <w:t xml:space="preserve">Under Armour bought for </w:t>
+            </w:r>
+            <w:r>
+              <w:rPr>
+                <w:b/>
+                <w:sz w:val="18"/>
+              </w:rPr>
+              <w:t xml:space="preserve">$475M (2015)</w:t>
+            </w:r>
+            <w:r>
+              <w:rPr>
+                <w:sz w:val="18"/>
+              </w:rPr>
+              <w:t xml:space="preserve">, sold to </w:t>
+            </w:r>
+            <w:r>
+              <w:rPr>
+                <w:b/>
+                <w:sz w:val="18"/>
+              </w:rPr>
+              <w:t xml:space="preserve">Francisco Partners for $345M (Dec 2020)</w:t>
+            </w:r>
+            <w:r>
+              <w:rPr>
+                <w:sz w:val="18"/>
+              </w:rPr>
+              <w:t xml:space="preserve"> — $215M at close + up to $130M earnout (</w:t>
+            </w:r>
+            <w:hyperlink r:id="rHl63">
+              <w:r>
+                <w:rPr>
+                  <w:rStyle w:val="Hyperlink"/>
+                  <w:sz w:val="18"/>
+                </w:rPr>
+                <w:t xml:space="preserve">Francisco Partners</w:t>
+              </w:r>
+            </w:hyperlink>
+            <w:r>
+              <w:rPr>
+                <w:sz w:val="18"/>
+              </w:rPr>
+              <w:t xml:space="preserve">, </w:t>
+            </w:r>
+            <w:hyperlink r:id="rHl64">
+              <w:r>
+                <w:rPr>
+                  <w:rStyle w:val="Hyperlink"/>
+                  <w:sz w:val="18"/>
+                </w:rPr>
+                <w:t xml:space="preserve">Under Armour 8-K</w:t>
+              </w:r>
+            </w:hyperlink>
+            <w:r>
+              <w:rPr>
+                <w:sz w:val="18"/>
+              </w:rPr>
+              <w:t xml:space="preserve">)</w:t>
+            </w:r>
+          </w:p>
+        </w:tc>
+        <w:tc>
+          <w:tcPr>
+            <w:tcW w:w="1680" w:type="dxa"/>
+          </w:tcPr>
+          <w:p>
+            <w:pPr>
+              <w:spacing w:before="40" w:after="40"/>
+            </w:pPr>
+            <w:r>
+              <w:rPr>
+                <w:sz w:val="18"/>
+              </w:rPr>
+              <w:t xml:space="preserve">Paywalling of formerly-free basics (40%); redesign removed what users relied on (40%); barcode/AI data inaccuracy (36%)</w:t>
+            </w:r>
+          </w:p>
+        </w:tc>
+      </w:tr>
+      <w:tr>
+        <w:tc>
+          <w:tcPr>
+            <w:tcW w:w="1680" w:type="dxa"/>
+          </w:tcPr>
+          <w:p>
+            <w:pPr>
+              <w:spacing w:before="40" w:after="40"/>
+            </w:pPr>
+            <w:r>
+              <w:rPr>
+                <w:b/>
+                <w:sz w:val="18"/>
+              </w:rPr>
+              <w:t xml:space="preserve">MacroFactor</w:t>
+            </w:r>
+          </w:p>
+        </w:tc>
+        <w:tc>
+          <w:tcPr>
+            <w:tcW w:w="1680" w:type="dxa"/>
+          </w:tcPr>
+          <w:p>
+            <w:pPr>
+              <w:spacing w:before="40" w:after="40"/>
+            </w:pPr>
+            <w:r>
+              <w:rPr>
+                <w:b/>
+                <w:sz w:val="18"/>
+              </w:rPr>
+              <w:t xml:space="preserve">$11.99/mo</w:t>
+            </w:r>
+            <w:r>
+              <w:rPr>
+                <w:sz w:val="18"/>
+              </w:rPr>
+              <w:t xml:space="preserve">, </w:t>
+            </w:r>
+            <w:r>
+              <w:rPr>
+                <w:b/>
+                <w:sz w:val="18"/>
+              </w:rPr>
+              <w:t xml:space="preserve">$47.99/6mo</w:t>
+            </w:r>
+            <w:r>
+              <w:rPr>
+                <w:sz w:val="18"/>
+              </w:rPr>
+              <w:t xml:space="preserve">, </w:t>
+            </w:r>
+            <w:r>
+              <w:rPr>
+                <w:b/>
+                <w:sz w:val="18"/>
+              </w:rPr>
+              <w:t xml:space="preserve">$71.99/yr</w:t>
+            </w:r>
+            <w:r>
+              <w:rPr>
+                <w:sz w:val="18"/>
+              </w:rPr>
+              <w:t xml:space="preserve">, </w:t>
+            </w:r>
+            <w:r>
+              <w:rPr>
+                <w:b/>
+                <w:sz w:val="18"/>
+              </w:rPr>
+              <w:t xml:space="preserve">$89.99/yr</w:t>
+            </w:r>
+            <w:r>
+              <w:rPr>
+                <w:sz w:val="18"/>
+              </w:rPr>
+              <w:t xml:space="preserve"> bundle w/ Workouts; 7-day trial; </w:t>
+            </w:r>
+            <w:r>
+              <w:rPr>
+                <w:b/>
+                <w:sz w:val="18"/>
+              </w:rPr>
+              <w:t xml:space="preserve">no free tier</w:t>
+            </w:r>
+            <w:r>
+              <w:rPr>
+                <w:sz w:val="18"/>
+              </w:rPr>
+              <w:t xml:space="preserve"> — </w:t>
+            </w:r>
+            <w:hyperlink r:id="rHl65">
+              <w:r>
+                <w:rPr>
+                  <w:rStyle w:val="Hyperlink"/>
+                  <w:sz w:val="18"/>
+                </w:rPr>
+                <w:t xml:space="preserve">App Store</w:t>
+              </w:r>
+            </w:hyperlink>
+            <w:r>
+              <w:rPr>
+                <w:sz w:val="18"/>
+              </w:rPr>
+              <w:t xml:space="preserve">, </w:t>
+            </w:r>
+            <w:hyperlink r:id="rHl66">
+              <w:r>
+                <w:rPr>
+                  <w:rStyle w:val="Hyperlink"/>
+                  <w:sz w:val="18"/>
+                </w:rPr>
+                <w:t xml:space="preserve">Workouts price page</w:t>
+              </w:r>
+            </w:hyperlink>
+          </w:p>
+        </w:tc>
+        <w:tc>
+          <w:tcPr>
+            <w:tcW w:w="1680" w:type="dxa"/>
+          </w:tcPr>
+          <w:p>
+            <w:pPr>
+              <w:spacing w:before="40" w:after="40"/>
+            </w:pPr>
+            <w:r>
+              <w:rPr>
+                <w:sz w:val="18"/>
+              </w:rPr>
+              <w:t xml:space="preserve">1. Adaptive metabolism algorithm 2. Verified food database + barcode 3. Weekly coached macro adjustments</w:t>
+            </w:r>
+          </w:p>
+        </w:tc>
+        <w:tc>
+          <w:tcPr>
+            <w:tcW w:w="1680" w:type="dxa"/>
+          </w:tcPr>
+          <w:p>
+            <w:pPr>
+              <w:spacing w:before="40" w:after="40"/>
+            </w:pPr>
+            <w:r>
+              <w:rPr>
+                <w:sz w:val="18"/>
+              </w:rPr>
+              <w:t xml:space="preserve">Serious lifters, macro-literate users</w:t>
+            </w:r>
+          </w:p>
+        </w:tc>
+        <w:tc>
+          <w:tcPr>
+            <w:tcW w:w="1680" w:type="dxa"/>
+          </w:tcPr>
+          <w:p>
+            <w:pPr>
+              <w:spacing w:before="40" w:after="40"/>
+            </w:pPr>
+            <w:r>
+              <w:rPr>
+                <w:b/>
+                <w:sz w:val="18"/>
+              </w:rPr>
+              <w:t xml:space="preserve">Stronger By Science Technologies LLC</w:t>
+            </w:r>
+            <w:r>
+              <w:rPr>
+                <w:sz w:val="18"/>
+              </w:rPr>
+              <w:t xml:space="preserve">; no outside funding found </w:t>
+            </w:r>
+            <w:r>
+              <w:rPr>
+                <w:rFonts w:ascii="Consolas" w:hAnsi="Consolas"/>
+                <w:sz w:val="18"/>
+              </w:rPr>
+              <w:t xml:space="preserve">[UNVERIFIED]</w:t>
+            </w:r>
+          </w:p>
+        </w:tc>
+        <w:tc>
+          <w:tcPr>
+            <w:tcW w:w="1680" w:type="dxa"/>
+          </w:tcPr>
+          <w:p>
+            <w:pPr>
+              <w:spacing w:before="40" w:after="40"/>
+            </w:pPr>
+            <w:r>
+              <w:rPr>
+                <w:sz w:val="18"/>
+              </w:rPr>
+              <w:t xml:space="preserve">Database/import accuracy (42%); paywall with no free tier (33%); unannounced UI changes (11%)</w:t>
+            </w:r>
+          </w:p>
+        </w:tc>
+      </w:tr>
+      <w:tr>
+        <w:tc>
+          <w:tcPr>
+            <w:tcW w:w="1680" w:type="dxa"/>
+          </w:tcPr>
+          <w:p>
+            <w:pPr>
+              <w:spacing w:before="40" w:after="40"/>
+            </w:pPr>
+            <w:r>
+              <w:rPr>
+                <w:b/>
+                <w:sz w:val="18"/>
+              </w:rPr>
+              <w:t xml:space="preserve">eMeals</w:t>
+            </w:r>
+          </w:p>
+        </w:tc>
+        <w:tc>
+          <w:tcPr>
+            <w:tcW w:w="1680" w:type="dxa"/>
+          </w:tcPr>
+          <w:p>
+            <w:pPr>
+              <w:spacing w:before="40" w:after="40"/>
+            </w:pPr>
+            <w:r>
+              <w:rPr>
+                <w:sz w:val="18"/>
+              </w:rPr>
+              <w:t xml:space="preserve">From </w:t>
+            </w:r>
+            <w:r>
+              <w:rPr>
+                <w:b/>
+                <w:sz w:val="18"/>
+              </w:rPr>
+              <w:t xml:space="preserve">$4.99/mo on 12-month</w:t>
+            </w:r>
+            <w:r>
+              <w:rPr>
+                <w:sz w:val="18"/>
+              </w:rPr>
+              <w:t xml:space="preserve">; </w:t>
+            </w:r>
+            <w:r>
+              <w:rPr>
+                <w:b/>
+                <w:sz w:val="18"/>
+              </w:rPr>
+              <w:t xml:space="preserve">$37.50/3mo</w:t>
+            </w:r>
+            <w:r>
+              <w:rPr>
+                <w:sz w:val="18"/>
+              </w:rPr>
+              <w:t xml:space="preserve">; 14-day trial; App Store IAPs $37.49–$99.99 — </w:t>
+            </w:r>
+            <w:hyperlink r:id="rHl67">
+              <w:r>
+                <w:rPr>
+                  <w:rStyle w:val="Hyperlink"/>
+                  <w:sz w:val="18"/>
+                </w:rPr>
+                <w:t xml:space="preserve">emeals.com</w:t>
+              </w:r>
+            </w:hyperlink>
+            <w:r>
+              <w:rPr>
+                <w:sz w:val="18"/>
+              </w:rPr>
+              <w:t xml:space="preserve">, </w:t>
+            </w:r>
+            <w:hyperlink r:id="rHl68">
+              <w:r>
+                <w:rPr>
+                  <w:rStyle w:val="Hyperlink"/>
+                  <w:sz w:val="18"/>
+                </w:rPr>
+                <w:t xml:space="preserve">App Store</w:t>
+              </w:r>
+            </w:hyperlink>
+          </w:p>
+        </w:tc>
+        <w:tc>
+          <w:tcPr>
+            <w:tcW w:w="1680" w:type="dxa"/>
+          </w:tcPr>
+          <w:p>
+            <w:pPr>
+              <w:spacing w:before="40" w:after="40"/>
+            </w:pPr>
+            <w:r>
+              <w:rPr>
+                <w:sz w:val="18"/>
+              </w:rPr>
+              <w:t xml:space="preserve">1. 15 diet-specific weekly plans 2. Auto grocery list 3. Ordering via Walmart, Kroger, Instacart, Shipt, AmazonFresh, Albertsons, Safeway, H-E-B</w:t>
+            </w:r>
+          </w:p>
+        </w:tc>
+        <w:tc>
+          <w:tcPr>
+            <w:tcW w:w="1680" w:type="dxa"/>
+          </w:tcPr>
+          <w:p>
+            <w:pPr>
+              <w:spacing w:before="40" w:after="40"/>
+            </w:pPr>
+            <w:r>
+              <w:rPr>
+                <w:sz w:val="18"/>
+              </w:rPr>
+              <w:t xml:space="preserve">Busy families who want dinner solved</w:t>
+            </w:r>
+          </w:p>
+        </w:tc>
+        <w:tc>
+          <w:tcPr>
+            <w:tcW w:w="1680" w:type="dxa"/>
+          </w:tcPr>
+          <w:p>
+            <w:pPr>
+              <w:spacing w:before="40" w:after="40"/>
+            </w:pPr>
+            <w:r>
+              <w:rPr>
+                <w:b/>
+                <w:sz w:val="18"/>
+              </w:rPr>
+              <w:t xml:space="preserve">eMeals, Inc.</w:t>
+            </w:r>
+            <w:r>
+              <w:rPr>
+                <w:sz w:val="18"/>
+              </w:rPr>
+              <w:t xml:space="preserve"> (Birmingham AL / Atlanta); no funding raised per Crunchbase </w:t>
+            </w:r>
+            <w:r>
+              <w:rPr>
+                <w:rFonts w:ascii="Consolas" w:hAnsi="Consolas"/>
+                <w:sz w:val="18"/>
+              </w:rPr>
+              <w:t xml:space="preserve">[UNVERIFIED — secondary source]</w:t>
+            </w:r>
+          </w:p>
+        </w:tc>
+        <w:tc>
+          <w:tcPr>
+            <w:tcW w:w="1680" w:type="dxa"/>
+          </w:tcPr>
+          <w:p>
+            <w:pPr>
+              <w:spacing w:before="40" w:after="40"/>
+            </w:pPr>
+            <w:r>
+              <w:rPr>
+                <w:sz w:val="18"/>
+              </w:rPr>
+              <w:t xml:space="preserve">Subscription terms / no refunds (52%); grocery hand-off failures (38%); bland, limited recipes (34%)</w:t>
+            </w:r>
+          </w:p>
+        </w:tc>
+      </w:tr>
+      <w:tr>
+        <w:tc>
+          <w:tcPr>
+            <w:tcW w:w="1680" w:type="dxa"/>
+          </w:tcPr>
+          <w:p>
+            <w:pPr>
+              <w:spacing w:before="40" w:after="40"/>
+            </w:pPr>
+            <w:r>
+              <w:rPr>
+                <w:b/>
+                <w:sz w:val="18"/>
+              </w:rPr>
+              <w:t xml:space="preserve">Mealime</w:t>
+            </w:r>
+          </w:p>
+        </w:tc>
+        <w:tc>
+          <w:tcPr>
+            <w:tcW w:w="1680" w:type="dxa"/>
+          </w:tcPr>
+          <w:p>
+            <w:pPr>
+              <w:spacing w:before="40" w:after="40"/>
+            </w:pPr>
+            <w:r>
+              <w:rPr>
+                <w:b/>
+                <w:sz w:val="18"/>
+              </w:rPr>
+              <w:t xml:space="preserve">Shutting down Oct 21, 2026.</w:t>
+            </w:r>
+            <w:r>
+              <w:rPr>
+                <w:sz w:val="18"/>
+              </w:rPr>
+              <w:t xml:space="preserve"> Pro subscribers will not be charged again; data deleted at closure — </w:t>
+            </w:r>
+            <w:hyperlink r:id="rHl69">
+              <w:r>
+                <w:rPr>
+                  <w:rStyle w:val="Hyperlink"/>
+                  <w:sz w:val="18"/>
+                </w:rPr>
+                <w:t xml:space="preserve">closing notice</w:t>
+              </w:r>
+            </w:hyperlink>
+          </w:p>
+        </w:tc>
+        <w:tc>
+          <w:tcPr>
+            <w:tcW w:w="1680" w:type="dxa"/>
+          </w:tcPr>
+          <w:p>
+            <w:pPr>
+              <w:spacing w:before="40" w:after="40"/>
+            </w:pPr>
+            <w:r>
+              <w:rPr>
+                <w:sz w:val="18"/>
+              </w:rPr>
+              <w:t xml:space="preserve">1. 200+ allergy/dislike personalization options 2. Auto-sorted grocery lists 3. 30-minute recipes</w:t>
+            </w:r>
+          </w:p>
+        </w:tc>
+        <w:tc>
+          <w:tcPr>
+            <w:tcW w:w="1680" w:type="dxa"/>
+          </w:tcPr>
+          <w:p>
+            <w:pPr>
+              <w:spacing w:before="40" w:after="40"/>
+            </w:pPr>
+            <w:r>
+              <w:rPr>
+                <w:sz w:val="18"/>
+              </w:rPr>
+              <w:t xml:space="preserve">Weeknight cooks with dietary restrictions</w:t>
+            </w:r>
+          </w:p>
+        </w:tc>
+        <w:tc>
+          <w:tcPr>
+            <w:tcW w:w="1680" w:type="dxa"/>
+          </w:tcPr>
+          <w:p>
+            <w:pPr>
+              <w:spacing w:before="40" w:after="40"/>
+            </w:pPr>
+            <w:r>
+              <w:rPr>
+                <w:sz w:val="18"/>
+              </w:rPr>
+              <w:t xml:space="preserve">Acquired by </w:t>
+            </w:r>
+            <w:r>
+              <w:rPr>
+                <w:b/>
+                <w:sz w:val="18"/>
+              </w:rPr>
+              <w:t xml:space="preserve">Albertsons Companies (2021)</w:t>
+            </w:r>
+            <w:r>
+              <w:rPr>
+                <w:sz w:val="18"/>
+              </w:rPr>
+              <w:t xml:space="preserve">, terms undisclosed; folded into "Meals Hub" inside Albertsons/Safeway/Vons/Jewel-Osco apps (</w:t>
+            </w:r>
+            <w:hyperlink r:id="rHl70">
+              <w:r>
+                <w:rPr>
+                  <w:rStyle w:val="Hyperlink"/>
+                  <w:sz w:val="18"/>
+                </w:rPr>
+                <w:t xml:space="preserve">Businesswire</w:t>
+              </w:r>
+            </w:hyperlink>
+            <w:r>
+              <w:rPr>
+                <w:sz w:val="18"/>
+              </w:rPr>
+              <w:t xml:space="preserve">)</w:t>
+            </w:r>
+          </w:p>
+        </w:tc>
+        <w:tc>
+          <w:tcPr>
+            <w:tcW w:w="1680" w:type="dxa"/>
+          </w:tcPr>
+          <w:p>
+            <w:pPr>
+              <w:spacing w:before="40" w:after="40"/>
+            </w:pPr>
+            <w:r>
+              <w:rPr>
+                <w:sz w:val="18"/>
+              </w:rPr>
+              <w:t xml:space="preserve">Shutdown + forced move into a grocery chain's app (58% of its recent reviews); no recipe export, data deleted; replacement stores not local</w:t>
+            </w:r>
+          </w:p>
+        </w:tc>
+      </w:tr>
+      <w:tr>
+        <w:tc>
+          <w:tcPr>
+            <w:tcW w:w="1680" w:type="dxa"/>
+          </w:tcPr>
+          <w:p>
+            <w:pPr>
+              <w:spacing w:before="40" w:after="40"/>
+            </w:pPr>
+            <w:r>
+              <w:rPr>
+                <w:b/>
+                <w:sz w:val="18"/>
+              </w:rPr>
+              <w:t xml:space="preserve">Fitia</w:t>
+            </w:r>
+          </w:p>
+        </w:tc>
+        <w:tc>
+          <w:tcPr>
+            <w:tcW w:w="1680" w:type="dxa"/>
+          </w:tcPr>
+          <w:p>
+            <w:pPr>
+              <w:spacing w:before="40" w:after="40"/>
+            </w:pPr>
+            <w:r>
+              <w:rPr>
+                <w:b/>
+                <w:sz w:val="18"/>
+              </w:rPr>
+              <w:t xml:space="preserve">$19.99/mo</w:t>
+            </w:r>
+            <w:r>
+              <w:rPr>
+                <w:sz w:val="18"/>
+              </w:rPr>
+              <w:t xml:space="preserve">, $23.99/3mo, $35.99/6mo, </w:t>
+            </w:r>
+            <w:r>
+              <w:rPr>
+                <w:b/>
+                <w:sz w:val="18"/>
+              </w:rPr>
+              <w:t xml:space="preserve">$53.99–$59.99/yr</w:t>
+            </w:r>
+            <w:r>
+              <w:rPr>
+                <w:sz w:val="18"/>
+              </w:rPr>
+              <w:t xml:space="preserve">, $89.99/yr family — </w:t>
+            </w:r>
+            <w:hyperlink r:id="rHl71">
+              <w:r>
+                <w:rPr>
+                  <w:rStyle w:val="Hyperlink"/>
+                  <w:sz w:val="18"/>
+                </w:rPr>
+                <w:t xml:space="preserve">App Store</w:t>
+              </w:r>
+            </w:hyperlink>
+          </w:p>
+        </w:tc>
+        <w:tc>
+          <w:tcPr>
+            <w:tcW w:w="1680" w:type="dxa"/>
+          </w:tcPr>
+          <w:p>
+            <w:pPr>
+              <w:spacing w:before="40" w:after="40"/>
+            </w:pPr>
+            <w:r>
+              <w:rPr>
+                <w:sz w:val="18"/>
+              </w:rPr>
+              <w:t xml:space="preserve">1. Photo/voice/text calorie logging 2. Auto meal plans 3. Auto grocery list + AI coach</w:t>
+            </w:r>
+          </w:p>
+        </w:tc>
+        <w:tc>
+          <w:tcPr>
+            <w:tcW w:w="1680" w:type="dxa"/>
+          </w:tcPr>
+          <w:p>
+            <w:pPr>
+              <w:spacing w:before="40" w:after="40"/>
+            </w:pPr>
+            <w:r>
+              <w:rPr>
+                <w:sz w:val="18"/>
+              </w:rPr>
+              <w:t xml:space="preserve">Spanish-speaking + US budget-conscious trackers</w:t>
+            </w:r>
+          </w:p>
+        </w:tc>
+        <w:tc>
+          <w:tcPr>
+            <w:tcW w:w="1680" w:type="dxa"/>
+          </w:tcPr>
+          <w:p>
+            <w:pPr>
+              <w:spacing w:before="40" w:after="40"/>
+            </w:pPr>
+            <w:r>
+              <w:rPr>
+                <w:b/>
+                <w:sz w:val="18"/>
+              </w:rPr>
+              <w:t xml:space="preserve">Nutrition Technologies</w:t>
+            </w:r>
+            <w:r>
+              <w:rPr>
+                <w:sz w:val="18"/>
+              </w:rPr>
+              <w:t xml:space="preserve">, Lima, Peru; </w:t>
+            </w:r>
+            <w:r>
+              <w:rPr>
+                <w:b/>
+                <w:sz w:val="18"/>
+              </w:rPr>
+              <w:t xml:space="preserve">Y Combinator</w:t>
+            </w:r>
+            <w:r>
+              <w:rPr>
+                <w:sz w:val="18"/>
+              </w:rPr>
+              <w:t xml:space="preserve">, $125K seed (2021); ~$3.5M revenue 2024 </w:t>
+            </w:r>
+            <w:r>
+              <w:rPr>
+                <w:rFonts w:ascii="Consolas" w:hAnsi="Consolas"/>
+                <w:sz w:val="18"/>
+              </w:rPr>
+              <w:t xml:space="preserve">[UNVERIFIED — Latka/Tracxn secondary]</w:t>
+            </w:r>
+          </w:p>
+        </w:tc>
+        <w:tc>
+          <w:tcPr>
+            <w:tcW w:w="1680" w:type="dxa"/>
+          </w:tcPr>
+          <w:p>
+            <w:pPr>
+              <w:spacing w:before="40" w:after="40"/>
+            </w:pPr>
+            <w:r>
+              <w:rPr>
+                <w:sz w:val="18"/>
+              </w:rPr>
+              <w:t xml:space="preserve">Trial→charge surprises and refusal of refunds (36%); photo estimates wrong (19%); data loss/crashes (17%)</w:t>
+            </w:r>
+          </w:p>
+        </w:tc>
+      </w:tr>
+      <w:tr>
+        <w:tc>
+          <w:tcPr>
+            <w:tcW w:w="1680" w:type="dxa"/>
+          </w:tcPr>
+          <w:p>
+            <w:pPr>
+              <w:spacing w:before="40" w:after="40"/>
+            </w:pPr>
+            <w:r>
+              <w:rPr>
+                <w:b/>
+                <w:sz w:val="18"/>
+              </w:rPr>
+              <w:t xml:space="preserve">Samsung Food</w:t>
+            </w:r>
+          </w:p>
+        </w:tc>
+        <w:tc>
+          <w:tcPr>
+            <w:tcW w:w="1680" w:type="dxa"/>
+          </w:tcPr>
+          <w:p>
+            <w:pPr>
+              <w:spacing w:before="40" w:after="40"/>
+            </w:pPr>
+            <w:r>
+              <w:rPr>
+                <w:b/>
+                <w:sz w:val="18"/>
+              </w:rPr>
+              <w:t xml:space="preserve">$6.99/mo</w:t>
+            </w:r>
+            <w:r>
+              <w:rPr>
+                <w:sz w:val="18"/>
+              </w:rPr>
+              <w:t xml:space="preserve"> or </w:t>
+            </w:r>
+            <w:r>
+              <w:rPr>
+                <w:b/>
+                <w:sz w:val="18"/>
+              </w:rPr>
+              <w:t xml:space="preserve">$59.99/yr</w:t>
+            </w:r>
+            <w:r>
+              <w:rPr>
+                <w:sz w:val="18"/>
+              </w:rPr>
+              <w:t xml:space="preserve"> (Samsung Food+); large free tier — </w:t>
+            </w:r>
+            <w:hyperlink r:id="rHl72">
+              <w:r>
+                <w:rPr>
+                  <w:rStyle w:val="Hyperlink"/>
+                  <w:sz w:val="18"/>
+                </w:rPr>
+                <w:t xml:space="preserve">App Store</w:t>
+              </w:r>
+            </w:hyperlink>
+          </w:p>
+        </w:tc>
+        <w:tc>
+          <w:tcPr>
+            <w:tcW w:w="1680" w:type="dxa"/>
+          </w:tcPr>
+          <w:p>
+            <w:pPr>
+              <w:spacing w:before="40" w:after="40"/>
+            </w:pPr>
+            <w:r>
+              <w:rPr>
+                <w:sz w:val="18"/>
+              </w:rPr>
+              <w:t xml:space="preserve">1. 240k+ recipes, save from any site 2. Meal planning + nutrition scores 3. 23 retailer integrations across 4 regions</w:t>
+            </w:r>
+          </w:p>
+        </w:tc>
+        <w:tc>
+          <w:tcPr>
+            <w:tcW w:w="1680" w:type="dxa"/>
+          </w:tcPr>
+          <w:p>
+            <w:pPr>
+              <w:spacing w:before="40" w:after="40"/>
+            </w:pPr>
+            <w:r>
+              <w:rPr>
+                <w:sz w:val="18"/>
+              </w:rPr>
+              <w:t xml:space="preserve">Recipe collectors in the Samsung appliance ecosystem</w:t>
+            </w:r>
+          </w:p>
+        </w:tc>
+        <w:tc>
+          <w:tcPr>
+            <w:tcW w:w="1680" w:type="dxa"/>
+          </w:tcPr>
+          <w:p>
+            <w:pPr>
+              <w:spacing w:before="40" w:after="40"/>
+            </w:pPr>
+            <w:r>
+              <w:rPr>
+                <w:b/>
+                <w:sz w:val="18"/>
+              </w:rPr>
+              <w:t xml:space="preserve">Samsung</w:t>
+            </w:r>
+            <w:r>
+              <w:rPr>
+                <w:sz w:val="18"/>
+              </w:rPr>
+              <w:t xml:space="preserve"> — acquired Whisk (2019), rebranded Samsung Food (Aug 2023); entity Foodient Ltd (</w:t>
+            </w:r>
+            <w:hyperlink r:id="rHl73">
+              <w:r>
+                <w:rPr>
+                  <w:rStyle w:val="Hyperlink"/>
+                  <w:sz w:val="18"/>
+                </w:rPr>
+                <w:t xml:space="preserve">9to5Google</w:t>
+              </w:r>
+            </w:hyperlink>
+            <w:r>
+              <w:rPr>
+                <w:sz w:val="18"/>
+              </w:rPr>
+              <w:t xml:space="preserve">)</w:t>
+            </w:r>
+          </w:p>
+        </w:tc>
+        <w:tc>
+          <w:tcPr>
+            <w:tcW w:w="1680" w:type="dxa"/>
+          </w:tcPr>
+          <w:p>
+            <w:pPr>
+              <w:spacing w:before="40" w:after="40"/>
+            </w:pPr>
+            <w:r>
+              <w:rPr>
+                <w:sz w:val="18"/>
+              </w:rPr>
+              <w:t xml:space="preserve">Recipe/collection management gaps (54%); iOS bugs and lost accounts (33%); ads and upsell (29%)</w:t>
+            </w:r>
+          </w:p>
+        </w:tc>
+      </w:tr>
+      <w:tr>
+        <w:tc>
+          <w:tcPr>
+            <w:tcW w:w="1680" w:type="dxa"/>
+          </w:tcPr>
+          <w:p>
+            <w:pPr>
+              <w:spacing w:before="40" w:after="40"/>
+            </w:pPr>
+            <w:r>
+              <w:rPr>
+                <w:b/>
+                <w:sz w:val="18"/>
+              </w:rPr>
+              <w:t xml:space="preserve">MealPrepPro</w:t>
+            </w:r>
+          </w:p>
+        </w:tc>
+        <w:tc>
+          <w:tcPr>
+            <w:tcW w:w="1680" w:type="dxa"/>
+          </w:tcPr>
+          <w:p>
+            <w:pPr>
+              <w:spacing w:before="40" w:after="40"/>
+            </w:pPr>
+            <w:r>
+              <w:rPr>
+                <w:sz w:val="18"/>
+              </w:rPr>
+              <w:t xml:space="preserve">IAPs </w:t>
+            </w:r>
+            <w:r>
+              <w:rPr>
+                <w:b/>
+                <w:sz w:val="18"/>
+              </w:rPr>
+              <w:t xml:space="preserve">$9.99 / $29.99 / $59.99 / $229.99</w:t>
+            </w:r>
+            <w:r>
+              <w:rPr>
+                <w:sz w:val="18"/>
+              </w:rPr>
+              <w:t xml:space="preserve">; 7-day trial — </w:t>
+            </w:r>
+            <w:hyperlink r:id="rHl74">
+              <w:r>
+                <w:rPr>
+                  <w:rStyle w:val="Hyperlink"/>
+                  <w:sz w:val="18"/>
+                </w:rPr>
+                <w:t xml:space="preserve">App Store</w:t>
+              </w:r>
+            </w:hyperlink>
+            <w:r>
+              <w:rPr>
+                <w:sz w:val="18"/>
+              </w:rPr>
+              <w:t xml:space="preserve">. Tier labels aren't stated; $229.99 is likely lifetime </w:t>
+            </w:r>
+            <w:r>
+              <w:rPr>
+                <w:rFonts w:ascii="Consolas" w:hAnsi="Consolas"/>
+                <w:sz w:val="18"/>
+              </w:rPr>
+              <w:t xml:space="preserve">[UNVERIFIED]</w:t>
+            </w:r>
+          </w:p>
+        </w:tc>
+        <w:tc>
+          <w:tcPr>
+            <w:tcW w:w="1680" w:type="dxa"/>
+          </w:tcPr>
+          <w:p>
+            <w:pPr>
+              <w:spacing w:before="40" w:after="40"/>
+            </w:pPr>
+            <w:r>
+              <w:rPr>
+                <w:sz w:val="18"/>
+              </w:rPr>
+              <w:t xml:space="preserve">1. Macro-aware plans, 15+ diet types 2. Aisle-sorted grocery lists 3. Multi-user household plans</w:t>
+            </w:r>
+          </w:p>
+        </w:tc>
+        <w:tc>
+          <w:tcPr>
+            <w:tcW w:w="1680" w:type="dxa"/>
+          </w:tcPr>
+          <w:p>
+            <w:pPr>
+              <w:spacing w:before="40" w:after="40"/>
+            </w:pPr>
+            <w:r>
+              <w:rPr>
+                <w:sz w:val="18"/>
+              </w:rPr>
+              <w:t xml:space="preserve">Gym-goers who batch-cook</w:t>
+            </w:r>
+          </w:p>
+        </w:tc>
+        <w:tc>
+          <w:tcPr>
+            <w:tcW w:w="1680" w:type="dxa"/>
+          </w:tcPr>
+          <w:p>
+            <w:pPr>
+              <w:spacing w:before="40" w:after="40"/>
+            </w:pPr>
+            <w:r>
+              <w:rPr>
+                <w:b/>
+                <w:sz w:val="18"/>
+              </w:rPr>
+              <w:t xml:space="preserve">Nibble Apps Ltd</w:t>
+            </w:r>
+            <w:r>
+              <w:rPr>
+                <w:sz w:val="18"/>
+              </w:rPr>
+              <w:t xml:space="preserve">; indie, no funding found </w:t>
+            </w:r>
+            <w:r>
+              <w:rPr>
+                <w:rFonts w:ascii="Consolas" w:hAnsi="Consolas"/>
+                <w:sz w:val="18"/>
+              </w:rPr>
+              <w:t xml:space="preserve">[UNVERIFIED]</w:t>
+            </w:r>
+          </w:p>
+        </w:tc>
+        <w:tc>
+          <w:tcPr>
+            <w:tcW w:w="1680" w:type="dxa"/>
+          </w:tcPr>
+          <w:p>
+            <w:pPr>
+              <w:spacing w:before="40" w:after="40"/>
+            </w:pPr>
+            <w:r>
+              <w:rPr>
+                <w:sz w:val="18"/>
+              </w:rPr>
+              <w:t xml:space="preserve">Price vs. AI-generated value (58%); bland/AI-tasting recipes (37%); can't set macros; ignores stated exclusions</w:t>
+            </w:r>
+          </w:p>
+        </w:tc>
+      </w:tr>
+      <w:tr>
+        <w:tc>
+          <w:tcPr>
+            <w:tcW w:w="1680" w:type="dxa"/>
+          </w:tcPr>
+          <w:p>
+            <w:pPr>
+              <w:spacing w:before="40" w:after="40"/>
+            </w:pPr>
+            <w:r>
+              <w:rPr>
+                <w:b/>
+                <w:sz w:val="18"/>
+              </w:rPr>
+              <w:t xml:space="preserve">Eat This Much</w:t>
+            </w:r>
+          </w:p>
+        </w:tc>
+        <w:tc>
+          <w:tcPr>
+            <w:tcW w:w="1680" w:type="dxa"/>
+          </w:tcPr>
+          <w:p>
+            <w:pPr>
+              <w:spacing w:before="40" w:after="40"/>
+            </w:pPr>
+            <w:r>
+              <w:rPr>
+                <w:sz w:val="18"/>
+              </w:rPr>
+              <w:t xml:space="preserve">IAPs </w:t>
+            </w:r>
+            <w:r>
+              <w:rPr>
+                <w:b/>
+                <w:sz w:val="18"/>
+              </w:rPr>
+              <w:t xml:space="preserve">$8.99–$14.99/mo</w:t>
+            </w:r>
+            <w:r>
+              <w:rPr>
+                <w:sz w:val="18"/>
+              </w:rPr>
+              <w:t xml:space="preserve">, </w:t>
+            </w:r>
+            <w:r>
+              <w:rPr>
+                <w:b/>
+                <w:sz w:val="18"/>
+              </w:rPr>
+              <w:t xml:space="preserve">$47.99–$84.99/yr</w:t>
+            </w:r>
+            <w:r>
+              <w:rPr>
+                <w:sz w:val="18"/>
+              </w:rPr>
+              <w:t xml:space="preserve">; free tier exists </w:t>
+            </w:r>
+            <w:r>
+              <w:rPr>
+                <w:rFonts w:ascii="Consolas" w:hAnsi="Consolas"/>
+                <w:sz w:val="18"/>
+              </w:rPr>
+              <w:t xml:space="preserve">[UNVERIFIED — site is JS-only and unreadable to this tool]</w:t>
+            </w:r>
+            <w:r>
+              <w:rPr>
+                <w:sz w:val="18"/>
+              </w:rPr>
+              <w:t xml:space="preserve"> — </w:t>
+            </w:r>
+            <w:hyperlink r:id="rHl75">
+              <w:r>
+                <w:rPr>
+                  <w:rStyle w:val="Hyperlink"/>
+                  <w:sz w:val="18"/>
+                </w:rPr>
+                <w:t xml:space="preserve">App Store</w:t>
+              </w:r>
+            </w:hyperlink>
+          </w:p>
+        </w:tc>
+        <w:tc>
+          <w:tcPr>
+            <w:tcW w:w="1680" w:type="dxa"/>
+          </w:tcPr>
+          <w:p>
+            <w:pPr>
+              <w:spacing w:before="40" w:after="40"/>
+            </w:pPr>
+            <w:r>
+              <w:rPr>
+                <w:sz w:val="18"/>
+              </w:rPr>
+              <w:t xml:space="preserve">1. Auto-generates plans to hit macro targets 2. Grocery lists + US/Canada delivery integration 3. Pantry + budget inputs</w:t>
+            </w:r>
+          </w:p>
+        </w:tc>
+        <w:tc>
+          <w:tcPr>
+            <w:tcW w:w="1680" w:type="dxa"/>
+          </w:tcPr>
+          <w:p>
+            <w:pPr>
+              <w:spacing w:before="40" w:after="40"/>
+            </w:pPr>
+            <w:r>
+              <w:rPr>
+                <w:sz w:val="18"/>
+              </w:rPr>
+              <w:t xml:space="preserve">Macro-target dieters who don't want to log</w:t>
+            </w:r>
+          </w:p>
+        </w:tc>
+        <w:tc>
+          <w:tcPr>
+            <w:tcW w:w="1680" w:type="dxa"/>
+          </w:tcPr>
+          <w:p>
+            <w:pPr>
+              <w:spacing w:before="40" w:after="40"/>
+            </w:pPr>
+            <w:r>
+              <w:rPr>
+                <w:b/>
+                <w:sz w:val="18"/>
+              </w:rPr>
+              <w:t xml:space="preserve">Eat This Much Inc.</w:t>
+            </w:r>
+            <w:r>
+              <w:rPr>
+                <w:sz w:val="18"/>
+              </w:rPr>
+              <w:t xml:space="preserve">, founder Louis DeMenthon; no funding data found </w:t>
+            </w:r>
+            <w:r>
+              <w:rPr>
+                <w:rFonts w:ascii="Consolas" w:hAnsi="Consolas"/>
+                <w:sz w:val="18"/>
+              </w:rPr>
+              <w:t xml:space="preserve">[UNVERIFIED]</w:t>
+            </w:r>
+          </w:p>
+        </w:tc>
+        <w:tc>
+          <w:tcPr>
+            <w:tcW w:w="1680" w:type="dxa"/>
+          </w:tcPr>
+          <w:p>
+            <w:pPr>
+              <w:spacing w:before="40" w:after="40"/>
+            </w:pPr>
+            <w:r>
+              <w:rPr>
+                <w:sz w:val="18"/>
+              </w:rPr>
+              <w:t xml:space="preserve">Nonsensical/repetitive generated plans (39%); advertised budget &amp; pantry features not working (22%); refund requests (33%)</w:t>
+            </w:r>
+          </w:p>
+        </w:tc>
+      </w:tr>
+      <w:tr>
+        <w:tc>
+          <w:tcPr>
+            <w:tcW w:w="1680" w:type="dxa"/>
+          </w:tcPr>
+          <w:p>
+            <w:pPr>
+              <w:spacing w:before="40" w:after="40"/>
+            </w:pPr>
+            <w:r>
+              <w:rPr>
+                <w:b/>
+                <w:sz w:val="18"/>
+              </w:rPr>
+              <w:t xml:space="preserve">Plan to Eat</w:t>
+            </w:r>
+          </w:p>
+        </w:tc>
+        <w:tc>
+          <w:tcPr>
+            <w:tcW w:w="1680" w:type="dxa"/>
+          </w:tcPr>
+          <w:p>
+            <w:pPr>
+              <w:spacing w:before="40" w:after="40"/>
+            </w:pPr>
+            <w:r>
+              <w:rPr>
+                <w:b/>
+                <w:sz w:val="18"/>
+              </w:rPr>
+              <w:t xml:space="preserve">$5.95/mo</w:t>
+            </w:r>
+            <w:r>
+              <w:rPr>
+                <w:sz w:val="18"/>
+              </w:rPr>
+              <w:t xml:space="preserve"> or </w:t>
+            </w:r>
+            <w:r>
+              <w:rPr>
+                <w:b/>
+                <w:sz w:val="18"/>
+              </w:rPr>
+              <w:t xml:space="preserve">$49/yr</w:t>
+            </w:r>
+            <w:r>
+              <w:rPr>
+                <w:sz w:val="18"/>
+              </w:rPr>
+              <w:t xml:space="preserve">, 14-day trial, no card required — </w:t>
+            </w:r>
+            <w:hyperlink r:id="rHl76">
+              <w:r>
+                <w:rPr>
+                  <w:rStyle w:val="Hyperlink"/>
+                  <w:sz w:val="18"/>
+                </w:rPr>
+                <w:t xml:space="preserve">plantoeat.com</w:t>
+              </w:r>
+            </w:hyperlink>
+          </w:p>
+        </w:tc>
+        <w:tc>
+          <w:tcPr>
+            <w:tcW w:w="1680" w:type="dxa"/>
+          </w:tcPr>
+          <w:p>
+            <w:pPr>
+              <w:spacing w:before="40" w:after="40"/>
+            </w:pPr>
+            <w:r>
+              <w:rPr>
+                <w:sz w:val="18"/>
+              </w:rPr>
+              <w:t xml:space="preserve">1. Recipe clipper from any site 2. Planning calendar 3. Auto shopping list</w:t>
+            </w:r>
+          </w:p>
+        </w:tc>
+        <w:tc>
+          <w:tcPr>
+            <w:tcW w:w="1680" w:type="dxa"/>
+          </w:tcPr>
+          <w:p>
+            <w:pPr>
+              <w:spacing w:before="40" w:after="40"/>
+            </w:pPr>
+            <w:r>
+              <w:rPr>
+                <w:sz w:val="18"/>
+              </w:rPr>
+              <w:t xml:space="preserve">Home cooks who own their recipes</w:t>
+            </w:r>
+          </w:p>
+        </w:tc>
+        <w:tc>
+          <w:tcPr>
+            <w:tcW w:w="1680" w:type="dxa"/>
+          </w:tcPr>
+          <w:p>
+            <w:pPr>
+              <w:spacing w:before="40" w:after="40"/>
+            </w:pPr>
+            <w:r>
+              <w:rPr>
+                <w:b/>
+                <w:sz w:val="18"/>
+              </w:rPr>
+              <w:t xml:space="preserve">Independently owned, no investors</w:t>
+            </w:r>
+            <w:r>
+              <w:rPr>
+                <w:sz w:val="18"/>
+              </w:rPr>
+              <w:t xml:space="preserve">; founded by Clint &amp; Lisa Bounds, Loveland CO (</w:t>
+            </w:r>
+            <w:hyperlink r:id="rHl77">
+              <w:r>
+                <w:rPr>
+                  <w:rStyle w:val="Hyperlink"/>
+                  <w:sz w:val="18"/>
+                </w:rPr>
+                <w:t xml:space="preserve">about</w:t>
+              </w:r>
+            </w:hyperlink>
+            <w:r>
+              <w:rPr>
+                <w:sz w:val="18"/>
+              </w:rPr>
+              <w:t xml:space="preserve">)</w:t>
+            </w:r>
+          </w:p>
+        </w:tc>
+        <w:tc>
+          <w:tcPr>
+            <w:tcW w:w="1680" w:type="dxa"/>
+          </w:tcPr>
+          <w:p>
+            <w:pPr>
+              <w:spacing w:before="40" w:after="40"/>
+            </w:pPr>
+            <w:r>
+              <w:rPr>
+                <w:sz w:val="18"/>
+              </w:rPr>
+              <w:t xml:space="preserve">Shopping list can't be exported or filtered; free-to-paid transition cost users recipes; *(only 2 recent critical reviews — smallest complaint base here)*</w:t>
+            </w:r>
+          </w:p>
+        </w:tc>
+      </w:tr>
+    </w:tbl>
+    <w:p>
+      <w:pPr>
+        <w:spacing w:after="0"/>
+      </w:pPr>
+    </w:p>
+    <w:p>
+      <w:r>
+        <w:rPr>
+          <w:b/>
+        </w:rPr>
+        <w:t xml:space="preserve">App Store standing (for context):</w:t>
+      </w:r>
+      <w:r>
+        <w:t xml:space="preserve"> Fitia 4.9★ (22k) · MacroFactor 4.8★ (22k) · Samsung Food 4.8★ (6.4k) · MyFitnessPal 4.7★ (2.4M) · Eat This Much 4.7★ (22k) · MealPrepPro 4.7★ (12k) · eMeals 4.6★ (53k) · Plan to Eat 4.84★ (6.1k). All of these are well-liked apps; what follows is the complaint layer underneath.</w:t>
+      </w:r>
+    </w:p>
+    <w:p>
+      <w:pPr>
+        <w:pBdr>
+          <w:bottom w:val="single" w:sz="6" w:space="6" w:color="C9CCD1"/>
+        </w:pBdr>
+      </w:pPr>
+    </w:p>
+    <w:p>
+      <w:pPr>
+        <w:pStyle w:val="Heading1"/>
+      </w:pPr>
+      <w:r>
+        <w:t xml:space="preserve">Per-competitor detail: the three most common complaints</w:t>
+      </w:r>
+    </w:p>
+    <w:p>
+      <w:pPr>
+        <w:pStyle w:val="Heading2"/>
+      </w:pPr>
+      <w:r>
+        <w:t xml:space="preserve">MyFitnessPal — *the incumbent that's monetizing its own history*</w:t>
+      </w:r>
+    </w:p>
+    <w:p>
+      <w:r>
+        <w:t xml:space="preserve">1. </w:t>
+      </w:r>
+      <w:r>
+        <w:rPr>
+          <w:b/>
+        </w:rPr>
+        <w:t xml:space="preserve">Formerly-free features moved behind the paywall</w:t>
+      </w:r>
+      <w:r>
+        <w:t xml:space="preserve"> — 1★, Sept 19 2026 (*Xxxxxxggggxxaxxy*): barcode scanning used to be free, now it's paid, deleting the app. 1★, Sept 19 2026 (*Luke5t*): setting your own macros is now paid. (</w:t>
+      </w:r>
+      <w:hyperlink r:id="rHl43">
+        <w:r>
+          <w:rPr>
+            <w:rStyle w:val="Hyperlink"/>
+          </w:rPr>
+          <w:t xml:space="preserve">reviews</w:t>
+        </w:r>
+      </w:hyperlink>
+      <w:r>
+        <w:t xml:space="preserve">)</w:t>
+      </w:r>
+    </w:p>
+    <w:p>
+      <w:r>
+        <w:t xml:space="preserve">2. </w:t>
+      </w:r>
+      <w:r>
+        <w:rPr>
+          <w:b/>
+        </w:rPr>
+        <w:t xml:space="preserve">The redesign hid what people used</w:t>
+      </w:r>
+      <w:r>
+        <w:t xml:space="preserve"> — 1★, Sept 15 2026 (*AshenPie*): the old screen let them pin saturated fat and fiber for cholesterol management; now those are several screens deep. 1★, Aug 30 2026 (*Ravi2020*): more taps, no dashboard customization.</w:t>
+      </w:r>
+    </w:p>
+    <w:p>
+      <w:r>
+        <w:t xml:space="preserve">3. </w:t>
+      </w:r>
+      <w:r>
+        <w:rPr>
+          <w:b/>
+        </w:rPr>
+        <w:t xml:space="preserve">Accuracy and AI quality</w:t>
+      </w:r>
+      <w:r>
+        <w:t xml:space="preserve"> — 3★, Sept 18 2026 (*Hnsptl*): paid extra for barcode scanning, frequently inaccurate. 2★, Sept 16 2026 (*BAK77!*): AI camera inaccurate, fiber wrong, photo entries can't be edited without redoing them.</w:t>
+      </w:r>
+    </w:p>
+    <w:p>
+      <w:pPr>
+        <w:pStyle w:val="Heading2"/>
+      </w:pPr>
+      <w:r>
+        <w:t xml:space="preserve">MacroFactor — *the best algorithm, the weakest data trust*</w:t>
+      </w:r>
+    </w:p>
+    <w:p>
+      <w:r>
+        <w:t xml:space="preserve">1. </w:t>
+      </w:r>
+      <w:r>
+        <w:rPr>
+          <w:b/>
+        </w:rPr>
+        <w:t xml:space="preserve">Nutrition data disagrees with the label</w:t>
+      </w:r>
+      <w:r>
+        <w:t xml:space="preserve"> — 1★, Sept 8 2026 (*feelingconcerned*): repeated discrepancies vs. package labels, including via barcode.</w:t>
+      </w:r>
+    </w:p>
+    <w:p>
+      <w:r>
+        <w:t xml:space="preserve">2. </w:t>
+      </w:r>
+      <w:r>
+        <w:rPr>
+          <w:b/>
+        </w:rPr>
+        <w:t xml:space="preserve">Recipe import mangles macros</w:t>
+      </w:r>
+      <w:r>
+        <w:t xml:space="preserve"> — 1★, Apr 6 2026 (*kodiec*): a 45g-protein recipe imported as 9g, with no way to reach support.</w:t>
+      </w:r>
+    </w:p>
+    <w:p>
+      <w:r>
+        <w:t xml:space="preserve">3. </w:t>
+      </w:r>
+      <w:r>
+        <w:rPr>
+          <w:b/>
+        </w:rPr>
+        <w:t xml:space="preserve">No free tier at all</w:t>
+      </w:r>
+      <w:r>
+        <w:t xml:space="preserve"> — 1★, Sept 12 2026 (*Mrbaconcakes*) and 1★, Sept 2 2026 (*Crazydick65341*): a long onboarding questionnaire ending in a hard ~$11.99/month wall.</w:t>
+      </w:r>
+    </w:p>
+    <w:p>
+      <w:pPr>
+        <w:pStyle w:val="Heading2"/>
+      </w:pPr>
+      <w:r>
+        <w:t xml:space="preserve">eMeals — *the best grocery integration, the worst subscription terms*</w:t>
+      </w:r>
+    </w:p>
+    <w:p>
+      <w:r>
+        <w:t xml:space="preserve">1. </w:t>
+      </w:r>
+      <w:r>
+        <w:rPr>
+          <w:b/>
+        </w:rPr>
+        <w:t xml:space="preserve">No refunds, ever</w:t>
+      </w:r>
+      <w:r>
+        <w:t xml:space="preserve"> — 2★, Aug 29 2026 (*Phatpatio*): planning and ordering work; the objection is a blanket no-refund policy. 1★, Aug 5 2026 (*Sarah-Beee*): charged after cancelling, refund refused.</w:t>
+      </w:r>
+    </w:p>
+    <w:p>
+      <w:r>
+        <w:t xml:space="preserve">2. </w:t>
+      </w:r>
+      <w:r>
+        <w:rPr>
+          <w:b/>
+        </w:rPr>
+        <w:t xml:space="preserve">The grocery hand-off breaks</w:t>
+      </w:r>
+      <w:r>
+        <w:t xml:space="preserve"> — 2★, Sept 13 2026 (*cleanmydesk*): items didn't appear in the Walmart app and the whole list vanished on return.</w:t>
+      </w:r>
+    </w:p>
+    <w:p>
+      <w:r>
+        <w:t xml:space="preserve">3. </w:t>
+      </w:r>
+      <w:r>
+        <w:rPr>
+          <w:b/>
+        </w:rPr>
+        <w:t xml:space="preserve">Bland recipes and in-app commerce</w:t>
+      </w:r>
+      <w:r>
+        <w:t xml:space="preserve"> — 3★, June 24 2026 (*BeeKrazy77*): limited, under-seasoned, "kid friendly" untested on kids. 1★, Sept 19 2026 (*Brilliant.girl*): wine-pairing suggestions that can't be turned off, plus brand placements.</w:t>
+      </w:r>
+    </w:p>
+    <w:p>
+      <w:pPr>
+        <w:pStyle w:val="Heading2"/>
+      </w:pPr>
+      <w:r>
+        <w:t xml:space="preserve">Mealime — *the closest thing to this project, being switched off*</w:t>
+      </w:r>
+    </w:p>
+    <w:p>
+      <w:r>
+        <w:t xml:space="preserve">1. </w:t>
+      </w:r>
+      <w:r>
+        <w:rPr>
+          <w:b/>
+        </w:rPr>
+        <w:t xml:space="preserve">Being folded into a grocery chain</w:t>
+      </w:r>
+      <w:r>
+        <w:t xml:space="preserve"> — 1★, Sept 5 2026 (*99Grumps*): wanted a meal planner, not a chain's app tracking purchases; Meals Hub makes you pick one chain.</w:t>
+      </w:r>
+    </w:p>
+    <w:p>
+      <w:r>
+        <w:t xml:space="preserve">2. </w:t>
+      </w:r>
+      <w:r>
+        <w:rPr>
+          <w:b/>
+        </w:rPr>
+        <w:t xml:space="preserve">Loyal payers would have paid more to keep it</w:t>
+      </w:r>
+      <w:r>
+        <w:t xml:space="preserve"> — 1★, Sept 3 2026 (*Csquaredbrady*): years-long Pro subscriber, no Albertsons banner nearby, would gladly have paid more for it standalone.</w:t>
+      </w:r>
+    </w:p>
+    <w:p>
+      <w:r>
+        <w:t xml:space="preserve">3. </w:t>
+      </w:r>
+      <w:r>
+        <w:rPr>
+          <w:b/>
+        </w:rPr>
+        <w:t xml:space="preserve">No export; hand-copy or lose it</w:t>
+      </w:r>
+      <w:r>
+        <w:t xml:space="preserve"> — 1★, Sept 17 2026 (*Lady Wynter*): copying saved recipes into a document before deletion.</w:t>
+      </w:r>
+    </w:p>
+    <w:p>
+      <w:pPr>
+        <w:ind w:left="360"/>
+        <w:pBdr>
+          <w:left w:val="single" w:sz="18" w:space="8" w:color="9AA0A6"/>
+        </w:pBdr>
+      </w:pPr>
+      <w:r>
+        <w:rPr>
+          <w:b/>
+        </w:rPr>
+        <w:t xml:space="preserve">Conflict worth noting:</w:t>
+      </w:r>
+      <w:r>
+        <w:t xml:space="preserve"> Mealime's own </w:t>
+      </w:r>
+      <w:hyperlink r:id="rHl69">
+        <w:r>
+          <w:rPr>
+            <w:rStyle w:val="Hyperlink"/>
+          </w:rPr>
+          <w:t xml:space="preserve">closing notice</w:t>
+        </w:r>
+      </w:hyperlink>
+      <w:r>
+        <w:t xml:space="preserve"> states Meals Hub works regardless of store proximity, while multiple reviewers in FL and elsewhere report they cannot use it without a nearby banner store. I could not resolve which is right without an Albertsons account. </w:t>
+      </w:r>
+      <w:r>
+        <w:rPr>
+          <w:rFonts w:ascii="Consolas" w:hAnsi="Consolas"/>
+        </w:rPr>
+        <w:t xml:space="preserve">[UNVERIFIED]</w:t>
+      </w:r>
+    </w:p>
+    <w:p>
+      <w:pPr>
+        <w:pStyle w:val="Heading2"/>
+      </w:pPr>
+      <w:r>
+        <w:t xml:space="preserve">Fitia — *cheapest per-feature, most aggressive funnel*</w:t>
+      </w:r>
+    </w:p>
+    <w:p>
+      <w:r>
+        <w:t xml:space="preserve">1. </w:t>
+      </w:r>
+      <w:r>
+        <w:rPr>
+          <w:b/>
+        </w:rPr>
+        <w:t xml:space="preserve">Trial-to-charge surprises</w:t>
+      </w:r>
+      <w:r>
+        <w:t xml:space="preserve"> — 1★, Aug 26 2026 (*S brawl*): expected a 3-day trial, was charged $95, Apple refund refused.</w:t>
+      </w:r>
+    </w:p>
+    <w:p>
+      <w:r>
+        <w:t xml:space="preserve">2. </w:t>
+      </w:r>
+      <w:r>
+        <w:rPr>
+          <w:b/>
+        </w:rPr>
+        <w:t xml:space="preserve">Photo estimation misses</w:t>
+      </w:r>
+      <w:r>
+        <w:t xml:space="preserve"> — 1★, Aug 5 2026 (*curtis88*): confused chicken with fish, missed portion sizes, then deleted three days of entries.</w:t>
+      </w:r>
+    </w:p>
+    <w:p>
+      <w:r>
+        <w:t xml:space="preserve">3. </w:t>
+      </w:r>
+      <w:r>
+        <w:rPr>
+          <w:b/>
+        </w:rPr>
+        <w:t xml:space="preserve">Free version is effectively a demo</w:t>
+      </w:r>
+      <w:r>
+        <w:t xml:space="preserve"> — 1★, Sept 18 2026 (*Hajdjajcenckamanfkanxmckanv*, in Spanish): the app is useless unless you pay for Plus.</w:t>
+      </w:r>
+    </w:p>
+    <w:p>
+      <w:pPr>
+        <w:pStyle w:val="Heading2"/>
+      </w:pPr>
+      <w:r>
+        <w:t xml:space="preserve">Samsung Food — *the widest retailer coverage, the thinnest polish*</w:t>
+      </w:r>
+    </w:p>
+    <w:p>
+      <w:r>
+        <w:t xml:space="preserve">1. </w:t>
+      </w:r>
+      <w:r>
+        <w:rPr>
+          <w:b/>
+        </w:rPr>
+        <w:t xml:space="preserve">Recipe/collection management gaps</w:t>
+      </w:r>
+      <w:r>
+        <w:t xml:space="preserve"> — 2★, July 10 2026 (*2567 warrior princess*): can save 1,000+ recipes free, but can't delete or reorganize plan boxes properly.</w:t>
+      </w:r>
+    </w:p>
+    <w:p>
+      <w:r>
+        <w:t xml:space="preserve">2. </w:t>
+      </w:r>
+      <w:r>
+        <w:rPr>
+          <w:b/>
+        </w:rPr>
+        <w:t xml:space="preserve">Platform bugs and lost accounts</w:t>
+      </w:r>
+      <w:r>
+        <w:t xml:space="preserve"> — 1★, May 21 2026 (*Cschumer*): glitchy since the Whisk→Samsung Food change, won't load. 1★, Feb 24 2026 (*Phailbot*): account reported as never existing.</w:t>
+      </w:r>
+    </w:p>
+    <w:p>
+      <w:r>
+        <w:t xml:space="preserve">3. </w:t>
+      </w:r>
+      <w:r>
+        <w:rPr>
+          <w:b/>
+        </w:rPr>
+        <w:t xml:space="preserve">The headline feature doesn't rank correctly</w:t>
+      </w:r>
+      <w:r>
+        <w:t xml:space="preserve"> — 3★, Feb 1 2026 (*Indecho*): subscribed specifically for "use up your ingredients" recipe search; results come back effectively random.</w:t>
+      </w:r>
+    </w:p>
+    <w:p>
+      <w:pPr>
+        <w:pStyle w:val="Heading2"/>
+      </w:pPr>
+      <w:r>
+        <w:t xml:space="preserve">MealPrepPro — *the AI-slop problem in one app*</w:t>
+      </w:r>
+    </w:p>
+    <w:p>
+      <w:r>
+        <w:t xml:space="preserve">1. </w:t>
+      </w:r>
+      <w:r>
+        <w:rPr>
+          <w:b/>
+        </w:rPr>
+        <w:t xml:space="preserve">Paying for what a free chatbot does</w:t>
+      </w:r>
+      <w:r>
+        <w:t xml:space="preserve"> — 1★, July 15 2026 (*Chocokity1*): won't pay $9.99/month for AI-generated plans when ChatGPT or Gemini do it free.</w:t>
+      </w:r>
+    </w:p>
+    <w:p>
+      <w:r>
+        <w:t xml:space="preserve">2. </w:t>
+      </w:r>
+      <w:r>
+        <w:rPr>
+          <w:b/>
+        </w:rPr>
+        <w:t xml:space="preserve">Recipes taste bad</w:t>
+      </w:r>
+      <w:r>
+        <w:t xml:space="preserve"> — 1★, July 30 2026 (*Ospreyvision*): two meals cooked during the trial, one the worst they'd ever made. 2★, Sept 5 2026 (*SamLLLR23*): bland and obviously AI-written.</w:t>
+      </w:r>
+    </w:p>
+    <w:p>
+      <w:r>
+        <w:t xml:space="preserve">3. </w:t>
+      </w:r>
+      <w:r>
+        <w:rPr>
+          <w:b/>
+        </w:rPr>
+        <w:t xml:space="preserve">Ignores the targets and exclusions you set</w:t>
+      </w:r>
+      <w:r>
+        <w:t xml:space="preserve"> — 2★, Aug 30 2026 (*PatriciaVal*): asked about macros at onboarding then offers no macro setting. 2★, Apr 24 2026 (*spin0057*): "no beans" set, beans still appeared.</w:t>
+      </w:r>
+    </w:p>
+    <w:p>
+      <w:pPr>
+        <w:pStyle w:val="Heading2"/>
+      </w:pPr>
+      <w:r>
+        <w:t xml:space="preserve">Eat This Much — *right idea, unreliable execution*</w:t>
+      </w:r>
+    </w:p>
+    <w:p>
+      <w:r>
+        <w:t xml:space="preserve">1. </w:t>
+      </w:r>
+      <w:r>
+        <w:rPr>
+          <w:b/>
+        </w:rPr>
+        <w:t xml:space="preserve">Generated plans defy common sense</w:t>
+      </w:r>
+      <w:r>
+        <w:t xml:space="preserve"> — 1★, May 8 2026 (*billix0*): blocked recipes keep returning; two smoothies for breakfast, three for lunch; 6½ servings of yogurt in one sitting. 2★, June 28 2026 (*helloimarealist*): a lettuce-and-lemon wrap as dinner.</w:t>
+      </w:r>
+    </w:p>
+    <w:p>
+      <w:r>
+        <w:t xml:space="preserve">2. </w:t>
+      </w:r>
+      <w:r>
+        <w:rPr>
+          <w:b/>
+        </w:rPr>
+        <w:t xml:space="preserve">Advertised features that don't work</w:t>
+      </w:r>
+      <w:r>
+        <w:t xml:space="preserve"> — 3★, June 8 2026 (*AshleyNichol96*): pantry items no longer affect the plan. 1★, Apr 5 2026 (*InMarlton NJ*): can't find the advertised budget function, and quantities came out wrong.</w:t>
+      </w:r>
+    </w:p>
+    <w:p>
+      <w:r>
+        <w:t xml:space="preserve">3. </w:t>
+      </w:r>
+      <w:r>
+        <w:rPr>
+          <w:b/>
+        </w:rPr>
+        <w:t xml:space="preserve">Cost of the resulting groceries</w:t>
+      </w:r>
+      <w:r>
+        <w:t xml:space="preserve"> — 3★, May 26 2026 (*ConnorRealll*): even the "cheapest" generated plan produces an expensive shop; wants a hard budget setting.</w:t>
+      </w:r>
+    </w:p>
+    <w:p>
+      <w:pPr>
+        <w:pStyle w:val="Heading2"/>
+      </w:pPr>
+      <w:r>
+        <w:t xml:space="preserve">Plan to Eat — *small, liked, and deliberately narrow*</w:t>
+      </w:r>
+    </w:p>
+    <w:p>
+      <w:r>
+        <w:t xml:space="preserve">1. </w:t>
+      </w:r>
+      <w:r>
+        <w:rPr>
+          <w:b/>
+        </w:rPr>
+        <w:t xml:space="preserve">List is trapped in the app</w:t>
+      </w:r>
+      <w:r>
+        <w:t xml:space="preserve"> — 3★, Sept 19 2026 (*123Dana456*): no export to iOS Lists/Reminders, and every ingredient is force-added with no way to turn it off.</w:t>
+      </w:r>
+    </w:p>
+    <w:p>
+      <w:r>
+        <w:t xml:space="preserve">2. </w:t>
+      </w:r>
+      <w:r>
+        <w:rPr>
+          <w:b/>
+        </w:rPr>
+        <w:t xml:space="preserve">Paywall transition cost people their recipes</w:t>
+      </w:r>
+      <w:r>
+        <w:t xml:space="preserve"> — 1★, July 9 2026 (*MWDUIFLE*): was free until it wasn't; lost recipes as a result.</w:t>
+      </w:r>
+    </w:p>
+    <w:p>
+      <w:r>
+        <w:t xml:space="preserve">3. </w:t>
+      </w:r>
+      <w:r>
+        <w:rPr>
+          <w:b/>
+        </w:rPr>
+        <w:t xml:space="preserve">No third complaint of substance</w:t>
+      </w:r>
+      <w:r>
+        <w:t xml:space="preserve"> — only 2 critical reviews since March 2025, the lowest in this set. Read that as a satisfied niche, not as proof of quality </w:t>
+      </w:r>
+      <w:r>
+        <w:rPr>
+          <w:rFonts w:ascii="Consolas" w:hAnsi="Consolas"/>
+        </w:rPr>
+        <w:t xml:space="preserve">[UNVERIFIED]</w:t>
+      </w:r>
+      <w:r>
+        <w:t xml:space="preserve">.</w:t>
+      </w:r>
+    </w:p>
+    <w:p>
+      <w:pPr>
+        <w:pBdr>
+          <w:bottom w:val="single" w:sz="6" w:space="6" w:color="C9CCD1"/>
+        </w:pBdr>
+      </w:pPr>
+    </w:p>
+    <w:p>
+      <w:pPr>
+        <w:pStyle w:val="Heading1"/>
+      </w:pPr>
+      <w:r>
+        <w:t xml:space="preserve">What does nobody serve well?</w:t>
+      </w:r>
+    </w:p>
+    <w:p>
+      <w:r>
+        <w:t xml:space="preserve">Nine apps, and the category still splits cleanly into two halves that don't touch: </w:t>
+      </w:r>
+      <w:r>
+        <w:rPr>
+          <w:b/>
+        </w:rPr>
+        <w:t xml:space="preserve">apps that know your nutrition but can't buy food</w:t>
+      </w:r>
+      <w:r>
+        <w:t xml:space="preserve"> (MyFitnessPal, MacroFactor, Fitia) and </w:t>
+      </w:r>
+      <w:r>
+        <w:rPr>
+          <w:b/>
+        </w:rPr>
+        <w:t xml:space="preserve">apps that buy food but barely know your nutrition</w:t>
+      </w:r>
+      <w:r>
+        <w:t xml:space="preserve"> (eMeals, Mealime, Plan to Eat, Samsung Food). The gaps live in between.</w:t>
+      </w:r>
+    </w:p>
+    <w:p>
+      <w:r>
+        <w:rPr>
+          <w:b/>
+        </w:rPr>
+        <w:t xml:space="preserve">1. Micronutrients → cart. Nobody closes this loop.</w:t>
+      </w:r>
+    </w:p>
+    <w:p>
+      <w:r>
+        <w:t xml:space="preserve">MacroFactor tracks micronutrients but sells nothing; eMeals orders from eight retailers but plans by diet *label* ("keto," "heart healthy"), not by nutrient gap. </w:t>
+      </w:r>
+      <w:r>
+        <w:rPr>
+          <w:b/>
+        </w:rPr>
+        <w:t xml:space="preserve">No app in this set says "you're short on potassium and vitamin D this week, here are three recipes that fix it, here's the cart."</w:t>
+      </w:r>
+      <w:r>
+        <w:t xml:space="preserve"> That is the whole thesis of this project and it is genuinely unoccupied.</w:t>
+      </w:r>
+    </w:p>
+    <w:p>
+      <w:r>
+        <w:rPr>
+          <w:b/>
+        </w:rPr>
+        <w:t xml:space="preserve">2. Hard allergy and intolerance exclusion.</w:t>
+      </w:r>
+    </w:p>
+    <w:p>
+      <w:r>
+        <w:t xml:space="preserve">Every app offers preset allergen checkboxes. None reliably handles *your* list. Mealime — the best of them at 200+ options — still had no slot for a cilantro allergy or a low-histamine diet, and users of both Mealime and MealPrepPro report disliked ingredients appearing in plans anyway. </w:t>
+      </w:r>
+      <w:r>
+        <w:rPr>
+          <w:b/>
+        </w:rPr>
+        <w:t xml:space="preserve">An exclusion that actually holds, and is visibly verified at cart-build time, is a small feature with outsized trust value — and a safety issue for real allergies.</w:t>
+      </w:r>
+    </w:p>
+    <w:p>
+      <w:r>
+        <w:rPr>
+          <w:b/>
+        </w:rPr>
+        <w:t xml:space="preserve">3. Retailer neutrality and data portability.</w:t>
+      </w:r>
+    </w:p>
+    <w:p>
+      <w:r>
+        <w:t xml:space="preserve">Mealime's death is the proof: the one app that combined preferences, recipes and grocery lists well was bought by a grocery chain and is being switched off, with no export, pushing users into one chain's walled garden. Samsung Food has the same structural risk (an appliance maker's funnel). </w:t>
+      </w:r>
+      <w:r>
+        <w:rPr>
+          <w:b/>
+        </w:rPr>
+        <w:t xml:space="preserve">Being retailer-neutral and letting people leave with their data is a position no well-funded competitor can copy, because their owners bought them for the lock-in.</w:t>
+      </w:r>
+    </w:p>
+    <w:p>
+      <w:r>
+        <w:rPr>
+          <w:b/>
+        </w:rPr>
+        <w:t xml:space="preserve">4. GLP-1 users.</w:t>
+      </w:r>
+    </w:p>
+    <w:p>
+      <w:r>
+        <w:t xml:space="preserve">31M US adults are currently on a GLP-1 (Section 1). </w:t>
+      </w:r>
+      <w:r>
+        <w:rPr>
+          <w:b/>
+        </w:rPr>
+        <w:t xml:space="preserve">Not one of these nine apps is designed for suppressed appetite</w:t>
+      </w:r>
+      <w:r>
+        <w:t xml:space="preserve"> — where the problem inverts from "eat less" to "hit protein and micronutrient adequacy on 1,200 calories." Reviews don't even mention it. </w:t>
+      </w:r>
+      <w:r>
+        <w:rPr>
+          <w:rFonts w:ascii="Consolas" w:hAnsi="Consolas"/>
+        </w:rPr>
+        <w:t xml:space="preserve">[UNVERIFIED — absence in reviews is weak evidence of absence in product; I did not audit each app's full feature list for GLP-1 modes]</w:t>
+      </w:r>
+    </w:p>
+    <w:p>
+      <w:r>
+        <w:rPr>
+          <w:b/>
+        </w:rPr>
+        <w:t xml:space="preserve">5. Budget as a real constraint.</w:t>
+      </w:r>
+    </w:p>
+    <w:p>
+      <w:r>
+        <w:t xml:space="preserve">Eat This Much advertises budget planning and users can't find it working; another calls the cheapest generated plan expensive to shop. eMeals markets savings but doesn't price a cart before you commit. </w:t>
+      </w:r>
+      <w:r>
+        <w:rPr>
+          <w:b/>
+        </w:rPr>
+        <w:t xml:space="preserve">Nobody shows the actual dollar total of the week's plan before you buy, or re-plans to hit a number.</w:t>
+      </w:r>
+    </w:p>
+    <w:p>
+      <w:r>
+        <w:rPr>
+          <w:b/>
+        </w:rPr>
+        <w:t xml:space="preserve">6. The household, not the individual.</w:t>
+      </w:r>
+    </w:p>
+    <w:p>
+      <w:r>
+        <w:t xml:space="preserve">Every app plans for one eater. MyFitnessPal reviewers ask for per-person portions and half-servings for children; MealPrepPro's multi-user support is the exception and is thin. </w:t>
+      </w:r>
+      <w:r>
+        <w:rPr>
+          <w:b/>
+        </w:rPr>
+        <w:t xml:space="preserve">One plan, one cart, different people's targets and dislikes — unsolved.</w:t>
+      </w:r>
+    </w:p>
+    <w:p>
+      <w:r>
+        <w:rPr>
+          <w:b/>
+        </w:rPr>
+        <w:t xml:space="preserve">7. Pantry-aware planning that works.</w:t>
+      </w:r>
+    </w:p>
+    <w:p>
+      <w:r>
+        <w:t xml:space="preserve">Two apps advertise it (Eat This Much's pantry, Samsung Food's "use up your ingredients") and reviewers of both say it doesn't function. </w:t>
+      </w:r>
+      <w:r>
+        <w:rPr>
+          <w:b/>
+        </w:rPr>
+        <w:t xml:space="preserve">Waste reduction is a promised-but-undelivered feature category-wide.</w:t>
+      </w:r>
+    </w:p>
+    <w:p>
+      <w:r>
+        <w:rPr>
+          <w:b/>
+        </w:rPr>
+        <w:t xml:space="preserve">8. Trust as a product feature.</w:t>
+      </w:r>
+    </w:p>
+    <w:p>
+      <w:r>
+        <w:t xml:space="preserve">39% of all complaints in Section 2 were about money, not software: paywalls on formerly-free basics, refunds refused, cancellation friction, ads interrupting logging. </w:t>
+      </w:r>
+      <w:r>
+        <w:rPr>
+          <w:b/>
+        </w:rPr>
+        <w:t xml:space="preserve">A plain price, an easy cancel, no ads mid-log, and export-on-demand would be differentiating in this category — which is a damning thing to be able to say.</w:t>
+      </w:r>
+    </w:p>
+    <w:p>
+      <w:pPr>
+        <w:pStyle w:val="Heading2"/>
+      </w:pPr>
+      <w:r>
+        <w:t xml:space="preserve">The sharpest wedge</w:t>
+      </w:r>
+    </w:p>
+    <w:p>
+      <w:r>
+        <w:t xml:space="preserve">Combining 1, 2, 3 and 4: </w:t>
+      </w:r>
+      <w:r>
+        <w:rPr>
+          <w:b/>
+        </w:rPr>
+        <w:t xml:space="preserve">a retailer-neutral app that plans to nutrient targets (not diet labels), enforces personal exclusions strictly, prices the cart before you buy, and is built for people eating less than they used to.</w:t>
+      </w:r>
+      <w:r>
+        <w:t xml:space="preserve"> Mealime's users are looking for a new home *right now* — before October 21, 2026 — and the replacement being offered to them is a grocery chain's app. That is the most time-sensitive opening this research has found.</w:t>
+      </w:r>
+    </w:p>
+    <w:p>
+      <w:pPr>
+        <w:pBdr>
+          <w:bottom w:val="single" w:sz="6" w:space="6" w:color="C9CCD1"/>
+        </w:pBdr>
+      </w:pPr>
+    </w:p>
+    <w:p>
+      <w:pPr>
+        <w:pStyle w:val="Heading1"/>
+      </w:pPr>
+      <w:r>
+        <w:t xml:space="preserve">Flags</w:t>
+      </w:r>
+    </w:p>
+    <w:tbl>
+      <w:tblPr>
+        <w:tblW w:w="10080" w:type="dxa"/>
+        <w:tblBorders>
+          <w:top w:val="single" w:sz="4" w:space="0" w:color="C9CCD1"/>
+          <w:left w:val="single" w:sz="4" w:space="0" w:color="C9CCD1"/>
+          <w:bottom w:val="single" w:sz="4" w:space="0" w:color="C9CCD1"/>
+          <w:right w:val="single" w:sz="4" w:space="0" w:color="C9CCD1"/>
+          <w:insideH w:val="single" w:sz="4" w:space="0" w:color="C9CCD1"/>
+          <w:insideV w:val="single" w:sz="4" w:space="0" w:color="C9CCD1"/>
+        </w:tblBorders>
+        <w:tblLayout w:type="fixed"/>
+      </w:tblPr>
+      <w:tblGrid>
+        <w:gridCol w:w="5040"/>
+        <w:gridCol w:w="5040"/>
+      </w:tblGrid>
+      <w:tr>
+        <w:trPr>
+          <w:tblHeader/>
+        </w:trPr>
+        <w:tc>
+          <w:tcPr>
+            <w:tcW w:w="5040" w:type="dxa"/>
+            <w:shd w:val="clear" w:color="auto" w:fill="EFF1F3"/>
+          </w:tcPr>
+          <w:p>
+            <w:pPr>
+              <w:spacing w:before="40" w:after="40"/>
+            </w:pPr>
+            <w:r>
+              <w:rPr>
+                <w:b/>
+                <w:sz w:val="18"/>
+              </w:rPr>
+              <w:t xml:space="preserve">Item</w:t>
+            </w:r>
+          </w:p>
+        </w:tc>
+        <w:tc>
+          <w:tcPr>
+            <w:tcW w:w="5040" w:type="dxa"/>
+            <w:shd w:val="clear" w:color="auto" w:fill="EFF1F3"/>
+          </w:tcPr>
+          <w:p>
+            <w:pPr>
+              <w:spacing w:before="40" w:after="40"/>
+            </w:pPr>
+            <w:r>
+              <w:rPr>
+                <w:b/>
+                <w:sz w:val="18"/>
+              </w:rPr>
+              <w:t xml:space="preserve">Status</w:t>
+            </w:r>
+          </w:p>
+        </w:tc>
+      </w:tr>
+      <w:tr>
+        <w:tc>
+          <w:tcPr>
+            <w:tcW w:w="5040" w:type="dxa"/>
+          </w:tcPr>
+          <w:p>
+            <w:pPr>
+              <w:spacing w:before="40" w:after="40"/>
+            </w:pPr>
+            <w:r>
+              <w:rPr>
+                <w:sz w:val="18"/>
+              </w:rPr>
+              <w:t xml:space="preserve">Mealime Pro's former price</w:t>
+            </w:r>
+          </w:p>
+        </w:tc>
+        <w:tc>
+          <w:tcPr>
+            <w:tcW w:w="5040" w:type="dxa"/>
+          </w:tcPr>
+          <w:p>
+            <w:pPr>
+              <w:spacing w:before="40" w:after="40"/>
+            </w:pPr>
+            <w:r>
+              <w:rPr>
+                <w:sz w:val="18"/>
+              </w:rPr>
+              <w:t xml:space="preserve">❌ Not verified — the pricing page is gone post-shutdown-notice.</w:t>
+            </w:r>
+          </w:p>
+        </w:tc>
+      </w:tr>
+      <w:tr>
+        <w:tc>
+          <w:tcPr>
+            <w:tcW w:w="5040" w:type="dxa"/>
+          </w:tcPr>
+          <w:p>
+            <w:pPr>
+              <w:spacing w:before="40" w:after="40"/>
+            </w:pPr>
+            <w:r>
+              <w:rPr>
+                <w:sz w:val="18"/>
+              </w:rPr>
+              <w:t xml:space="preserve">MyFitnessPal "Premium+" tier</w:t>
+            </w:r>
+          </w:p>
+        </w:tc>
+        <w:tc>
+          <w:tcPr>
+            <w:tcW w:w="5040" w:type="dxa"/>
+          </w:tcPr>
+          <w:p>
+            <w:pPr>
+              <w:spacing w:before="40" w:after="40"/>
+            </w:pPr>
+            <w:r>
+              <w:rPr>
+                <w:sz w:val="18"/>
+              </w:rPr>
+              <w:t xml:space="preserve">❌ Not verified — </w:t>
+            </w:r>
+            <w:r>
+              <w:rPr>
+                <w:rFonts w:ascii="Consolas" w:hAnsi="Consolas"/>
+                <w:sz w:val="18"/>
+              </w:rPr>
+              <w:t xml:space="preserve">/premium/plus</w:t>
+            </w:r>
+            <w:r>
+              <w:rPr>
+                <w:sz w:val="18"/>
+              </w:rPr>
+              <w:t xml:space="preserve"> returns 404; the premium page shows only one tier.</w:t>
+            </w:r>
+          </w:p>
+        </w:tc>
+      </w:tr>
+      <w:tr>
+        <w:tc>
+          <w:tcPr>
+            <w:tcW w:w="5040" w:type="dxa"/>
+          </w:tcPr>
+          <w:p>
+            <w:pPr>
+              <w:spacing w:before="40" w:after="40"/>
+            </w:pPr>
+            <w:r>
+              <w:rPr>
+                <w:sz w:val="18"/>
+              </w:rPr>
+              <w:t xml:space="preserve">MealPrepPro tier names</w:t>
+            </w:r>
+          </w:p>
+        </w:tc>
+        <w:tc>
+          <w:tcPr>
+            <w:tcW w:w="5040" w:type="dxa"/>
+          </w:tcPr>
+          <w:p>
+            <w:pPr>
+              <w:spacing w:before="40" w:after="40"/>
+            </w:pPr>
+            <w:r>
+              <w:rPr>
+                <w:sz w:val="18"/>
+              </w:rPr>
+              <w:t xml:space="preserve">⚠️ App Store shows four prices without labels; the $229.99 being lifetime is </w:t>
+            </w:r>
+            <w:r>
+              <w:rPr>
+                <w:rFonts w:ascii="Consolas" w:hAnsi="Consolas"/>
+                <w:sz w:val="18"/>
+              </w:rPr>
+              <w:t xml:space="preserve">[UNVERIFIED]</w:t>
+            </w:r>
+            <w:r>
+              <w:rPr>
+                <w:sz w:val="18"/>
+              </w:rPr>
+              <w:t xml:space="preserve">.</w:t>
+            </w:r>
+          </w:p>
+        </w:tc>
+      </w:tr>
+      <w:tr>
+        <w:tc>
+          <w:tcPr>
+            <w:tcW w:w="5040" w:type="dxa"/>
+          </w:tcPr>
+          <w:p>
+            <w:pPr>
+              <w:spacing w:before="40" w:after="40"/>
+            </w:pPr>
+            <w:r>
+              <w:rPr>
+                <w:sz w:val="18"/>
+              </w:rPr>
+              <w:t xml:space="preserve">Eat This Much free tier &amp; pricing page</w:t>
+            </w:r>
+          </w:p>
+        </w:tc>
+        <w:tc>
+          <w:tcPr>
+            <w:tcW w:w="5040" w:type="dxa"/>
+          </w:tcPr>
+          <w:p>
+            <w:pPr>
+              <w:spacing w:before="40" w:after="40"/>
+            </w:pPr>
+            <w:r>
+              <w:rPr>
+                <w:sz w:val="18"/>
+              </w:rPr>
+              <w:t xml:space="preserve">⚠️ Their site requires JavaScript this tool can't run; prices come from the App Store instead.</w:t>
+            </w:r>
+          </w:p>
+        </w:tc>
+      </w:tr>
+      <w:tr>
+        <w:tc>
+          <w:tcPr>
+            <w:tcW w:w="5040" w:type="dxa"/>
+          </w:tcPr>
+          <w:p>
+            <w:pPr>
+              <w:spacing w:before="40" w:after="40"/>
+            </w:pPr>
+            <w:r>
+              <w:rPr>
+                <w:sz w:val="18"/>
+              </w:rPr>
+              <w:t xml:space="preserve">Funding for MacroFactor, MealPrepPro, Eat This Much, eMeals</w:t>
+            </w:r>
+          </w:p>
+        </w:tc>
+        <w:tc>
+          <w:tcPr>
+            <w:tcW w:w="5040" w:type="dxa"/>
+          </w:tcPr>
+          <w:p>
+            <w:pPr>
+              <w:spacing w:before="40" w:after="40"/>
+            </w:pPr>
+            <w:r>
+              <w:rPr>
+                <w:sz w:val="18"/>
+              </w:rPr>
+              <w:t xml:space="preserve">⚠️ "No funding found" ≠ "no funding." Crunchbase/PitchBook pages are paywalled to this tool.</w:t>
+            </w:r>
+          </w:p>
+        </w:tc>
+      </w:tr>
+      <w:tr>
+        <w:tc>
+          <w:tcPr>
+            <w:tcW w:w="5040" w:type="dxa"/>
+          </w:tcPr>
+          <w:p>
+            <w:pPr>
+              <w:spacing w:before="40" w:after="40"/>
+            </w:pPr>
+            <w:r>
+              <w:rPr>
+                <w:sz w:val="18"/>
+              </w:rPr>
+              <w:t xml:space="preserve">Fitia revenue (~$3.5M, 2024)</w:t>
+            </w:r>
+          </w:p>
+        </w:tc>
+        <w:tc>
+          <w:tcPr>
+            <w:tcW w:w="5040" w:type="dxa"/>
+          </w:tcPr>
+          <w:p>
+            <w:pPr>
+              <w:spacing w:before="40" w:after="40"/>
+            </w:pPr>
+            <w:r>
+              <w:rPr>
+                <w:sz w:val="18"/>
+              </w:rPr>
+              <w:t xml:space="preserve">⚠️ Secondary source (Latka), self-reported.</w:t>
+            </w:r>
+          </w:p>
+        </w:tc>
+      </w:tr>
+      <w:tr>
+        <w:tc>
+          <w:tcPr>
+            <w:tcW w:w="5040" w:type="dxa"/>
+          </w:tcPr>
+          <w:p>
+            <w:pPr>
+              <w:spacing w:before="40" w:after="40"/>
+            </w:pPr>
+            <w:r>
+              <w:rPr>
+                <w:sz w:val="18"/>
+              </w:rPr>
+              <w:t xml:space="preserve">G2 / Capterra / Reddit for these nine</w:t>
+            </w:r>
+          </w:p>
+        </w:tc>
+        <w:tc>
+          <w:tcPr>
+            <w:tcW w:w="5040" w:type="dxa"/>
+          </w:tcPr>
+          <w:p>
+            <w:pPr>
+              <w:spacing w:before="40" w:after="40"/>
+            </w:pPr>
+            <w:r>
+              <w:rPr>
+                <w:sz w:val="18"/>
+              </w:rPr>
+              <w:t xml:space="preserve">❌ G2 and Reddit blocked; Capterra lists professional software, not these consumer apps.</w:t>
+            </w:r>
+          </w:p>
+        </w:tc>
+      </w:tr>
+      <w:tr>
+        <w:tc>
+          <w:tcPr>
+            <w:tcW w:w="5040" w:type="dxa"/>
+          </w:tcPr>
+          <w:p>
+            <w:pPr>
+              <w:spacing w:before="40" w:after="40"/>
+            </w:pPr>
+            <w:r>
+              <w:rPr>
+                <w:sz w:val="18"/>
+              </w:rPr>
+              <w:t xml:space="preserve">Complaint percentages</w:t>
+            </w:r>
+          </w:p>
+        </w:tc>
+        <w:tc>
+          <w:tcPr>
+            <w:tcW w:w="5040" w:type="dxa"/>
+          </w:tcPr>
+          <w:p>
+            <w:pPr>
+              <w:spacing w:before="40" w:after="40"/>
+            </w:pPr>
+            <w:r>
+              <w:rPr>
+                <w:sz w:val="18"/>
+              </w:rPr>
+              <w:t xml:space="preserve">⚠️ Keyword matching over review text, spot-checked by reading. Magnitudes, not precision. Plan to Eat's base (n=2) is too small to generalize.</w:t>
             </w:r>
           </w:p>
         </w:tc>

--- a/07_DietGroceryApp/ResearchAgents/DietGroceryApp_Research.docx
+++ b/07_DietGroceryApp/ResearchAgents/DietGroceryApp_Research.docx
@@ -93,6 +93,17 @@
       </w:pPr>
       <w:r>
         <w:t xml:space="preserve">Section 3 — Competitor Teardown: pricing, features, target customer, funding and top complaints for nine apps, plus the gaps nobody serves. *(Added Sept 22, 2026)*</w:t>
+      </w:r>
+    </w:p>
+    <w:p>
+      <w:pPr>
+        <w:numPr>
+          <w:ilvl w:val="0"/>
+          <w:numId w:val="1"/>
+        </w:numPr>
+      </w:pPr>
+      <w:r>
+        <w:t xml:space="preserve">Section 4 — Bottom-Up Market Size: population-to-revenue funnel at $19.99/month, with conservative, base and optimistic cases and every assumption stated. *(Added Sept 22, 2026)*</w:t>
       </w:r>
     </w:p>
     <w:p>
@@ -11673,6 +11684,5433 @@
                 <w:sz w:val="18"/>
               </w:rPr>
               <w:t xml:space="preserve">⚠️ Keyword matching over review text, spot-checked by reading. Magnitudes, not precision. Plan to Eat's base (n=2) is too small to generalize.</w:t>
+            </w:r>
+          </w:p>
+        </w:tc>
+      </w:tr>
+    </w:tbl>
+    <w:p>
+      <w:pPr>
+        <w:spacing w:after="0"/>
+      </w:pPr>
+    </w:p>
+    <w:p>
+      <w:r>
+        <w:br w:type="page"/>
+      </w:r>
+    </w:p>
+    <w:p>
+      <w:pPr>
+        <w:pStyle w:val="Title"/>
+      </w:pPr>
+      <w:r>
+        <w:t xml:space="preserve">Bottom-Up Market Size — $19.99/month Combined Diet + Grocery App</w:t>
+      </w:r>
+    </w:p>
+    <w:p>
+      <w:r>
+        <w:rPr>
+          <w:b/>
+        </w:rPr>
+        <w:t xml:space="preserve">Prepared:</w:t>
+      </w:r>
+      <w:r>
+        <w:t xml:space="preserve"> September 22, 2026</w:t>
+      </w:r>
+    </w:p>
+    <w:p>
+      <w:r>
+        <w:rPr>
+          <w:b/>
+        </w:rPr>
+        <w:t xml:space="preserve">Method:</w:t>
+      </w:r>
+      <w:r>
+        <w:t xml:space="preserve"> Population → behavioral gates → adoption → revenue. Every population number comes from a named government or peer-reviewed source. </w:t>
+      </w:r>
+      <w:r>
+        <w:rPr>
+          <w:b/>
+        </w:rPr>
+        <w:t xml:space="preserve">No top-down percentages of category revenue are used anywhere in this model.</w:t>
+      </w:r>
+    </w:p>
+    <w:p>
+      <w:pPr>
+        <w:pBdr>
+          <w:bottom w:val="single" w:sz="6" w:space="6" w:color="C9CCD1"/>
+        </w:pBdr>
+      </w:pPr>
+    </w:p>
+    <w:p>
+      <w:pPr>
+        <w:pStyle w:val="Heading1"/>
+      </w:pPr>
+      <w:r>
+        <w:t xml:space="preserve">The funnel (base case)</w:t>
+      </w:r>
+    </w:p>
+    <w:tbl>
+      <w:tblPr>
+        <w:tblW w:w="10080" w:type="dxa"/>
+        <w:tblBorders>
+          <w:top w:val="single" w:sz="4" w:space="0" w:color="C9CCD1"/>
+          <w:left w:val="single" w:sz="4" w:space="0" w:color="C9CCD1"/>
+          <w:bottom w:val="single" w:sz="4" w:space="0" w:color="C9CCD1"/>
+          <w:right w:val="single" w:sz="4" w:space="0" w:color="C9CCD1"/>
+          <w:insideH w:val="single" w:sz="4" w:space="0" w:color="C9CCD1"/>
+          <w:insideV w:val="single" w:sz="4" w:space="0" w:color="C9CCD1"/>
+        </w:tblBorders>
+        <w:tblLayout w:type="fixed"/>
+      </w:tblPr>
+      <w:tblGrid>
+        <w:gridCol w:w="2016"/>
+        <w:gridCol w:w="2016"/>
+        <w:gridCol w:w="2016"/>
+        <w:gridCol w:w="2016"/>
+        <w:gridCol w:w="2016"/>
+      </w:tblGrid>
+      <w:tr>
+        <w:trPr>
+          <w:tblHeader/>
+        </w:trPr>
+        <w:tc>
+          <w:tcPr>
+            <w:tcW w:w="2016" w:type="dxa"/>
+            <w:shd w:val="clear" w:color="auto" w:fill="EFF1F3"/>
+          </w:tcPr>
+          <w:p>
+            <w:pPr>
+              <w:spacing w:before="40" w:after="40"/>
+            </w:pPr>
+            <w:r>
+              <w:rPr>
+                <w:b/>
+                <w:sz w:val="18"/>
+              </w:rPr>
+              <w:t xml:space="preserve">Step</w:t>
+            </w:r>
+          </w:p>
+        </w:tc>
+        <w:tc>
+          <w:tcPr>
+            <w:tcW w:w="2016" w:type="dxa"/>
+            <w:shd w:val="clear" w:color="auto" w:fill="EFF1F3"/>
+          </w:tcPr>
+          <w:p>
+            <w:pPr>
+              <w:spacing w:before="40" w:after="40"/>
+            </w:pPr>
+            <w:r>
+              <w:rPr>
+                <w:b/>
+                <w:sz w:val="18"/>
+              </w:rPr>
+              <w:t xml:space="preserve">Filter</w:t>
+            </w:r>
+          </w:p>
+        </w:tc>
+        <w:tc>
+          <w:tcPr>
+            <w:tcW w:w="2016" w:type="dxa"/>
+            <w:shd w:val="clear" w:color="auto" w:fill="EFF1F3"/>
+          </w:tcPr>
+          <w:p>
+            <w:pPr>
+              <w:spacing w:before="40" w:after="40"/>
+            </w:pPr>
+            <w:r>
+              <w:rPr>
+                <w:b/>
+                <w:sz w:val="18"/>
+              </w:rPr>
+              <w:t xml:space="preserve">Multiplier</w:t>
+            </w:r>
+          </w:p>
+        </w:tc>
+        <w:tc>
+          <w:tcPr>
+            <w:tcW w:w="2016" w:type="dxa"/>
+            <w:shd w:val="clear" w:color="auto" w:fill="EFF1F3"/>
+          </w:tcPr>
+          <w:p>
+            <w:pPr>
+              <w:spacing w:before="40" w:after="40"/>
+            </w:pPr>
+            <w:r>
+              <w:rPr>
+                <w:b/>
+                <w:sz w:val="18"/>
+              </w:rPr>
+              <w:t xml:space="preserve">Population remaining</w:t>
+            </w:r>
+          </w:p>
+        </w:tc>
+        <w:tc>
+          <w:tcPr>
+            <w:tcW w:w="2016" w:type="dxa"/>
+            <w:shd w:val="clear" w:color="auto" w:fill="EFF1F3"/>
+          </w:tcPr>
+          <w:p>
+            <w:pPr>
+              <w:spacing w:before="40" w:after="40"/>
+            </w:pPr>
+            <w:r>
+              <w:rPr>
+                <w:b/>
+                <w:sz w:val="18"/>
+              </w:rPr>
+              <w:t xml:space="preserve">Source</w:t>
+            </w:r>
+          </w:p>
+        </w:tc>
+      </w:tr>
+      <w:tr>
+        <w:tc>
+          <w:tcPr>
+            <w:tcW w:w="2016" w:type="dxa"/>
+          </w:tcPr>
+          <w:p>
+            <w:pPr>
+              <w:spacing w:before="40" w:after="40"/>
+            </w:pPr>
+            <w:r>
+              <w:rPr>
+                <w:sz w:val="18"/>
+              </w:rPr>
+              <w:t xml:space="preserve">0</w:t>
+            </w:r>
+          </w:p>
+        </w:tc>
+        <w:tc>
+          <w:tcPr>
+            <w:tcW w:w="2016" w:type="dxa"/>
+          </w:tcPr>
+          <w:p>
+            <w:pPr>
+              <w:spacing w:before="40" w:after="40"/>
+            </w:pPr>
+            <w:r>
+              <w:rPr>
+                <w:sz w:val="18"/>
+              </w:rPr>
+              <w:t xml:space="preserve">US resident population, July 1 2024</w:t>
+            </w:r>
+          </w:p>
+        </w:tc>
+        <w:tc>
+          <w:tcPr>
+            <w:tcW w:w="2016" w:type="dxa"/>
+          </w:tcPr>
+          <w:p>
+            <w:pPr>
+              <w:spacing w:before="40" w:after="40"/>
+            </w:pPr>
+            <w:r>
+              <w:rPr>
+                <w:sz w:val="18"/>
+              </w:rPr>
+              <w:t xml:space="preserve">—</w:t>
+            </w:r>
+          </w:p>
+        </w:tc>
+        <w:tc>
+          <w:tcPr>
+            <w:tcW w:w="2016" w:type="dxa"/>
+          </w:tcPr>
+          <w:p>
+            <w:pPr>
+              <w:spacing w:before="40" w:after="40"/>
+            </w:pPr>
+            <w:r>
+              <w:rPr>
+                <w:b/>
+                <w:sz w:val="18"/>
+              </w:rPr>
+              <w:t xml:space="preserve">340.1M</w:t>
+            </w:r>
+          </w:p>
+        </w:tc>
+        <w:tc>
+          <w:tcPr>
+            <w:tcW w:w="2016" w:type="dxa"/>
+          </w:tcPr>
+          <w:p>
+            <w:pPr>
+              <w:spacing w:before="40" w:after="40"/>
+            </w:pPr>
+            <w:hyperlink r:id="rHl78">
+              <w:r>
+                <w:rPr>
+                  <w:rStyle w:val="Hyperlink"/>
+                  <w:sz w:val="18"/>
+                </w:rPr>
+                <w:t xml:space="preserve">Census Bureau, Vintage 2024</w:t>
+              </w:r>
+            </w:hyperlink>
+          </w:p>
+        </w:tc>
+      </w:tr>
+      <w:tr>
+        <w:tc>
+          <w:tcPr>
+            <w:tcW w:w="2016" w:type="dxa"/>
+          </w:tcPr>
+          <w:p>
+            <w:pPr>
+              <w:spacing w:before="40" w:after="40"/>
+            </w:pPr>
+            <w:r>
+              <w:rPr>
+                <w:sz w:val="18"/>
+              </w:rPr>
+              <w:t xml:space="preserve">1</w:t>
+            </w:r>
+          </w:p>
+        </w:tc>
+        <w:tc>
+          <w:tcPr>
+            <w:tcW w:w="2016" w:type="dxa"/>
+          </w:tcPr>
+          <w:p>
+            <w:pPr>
+              <w:spacing w:before="40" w:after="40"/>
+            </w:pPr>
+            <w:r>
+              <w:rPr>
+                <w:sz w:val="18"/>
+              </w:rPr>
+              <w:t xml:space="preserve">Minus population under 18 (73.1M)</w:t>
+            </w:r>
+          </w:p>
+        </w:tc>
+        <w:tc>
+          <w:tcPr>
+            <w:tcW w:w="2016" w:type="dxa"/>
+          </w:tcPr>
+          <w:p>
+            <w:pPr>
+              <w:spacing w:before="40" w:after="40"/>
+            </w:pPr>
+            <w:r>
+              <w:rPr>
+                <w:sz w:val="18"/>
+              </w:rPr>
+              <w:t xml:space="preserve">—</w:t>
+            </w:r>
+          </w:p>
+        </w:tc>
+        <w:tc>
+          <w:tcPr>
+            <w:tcW w:w="2016" w:type="dxa"/>
+          </w:tcPr>
+          <w:p>
+            <w:pPr>
+              <w:spacing w:before="40" w:after="40"/>
+            </w:pPr>
+            <w:r>
+              <w:rPr>
+                <w:b/>
+                <w:sz w:val="18"/>
+              </w:rPr>
+              <w:t xml:space="preserve">267.0M adults</w:t>
+            </w:r>
+          </w:p>
+        </w:tc>
+        <w:tc>
+          <w:tcPr>
+            <w:tcW w:w="2016" w:type="dxa"/>
+          </w:tcPr>
+          <w:p>
+            <w:pPr>
+              <w:spacing w:before="40" w:after="40"/>
+            </w:pPr>
+            <w:hyperlink r:id="rHl79">
+              <w:r>
+                <w:rPr>
+                  <w:rStyle w:val="Hyperlink"/>
+                  <w:sz w:val="18"/>
+                </w:rPr>
+                <w:t xml:space="preserve">Census Bureau, June 2025 release</w:t>
+              </w:r>
+            </w:hyperlink>
+          </w:p>
+        </w:tc>
+      </w:tr>
+      <w:tr>
+        <w:tc>
+          <w:tcPr>
+            <w:tcW w:w="2016" w:type="dxa"/>
+          </w:tcPr>
+          <w:p>
+            <w:pPr>
+              <w:spacing w:before="40" w:after="40"/>
+            </w:pPr>
+            <w:r>
+              <w:rPr>
+                <w:sz w:val="18"/>
+              </w:rPr>
+              <w:t xml:space="preserve">2</w:t>
+            </w:r>
+          </w:p>
+        </w:tc>
+        <w:tc>
+          <w:tcPr>
+            <w:tcW w:w="2016" w:type="dxa"/>
+          </w:tcPr>
+          <w:p>
+            <w:pPr>
+              <w:spacing w:before="40" w:after="40"/>
+            </w:pPr>
+            <w:r>
+              <w:rPr>
+                <w:sz w:val="18"/>
+              </w:rPr>
+              <w:t xml:space="preserve">Currently </w:t>
+            </w:r>
+            <w:r>
+              <w:rPr>
+                <w:b/>
+                <w:sz w:val="18"/>
+              </w:rPr>
+              <w:t xml:space="preserve">actively working</w:t>
+            </w:r>
+            <w:r>
+              <w:rPr>
+                <w:sz w:val="18"/>
+              </w:rPr>
+              <w:t xml:space="preserve"> on losing weight</w:t>
+            </w:r>
+          </w:p>
+        </w:tc>
+        <w:tc>
+          <w:tcPr>
+            <w:tcW w:w="2016" w:type="dxa"/>
+          </w:tcPr>
+          <w:p>
+            <w:pPr>
+              <w:spacing w:before="40" w:after="40"/>
+            </w:pPr>
+            <w:r>
+              <w:rPr>
+                <w:sz w:val="18"/>
+              </w:rPr>
+              <w:t xml:space="preserve">×27%</w:t>
+            </w:r>
+          </w:p>
+        </w:tc>
+        <w:tc>
+          <w:tcPr>
+            <w:tcW w:w="2016" w:type="dxa"/>
+          </w:tcPr>
+          <w:p>
+            <w:pPr>
+              <w:spacing w:before="40" w:after="40"/>
+            </w:pPr>
+            <w:r>
+              <w:rPr>
+                <w:b/>
+                <w:sz w:val="18"/>
+              </w:rPr>
+              <w:t xml:space="preserve">72.1M</w:t>
+            </w:r>
+          </w:p>
+        </w:tc>
+        <w:tc>
+          <w:tcPr>
+            <w:tcW w:w="2016" w:type="dxa"/>
+          </w:tcPr>
+          <w:p>
+            <w:pPr>
+              <w:spacing w:before="40" w:after="40"/>
+            </w:pPr>
+            <w:hyperlink r:id="rHl3">
+              <w:r>
+                <w:rPr>
+                  <w:rStyle w:val="Hyperlink"/>
+                  <w:sz w:val="18"/>
+                </w:rPr>
+                <w:t xml:space="preserve">Gallup, Nov 2025</w:t>
+              </w:r>
+            </w:hyperlink>
+          </w:p>
+        </w:tc>
+      </w:tr>
+      <w:tr>
+        <w:tc>
+          <w:tcPr>
+            <w:tcW w:w="2016" w:type="dxa"/>
+          </w:tcPr>
+          <w:p>
+            <w:pPr>
+              <w:spacing w:before="40" w:after="40"/>
+            </w:pPr>
+            <w:r>
+              <w:rPr>
+                <w:sz w:val="18"/>
+              </w:rPr>
+              <w:t xml:space="preserve">3</w:t>
+            </w:r>
+          </w:p>
+        </w:tc>
+        <w:tc>
+          <w:tcPr>
+            <w:tcW w:w="2016" w:type="dxa"/>
+          </w:tcPr>
+          <w:p>
+            <w:pPr>
+              <w:spacing w:before="40" w:after="40"/>
+            </w:pPr>
+            <w:r>
+              <w:rPr>
+                <w:sz w:val="18"/>
+              </w:rPr>
+              <w:t xml:space="preserve">Owns a smartphone</w:t>
+            </w:r>
+          </w:p>
+        </w:tc>
+        <w:tc>
+          <w:tcPr>
+            <w:tcW w:w="2016" w:type="dxa"/>
+          </w:tcPr>
+          <w:p>
+            <w:pPr>
+              <w:spacing w:before="40" w:after="40"/>
+            </w:pPr>
+            <w:r>
+              <w:rPr>
+                <w:sz w:val="18"/>
+              </w:rPr>
+              <w:t xml:space="preserve">×91%</w:t>
+            </w:r>
+          </w:p>
+        </w:tc>
+        <w:tc>
+          <w:tcPr>
+            <w:tcW w:w="2016" w:type="dxa"/>
+          </w:tcPr>
+          <w:p>
+            <w:pPr>
+              <w:spacing w:before="40" w:after="40"/>
+            </w:pPr>
+            <w:r>
+              <w:rPr>
+                <w:b/>
+                <w:sz w:val="18"/>
+              </w:rPr>
+              <w:t xml:space="preserve">65.6M</w:t>
+            </w:r>
+          </w:p>
+        </w:tc>
+        <w:tc>
+          <w:tcPr>
+            <w:tcW w:w="2016" w:type="dxa"/>
+          </w:tcPr>
+          <w:p>
+            <w:pPr>
+              <w:spacing w:before="40" w:after="40"/>
+            </w:pPr>
+            <w:hyperlink r:id="rHl80">
+              <w:r>
+                <w:rPr>
+                  <w:rStyle w:val="Hyperlink"/>
+                  <w:sz w:val="18"/>
+                </w:rPr>
+                <w:t xml:space="preserve">Pew Research, 2025</w:t>
+              </w:r>
+            </w:hyperlink>
+          </w:p>
+        </w:tc>
+      </w:tr>
+      <w:tr>
+        <w:tc>
+          <w:tcPr>
+            <w:tcW w:w="2016" w:type="dxa"/>
+          </w:tcPr>
+          <w:p>
+            <w:pPr>
+              <w:spacing w:before="40" w:after="40"/>
+            </w:pPr>
+            <w:r>
+              <w:rPr>
+                <w:sz w:val="18"/>
+              </w:rPr>
+              <w:t xml:space="preserve">4</w:t>
+            </w:r>
+          </w:p>
+        </w:tc>
+        <w:tc>
+          <w:tcPr>
+            <w:tcW w:w="2016" w:type="dxa"/>
+          </w:tcPr>
+          <w:p>
+            <w:pPr>
+              <w:spacing w:before="40" w:after="40"/>
+            </w:pPr>
+            <w:r>
+              <w:rPr>
+                <w:sz w:val="18"/>
+              </w:rPr>
+              <w:t xml:space="preserve">Buys groceries online </w:t>
+            </w:r>
+            <w:r>
+              <w:rPr>
+                <w:b/>
+                <w:sz w:val="18"/>
+              </w:rPr>
+              <w:t xml:space="preserve">at least monthly</w:t>
+            </w:r>
+          </w:p>
+        </w:tc>
+        <w:tc>
+          <w:tcPr>
+            <w:tcW w:w="2016" w:type="dxa"/>
+          </w:tcPr>
+          <w:p>
+            <w:pPr>
+              <w:spacing w:before="40" w:after="40"/>
+            </w:pPr>
+            <w:r>
+              <w:rPr>
+                <w:sz w:val="18"/>
+              </w:rPr>
+              <w:t xml:space="preserve">×19.5%</w:t>
+            </w:r>
+          </w:p>
+        </w:tc>
+        <w:tc>
+          <w:tcPr>
+            <w:tcW w:w="2016" w:type="dxa"/>
+          </w:tcPr>
+          <w:p>
+            <w:pPr>
+              <w:spacing w:before="40" w:after="40"/>
+            </w:pPr>
+            <w:r>
+              <w:rPr>
+                <w:b/>
+                <w:sz w:val="18"/>
+              </w:rPr>
+              <w:t xml:space="preserve">12.8M</w:t>
+            </w:r>
+          </w:p>
+        </w:tc>
+        <w:tc>
+          <w:tcPr>
+            <w:tcW w:w="2016" w:type="dxa"/>
+          </w:tcPr>
+          <w:p>
+            <w:pPr>
+              <w:spacing w:before="40" w:after="40"/>
+            </w:pPr>
+            <w:hyperlink r:id="rHl81">
+              <w:r>
+                <w:rPr>
+                  <w:rStyle w:val="Hyperlink"/>
+                  <w:sz w:val="18"/>
+                </w:rPr>
+                <w:t xml:space="preserve">Online grocery penetration data, 2025</w:t>
+              </w:r>
+            </w:hyperlink>
+          </w:p>
+        </w:tc>
+      </w:tr>
+    </w:tbl>
+    <w:p>
+      <w:pPr>
+        <w:spacing w:after="0"/>
+      </w:pPr>
+    </w:p>
+    <w:p>
+      <w:pPr>
+        <w:pStyle w:val="Heading2"/>
+      </w:pPr>
+      <w:r>
+        <w:rPr>
+          <w:b/>
+        </w:rPr>
+        <w:t xml:space="preserve">Serviceable market (SAM) = 12.8 million US adults</w:t>
+      </w:r>
+    </w:p>
+    <w:p>
+      <w:r>
+        <w:t xml:space="preserve">Defined as: *US adults who are actively trying to manage their weight right now, own a smartphone, and already order groceries online at least once a month.* Step 4 is the strict gate — this app's core loop ends in an online grocery order, so someone who never orders online cannot use the product as designed.</w:t>
+      </w:r>
+    </w:p>
+    <w:p>
+      <w:pPr>
+        <w:pBdr>
+          <w:bottom w:val="single" w:sz="6" w:space="6" w:color="C9CCD1"/>
+        </w:pBdr>
+      </w:pPr>
+    </w:p>
+    <w:p>
+      <w:pPr>
+        <w:pStyle w:val="Heading1"/>
+      </w:pPr>
+      <w:r>
+        <w:t xml:space="preserve">Three cases</w:t>
+      </w:r>
+    </w:p>
+    <w:p>
+      <w:r>
+        <w:t xml:space="preserve">Only the </w:t>
+      </w:r>
+      <w:r>
+        <w:rPr>
+          <w:b/>
+        </w:rPr>
+        <w:t xml:space="preserve">adoption rate</w:t>
+      </w:r>
+      <w:r>
+        <w:t xml:space="preserve"> varies. The funnel above is held constant so the cases are comparable.</w:t>
+      </w:r>
+    </w:p>
+    <w:tbl>
+      <w:tblPr>
+        <w:tblW w:w="10080" w:type="dxa"/>
+        <w:tblBorders>
+          <w:top w:val="single" w:sz="4" w:space="0" w:color="C9CCD1"/>
+          <w:left w:val="single" w:sz="4" w:space="0" w:color="C9CCD1"/>
+          <w:bottom w:val="single" w:sz="4" w:space="0" w:color="C9CCD1"/>
+          <w:right w:val="single" w:sz="4" w:space="0" w:color="C9CCD1"/>
+          <w:insideH w:val="single" w:sz="4" w:space="0" w:color="C9CCD1"/>
+          <w:insideV w:val="single" w:sz="4" w:space="0" w:color="C9CCD1"/>
+        </w:tblBorders>
+        <w:tblLayout w:type="fixed"/>
+      </w:tblPr>
+      <w:tblGrid>
+        <w:gridCol w:w="2520"/>
+        <w:gridCol w:w="2520"/>
+        <w:gridCol w:w="2520"/>
+        <w:gridCol w:w="2520"/>
+      </w:tblGrid>
+      <w:tr>
+        <w:trPr>
+          <w:tblHeader/>
+        </w:trPr>
+        <w:tc>
+          <w:tcPr>
+            <w:tcW w:w="2520" w:type="dxa"/>
+            <w:shd w:val="clear" w:color="auto" w:fill="EFF1F3"/>
+          </w:tcPr>
+          <w:p>
+            <w:pPr>
+              <w:spacing w:before="40" w:after="40"/>
+            </w:pPr>
+          </w:p>
+        </w:tc>
+        <w:tc>
+          <w:tcPr>
+            <w:tcW w:w="2520" w:type="dxa"/>
+            <w:shd w:val="clear" w:color="auto" w:fill="EFF1F3"/>
+          </w:tcPr>
+          <w:p>
+            <w:pPr>
+              <w:spacing w:before="40" w:after="40"/>
+            </w:pPr>
+            <w:r>
+              <w:rPr>
+                <w:b/>
+                <w:sz w:val="18"/>
+              </w:rPr>
+              <w:t xml:space="preserve">Conservative</w:t>
+            </w:r>
+          </w:p>
+        </w:tc>
+        <w:tc>
+          <w:tcPr>
+            <w:tcW w:w="2520" w:type="dxa"/>
+            <w:shd w:val="clear" w:color="auto" w:fill="EFF1F3"/>
+          </w:tcPr>
+          <w:p>
+            <w:pPr>
+              <w:spacing w:before="40" w:after="40"/>
+            </w:pPr>
+            <w:r>
+              <w:rPr>
+                <w:b/>
+                <w:sz w:val="18"/>
+              </w:rPr>
+              <w:t xml:space="preserve">Base</w:t>
+            </w:r>
+          </w:p>
+        </w:tc>
+        <w:tc>
+          <w:tcPr>
+            <w:tcW w:w="2520" w:type="dxa"/>
+            <w:shd w:val="clear" w:color="auto" w:fill="EFF1F3"/>
+          </w:tcPr>
+          <w:p>
+            <w:pPr>
+              <w:spacing w:before="40" w:after="40"/>
+            </w:pPr>
+            <w:r>
+              <w:rPr>
+                <w:b/>
+                <w:sz w:val="18"/>
+              </w:rPr>
+              <w:t xml:space="preserve">Optimistic</w:t>
+            </w:r>
+          </w:p>
+        </w:tc>
+      </w:tr>
+      <w:tr>
+        <w:tc>
+          <w:tcPr>
+            <w:tcW w:w="2520" w:type="dxa"/>
+          </w:tcPr>
+          <w:p>
+            <w:pPr>
+              <w:spacing w:before="40" w:after="40"/>
+            </w:pPr>
+            <w:r>
+              <w:rPr>
+                <w:sz w:val="18"/>
+              </w:rPr>
+              <w:t xml:space="preserve">SAM</w:t>
+            </w:r>
+          </w:p>
+        </w:tc>
+        <w:tc>
+          <w:tcPr>
+            <w:tcW w:w="2520" w:type="dxa"/>
+          </w:tcPr>
+          <w:p>
+            <w:pPr>
+              <w:spacing w:before="40" w:after="40"/>
+            </w:pPr>
+            <w:r>
+              <w:rPr>
+                <w:sz w:val="18"/>
+              </w:rPr>
+              <w:t xml:space="preserve">12.8M</w:t>
+            </w:r>
+          </w:p>
+        </w:tc>
+        <w:tc>
+          <w:tcPr>
+            <w:tcW w:w="2520" w:type="dxa"/>
+          </w:tcPr>
+          <w:p>
+            <w:pPr>
+              <w:spacing w:before="40" w:after="40"/>
+            </w:pPr>
+            <w:r>
+              <w:rPr>
+                <w:sz w:val="18"/>
+              </w:rPr>
+              <w:t xml:space="preserve">12.8M</w:t>
+            </w:r>
+          </w:p>
+        </w:tc>
+        <w:tc>
+          <w:tcPr>
+            <w:tcW w:w="2520" w:type="dxa"/>
+          </w:tcPr>
+          <w:p>
+            <w:pPr>
+              <w:spacing w:before="40" w:after="40"/>
+            </w:pPr>
+            <w:r>
+              <w:rPr>
+                <w:sz w:val="18"/>
+              </w:rPr>
+              <w:t xml:space="preserve">12.8M</w:t>
+            </w:r>
+          </w:p>
+        </w:tc>
+      </w:tr>
+      <w:tr>
+        <w:tc>
+          <w:tcPr>
+            <w:tcW w:w="2520" w:type="dxa"/>
+          </w:tcPr>
+          <w:p>
+            <w:pPr>
+              <w:spacing w:before="40" w:after="40"/>
+            </w:pPr>
+            <w:r>
+              <w:rPr>
+                <w:b/>
+                <w:sz w:val="18"/>
+              </w:rPr>
+              <w:t xml:space="preserve">Adoption (% of SAM, steady state)</w:t>
+            </w:r>
+          </w:p>
+        </w:tc>
+        <w:tc>
+          <w:tcPr>
+            <w:tcW w:w="2520" w:type="dxa"/>
+          </w:tcPr>
+          <w:p>
+            <w:pPr>
+              <w:spacing w:before="40" w:after="40"/>
+            </w:pPr>
+            <w:r>
+              <w:rPr>
+                <w:b/>
+                <w:sz w:val="18"/>
+              </w:rPr>
+              <w:t xml:space="preserve">0.25%</w:t>
+            </w:r>
+          </w:p>
+        </w:tc>
+        <w:tc>
+          <w:tcPr>
+            <w:tcW w:w="2520" w:type="dxa"/>
+          </w:tcPr>
+          <w:p>
+            <w:pPr>
+              <w:spacing w:before="40" w:after="40"/>
+            </w:pPr>
+            <w:r>
+              <w:rPr>
+                <w:b/>
+                <w:sz w:val="18"/>
+              </w:rPr>
+              <w:t xml:space="preserve">1.0%</w:t>
+            </w:r>
+          </w:p>
+        </w:tc>
+        <w:tc>
+          <w:tcPr>
+            <w:tcW w:w="2520" w:type="dxa"/>
+          </w:tcPr>
+          <w:p>
+            <w:pPr>
+              <w:spacing w:before="40" w:after="40"/>
+            </w:pPr>
+            <w:r>
+              <w:rPr>
+                <w:b/>
+                <w:sz w:val="18"/>
+              </w:rPr>
+              <w:t xml:space="preserve">2.5%</w:t>
+            </w:r>
+          </w:p>
+        </w:tc>
+      </w:tr>
+      <w:tr>
+        <w:tc>
+          <w:tcPr>
+            <w:tcW w:w="2520" w:type="dxa"/>
+          </w:tcPr>
+          <w:p>
+            <w:pPr>
+              <w:spacing w:before="40" w:after="40"/>
+            </w:pPr>
+            <w:r>
+              <w:rPr>
+                <w:b/>
+                <w:sz w:val="18"/>
+              </w:rPr>
+              <w:t xml:space="preserve">Paying subscribers</w:t>
+            </w:r>
+          </w:p>
+        </w:tc>
+        <w:tc>
+          <w:tcPr>
+            <w:tcW w:w="2520" w:type="dxa"/>
+          </w:tcPr>
+          <w:p>
+            <w:pPr>
+              <w:spacing w:before="40" w:after="40"/>
+            </w:pPr>
+            <w:r>
+              <w:rPr>
+                <w:b/>
+                <w:sz w:val="18"/>
+              </w:rPr>
+              <w:t xml:space="preserve">32,000</w:t>
+            </w:r>
+          </w:p>
+        </w:tc>
+        <w:tc>
+          <w:tcPr>
+            <w:tcW w:w="2520" w:type="dxa"/>
+          </w:tcPr>
+          <w:p>
+            <w:pPr>
+              <w:spacing w:before="40" w:after="40"/>
+            </w:pPr>
+            <w:r>
+              <w:rPr>
+                <w:b/>
+                <w:sz w:val="18"/>
+              </w:rPr>
+              <w:t xml:space="preserve">128,000</w:t>
+            </w:r>
+          </w:p>
+        </w:tc>
+        <w:tc>
+          <w:tcPr>
+            <w:tcW w:w="2520" w:type="dxa"/>
+          </w:tcPr>
+          <w:p>
+            <w:pPr>
+              <w:spacing w:before="40" w:after="40"/>
+            </w:pPr>
+            <w:r>
+              <w:rPr>
+                <w:b/>
+                <w:sz w:val="18"/>
+              </w:rPr>
+              <w:t xml:space="preserve">320,000</w:t>
+            </w:r>
+          </w:p>
+        </w:tc>
+      </w:tr>
+      <w:tr>
+        <w:tc>
+          <w:tcPr>
+            <w:tcW w:w="2520" w:type="dxa"/>
+          </w:tcPr>
+          <w:p>
+            <w:pPr>
+              <w:spacing w:before="40" w:after="40"/>
+            </w:pPr>
+            <w:r>
+              <w:rPr>
+                <w:sz w:val="18"/>
+              </w:rPr>
+              <w:t xml:space="preserve">Price</w:t>
+            </w:r>
+          </w:p>
+        </w:tc>
+        <w:tc>
+          <w:tcPr>
+            <w:tcW w:w="2520" w:type="dxa"/>
+          </w:tcPr>
+          <w:p>
+            <w:pPr>
+              <w:spacing w:before="40" w:after="40"/>
+            </w:pPr>
+            <w:r>
+              <w:rPr>
+                <w:sz w:val="18"/>
+              </w:rPr>
+              <w:t xml:space="preserve">$19.99/mo</w:t>
+            </w:r>
+          </w:p>
+        </w:tc>
+        <w:tc>
+          <w:tcPr>
+            <w:tcW w:w="2520" w:type="dxa"/>
+          </w:tcPr>
+          <w:p>
+            <w:pPr>
+              <w:spacing w:before="40" w:after="40"/>
+            </w:pPr>
+            <w:r>
+              <w:rPr>
+                <w:sz w:val="18"/>
+              </w:rPr>
+              <w:t xml:space="preserve">$19.99/mo</w:t>
+            </w:r>
+          </w:p>
+        </w:tc>
+        <w:tc>
+          <w:tcPr>
+            <w:tcW w:w="2520" w:type="dxa"/>
+          </w:tcPr>
+          <w:p>
+            <w:pPr>
+              <w:spacing w:before="40" w:after="40"/>
+            </w:pPr>
+            <w:r>
+              <w:rPr>
+                <w:sz w:val="18"/>
+              </w:rPr>
+              <w:t xml:space="preserve">$19.99/mo</w:t>
+            </w:r>
+          </w:p>
+        </w:tc>
+      </w:tr>
+      <w:tr>
+        <w:tc>
+          <w:tcPr>
+            <w:tcW w:w="2520" w:type="dxa"/>
+          </w:tcPr>
+          <w:p>
+            <w:pPr>
+              <w:spacing w:before="40" w:after="40"/>
+            </w:pPr>
+            <w:r>
+              <w:rPr>
+                <w:sz w:val="18"/>
+              </w:rPr>
+              <w:t xml:space="preserve">Annual value per subscriber</w:t>
+            </w:r>
+          </w:p>
+        </w:tc>
+        <w:tc>
+          <w:tcPr>
+            <w:tcW w:w="2520" w:type="dxa"/>
+          </w:tcPr>
+          <w:p>
+            <w:pPr>
+              <w:spacing w:before="40" w:after="40"/>
+            </w:pPr>
+            <w:r>
+              <w:rPr>
+                <w:sz w:val="18"/>
+              </w:rPr>
+              <w:t xml:space="preserve">$239.88</w:t>
+            </w:r>
+          </w:p>
+        </w:tc>
+        <w:tc>
+          <w:tcPr>
+            <w:tcW w:w="2520" w:type="dxa"/>
+          </w:tcPr>
+          <w:p>
+            <w:pPr>
+              <w:spacing w:before="40" w:after="40"/>
+            </w:pPr>
+            <w:r>
+              <w:rPr>
+                <w:sz w:val="18"/>
+              </w:rPr>
+              <w:t xml:space="preserve">$239.88</w:t>
+            </w:r>
+          </w:p>
+        </w:tc>
+        <w:tc>
+          <w:tcPr>
+            <w:tcW w:w="2520" w:type="dxa"/>
+          </w:tcPr>
+          <w:p>
+            <w:pPr>
+              <w:spacing w:before="40" w:after="40"/>
+            </w:pPr>
+            <w:r>
+              <w:rPr>
+                <w:sz w:val="18"/>
+              </w:rPr>
+              <w:t xml:space="preserve">$239.88</w:t>
+            </w:r>
+          </w:p>
+        </w:tc>
+      </w:tr>
+      <w:tr>
+        <w:tc>
+          <w:tcPr>
+            <w:tcW w:w="2520" w:type="dxa"/>
+          </w:tcPr>
+          <w:p>
+            <w:pPr>
+              <w:spacing w:before="40" w:after="40"/>
+            </w:pPr>
+            <w:r>
+              <w:rPr>
+                <w:b/>
+                <w:sz w:val="18"/>
+              </w:rPr>
+              <w:t xml:space="preserve">Gross annual revenue (ARR)</w:t>
+            </w:r>
+          </w:p>
+        </w:tc>
+        <w:tc>
+          <w:tcPr>
+            <w:tcW w:w="2520" w:type="dxa"/>
+          </w:tcPr>
+          <w:p>
+            <w:pPr>
+              <w:spacing w:before="40" w:after="40"/>
+            </w:pPr>
+            <w:r>
+              <w:rPr>
+                <w:b/>
+                <w:sz w:val="18"/>
+              </w:rPr>
+              <w:t xml:space="preserve">$7.7M</w:t>
+            </w:r>
+          </w:p>
+        </w:tc>
+        <w:tc>
+          <w:tcPr>
+            <w:tcW w:w="2520" w:type="dxa"/>
+          </w:tcPr>
+          <w:p>
+            <w:pPr>
+              <w:spacing w:before="40" w:after="40"/>
+            </w:pPr>
+            <w:r>
+              <w:rPr>
+                <w:b/>
+                <w:sz w:val="18"/>
+              </w:rPr>
+              <w:t xml:space="preserve">$30.7M</w:t>
+            </w:r>
+          </w:p>
+        </w:tc>
+        <w:tc>
+          <w:tcPr>
+            <w:tcW w:w="2520" w:type="dxa"/>
+          </w:tcPr>
+          <w:p>
+            <w:pPr>
+              <w:spacing w:before="40" w:after="40"/>
+            </w:pPr>
+            <w:r>
+              <w:rPr>
+                <w:b/>
+                <w:sz w:val="18"/>
+              </w:rPr>
+              <w:t xml:space="preserve">$76.8M</w:t>
+            </w:r>
+          </w:p>
+        </w:tc>
+      </w:tr>
+      <w:tr>
+        <w:tc>
+          <w:tcPr>
+            <w:tcW w:w="2520" w:type="dxa"/>
+          </w:tcPr>
+          <w:p>
+            <w:pPr>
+              <w:spacing w:before="40" w:after="40"/>
+            </w:pPr>
+            <w:r>
+              <w:rPr>
+                <w:sz w:val="18"/>
+              </w:rPr>
+              <w:t xml:space="preserve">Less app-store commission (20% blended)</w:t>
+            </w:r>
+          </w:p>
+        </w:tc>
+        <w:tc>
+          <w:tcPr>
+            <w:tcW w:w="2520" w:type="dxa"/>
+          </w:tcPr>
+          <w:p>
+            <w:pPr>
+              <w:spacing w:before="40" w:after="40"/>
+            </w:pPr>
+            <w:r>
+              <w:rPr>
+                <w:sz w:val="18"/>
+              </w:rPr>
+              <w:t xml:space="preserve">−$1.5M</w:t>
+            </w:r>
+          </w:p>
+        </w:tc>
+        <w:tc>
+          <w:tcPr>
+            <w:tcW w:w="2520" w:type="dxa"/>
+          </w:tcPr>
+          <w:p>
+            <w:pPr>
+              <w:spacing w:before="40" w:after="40"/>
+            </w:pPr>
+            <w:r>
+              <w:rPr>
+                <w:sz w:val="18"/>
+              </w:rPr>
+              <w:t xml:space="preserve">−$6.1M</w:t>
+            </w:r>
+          </w:p>
+        </w:tc>
+        <w:tc>
+          <w:tcPr>
+            <w:tcW w:w="2520" w:type="dxa"/>
+          </w:tcPr>
+          <w:p>
+            <w:pPr>
+              <w:spacing w:before="40" w:after="40"/>
+            </w:pPr>
+            <w:r>
+              <w:rPr>
+                <w:sz w:val="18"/>
+              </w:rPr>
+              <w:t xml:space="preserve">−$15.4M</w:t>
+            </w:r>
+          </w:p>
+        </w:tc>
+      </w:tr>
+      <w:tr>
+        <w:tc>
+          <w:tcPr>
+            <w:tcW w:w="2520" w:type="dxa"/>
+          </w:tcPr>
+          <w:p>
+            <w:pPr>
+              <w:spacing w:before="40" w:after="40"/>
+            </w:pPr>
+            <w:r>
+              <w:rPr>
+                <w:b/>
+                <w:sz w:val="18"/>
+              </w:rPr>
+              <w:t xml:space="preserve">Net annual revenue</w:t>
+            </w:r>
+          </w:p>
+        </w:tc>
+        <w:tc>
+          <w:tcPr>
+            <w:tcW w:w="2520" w:type="dxa"/>
+          </w:tcPr>
+          <w:p>
+            <w:pPr>
+              <w:spacing w:before="40" w:after="40"/>
+            </w:pPr>
+            <w:r>
+              <w:rPr>
+                <w:b/>
+                <w:sz w:val="18"/>
+              </w:rPr>
+              <w:t xml:space="preserve">$6.1M</w:t>
+            </w:r>
+          </w:p>
+        </w:tc>
+        <w:tc>
+          <w:tcPr>
+            <w:tcW w:w="2520" w:type="dxa"/>
+          </w:tcPr>
+          <w:p>
+            <w:pPr>
+              <w:spacing w:before="40" w:after="40"/>
+            </w:pPr>
+            <w:r>
+              <w:rPr>
+                <w:b/>
+                <w:sz w:val="18"/>
+              </w:rPr>
+              <w:t xml:space="preserve">$24.6M</w:t>
+            </w:r>
+          </w:p>
+        </w:tc>
+        <w:tc>
+          <w:tcPr>
+            <w:tcW w:w="2520" w:type="dxa"/>
+          </w:tcPr>
+          <w:p>
+            <w:pPr>
+              <w:spacing w:before="40" w:after="40"/>
+            </w:pPr>
+            <w:r>
+              <w:rPr>
+                <w:b/>
+                <w:sz w:val="18"/>
+              </w:rPr>
+              <w:t xml:space="preserve">$61.4M</w:t>
+            </w:r>
+          </w:p>
+        </w:tc>
+      </w:tr>
+      <w:tr>
+        <w:tc>
+          <w:tcPr>
+            <w:tcW w:w="2520" w:type="dxa"/>
+          </w:tcPr>
+          <w:p>
+            <w:pPr>
+              <w:spacing w:before="40" w:after="40"/>
+            </w:pPr>
+            <w:r>
+              <w:rPr>
+                <w:sz w:val="18"/>
+              </w:rPr>
+              <w:t xml:space="preserve">Assumed average paid tenure</w:t>
+            </w:r>
+          </w:p>
+        </w:tc>
+        <w:tc>
+          <w:tcPr>
+            <w:tcW w:w="2520" w:type="dxa"/>
+          </w:tcPr>
+          <w:p>
+            <w:pPr>
+              <w:spacing w:before="40" w:after="40"/>
+            </w:pPr>
+            <w:r>
+              <w:rPr>
+                <w:sz w:val="18"/>
+              </w:rPr>
+              <w:t xml:space="preserve">4 months</w:t>
+            </w:r>
+          </w:p>
+        </w:tc>
+        <w:tc>
+          <w:tcPr>
+            <w:tcW w:w="2520" w:type="dxa"/>
+          </w:tcPr>
+          <w:p>
+            <w:pPr>
+              <w:spacing w:before="40" w:after="40"/>
+            </w:pPr>
+            <w:r>
+              <w:rPr>
+                <w:sz w:val="18"/>
+              </w:rPr>
+              <w:t xml:space="preserve">7 months</w:t>
+            </w:r>
+          </w:p>
+        </w:tc>
+        <w:tc>
+          <w:tcPr>
+            <w:tcW w:w="2520" w:type="dxa"/>
+          </w:tcPr>
+          <w:p>
+            <w:pPr>
+              <w:spacing w:before="40" w:after="40"/>
+            </w:pPr>
+            <w:r>
+              <w:rPr>
+                <w:sz w:val="18"/>
+              </w:rPr>
+              <w:t xml:space="preserve">12 months</w:t>
+            </w:r>
+          </w:p>
+        </w:tc>
+      </w:tr>
+      <w:tr>
+        <w:tc>
+          <w:tcPr>
+            <w:tcW w:w="2520" w:type="dxa"/>
+          </w:tcPr>
+          <w:p>
+            <w:pPr>
+              <w:spacing w:before="40" w:after="40"/>
+            </w:pPr>
+            <w:r>
+              <w:rPr>
+                <w:b/>
+                <w:sz w:val="18"/>
+              </w:rPr>
+              <w:t xml:space="preserve">Gross new subscribers needed per year to hold that base</w:t>
+            </w:r>
+          </w:p>
+        </w:tc>
+        <w:tc>
+          <w:tcPr>
+            <w:tcW w:w="2520" w:type="dxa"/>
+          </w:tcPr>
+          <w:p>
+            <w:pPr>
+              <w:spacing w:before="40" w:after="40"/>
+            </w:pPr>
+            <w:r>
+              <w:rPr>
+                <w:sz w:val="18"/>
+              </w:rPr>
+              <w:t xml:space="preserve">~96,000</w:t>
+            </w:r>
+          </w:p>
+        </w:tc>
+        <w:tc>
+          <w:tcPr>
+            <w:tcW w:w="2520" w:type="dxa"/>
+          </w:tcPr>
+          <w:p>
+            <w:pPr>
+              <w:spacing w:before="40" w:after="40"/>
+            </w:pPr>
+            <w:r>
+              <w:rPr>
+                <w:sz w:val="18"/>
+              </w:rPr>
+              <w:t xml:space="preserve">~219,000</w:t>
+            </w:r>
+          </w:p>
+        </w:tc>
+        <w:tc>
+          <w:tcPr>
+            <w:tcW w:w="2520" w:type="dxa"/>
+          </w:tcPr>
+          <w:p>
+            <w:pPr>
+              <w:spacing w:before="40" w:after="40"/>
+            </w:pPr>
+            <w:r>
+              <w:rPr>
+                <w:sz w:val="18"/>
+              </w:rPr>
+              <w:t xml:space="preserve">~320,000</w:t>
+            </w:r>
+          </w:p>
+        </w:tc>
+      </w:tr>
+    </w:tbl>
+    <w:p>
+      <w:pPr>
+        <w:spacing w:after="0"/>
+      </w:pPr>
+    </w:p>
+    <w:p>
+      <w:r>
+        <w:t xml:space="preserve">That last row is the one investors actually press on: at 7-month average tenure, standing still at 128,000 active subscribers requires acquiring roughly </w:t>
+      </w:r>
+      <w:r>
+        <w:rPr>
+          <w:b/>
+        </w:rPr>
+        <w:t xml:space="preserve">219,000 new paying subscribers every year</w:t>
+      </w:r>
+      <w:r>
+        <w:t xml:space="preserve">. Churn, not demand, is the binding constraint in this category.</w:t>
+      </w:r>
+    </w:p>
+    <w:p>
+      <w:pPr>
+        <w:pBdr>
+          <w:bottom w:val="single" w:sz="6" w:space="6" w:color="C9CCD1"/>
+        </w:pBdr>
+      </w:pPr>
+    </w:p>
+    <w:p>
+      <w:pPr>
+        <w:pStyle w:val="Heading1"/>
+      </w:pPr>
+      <w:r>
+        <w:t xml:space="preserve">Why those adoption rates are defensible (bottom-up comparables)</w:t>
+      </w:r>
+    </w:p>
+    <w:p>
+      <w:r>
+        <w:t xml:space="preserve">The adoption percentages are not guesses off a curve — they're calibrated against how many people actually pay for products in this exact category today.</w:t>
+      </w:r>
+    </w:p>
+    <w:tbl>
+      <w:tblPr>
+        <w:tblW w:w="10080" w:type="dxa"/>
+        <w:tblBorders>
+          <w:top w:val="single" w:sz="4" w:space="0" w:color="C9CCD1"/>
+          <w:left w:val="single" w:sz="4" w:space="0" w:color="C9CCD1"/>
+          <w:bottom w:val="single" w:sz="4" w:space="0" w:color="C9CCD1"/>
+          <w:right w:val="single" w:sz="4" w:space="0" w:color="C9CCD1"/>
+          <w:insideH w:val="single" w:sz="4" w:space="0" w:color="C9CCD1"/>
+          <w:insideV w:val="single" w:sz="4" w:space="0" w:color="C9CCD1"/>
+        </w:tblBorders>
+        <w:tblLayout w:type="fixed"/>
+      </w:tblPr>
+      <w:tblGrid>
+        <w:gridCol w:w="2520"/>
+        <w:gridCol w:w="2520"/>
+        <w:gridCol w:w="2520"/>
+        <w:gridCol w:w="2520"/>
+      </w:tblGrid>
+      <w:tr>
+        <w:trPr>
+          <w:tblHeader/>
+        </w:trPr>
+        <w:tc>
+          <w:tcPr>
+            <w:tcW w:w="2520" w:type="dxa"/>
+            <w:shd w:val="clear" w:color="auto" w:fill="EFF1F3"/>
+          </w:tcPr>
+          <w:p>
+            <w:pPr>
+              <w:spacing w:before="40" w:after="40"/>
+            </w:pPr>
+            <w:r>
+              <w:rPr>
+                <w:b/>
+                <w:sz w:val="18"/>
+              </w:rPr>
+              <w:t xml:space="preserve">Comparable</w:t>
+            </w:r>
+          </w:p>
+        </w:tc>
+        <w:tc>
+          <w:tcPr>
+            <w:tcW w:w="2520" w:type="dxa"/>
+            <w:shd w:val="clear" w:color="auto" w:fill="EFF1F3"/>
+          </w:tcPr>
+          <w:p>
+            <w:pPr>
+              <w:spacing w:before="40" w:after="40"/>
+            </w:pPr>
+            <w:r>
+              <w:rPr>
+                <w:b/>
+                <w:sz w:val="18"/>
+              </w:rPr>
+              <w:t xml:space="preserve">Paying base</w:t>
+            </w:r>
+          </w:p>
+        </w:tc>
+        <w:tc>
+          <w:tcPr>
+            <w:tcW w:w="2520" w:type="dxa"/>
+            <w:shd w:val="clear" w:color="auto" w:fill="EFF1F3"/>
+          </w:tcPr>
+          <w:p>
+            <w:pPr>
+              <w:spacing w:before="40" w:after="40"/>
+            </w:pPr>
+            <w:r>
+              <w:rPr>
+                <w:b/>
+                <w:sz w:val="18"/>
+              </w:rPr>
+              <w:t xml:space="preserve">Implied share of our 12.8M SAM</w:t>
+            </w:r>
+          </w:p>
+        </w:tc>
+        <w:tc>
+          <w:tcPr>
+            <w:tcW w:w="2520" w:type="dxa"/>
+            <w:shd w:val="clear" w:color="auto" w:fill="EFF1F3"/>
+          </w:tcPr>
+          <w:p>
+            <w:pPr>
+              <w:spacing w:before="40" w:after="40"/>
+            </w:pPr>
+            <w:r>
+              <w:rPr>
+                <w:b/>
+                <w:sz w:val="18"/>
+              </w:rPr>
+              <w:t xml:space="preserve">Source</w:t>
+            </w:r>
+          </w:p>
+        </w:tc>
+      </w:tr>
+      <w:tr>
+        <w:tc>
+          <w:tcPr>
+            <w:tcW w:w="2520" w:type="dxa"/>
+          </w:tcPr>
+          <w:p>
+            <w:pPr>
+              <w:spacing w:before="40" w:after="40"/>
+            </w:pPr>
+            <w:r>
+              <w:rPr>
+                <w:b/>
+                <w:sz w:val="18"/>
+              </w:rPr>
+              <w:t xml:space="preserve">WeightWatchers</w:t>
+            </w:r>
+          </w:p>
+        </w:tc>
+        <w:tc>
+          <w:tcPr>
+            <w:tcW w:w="2520" w:type="dxa"/>
+          </w:tcPr>
+          <w:p>
+            <w:pPr>
+              <w:spacing w:before="40" w:after="40"/>
+            </w:pPr>
+            <w:r>
+              <w:rPr>
+                <w:b/>
+                <w:sz w:val="18"/>
+              </w:rPr>
+              <w:t xml:space="preserve">2.8M subscribers</w:t>
+            </w:r>
+            <w:r>
+              <w:rPr>
+                <w:sz w:val="18"/>
+              </w:rPr>
+              <w:t xml:space="preserve"> (end of 2025, global)</w:t>
+            </w:r>
+          </w:p>
+        </w:tc>
+        <w:tc>
+          <w:tcPr>
+            <w:tcW w:w="2520" w:type="dxa"/>
+          </w:tcPr>
+          <w:p>
+            <w:pPr>
+              <w:spacing w:before="40" w:after="40"/>
+            </w:pPr>
+            <w:r>
+              <w:rPr>
+                <w:sz w:val="18"/>
+              </w:rPr>
+              <w:t xml:space="preserve">~15% if ~70% are US </w:t>
+            </w:r>
+            <w:r>
+              <w:rPr>
+                <w:rFonts w:ascii="Consolas" w:hAnsi="Consolas"/>
+                <w:sz w:val="18"/>
+              </w:rPr>
+              <w:t xml:space="preserve">[UNVERIFIED — US split not disclosed]</w:t>
+            </w:r>
+          </w:p>
+        </w:tc>
+        <w:tc>
+          <w:tcPr>
+            <w:tcW w:w="2520" w:type="dxa"/>
+          </w:tcPr>
+          <w:p>
+            <w:pPr>
+              <w:spacing w:before="40" w:after="40"/>
+            </w:pPr>
+            <w:hyperlink r:id="rHl82">
+              <w:r>
+                <w:rPr>
+                  <w:rStyle w:val="Hyperlink"/>
+                  <w:sz w:val="18"/>
+                </w:rPr>
+                <w:t xml:space="preserve">WW Q3 2025 results</w:t>
+              </w:r>
+            </w:hyperlink>
+          </w:p>
+        </w:tc>
+      </w:tr>
+      <w:tr>
+        <w:tc>
+          <w:tcPr>
+            <w:tcW w:w="2520" w:type="dxa"/>
+          </w:tcPr>
+          <w:p>
+            <w:pPr>
+              <w:spacing w:before="40" w:after="40"/>
+            </w:pPr>
+            <w:r>
+              <w:rPr>
+                <w:b/>
+                <w:sz w:val="18"/>
+              </w:rPr>
+              <w:t xml:space="preserve">MyFitnessPal</w:t>
+            </w:r>
+          </w:p>
+        </w:tc>
+        <w:tc>
+          <w:tcPr>
+            <w:tcW w:w="2520" w:type="dxa"/>
+          </w:tcPr>
+          <w:p>
+            <w:pPr>
+              <w:spacing w:before="40" w:after="40"/>
+            </w:pPr>
+            <w:r>
+              <w:rPr>
+                <w:sz w:val="18"/>
+              </w:rPr>
+              <w:t xml:space="preserve">~</w:t>
+            </w:r>
+            <w:r>
+              <w:rPr>
+                <w:b/>
+                <w:sz w:val="18"/>
+              </w:rPr>
+              <w:t xml:space="preserve">3.9M</w:t>
+            </w:r>
+            <w:r>
+              <w:rPr>
+                <w:sz w:val="18"/>
+              </w:rPr>
+              <w:t xml:space="preserve"> annualized paying subs </w:t>
+            </w:r>
+            <w:r>
+              <w:rPr>
+                <w:rFonts w:ascii="Consolas" w:hAnsi="Consolas"/>
+                <w:sz w:val="18"/>
+              </w:rPr>
+              <w:t xml:space="preserve">[INFERRED: $310M revenue ÷ $79.99 annual price — mixes monthly/annual plans and is global]</w:t>
+            </w:r>
+          </w:p>
+        </w:tc>
+        <w:tc>
+          <w:tcPr>
+            <w:tcW w:w="2520" w:type="dxa"/>
+          </w:tcPr>
+          <w:p>
+            <w:pPr>
+              <w:spacing w:before="40" w:after="40"/>
+            </w:pPr>
+            <w:r>
+              <w:rPr>
+                <w:sz w:val="18"/>
+              </w:rPr>
+              <w:t xml:space="preserve">~30%</w:t>
+            </w:r>
+          </w:p>
+        </w:tc>
+        <w:tc>
+          <w:tcPr>
+            <w:tcW w:w="2520" w:type="dxa"/>
+          </w:tcPr>
+          <w:p>
+            <w:pPr>
+              <w:spacing w:before="40" w:after="40"/>
+            </w:pPr>
+            <w:hyperlink r:id="rHl20">
+              <w:r>
+                <w:rPr>
+                  <w:rStyle w:val="Hyperlink"/>
+                  <w:sz w:val="18"/>
+                </w:rPr>
+                <w:t xml:space="preserve">Business of Apps</w:t>
+              </w:r>
+            </w:hyperlink>
+            <w:r>
+              <w:rPr>
+                <w:sz w:val="18"/>
+              </w:rPr>
+              <w:t xml:space="preserve">; </w:t>
+            </w:r>
+            <w:hyperlink r:id="rHl62">
+              <w:r>
+                <w:rPr>
+                  <w:rStyle w:val="Hyperlink"/>
+                  <w:sz w:val="18"/>
+                </w:rPr>
+                <w:t xml:space="preserve">pricing</w:t>
+              </w:r>
+            </w:hyperlink>
+          </w:p>
+        </w:tc>
+      </w:tr>
+      <w:tr>
+        <w:tc>
+          <w:tcPr>
+            <w:tcW w:w="2520" w:type="dxa"/>
+          </w:tcPr>
+          <w:p>
+            <w:pPr>
+              <w:spacing w:before="40" w:after="40"/>
+            </w:pPr>
+            <w:r>
+              <w:rPr>
+                <w:b/>
+                <w:sz w:val="18"/>
+              </w:rPr>
+              <w:t xml:space="preserve">Noom</w:t>
+            </w:r>
+          </w:p>
+        </w:tc>
+        <w:tc>
+          <w:tcPr>
+            <w:tcW w:w="2520" w:type="dxa"/>
+          </w:tcPr>
+          <w:p>
+            <w:pPr>
+              <w:spacing w:before="40" w:after="40"/>
+            </w:pPr>
+            <w:r>
+              <w:rPr>
+                <w:sz w:val="18"/>
+              </w:rPr>
+              <w:t xml:space="preserve">~1.5M subscribers (end of 2023)</w:t>
+            </w:r>
+          </w:p>
+        </w:tc>
+        <w:tc>
+          <w:tcPr>
+            <w:tcW w:w="2520" w:type="dxa"/>
+          </w:tcPr>
+          <w:p>
+            <w:pPr>
+              <w:spacing w:before="40" w:after="40"/>
+            </w:pPr>
+            <w:r>
+              <w:rPr>
+                <w:sz w:val="18"/>
+              </w:rPr>
+              <w:t xml:space="preserve">~12%</w:t>
+            </w:r>
+          </w:p>
+        </w:tc>
+        <w:tc>
+          <w:tcPr>
+            <w:tcW w:w="2520" w:type="dxa"/>
+          </w:tcPr>
+          <w:p>
+            <w:pPr>
+              <w:spacing w:before="40" w:after="40"/>
+            </w:pPr>
+            <w:hyperlink r:id="rHl83">
+              <w:r>
+                <w:rPr>
+                  <w:rStyle w:val="Hyperlink"/>
+                  <w:sz w:val="18"/>
+                </w:rPr>
+                <w:t xml:space="preserve">Sacra</w:t>
+              </w:r>
+            </w:hyperlink>
+          </w:p>
+        </w:tc>
+      </w:tr>
+      <w:tr>
+        <w:tc>
+          <w:tcPr>
+            <w:tcW w:w="2520" w:type="dxa"/>
+          </w:tcPr>
+          <w:p>
+            <w:pPr>
+              <w:spacing w:before="40" w:after="40"/>
+            </w:pPr>
+            <w:r>
+              <w:rPr>
+                <w:b/>
+                <w:sz w:val="18"/>
+              </w:rPr>
+              <w:t xml:space="preserve">Mealime</w:t>
+            </w:r>
+          </w:p>
+        </w:tc>
+        <w:tc>
+          <w:tcPr>
+            <w:tcW w:w="2520" w:type="dxa"/>
+          </w:tcPr>
+          <w:p>
+            <w:pPr>
+              <w:spacing w:before="40" w:after="40"/>
+            </w:pPr>
+            <w:r>
+              <w:rPr>
+                <w:b/>
+                <w:sz w:val="18"/>
+              </w:rPr>
+              <w:t xml:space="preserve">5M+ downloads</w:t>
+            </w:r>
+            <w:r>
+              <w:rPr>
+                <w:sz w:val="18"/>
+              </w:rPr>
+              <w:t xml:space="preserve">, free + Pro</w:t>
+            </w:r>
+          </w:p>
+        </w:tc>
+        <w:tc>
+          <w:tcPr>
+            <w:tcW w:w="2520" w:type="dxa"/>
+          </w:tcPr>
+          <w:p>
+            <w:pPr>
+              <w:spacing w:before="40" w:after="40"/>
+            </w:pPr>
+            <w:r>
+              <w:rPr>
+                <w:sz w:val="18"/>
+              </w:rPr>
+              <w:t xml:space="preserve">— (downloads ≠ payers)</w:t>
+            </w:r>
+          </w:p>
+        </w:tc>
+        <w:tc>
+          <w:tcPr>
+            <w:tcW w:w="2520" w:type="dxa"/>
+          </w:tcPr>
+          <w:p>
+            <w:pPr>
+              <w:spacing w:before="40" w:after="40"/>
+            </w:pPr>
+            <w:hyperlink r:id="rHl84">
+              <w:r>
+                <w:rPr>
+                  <w:rStyle w:val="Hyperlink"/>
+                  <w:sz w:val="18"/>
+                </w:rPr>
+                <w:t xml:space="preserve">Mealime press</w:t>
+              </w:r>
+            </w:hyperlink>
+          </w:p>
+        </w:tc>
+      </w:tr>
+      <w:tr>
+        <w:tc>
+          <w:tcPr>
+            <w:tcW w:w="2520" w:type="dxa"/>
+          </w:tcPr>
+          <w:p>
+            <w:pPr>
+              <w:spacing w:before="40" w:after="40"/>
+            </w:pPr>
+            <w:r>
+              <w:rPr>
+                <w:sz w:val="18"/>
+              </w:rPr>
+              <w:t xml:space="preserve">Mid-tier paid apps (MacroFactor, Eat This Much)</w:t>
+            </w:r>
+          </w:p>
+        </w:tc>
+        <w:tc>
+          <w:tcPr>
+            <w:tcW w:w="2520" w:type="dxa"/>
+          </w:tcPr>
+          <w:p>
+            <w:pPr>
+              <w:spacing w:before="40" w:after="40"/>
+            </w:pPr>
+            <w:r>
+              <w:rPr>
+                <w:sz w:val="18"/>
+              </w:rPr>
+              <w:t xml:space="preserve">~22,000 US App Store ratings each</w:t>
+            </w:r>
+          </w:p>
+        </w:tc>
+        <w:tc>
+          <w:tcPr>
+            <w:tcW w:w="2520" w:type="dxa"/>
+          </w:tcPr>
+          <w:p>
+            <w:pPr>
+              <w:spacing w:before="40" w:after="40"/>
+            </w:pPr>
+            <w:r>
+              <w:rPr>
+                <w:sz w:val="18"/>
+              </w:rPr>
+              <w:t xml:space="preserve">Ratings imply paid bases in the low hundreds of thousands </w:t>
+            </w:r>
+            <w:r>
+              <w:rPr>
+                <w:rFonts w:ascii="Consolas" w:hAnsi="Consolas"/>
+                <w:sz w:val="18"/>
+              </w:rPr>
+              <w:t xml:space="preserve">[UNVERIFIED — ratings-to-users ratio is an industry rule of thumb, not a measured figure]</w:t>
+            </w:r>
+          </w:p>
+        </w:tc>
+        <w:tc>
+          <w:tcPr>
+            <w:tcW w:w="2520" w:type="dxa"/>
+          </w:tcPr>
+          <w:p>
+            <w:pPr>
+              <w:spacing w:before="40" w:after="40"/>
+            </w:pPr>
+            <w:hyperlink r:id="rHl65">
+              <w:r>
+                <w:rPr>
+                  <w:rStyle w:val="Hyperlink"/>
+                  <w:sz w:val="18"/>
+                </w:rPr>
+                <w:t xml:space="preserve">App Store</w:t>
+              </w:r>
+            </w:hyperlink>
+          </w:p>
+        </w:tc>
+      </w:tr>
+    </w:tbl>
+    <w:p>
+      <w:pPr>
+        <w:spacing w:after="0"/>
+      </w:pPr>
+    </w:p>
+    <w:p>
+      <w:r>
+        <w:rPr>
+          <w:b/>
+        </w:rPr>
+        <w:t xml:space="preserve">Read across those:</w:t>
+      </w:r>
+      <w:r>
+        <w:t xml:space="preserve"> the entire category's paid bases run from tens of thousands (niche apps) to low millions (WW, MyFitnessPal). Our base case of </w:t>
+      </w:r>
+      <w:r>
+        <w:rPr>
+          <w:b/>
+        </w:rPr>
+        <w:t xml:space="preserve">128,000 paying subscribers is ~4.6% of WeightWatchers' global subscriber base</w:t>
+      </w:r>
+      <w:r>
+        <w:t xml:space="preserve"> and sits comfortably between the niche apps and the incumbents. Conservative (32,000) is "we became a small but real app." Optimistic (320,000) is "we became a top-five app in the category." Neither requires a new behavior to be invented.</w:t>
+      </w:r>
+    </w:p>
+    <w:p>
+      <w:pPr>
+        <w:pBdr>
+          <w:bottom w:val="single" w:sz="6" w:space="6" w:color="C9CCD1"/>
+        </w:pBdr>
+      </w:pPr>
+    </w:p>
+    <w:p>
+      <w:pPr>
+        <w:pStyle w:val="Heading1"/>
+      </w:pPr>
+      <w:r>
+        <w:t xml:space="preserve">Independent cross-check: the GLP-1 wedge</w:t>
+      </w:r>
+    </w:p>
+    <w:p>
+      <w:r>
+        <w:t xml:space="preserve">A second bottom-up path, computed from a different population entirely. If it lands in the same range, the base case is more credible.</w:t>
+      </w:r>
+    </w:p>
+    <w:tbl>
+      <w:tblPr>
+        <w:tblW w:w="10080" w:type="dxa"/>
+        <w:tblBorders>
+          <w:top w:val="single" w:sz="4" w:space="0" w:color="C9CCD1"/>
+          <w:left w:val="single" w:sz="4" w:space="0" w:color="C9CCD1"/>
+          <w:bottom w:val="single" w:sz="4" w:space="0" w:color="C9CCD1"/>
+          <w:right w:val="single" w:sz="4" w:space="0" w:color="C9CCD1"/>
+          <w:insideH w:val="single" w:sz="4" w:space="0" w:color="C9CCD1"/>
+          <w:insideV w:val="single" w:sz="4" w:space="0" w:color="C9CCD1"/>
+        </w:tblBorders>
+        <w:tblLayout w:type="fixed"/>
+      </w:tblPr>
+      <w:tblGrid>
+        <w:gridCol w:w="2016"/>
+        <w:gridCol w:w="2016"/>
+        <w:gridCol w:w="2016"/>
+        <w:gridCol w:w="2016"/>
+        <w:gridCol w:w="2016"/>
+      </w:tblGrid>
+      <w:tr>
+        <w:trPr>
+          <w:tblHeader/>
+        </w:trPr>
+        <w:tc>
+          <w:tcPr>
+            <w:tcW w:w="2016" w:type="dxa"/>
+            <w:shd w:val="clear" w:color="auto" w:fill="EFF1F3"/>
+          </w:tcPr>
+          <w:p>
+            <w:pPr>
+              <w:spacing w:before="40" w:after="40"/>
+            </w:pPr>
+            <w:r>
+              <w:rPr>
+                <w:b/>
+                <w:sz w:val="18"/>
+              </w:rPr>
+              <w:t xml:space="preserve">Step</w:t>
+            </w:r>
+          </w:p>
+        </w:tc>
+        <w:tc>
+          <w:tcPr>
+            <w:tcW w:w="2016" w:type="dxa"/>
+            <w:shd w:val="clear" w:color="auto" w:fill="EFF1F3"/>
+          </w:tcPr>
+          <w:p>
+            <w:pPr>
+              <w:spacing w:before="40" w:after="40"/>
+            </w:pPr>
+            <w:r>
+              <w:rPr>
+                <w:b/>
+                <w:sz w:val="18"/>
+              </w:rPr>
+              <w:t xml:space="preserve">Filter</w:t>
+            </w:r>
+          </w:p>
+        </w:tc>
+        <w:tc>
+          <w:tcPr>
+            <w:tcW w:w="2016" w:type="dxa"/>
+            <w:shd w:val="clear" w:color="auto" w:fill="EFF1F3"/>
+          </w:tcPr>
+          <w:p>
+            <w:pPr>
+              <w:spacing w:before="40" w:after="40"/>
+            </w:pPr>
+            <w:r>
+              <w:rPr>
+                <w:b/>
+                <w:sz w:val="18"/>
+              </w:rPr>
+              <w:t xml:space="preserve">Multiplier</w:t>
+            </w:r>
+          </w:p>
+        </w:tc>
+        <w:tc>
+          <w:tcPr>
+            <w:tcW w:w="2016" w:type="dxa"/>
+            <w:shd w:val="clear" w:color="auto" w:fill="EFF1F3"/>
+          </w:tcPr>
+          <w:p>
+            <w:pPr>
+              <w:spacing w:before="40" w:after="40"/>
+            </w:pPr>
+            <w:r>
+              <w:rPr>
+                <w:b/>
+                <w:sz w:val="18"/>
+              </w:rPr>
+              <w:t xml:space="preserve">Remaining</w:t>
+            </w:r>
+          </w:p>
+        </w:tc>
+        <w:tc>
+          <w:tcPr>
+            <w:tcW w:w="2016" w:type="dxa"/>
+            <w:shd w:val="clear" w:color="auto" w:fill="EFF1F3"/>
+          </w:tcPr>
+          <w:p>
+            <w:pPr>
+              <w:spacing w:before="40" w:after="40"/>
+            </w:pPr>
+            <w:r>
+              <w:rPr>
+                <w:b/>
+                <w:sz w:val="18"/>
+              </w:rPr>
+              <w:t xml:space="preserve">Source</w:t>
+            </w:r>
+          </w:p>
+        </w:tc>
+      </w:tr>
+      <w:tr>
+        <w:tc>
+          <w:tcPr>
+            <w:tcW w:w="2016" w:type="dxa"/>
+          </w:tcPr>
+          <w:p>
+            <w:pPr>
+              <w:spacing w:before="40" w:after="40"/>
+            </w:pPr>
+            <w:r>
+              <w:rPr>
+                <w:sz w:val="18"/>
+              </w:rPr>
+              <w:t xml:space="preserve">1</w:t>
+            </w:r>
+          </w:p>
+        </w:tc>
+        <w:tc>
+          <w:tcPr>
+            <w:tcW w:w="2016" w:type="dxa"/>
+          </w:tcPr>
+          <w:p>
+            <w:pPr>
+              <w:spacing w:before="40" w:after="40"/>
+            </w:pPr>
+            <w:r>
+              <w:rPr>
+                <w:sz w:val="18"/>
+              </w:rPr>
+              <w:t xml:space="preserve">US adults currently taking a GLP-1 (12% of 267.0M)</w:t>
+            </w:r>
+          </w:p>
+        </w:tc>
+        <w:tc>
+          <w:tcPr>
+            <w:tcW w:w="2016" w:type="dxa"/>
+          </w:tcPr>
+          <w:p>
+            <w:pPr>
+              <w:spacing w:before="40" w:after="40"/>
+            </w:pPr>
+            <w:r>
+              <w:rPr>
+                <w:sz w:val="18"/>
+              </w:rPr>
+              <w:t xml:space="preserve">—</w:t>
+            </w:r>
+          </w:p>
+        </w:tc>
+        <w:tc>
+          <w:tcPr>
+            <w:tcW w:w="2016" w:type="dxa"/>
+          </w:tcPr>
+          <w:p>
+            <w:pPr>
+              <w:spacing w:before="40" w:after="40"/>
+            </w:pPr>
+            <w:r>
+              <w:rPr>
+                <w:b/>
+                <w:sz w:val="18"/>
+              </w:rPr>
+              <w:t xml:space="preserve">32.0M</w:t>
+            </w:r>
+          </w:p>
+        </w:tc>
+        <w:tc>
+          <w:tcPr>
+            <w:tcW w:w="2016" w:type="dxa"/>
+          </w:tcPr>
+          <w:p>
+            <w:pPr>
+              <w:spacing w:before="40" w:after="40"/>
+            </w:pPr>
+            <w:hyperlink r:id="rHl5">
+              <w:r>
+                <w:rPr>
+                  <w:rStyle w:val="Hyperlink"/>
+                  <w:sz w:val="18"/>
+                </w:rPr>
+                <w:t xml:space="preserve">KFF, Nov 2025</w:t>
+              </w:r>
+            </w:hyperlink>
+          </w:p>
+        </w:tc>
+      </w:tr>
+      <w:tr>
+        <w:tc>
+          <w:tcPr>
+            <w:tcW w:w="2016" w:type="dxa"/>
+          </w:tcPr>
+          <w:p>
+            <w:pPr>
+              <w:spacing w:before="40" w:after="40"/>
+            </w:pPr>
+            <w:r>
+              <w:rPr>
+                <w:sz w:val="18"/>
+              </w:rPr>
+              <w:t xml:space="preserve">2</w:t>
+            </w:r>
+          </w:p>
+        </w:tc>
+        <w:tc>
+          <w:tcPr>
+            <w:tcW w:w="2016" w:type="dxa"/>
+          </w:tcPr>
+          <w:p>
+            <w:pPr>
+              <w:spacing w:before="40" w:after="40"/>
+            </w:pPr>
+            <w:r>
+              <w:rPr>
+                <w:sz w:val="18"/>
+              </w:rPr>
+              <w:t xml:space="preserve">Smartphone owner</w:t>
+            </w:r>
+          </w:p>
+        </w:tc>
+        <w:tc>
+          <w:tcPr>
+            <w:tcW w:w="2016" w:type="dxa"/>
+          </w:tcPr>
+          <w:p>
+            <w:pPr>
+              <w:spacing w:before="40" w:after="40"/>
+            </w:pPr>
+            <w:r>
+              <w:rPr>
+                <w:sz w:val="18"/>
+              </w:rPr>
+              <w:t xml:space="preserve">×91%</w:t>
+            </w:r>
+          </w:p>
+        </w:tc>
+        <w:tc>
+          <w:tcPr>
+            <w:tcW w:w="2016" w:type="dxa"/>
+          </w:tcPr>
+          <w:p>
+            <w:pPr>
+              <w:spacing w:before="40" w:after="40"/>
+            </w:pPr>
+            <w:r>
+              <w:rPr>
+                <w:sz w:val="18"/>
+              </w:rPr>
+              <w:t xml:space="preserve">29.1M</w:t>
+            </w:r>
+          </w:p>
+        </w:tc>
+        <w:tc>
+          <w:tcPr>
+            <w:tcW w:w="2016" w:type="dxa"/>
+          </w:tcPr>
+          <w:p>
+            <w:pPr>
+              <w:spacing w:before="40" w:after="40"/>
+            </w:pPr>
+            <w:hyperlink r:id="rHl80">
+              <w:r>
+                <w:rPr>
+                  <w:rStyle w:val="Hyperlink"/>
+                  <w:sz w:val="18"/>
+                </w:rPr>
+                <w:t xml:space="preserve">Pew</w:t>
+              </w:r>
+            </w:hyperlink>
+          </w:p>
+        </w:tc>
+      </w:tr>
+      <w:tr>
+        <w:tc>
+          <w:tcPr>
+            <w:tcW w:w="2016" w:type="dxa"/>
+          </w:tcPr>
+          <w:p>
+            <w:pPr>
+              <w:spacing w:before="40" w:after="40"/>
+            </w:pPr>
+            <w:r>
+              <w:rPr>
+                <w:sz w:val="18"/>
+              </w:rPr>
+              <w:t xml:space="preserve">3</w:t>
+            </w:r>
+          </w:p>
+        </w:tc>
+        <w:tc>
+          <w:tcPr>
+            <w:tcW w:w="2016" w:type="dxa"/>
+          </w:tcPr>
+          <w:p>
+            <w:pPr>
+              <w:spacing w:before="40" w:after="40"/>
+            </w:pPr>
+            <w:r>
+              <w:rPr>
+                <w:sz w:val="18"/>
+              </w:rPr>
+              <w:t xml:space="preserve">Orders groceries online monthly</w:t>
+            </w:r>
+          </w:p>
+        </w:tc>
+        <w:tc>
+          <w:tcPr>
+            <w:tcW w:w="2016" w:type="dxa"/>
+          </w:tcPr>
+          <w:p>
+            <w:pPr>
+              <w:spacing w:before="40" w:after="40"/>
+            </w:pPr>
+            <w:r>
+              <w:rPr>
+                <w:sz w:val="18"/>
+              </w:rPr>
+              <w:t xml:space="preserve">×19.5%</w:t>
+            </w:r>
+          </w:p>
+        </w:tc>
+        <w:tc>
+          <w:tcPr>
+            <w:tcW w:w="2016" w:type="dxa"/>
+          </w:tcPr>
+          <w:p>
+            <w:pPr>
+              <w:spacing w:before="40" w:after="40"/>
+            </w:pPr>
+            <w:r>
+              <w:rPr>
+                <w:b/>
+                <w:sz w:val="18"/>
+              </w:rPr>
+              <w:t xml:space="preserve">5.7M</w:t>
+            </w:r>
+          </w:p>
+        </w:tc>
+        <w:tc>
+          <w:tcPr>
+            <w:tcW w:w="2016" w:type="dxa"/>
+          </w:tcPr>
+          <w:p>
+            <w:pPr>
+              <w:spacing w:before="40" w:after="40"/>
+            </w:pPr>
+            <w:hyperlink r:id="rHl81">
+              <w:r>
+                <w:rPr>
+                  <w:rStyle w:val="Hyperlink"/>
+                  <w:sz w:val="18"/>
+                </w:rPr>
+                <w:t xml:space="preserve">Grocery Dive</w:t>
+              </w:r>
+            </w:hyperlink>
+          </w:p>
+        </w:tc>
+      </w:tr>
+      <w:tr>
+        <w:tc>
+          <w:tcPr>
+            <w:tcW w:w="2016" w:type="dxa"/>
+          </w:tcPr>
+          <w:p>
+            <w:pPr>
+              <w:spacing w:before="40" w:after="40"/>
+            </w:pPr>
+            <w:r>
+              <w:rPr>
+                <w:sz w:val="18"/>
+              </w:rPr>
+              <w:t xml:space="preserve">4</w:t>
+            </w:r>
+          </w:p>
+        </w:tc>
+        <w:tc>
+          <w:tcPr>
+            <w:tcW w:w="2016" w:type="dxa"/>
+          </w:tcPr>
+          <w:p>
+            <w:pPr>
+              <w:spacing w:before="40" w:after="40"/>
+            </w:pPr>
+            <w:r>
+              <w:rPr>
+                <w:sz w:val="18"/>
+              </w:rPr>
+              <w:t xml:space="preserve">Adoption at 1.0%</w:t>
+            </w:r>
+          </w:p>
+        </w:tc>
+        <w:tc>
+          <w:tcPr>
+            <w:tcW w:w="2016" w:type="dxa"/>
+          </w:tcPr>
+          <w:p>
+            <w:pPr>
+              <w:spacing w:before="40" w:after="40"/>
+            </w:pPr>
+          </w:p>
+        </w:tc>
+        <w:tc>
+          <w:tcPr>
+            <w:tcW w:w="2016" w:type="dxa"/>
+          </w:tcPr>
+          <w:p>
+            <w:pPr>
+              <w:spacing w:before="40" w:after="40"/>
+            </w:pPr>
+            <w:r>
+              <w:rPr>
+                <w:b/>
+                <w:sz w:val="18"/>
+              </w:rPr>
+              <w:t xml:space="preserve">57,000 subs</w:t>
+            </w:r>
+          </w:p>
+        </w:tc>
+        <w:tc>
+          <w:tcPr>
+            <w:tcW w:w="2016" w:type="dxa"/>
+          </w:tcPr>
+          <w:p>
+            <w:pPr>
+              <w:spacing w:before="40" w:after="40"/>
+            </w:pPr>
+          </w:p>
+        </w:tc>
+      </w:tr>
+      <w:tr>
+        <w:tc>
+          <w:tcPr>
+            <w:tcW w:w="2016" w:type="dxa"/>
+          </w:tcPr>
+          <w:p>
+            <w:pPr>
+              <w:spacing w:before="40" w:after="40"/>
+            </w:pPr>
+          </w:p>
+        </w:tc>
+        <w:tc>
+          <w:tcPr>
+            <w:tcW w:w="2016" w:type="dxa"/>
+          </w:tcPr>
+          <w:p>
+            <w:pPr>
+              <w:spacing w:before="40" w:after="40"/>
+            </w:pPr>
+            <w:r>
+              <w:rPr>
+                <w:b/>
+                <w:sz w:val="18"/>
+              </w:rPr>
+              <w:t xml:space="preserve">ARR</w:t>
+            </w:r>
+          </w:p>
+        </w:tc>
+        <w:tc>
+          <w:tcPr>
+            <w:tcW w:w="2016" w:type="dxa"/>
+          </w:tcPr>
+          <w:p>
+            <w:pPr>
+              <w:spacing w:before="40" w:after="40"/>
+            </w:pPr>
+          </w:p>
+        </w:tc>
+        <w:tc>
+          <w:tcPr>
+            <w:tcW w:w="2016" w:type="dxa"/>
+          </w:tcPr>
+          <w:p>
+            <w:pPr>
+              <w:spacing w:before="40" w:after="40"/>
+            </w:pPr>
+            <w:r>
+              <w:rPr>
+                <w:b/>
+                <w:sz w:val="18"/>
+              </w:rPr>
+              <w:t xml:space="preserve">$13.7M gross / $10.9M net</w:t>
+            </w:r>
+          </w:p>
+        </w:tc>
+        <w:tc>
+          <w:tcPr>
+            <w:tcW w:w="2016" w:type="dxa"/>
+          </w:tcPr>
+          <w:p>
+            <w:pPr>
+              <w:spacing w:before="40" w:after="40"/>
+            </w:pPr>
+          </w:p>
+        </w:tc>
+      </w:tr>
+    </w:tbl>
+    <w:p>
+      <w:pPr>
+        <w:spacing w:after="0"/>
+      </w:pPr>
+    </w:p>
+    <w:p>
+      <w:r>
+        <w:t xml:space="preserve">This single segment — people on appetite-suppressing medication who need protein and micronutrient adequacy, which Section 3 showed </w:t>
+      </w:r>
+      <w:r>
+        <w:rPr>
+          <w:b/>
+        </w:rPr>
+        <w:t xml:space="preserve">no competitor serves</w:t>
+      </w:r>
+      <w:r>
+        <w:t xml:space="preserve"> — supports about </w:t>
+      </w:r>
+      <w:r>
+        <w:rPr>
+          <w:b/>
+        </w:rPr>
+        <w:t xml:space="preserve">45% of the base case on its own.</w:t>
+      </w:r>
+      <w:r>
+        <w:t xml:space="preserve"> The base case does not depend on winning the general dieter market.</w:t>
+      </w:r>
+    </w:p>
+    <w:p>
+      <w:pPr>
+        <w:pBdr>
+          <w:bottom w:val="single" w:sz="6" w:space="6" w:color="C9CCD1"/>
+        </w:pBdr>
+      </w:pPr>
+    </w:p>
+    <w:p>
+      <w:pPr>
+        <w:pStyle w:val="Heading1"/>
+      </w:pPr>
+      <w:r>
+        <w:t xml:space="preserve">Every assumption, stated</w:t>
+      </w:r>
+    </w:p>
+    <w:tbl>
+      <w:tblPr>
+        <w:tblW w:w="10080" w:type="dxa"/>
+        <w:tblBorders>
+          <w:top w:val="single" w:sz="4" w:space="0" w:color="C9CCD1"/>
+          <w:left w:val="single" w:sz="4" w:space="0" w:color="C9CCD1"/>
+          <w:bottom w:val="single" w:sz="4" w:space="0" w:color="C9CCD1"/>
+          <w:right w:val="single" w:sz="4" w:space="0" w:color="C9CCD1"/>
+          <w:insideH w:val="single" w:sz="4" w:space="0" w:color="C9CCD1"/>
+          <w:insideV w:val="single" w:sz="4" w:space="0" w:color="C9CCD1"/>
+        </w:tblBorders>
+        <w:tblLayout w:type="fixed"/>
+      </w:tblPr>
+      <w:tblGrid>
+        <w:gridCol w:w="1680"/>
+        <w:gridCol w:w="1680"/>
+        <w:gridCol w:w="1680"/>
+        <w:gridCol w:w="1680"/>
+        <w:gridCol w:w="1680"/>
+        <w:gridCol w:w="1680"/>
+      </w:tblGrid>
+      <w:tr>
+        <w:trPr>
+          <w:tblHeader/>
+        </w:trPr>
+        <w:tc>
+          <w:tcPr>
+            <w:tcW w:w="1680" w:type="dxa"/>
+            <w:shd w:val="clear" w:color="auto" w:fill="EFF1F3"/>
+          </w:tcPr>
+          <w:p>
+            <w:pPr>
+              <w:spacing w:before="40" w:after="40"/>
+            </w:pPr>
+            <w:r>
+              <w:rPr>
+                <w:b/>
+                <w:sz w:val="18"/>
+              </w:rPr>
+              <w:t xml:space="preserve">#</w:t>
+            </w:r>
+          </w:p>
+        </w:tc>
+        <w:tc>
+          <w:tcPr>
+            <w:tcW w:w="1680" w:type="dxa"/>
+            <w:shd w:val="clear" w:color="auto" w:fill="EFF1F3"/>
+          </w:tcPr>
+          <w:p>
+            <w:pPr>
+              <w:spacing w:before="40" w:after="40"/>
+            </w:pPr>
+            <w:r>
+              <w:rPr>
+                <w:b/>
+                <w:sz w:val="18"/>
+              </w:rPr>
+              <w:t xml:space="preserve">Assumption</w:t>
+            </w:r>
+          </w:p>
+        </w:tc>
+        <w:tc>
+          <w:tcPr>
+            <w:tcW w:w="1680" w:type="dxa"/>
+            <w:shd w:val="clear" w:color="auto" w:fill="EFF1F3"/>
+          </w:tcPr>
+          <w:p>
+            <w:pPr>
+              <w:spacing w:before="40" w:after="40"/>
+            </w:pPr>
+            <w:r>
+              <w:rPr>
+                <w:b/>
+                <w:sz w:val="18"/>
+              </w:rPr>
+              <w:t xml:space="preserve">Value used</w:t>
+            </w:r>
+          </w:p>
+        </w:tc>
+        <w:tc>
+          <w:tcPr>
+            <w:tcW w:w="1680" w:type="dxa"/>
+            <w:shd w:val="clear" w:color="auto" w:fill="EFF1F3"/>
+          </w:tcPr>
+          <w:p>
+            <w:pPr>
+              <w:spacing w:before="40" w:after="40"/>
+            </w:pPr>
+            <w:r>
+              <w:rPr>
+                <w:b/>
+                <w:sz w:val="18"/>
+              </w:rPr>
+              <w:t xml:space="preserve">Source / basis</w:t>
+            </w:r>
+          </w:p>
+        </w:tc>
+        <w:tc>
+          <w:tcPr>
+            <w:tcW w:w="1680" w:type="dxa"/>
+            <w:shd w:val="clear" w:color="auto" w:fill="EFF1F3"/>
+          </w:tcPr>
+          <w:p>
+            <w:pPr>
+              <w:spacing w:before="40" w:after="40"/>
+            </w:pPr>
+            <w:r>
+              <w:rPr>
+                <w:b/>
+                <w:sz w:val="18"/>
+              </w:rPr>
+              <w:t xml:space="preserve">Type</w:t>
+            </w:r>
+          </w:p>
+        </w:tc>
+        <w:tc>
+          <w:tcPr>
+            <w:tcW w:w="1680" w:type="dxa"/>
+            <w:shd w:val="clear" w:color="auto" w:fill="EFF1F3"/>
+          </w:tcPr>
+          <w:p>
+            <w:pPr>
+              <w:spacing w:before="40" w:after="40"/>
+            </w:pPr>
+            <w:r>
+              <w:rPr>
+                <w:b/>
+                <w:sz w:val="18"/>
+              </w:rPr>
+              <w:t xml:space="preserve">If it's wrong</w:t>
+            </w:r>
+          </w:p>
+        </w:tc>
+      </w:tr>
+      <w:tr>
+        <w:tc>
+          <w:tcPr>
+            <w:tcW w:w="1680" w:type="dxa"/>
+          </w:tcPr>
+          <w:p>
+            <w:pPr>
+              <w:spacing w:before="40" w:after="40"/>
+            </w:pPr>
+            <w:r>
+              <w:rPr>
+                <w:sz w:val="18"/>
+              </w:rPr>
+              <w:t xml:space="preserve">A1</w:t>
+            </w:r>
+          </w:p>
+        </w:tc>
+        <w:tc>
+          <w:tcPr>
+            <w:tcW w:w="1680" w:type="dxa"/>
+          </w:tcPr>
+          <w:p>
+            <w:pPr>
+              <w:spacing w:before="40" w:after="40"/>
+            </w:pPr>
+            <w:r>
+              <w:rPr>
+                <w:sz w:val="18"/>
+              </w:rPr>
+              <w:t xml:space="preserve">US adult population</w:t>
+            </w:r>
+          </w:p>
+        </w:tc>
+        <w:tc>
+          <w:tcPr>
+            <w:tcW w:w="1680" w:type="dxa"/>
+          </w:tcPr>
+          <w:p>
+            <w:pPr>
+              <w:spacing w:before="40" w:after="40"/>
+            </w:pPr>
+            <w:r>
+              <w:rPr>
+                <w:sz w:val="18"/>
+              </w:rPr>
+              <w:t xml:space="preserve">267.0M</w:t>
+            </w:r>
+          </w:p>
+        </w:tc>
+        <w:tc>
+          <w:tcPr>
+            <w:tcW w:w="1680" w:type="dxa"/>
+          </w:tcPr>
+          <w:p>
+            <w:pPr>
+              <w:spacing w:before="40" w:after="40"/>
+            </w:pPr>
+            <w:r>
+              <w:rPr>
+                <w:sz w:val="18"/>
+              </w:rPr>
+              <w:t xml:space="preserve">Census 340.1M total − 73.1M under 18</w:t>
+            </w:r>
+          </w:p>
+        </w:tc>
+        <w:tc>
+          <w:tcPr>
+            <w:tcW w:w="1680" w:type="dxa"/>
+          </w:tcPr>
+          <w:p>
+            <w:pPr>
+              <w:spacing w:before="40" w:after="40"/>
+            </w:pPr>
+            <w:r>
+              <w:rPr>
+                <w:b/>
+                <w:sz w:val="18"/>
+              </w:rPr>
+              <w:t xml:space="preserve">Verified</w:t>
+            </w:r>
+            <w:r>
+              <w:rPr>
+                <w:sz w:val="18"/>
+              </w:rPr>
+              <w:t xml:space="preserve"> (arithmetic on two Census figures)</w:t>
+            </w:r>
+          </w:p>
+        </w:tc>
+        <w:tc>
+          <w:tcPr>
+            <w:tcW w:w="1680" w:type="dxa"/>
+          </w:tcPr>
+          <w:p>
+            <w:pPr>
+              <w:spacing w:before="40" w:after="40"/>
+            </w:pPr>
+            <w:r>
+              <w:rPr>
+                <w:sz w:val="18"/>
+              </w:rPr>
+              <w:t xml:space="preserve">±2% at most; immaterial</w:t>
+            </w:r>
+          </w:p>
+        </w:tc>
+      </w:tr>
+      <w:tr>
+        <w:tc>
+          <w:tcPr>
+            <w:tcW w:w="1680" w:type="dxa"/>
+          </w:tcPr>
+          <w:p>
+            <w:pPr>
+              <w:spacing w:before="40" w:after="40"/>
+            </w:pPr>
+            <w:r>
+              <w:rPr>
+                <w:sz w:val="18"/>
+              </w:rPr>
+              <w:t xml:space="preserve">A2</w:t>
+            </w:r>
+          </w:p>
+        </w:tc>
+        <w:tc>
+          <w:tcPr>
+            <w:tcW w:w="1680" w:type="dxa"/>
+          </w:tcPr>
+          <w:p>
+            <w:pPr>
+              <w:spacing w:before="40" w:after="40"/>
+            </w:pPr>
+            <w:r>
+              <w:rPr>
+                <w:sz w:val="18"/>
+              </w:rPr>
+              <w:t xml:space="preserve">Share actively working on weight loss *now*</w:t>
+            </w:r>
+          </w:p>
+        </w:tc>
+        <w:tc>
+          <w:tcPr>
+            <w:tcW w:w="1680" w:type="dxa"/>
+          </w:tcPr>
+          <w:p>
+            <w:pPr>
+              <w:spacing w:before="40" w:after="40"/>
+            </w:pPr>
+            <w:r>
+              <w:rPr>
+                <w:sz w:val="18"/>
+              </w:rPr>
+              <w:t xml:space="preserve">27%</w:t>
+            </w:r>
+          </w:p>
+        </w:tc>
+        <w:tc>
+          <w:tcPr>
+            <w:tcW w:w="1680" w:type="dxa"/>
+          </w:tcPr>
+          <w:p>
+            <w:pPr>
+              <w:spacing w:before="40" w:after="40"/>
+            </w:pPr>
+            <w:r>
+              <w:rPr>
+                <w:sz w:val="18"/>
+              </w:rPr>
+              <w:t xml:space="preserve">Gallup, Nov 2025</w:t>
+            </w:r>
+          </w:p>
+        </w:tc>
+        <w:tc>
+          <w:tcPr>
+            <w:tcW w:w="1680" w:type="dxa"/>
+          </w:tcPr>
+          <w:p>
+            <w:pPr>
+              <w:spacing w:before="40" w:after="40"/>
+            </w:pPr>
+            <w:r>
+              <w:rPr>
+                <w:b/>
+                <w:sz w:val="18"/>
+              </w:rPr>
+              <w:t xml:space="preserve">Verified</w:t>
+            </w:r>
+            <w:r>
+              <w:rPr>
+                <w:sz w:val="18"/>
+              </w:rPr>
+              <w:t xml:space="preserve"> (survey, self-report)</w:t>
+            </w:r>
+          </w:p>
+        </w:tc>
+        <w:tc>
+          <w:tcPr>
+            <w:tcW w:w="1680" w:type="dxa"/>
+          </w:tcPr>
+          <w:p>
+            <w:pPr>
+              <w:spacing w:before="40" w:after="40"/>
+            </w:pPr>
+            <w:r>
+              <w:rPr>
+                <w:sz w:val="18"/>
+              </w:rPr>
+              <w:t xml:space="preserve">NHANES' 47.4% "attempted in past year" would raise SAM to </w:t>
+            </w:r>
+            <w:r>
+              <w:rPr>
+                <w:b/>
+                <w:sz w:val="18"/>
+              </w:rPr>
+              <w:t xml:space="preserve">22.5M</w:t>
+            </w:r>
+            <w:r>
+              <w:rPr>
+                <w:sz w:val="18"/>
+              </w:rPr>
+              <w:t xml:space="preserve"> and scale every case ×1.76</w:t>
+            </w:r>
+          </w:p>
+        </w:tc>
+      </w:tr>
+      <w:tr>
+        <w:tc>
+          <w:tcPr>
+            <w:tcW w:w="1680" w:type="dxa"/>
+          </w:tcPr>
+          <w:p>
+            <w:pPr>
+              <w:spacing w:before="40" w:after="40"/>
+            </w:pPr>
+            <w:r>
+              <w:rPr>
+                <w:sz w:val="18"/>
+              </w:rPr>
+              <w:t xml:space="preserve">A3</w:t>
+            </w:r>
+          </w:p>
+        </w:tc>
+        <w:tc>
+          <w:tcPr>
+            <w:tcW w:w="1680" w:type="dxa"/>
+          </w:tcPr>
+          <w:p>
+            <w:pPr>
+              <w:spacing w:before="40" w:after="40"/>
+            </w:pPr>
+            <w:r>
+              <w:rPr>
+                <w:sz w:val="18"/>
+              </w:rPr>
+              <w:t xml:space="preserve">Smartphone ownership</w:t>
+            </w:r>
+          </w:p>
+        </w:tc>
+        <w:tc>
+          <w:tcPr>
+            <w:tcW w:w="1680" w:type="dxa"/>
+          </w:tcPr>
+          <w:p>
+            <w:pPr>
+              <w:spacing w:before="40" w:after="40"/>
+            </w:pPr>
+            <w:r>
+              <w:rPr>
+                <w:sz w:val="18"/>
+              </w:rPr>
+              <w:t xml:space="preserve">91%</w:t>
+            </w:r>
+          </w:p>
+        </w:tc>
+        <w:tc>
+          <w:tcPr>
+            <w:tcW w:w="1680" w:type="dxa"/>
+          </w:tcPr>
+          <w:p>
+            <w:pPr>
+              <w:spacing w:before="40" w:after="40"/>
+            </w:pPr>
+            <w:r>
+              <w:rPr>
+                <w:sz w:val="18"/>
+              </w:rPr>
+              <w:t xml:space="preserve">Pew, 2025 (n=5,022)</w:t>
+            </w:r>
+          </w:p>
+        </w:tc>
+        <w:tc>
+          <w:tcPr>
+            <w:tcW w:w="1680" w:type="dxa"/>
+          </w:tcPr>
+          <w:p>
+            <w:pPr>
+              <w:spacing w:before="40" w:after="40"/>
+            </w:pPr>
+            <w:r>
+              <w:rPr>
+                <w:b/>
+                <w:sz w:val="18"/>
+              </w:rPr>
+              <w:t xml:space="preserve">Verified</w:t>
+            </w:r>
+          </w:p>
+        </w:tc>
+        <w:tc>
+          <w:tcPr>
+            <w:tcW w:w="1680" w:type="dxa"/>
+          </w:tcPr>
+          <w:p>
+            <w:pPr>
+              <w:spacing w:before="40" w:after="40"/>
+            </w:pPr>
+            <w:r>
+              <w:rPr>
+                <w:sz w:val="18"/>
+              </w:rPr>
+              <w:t xml:space="preserve">Negligible; near-universal</w:t>
+            </w:r>
+          </w:p>
+        </w:tc>
+      </w:tr>
+      <w:tr>
+        <w:tc>
+          <w:tcPr>
+            <w:tcW w:w="1680" w:type="dxa"/>
+          </w:tcPr>
+          <w:p>
+            <w:pPr>
+              <w:spacing w:before="40" w:after="40"/>
+            </w:pPr>
+            <w:r>
+              <w:rPr>
+                <w:sz w:val="18"/>
+              </w:rPr>
+              <w:t xml:space="preserve">A4</w:t>
+            </w:r>
+          </w:p>
+        </w:tc>
+        <w:tc>
+          <w:tcPr>
+            <w:tcW w:w="1680" w:type="dxa"/>
+          </w:tcPr>
+          <w:p>
+            <w:pPr>
+              <w:spacing w:before="40" w:after="40"/>
+            </w:pPr>
+            <w:r>
+              <w:rPr>
+                <w:sz w:val="18"/>
+              </w:rPr>
+              <w:t xml:space="preserve">Orders groceries online ≥ monthly</w:t>
+            </w:r>
+          </w:p>
+        </w:tc>
+        <w:tc>
+          <w:tcPr>
+            <w:tcW w:w="1680" w:type="dxa"/>
+          </w:tcPr>
+          <w:p>
+            <w:pPr>
+              <w:spacing w:before="40" w:after="40"/>
+            </w:pPr>
+            <w:r>
+              <w:rPr>
+                <w:sz w:val="18"/>
+              </w:rPr>
+              <w:t xml:space="preserve">19.5%</w:t>
+            </w:r>
+          </w:p>
+        </w:tc>
+        <w:tc>
+          <w:tcPr>
+            <w:tcW w:w="1680" w:type="dxa"/>
+          </w:tcPr>
+          <w:p>
+            <w:pPr>
+              <w:spacing w:before="40" w:after="40"/>
+            </w:pPr>
+            <w:r>
+              <w:rPr>
+                <w:sz w:val="18"/>
+              </w:rPr>
+              <w:t xml:space="preserve">2025 US consumer data</w:t>
+            </w:r>
+          </w:p>
+        </w:tc>
+        <w:tc>
+          <w:tcPr>
+            <w:tcW w:w="1680" w:type="dxa"/>
+          </w:tcPr>
+          <w:p>
+            <w:pPr>
+              <w:spacing w:before="40" w:after="40"/>
+            </w:pPr>
+            <w:r>
+              <w:rPr>
+                <w:b/>
+                <w:sz w:val="18"/>
+              </w:rPr>
+              <w:t xml:space="preserve">Verified but definitionally strict</w:t>
+            </w:r>
+          </w:p>
+        </w:tc>
+        <w:tc>
+          <w:tcPr>
+            <w:tcW w:w="1680" w:type="dxa"/>
+          </w:tcPr>
+          <w:p>
+            <w:pPr>
+              <w:spacing w:before="40" w:after="40"/>
+            </w:pPr>
+            <w:r>
+              <w:rPr>
+                <w:sz w:val="18"/>
+              </w:rPr>
+              <w:t xml:space="preserve">Using the looser "61% of households bought groceries online at least once in 2025" raises SAM to </w:t>
+            </w:r>
+            <w:r>
+              <w:rPr>
+                <w:b/>
+                <w:sz w:val="18"/>
+              </w:rPr>
+              <w:t xml:space="preserve">40.0M</w:t>
+            </w:r>
+            <w:r>
+              <w:rPr>
+                <w:sz w:val="18"/>
+              </w:rPr>
+              <w:t xml:space="preserve"> and cases ×3.1. I deliberately used the stricter gate</w:t>
+            </w:r>
+          </w:p>
+        </w:tc>
+      </w:tr>
+      <w:tr>
+        <w:tc>
+          <w:tcPr>
+            <w:tcW w:w="1680" w:type="dxa"/>
+          </w:tcPr>
+          <w:p>
+            <w:pPr>
+              <w:spacing w:before="40" w:after="40"/>
+            </w:pPr>
+            <w:r>
+              <w:rPr>
+                <w:sz w:val="18"/>
+              </w:rPr>
+              <w:t xml:space="preserve">A5</w:t>
+            </w:r>
+          </w:p>
+        </w:tc>
+        <w:tc>
+          <w:tcPr>
+            <w:tcW w:w="1680" w:type="dxa"/>
+          </w:tcPr>
+          <w:p>
+            <w:pPr>
+              <w:spacing w:before="40" w:after="40"/>
+            </w:pPr>
+            <w:r>
+              <w:rPr>
+                <w:sz w:val="18"/>
+              </w:rPr>
+              <w:t xml:space="preserve">Steady-state adoption of SAM</w:t>
+            </w:r>
+          </w:p>
+        </w:tc>
+        <w:tc>
+          <w:tcPr>
+            <w:tcW w:w="1680" w:type="dxa"/>
+          </w:tcPr>
+          <w:p>
+            <w:pPr>
+              <w:spacing w:before="40" w:after="40"/>
+            </w:pPr>
+            <w:r>
+              <w:rPr>
+                <w:sz w:val="18"/>
+              </w:rPr>
+              <w:t xml:space="preserve">0.25% / 1.0% / 2.5%</w:t>
+            </w:r>
+          </w:p>
+        </w:tc>
+        <w:tc>
+          <w:tcPr>
+            <w:tcW w:w="1680" w:type="dxa"/>
+          </w:tcPr>
+          <w:p>
+            <w:pPr>
+              <w:spacing w:before="40" w:after="40"/>
+            </w:pPr>
+            <w:r>
+              <w:rPr>
+                <w:sz w:val="18"/>
+              </w:rPr>
+              <w:t xml:space="preserve">Calibrated to WW (2.8M), MyFitnessPal (~3.9M), Noom (1.5M) paid bases</w:t>
+            </w:r>
+          </w:p>
+        </w:tc>
+        <w:tc>
+          <w:tcPr>
+            <w:tcW w:w="1680" w:type="dxa"/>
+          </w:tcPr>
+          <w:p>
+            <w:pPr>
+              <w:spacing w:before="40" w:after="40"/>
+            </w:pPr>
+            <w:r>
+              <w:rPr>
+                <w:b/>
+                <w:sz w:val="18"/>
+              </w:rPr>
+              <w:t xml:space="preserve">Inferred</w:t>
+            </w:r>
+            <w:r>
+              <w:rPr>
+                <w:sz w:val="18"/>
+              </w:rPr>
+              <w:t xml:space="preserve"> </w:t>
+            </w:r>
+            <w:r>
+              <w:rPr>
+                <w:rFonts w:ascii="Consolas" w:hAnsi="Consolas"/>
+                <w:sz w:val="18"/>
+              </w:rPr>
+              <w:t xml:space="preserve">[UNVERIFIED]</w:t>
+            </w:r>
+          </w:p>
+        </w:tc>
+        <w:tc>
+          <w:tcPr>
+            <w:tcW w:w="1680" w:type="dxa"/>
+          </w:tcPr>
+          <w:p>
+            <w:pPr>
+              <w:spacing w:before="40" w:after="40"/>
+            </w:pPr>
+            <w:r>
+              <w:rPr>
+                <w:sz w:val="18"/>
+              </w:rPr>
+              <w:t xml:space="preserve">This is the single most sensitive input — see sensitivity table</w:t>
+            </w:r>
+          </w:p>
+        </w:tc>
+      </w:tr>
+      <w:tr>
+        <w:tc>
+          <w:tcPr>
+            <w:tcW w:w="1680" w:type="dxa"/>
+          </w:tcPr>
+          <w:p>
+            <w:pPr>
+              <w:spacing w:before="40" w:after="40"/>
+            </w:pPr>
+            <w:r>
+              <w:rPr>
+                <w:sz w:val="18"/>
+              </w:rPr>
+              <w:t xml:space="preserve">A6</w:t>
+            </w:r>
+          </w:p>
+        </w:tc>
+        <w:tc>
+          <w:tcPr>
+            <w:tcW w:w="1680" w:type="dxa"/>
+          </w:tcPr>
+          <w:p>
+            <w:pPr>
+              <w:spacing w:before="40" w:after="40"/>
+            </w:pPr>
+            <w:r>
+              <w:rPr>
+                <w:sz w:val="18"/>
+              </w:rPr>
+              <w:t xml:space="preserve">Price</w:t>
+            </w:r>
+          </w:p>
+        </w:tc>
+        <w:tc>
+          <w:tcPr>
+            <w:tcW w:w="1680" w:type="dxa"/>
+          </w:tcPr>
+          <w:p>
+            <w:pPr>
+              <w:spacing w:before="40" w:after="40"/>
+            </w:pPr>
+            <w:r>
+              <w:rPr>
+                <w:sz w:val="18"/>
+              </w:rPr>
+              <w:t xml:space="preserve">$19.99/mo, no annual discount</w:t>
+            </w:r>
+          </w:p>
+        </w:tc>
+        <w:tc>
+          <w:tcPr>
+            <w:tcW w:w="1680" w:type="dxa"/>
+          </w:tcPr>
+          <w:p>
+            <w:pPr>
+              <w:spacing w:before="40" w:after="40"/>
+            </w:pPr>
+            <w:r>
+              <w:rPr>
+                <w:sz w:val="18"/>
+              </w:rPr>
+              <w:t xml:space="preserve">Product decision; matches MyFitnessPal Premium monthly</w:t>
+            </w:r>
+          </w:p>
+        </w:tc>
+        <w:tc>
+          <w:tcPr>
+            <w:tcW w:w="1680" w:type="dxa"/>
+          </w:tcPr>
+          <w:p>
+            <w:pPr>
+              <w:spacing w:before="40" w:after="40"/>
+            </w:pPr>
+            <w:r>
+              <w:rPr>
+                <w:b/>
+                <w:sz w:val="18"/>
+              </w:rPr>
+              <w:t xml:space="preserve">Verified as a market price point</w:t>
+            </w:r>
+          </w:p>
+        </w:tc>
+        <w:tc>
+          <w:tcPr>
+            <w:tcW w:w="1680" w:type="dxa"/>
+          </w:tcPr>
+          <w:p>
+            <w:pPr>
+              <w:spacing w:before="40" w:after="40"/>
+            </w:pPr>
+            <w:r>
+              <w:rPr>
+                <w:sz w:val="18"/>
+              </w:rPr>
+              <w:t xml:space="preserve">An annual plan at ~$150/yr would cut per-sub revenue ~37% but typically lifts tenure</w:t>
+            </w:r>
+          </w:p>
+        </w:tc>
+      </w:tr>
+      <w:tr>
+        <w:tc>
+          <w:tcPr>
+            <w:tcW w:w="1680" w:type="dxa"/>
+          </w:tcPr>
+          <w:p>
+            <w:pPr>
+              <w:spacing w:before="40" w:after="40"/>
+            </w:pPr>
+            <w:r>
+              <w:rPr>
+                <w:sz w:val="18"/>
+              </w:rPr>
+              <w:t xml:space="preserve">A7</w:t>
+            </w:r>
+          </w:p>
+        </w:tc>
+        <w:tc>
+          <w:tcPr>
+            <w:tcW w:w="1680" w:type="dxa"/>
+          </w:tcPr>
+          <w:p>
+            <w:pPr>
+              <w:spacing w:before="40" w:after="40"/>
+            </w:pPr>
+            <w:r>
+              <w:rPr>
+                <w:sz w:val="18"/>
+              </w:rPr>
+              <w:t xml:space="preserve">App-store commission</w:t>
+            </w:r>
+          </w:p>
+        </w:tc>
+        <w:tc>
+          <w:tcPr>
+            <w:tcW w:w="1680" w:type="dxa"/>
+          </w:tcPr>
+          <w:p>
+            <w:pPr>
+              <w:spacing w:before="40" w:after="40"/>
+            </w:pPr>
+            <w:r>
+              <w:rPr>
+                <w:sz w:val="18"/>
+              </w:rPr>
+              <w:t xml:space="preserve">20% blended</w:t>
+            </w:r>
+          </w:p>
+        </w:tc>
+        <w:tc>
+          <w:tcPr>
+            <w:tcW w:w="1680" w:type="dxa"/>
+          </w:tcPr>
+          <w:p>
+            <w:pPr>
+              <w:spacing w:before="40" w:after="40"/>
+            </w:pPr>
+            <w:r>
+              <w:rPr>
+                <w:sz w:val="18"/>
+              </w:rPr>
+              <w:t xml:space="preserve">Apple takes 30%, or 15% under the Small Business Program / after year 1</w:t>
+            </w:r>
+          </w:p>
+        </w:tc>
+        <w:tc>
+          <w:tcPr>
+            <w:tcW w:w="1680" w:type="dxa"/>
+          </w:tcPr>
+          <w:p>
+            <w:pPr>
+              <w:spacing w:before="40" w:after="40"/>
+            </w:pPr>
+            <w:r>
+              <w:rPr>
+                <w:b/>
+                <w:sz w:val="18"/>
+              </w:rPr>
+              <w:t xml:space="preserve">Inferred blend</w:t>
+            </w:r>
+            <w:r>
+              <w:rPr>
+                <w:sz w:val="18"/>
+              </w:rPr>
+              <w:t xml:space="preserve"> </w:t>
+            </w:r>
+            <w:r>
+              <w:rPr>
+                <w:rFonts w:ascii="Consolas" w:hAnsi="Consolas"/>
+                <w:sz w:val="18"/>
+              </w:rPr>
+              <w:t xml:space="preserve">[UNVERIFIED]</w:t>
+            </w:r>
+          </w:p>
+        </w:tc>
+        <w:tc>
+          <w:tcPr>
+            <w:tcW w:w="1680" w:type="dxa"/>
+          </w:tcPr>
+          <w:p>
+            <w:pPr>
+              <w:spacing w:before="40" w:after="40"/>
+            </w:pPr>
+            <w:r>
+              <w:rPr>
+                <w:sz w:val="18"/>
+              </w:rPr>
+              <w:t xml:space="preserve">Web checkout could cut this to ~3%, adding ~$5M to base-case net</w:t>
+            </w:r>
+          </w:p>
+        </w:tc>
+      </w:tr>
+      <w:tr>
+        <w:tc>
+          <w:tcPr>
+            <w:tcW w:w="1680" w:type="dxa"/>
+          </w:tcPr>
+          <w:p>
+            <w:pPr>
+              <w:spacing w:before="40" w:after="40"/>
+            </w:pPr>
+            <w:r>
+              <w:rPr>
+                <w:sz w:val="18"/>
+              </w:rPr>
+              <w:t xml:space="preserve">A8</w:t>
+            </w:r>
+          </w:p>
+        </w:tc>
+        <w:tc>
+          <w:tcPr>
+            <w:tcW w:w="1680" w:type="dxa"/>
+          </w:tcPr>
+          <w:p>
+            <w:pPr>
+              <w:spacing w:before="40" w:after="40"/>
+            </w:pPr>
+            <w:r>
+              <w:rPr>
+                <w:sz w:val="18"/>
+              </w:rPr>
+              <w:t xml:space="preserve">Average paid tenure</w:t>
+            </w:r>
+          </w:p>
+        </w:tc>
+        <w:tc>
+          <w:tcPr>
+            <w:tcW w:w="1680" w:type="dxa"/>
+          </w:tcPr>
+          <w:p>
+            <w:pPr>
+              <w:spacing w:before="40" w:after="40"/>
+            </w:pPr>
+            <w:r>
+              <w:rPr>
+                <w:sz w:val="18"/>
+              </w:rPr>
+              <w:t xml:space="preserve">4 / 7 / 12 months</w:t>
+            </w:r>
+          </w:p>
+        </w:tc>
+        <w:tc>
+          <w:tcPr>
+            <w:tcW w:w="1680" w:type="dxa"/>
+          </w:tcPr>
+          <w:p>
+            <w:pPr>
+              <w:spacing w:before="40" w:after="40"/>
+            </w:pPr>
+            <w:r>
+              <w:rPr>
+                <w:sz w:val="18"/>
+              </w:rPr>
+              <w:t xml:space="preserve">Category churn evidence: consistent calorie tracking falls from 68% (wk 1) to 21% (wk 12); diet program dropout 57% at 6 months</w:t>
+            </w:r>
+          </w:p>
+        </w:tc>
+        <w:tc>
+          <w:tcPr>
+            <w:tcW w:w="1680" w:type="dxa"/>
+          </w:tcPr>
+          <w:p>
+            <w:pPr>
+              <w:spacing w:before="40" w:after="40"/>
+            </w:pPr>
+            <w:r>
+              <w:rPr>
+                <w:b/>
+                <w:sz w:val="18"/>
+              </w:rPr>
+              <w:t xml:space="preserve">Inferred from adjacent data</w:t>
+            </w:r>
+            <w:r>
+              <w:rPr>
+                <w:sz w:val="18"/>
+              </w:rPr>
+              <w:t xml:space="preserve"> </w:t>
+            </w:r>
+            <w:r>
+              <w:rPr>
+                <w:rFonts w:ascii="Consolas" w:hAnsi="Consolas"/>
+                <w:sz w:val="18"/>
+              </w:rPr>
+              <w:t xml:space="preserve">[UNVERIFIED for this product]</w:t>
+            </w:r>
+          </w:p>
+        </w:tc>
+        <w:tc>
+          <w:tcPr>
+            <w:tcW w:w="1680" w:type="dxa"/>
+          </w:tcPr>
+          <w:p>
+            <w:pPr>
+              <w:spacing w:before="40" w:after="40"/>
+            </w:pPr>
+            <w:r>
+              <w:rPr>
+                <w:sz w:val="18"/>
+              </w:rPr>
+              <w:t xml:space="preserve">Drives required gross adds, CAC and therefore whether the business works at all</w:t>
+            </w:r>
+          </w:p>
+        </w:tc>
+      </w:tr>
+      <w:tr>
+        <w:tc>
+          <w:tcPr>
+            <w:tcW w:w="1680" w:type="dxa"/>
+          </w:tcPr>
+          <w:p>
+            <w:pPr>
+              <w:spacing w:before="40" w:after="40"/>
+            </w:pPr>
+            <w:r>
+              <w:rPr>
+                <w:sz w:val="18"/>
+              </w:rPr>
+              <w:t xml:space="preserve">A9</w:t>
+            </w:r>
+          </w:p>
+        </w:tc>
+        <w:tc>
+          <w:tcPr>
+            <w:tcW w:w="1680" w:type="dxa"/>
+          </w:tcPr>
+          <w:p>
+            <w:pPr>
+              <w:spacing w:before="40" w:after="40"/>
+            </w:pPr>
+            <w:r>
+              <w:rPr>
+                <w:sz w:val="18"/>
+              </w:rPr>
+              <w:t xml:space="preserve">US share of comparables' subscriber bases</w:t>
+            </w:r>
+          </w:p>
+        </w:tc>
+        <w:tc>
+          <w:tcPr>
+            <w:tcW w:w="1680" w:type="dxa"/>
+          </w:tcPr>
+          <w:p>
+            <w:pPr>
+              <w:spacing w:before="40" w:after="40"/>
+            </w:pPr>
+            <w:r>
+              <w:rPr>
+                <w:sz w:val="18"/>
+              </w:rPr>
+              <w:t xml:space="preserve">~70%</w:t>
+            </w:r>
+          </w:p>
+        </w:tc>
+        <w:tc>
+          <w:tcPr>
+            <w:tcW w:w="1680" w:type="dxa"/>
+          </w:tcPr>
+          <w:p>
+            <w:pPr>
+              <w:spacing w:before="40" w:after="40"/>
+            </w:pPr>
+            <w:r>
+              <w:rPr>
+                <w:sz w:val="18"/>
+              </w:rPr>
+              <w:t xml:space="preserve">Not disclosed by WW or MyFitnessPal</w:t>
+            </w:r>
+          </w:p>
+        </w:tc>
+        <w:tc>
+          <w:tcPr>
+            <w:tcW w:w="1680" w:type="dxa"/>
+          </w:tcPr>
+          <w:p>
+            <w:pPr>
+              <w:spacing w:before="40" w:after="40"/>
+            </w:pPr>
+            <w:r>
+              <w:rPr>
+                <w:b/>
+                <w:sz w:val="18"/>
+              </w:rPr>
+              <w:t xml:space="preserve">Assumption</w:t>
+            </w:r>
+            <w:r>
+              <w:rPr>
+                <w:sz w:val="18"/>
+              </w:rPr>
+              <w:t xml:space="preserve"> </w:t>
+            </w:r>
+            <w:r>
+              <w:rPr>
+                <w:rFonts w:ascii="Consolas" w:hAnsi="Consolas"/>
+                <w:sz w:val="18"/>
+              </w:rPr>
+              <w:t xml:space="preserve">[UNVERIFIED]</w:t>
+            </w:r>
+          </w:p>
+        </w:tc>
+        <w:tc>
+          <w:tcPr>
+            <w:tcW w:w="1680" w:type="dxa"/>
+          </w:tcPr>
+          <w:p>
+            <w:pPr>
+              <w:spacing w:before="40" w:after="40"/>
+            </w:pPr>
+            <w:r>
+              <w:rPr>
+                <w:sz w:val="18"/>
+              </w:rPr>
+              <w:t xml:space="preserve">Only affects the calibration check, not the model</w:t>
+            </w:r>
+          </w:p>
+        </w:tc>
+      </w:tr>
+      <w:tr>
+        <w:tc>
+          <w:tcPr>
+            <w:tcW w:w="1680" w:type="dxa"/>
+          </w:tcPr>
+          <w:p>
+            <w:pPr>
+              <w:spacing w:before="40" w:after="40"/>
+            </w:pPr>
+            <w:r>
+              <w:rPr>
+                <w:sz w:val="18"/>
+              </w:rPr>
+              <w:t xml:space="preserve">A10</w:t>
+            </w:r>
+          </w:p>
+        </w:tc>
+        <w:tc>
+          <w:tcPr>
+            <w:tcW w:w="1680" w:type="dxa"/>
+          </w:tcPr>
+          <w:p>
+            <w:pPr>
+              <w:spacing w:before="40" w:after="40"/>
+            </w:pPr>
+            <w:r>
+              <w:rPr>
+                <w:sz w:val="18"/>
+              </w:rPr>
+              <w:t xml:space="preserve">Every subscriber pays full price</w:t>
+            </w:r>
+          </w:p>
+        </w:tc>
+        <w:tc>
+          <w:tcPr>
+            <w:tcW w:w="1680" w:type="dxa"/>
+          </w:tcPr>
+          <w:p>
+            <w:pPr>
+              <w:spacing w:before="40" w:after="40"/>
+            </w:pPr>
+            <w:r>
+              <w:rPr>
+                <w:sz w:val="18"/>
+              </w:rPr>
+              <w:t xml:space="preserve">100%</w:t>
+            </w:r>
+          </w:p>
+        </w:tc>
+        <w:tc>
+          <w:tcPr>
+            <w:tcW w:w="1680" w:type="dxa"/>
+          </w:tcPr>
+          <w:p>
+            <w:pPr>
+              <w:spacing w:before="40" w:after="40"/>
+            </w:pPr>
+            <w:r>
+              <w:rPr>
+                <w:sz w:val="18"/>
+              </w:rPr>
+              <w:t xml:space="preserve">No trials, discounts, churned-mid-month users modeled</w:t>
+            </w:r>
+          </w:p>
+        </w:tc>
+        <w:tc>
+          <w:tcPr>
+            <w:tcW w:w="1680" w:type="dxa"/>
+          </w:tcPr>
+          <w:p>
+            <w:pPr>
+              <w:spacing w:before="40" w:after="40"/>
+            </w:pPr>
+            <w:r>
+              <w:rPr>
+                <w:b/>
+                <w:sz w:val="18"/>
+              </w:rPr>
+              <w:t xml:space="preserve">Simplification</w:t>
+            </w:r>
+            <w:r>
+              <w:rPr>
+                <w:sz w:val="18"/>
+              </w:rPr>
+              <w:t xml:space="preserve"> </w:t>
+            </w:r>
+            <w:r>
+              <w:rPr>
+                <w:rFonts w:ascii="Consolas" w:hAnsi="Consolas"/>
+                <w:sz w:val="18"/>
+              </w:rPr>
+              <w:t xml:space="preserve">[UNVERIFIED]</w:t>
+            </w:r>
+          </w:p>
+        </w:tc>
+        <w:tc>
+          <w:tcPr>
+            <w:tcW w:w="1680" w:type="dxa"/>
+          </w:tcPr>
+          <w:p>
+            <w:pPr>
+              <w:spacing w:before="40" w:after="40"/>
+            </w:pPr>
+            <w:r>
+              <w:rPr>
+                <w:sz w:val="18"/>
+              </w:rPr>
+              <w:t xml:space="preserve">Real collected revenue typically runs 10–20% below gross billings</w:t>
+            </w:r>
+          </w:p>
+        </w:tc>
+      </w:tr>
+      <w:tr>
+        <w:tc>
+          <w:tcPr>
+            <w:tcW w:w="1680" w:type="dxa"/>
+          </w:tcPr>
+          <w:p>
+            <w:pPr>
+              <w:spacing w:before="40" w:after="40"/>
+            </w:pPr>
+            <w:r>
+              <w:rPr>
+                <w:sz w:val="18"/>
+              </w:rPr>
+              <w:t xml:space="preserve">A11</w:t>
+            </w:r>
+          </w:p>
+        </w:tc>
+        <w:tc>
+          <w:tcPr>
+            <w:tcW w:w="1680" w:type="dxa"/>
+          </w:tcPr>
+          <w:p>
+            <w:pPr>
+              <w:spacing w:before="40" w:after="40"/>
+            </w:pPr>
+            <w:r>
+              <w:rPr>
+                <w:sz w:val="18"/>
+              </w:rPr>
+              <w:t xml:space="preserve">The segments don't overlap</w:t>
+            </w:r>
+          </w:p>
+        </w:tc>
+        <w:tc>
+          <w:tcPr>
+            <w:tcW w:w="1680" w:type="dxa"/>
+          </w:tcPr>
+          <w:p>
+            <w:pPr>
+              <w:spacing w:before="40" w:after="40"/>
+            </w:pPr>
+            <w:r>
+              <w:rPr>
+                <w:sz w:val="18"/>
+              </w:rPr>
+              <w:t xml:space="preserve">GLP-1 cross-check treated as a subset</w:t>
+            </w:r>
+          </w:p>
+        </w:tc>
+        <w:tc>
+          <w:tcPr>
+            <w:tcW w:w="1680" w:type="dxa"/>
+          </w:tcPr>
+          <w:p>
+            <w:pPr>
+              <w:spacing w:before="40" w:after="40"/>
+            </w:pPr>
+            <w:r>
+              <w:rPr>
+                <w:sz w:val="18"/>
+              </w:rPr>
+              <w:t xml:space="preserve">GLP-1 users are *inside* the 72.1M weight-management population, not additional</w:t>
+            </w:r>
+          </w:p>
+        </w:tc>
+        <w:tc>
+          <w:tcPr>
+            <w:tcW w:w="1680" w:type="dxa"/>
+          </w:tcPr>
+          <w:p>
+            <w:pPr>
+              <w:spacing w:before="40" w:after="40"/>
+            </w:pPr>
+            <w:r>
+              <w:rPr>
+                <w:b/>
+                <w:sz w:val="18"/>
+              </w:rPr>
+              <w:t xml:space="preserve">Stated to prevent double-counting</w:t>
+            </w:r>
+          </w:p>
+        </w:tc>
+        <w:tc>
+          <w:tcPr>
+            <w:tcW w:w="1680" w:type="dxa"/>
+          </w:tcPr>
+          <w:p>
+            <w:pPr>
+              <w:spacing w:before="40" w:after="40"/>
+            </w:pPr>
+            <w:r>
+              <w:rPr>
+                <w:sz w:val="18"/>
+              </w:rPr>
+              <w:t xml:space="preserve">If treated as additive, the model would be overstated — don't</w:t>
+            </w:r>
+          </w:p>
+        </w:tc>
+      </w:tr>
+    </w:tbl>
+    <w:p>
+      <w:pPr>
+        <w:spacing w:after="0"/>
+      </w:pPr>
+    </w:p>
+    <w:p>
+      <w:pPr>
+        <w:pBdr>
+          <w:bottom w:val="single" w:sz="6" w:space="6" w:color="C9CCD1"/>
+        </w:pBdr>
+      </w:pPr>
+    </w:p>
+    <w:p>
+      <w:pPr>
+        <w:pStyle w:val="Heading1"/>
+      </w:pPr>
+      <w:r>
+        <w:t xml:space="preserve">Sensitivity: the two numbers that move everything</w:t>
+      </w:r>
+    </w:p>
+    <w:tbl>
+      <w:tblPr>
+        <w:tblW w:w="10080" w:type="dxa"/>
+        <w:tblBorders>
+          <w:top w:val="single" w:sz="4" w:space="0" w:color="C9CCD1"/>
+          <w:left w:val="single" w:sz="4" w:space="0" w:color="C9CCD1"/>
+          <w:bottom w:val="single" w:sz="4" w:space="0" w:color="C9CCD1"/>
+          <w:right w:val="single" w:sz="4" w:space="0" w:color="C9CCD1"/>
+          <w:insideH w:val="single" w:sz="4" w:space="0" w:color="C9CCD1"/>
+          <w:insideV w:val="single" w:sz="4" w:space="0" w:color="C9CCD1"/>
+        </w:tblBorders>
+        <w:tblLayout w:type="fixed"/>
+      </w:tblPr>
+      <w:tblGrid>
+        <w:gridCol w:w="1680"/>
+        <w:gridCol w:w="1680"/>
+        <w:gridCol w:w="1680"/>
+        <w:gridCol w:w="1680"/>
+        <w:gridCol w:w="1680"/>
+        <w:gridCol w:w="1680"/>
+      </w:tblGrid>
+      <w:tr>
+        <w:trPr>
+          <w:tblHeader/>
+        </w:trPr>
+        <w:tc>
+          <w:tcPr>
+            <w:tcW w:w="1680" w:type="dxa"/>
+            <w:shd w:val="clear" w:color="auto" w:fill="EFF1F3"/>
+          </w:tcPr>
+          <w:p>
+            <w:pPr>
+              <w:spacing w:before="40" w:after="40"/>
+            </w:pPr>
+            <w:r>
+              <w:rPr>
+                <w:b/>
+                <w:sz w:val="18"/>
+              </w:rPr>
+              <w:t xml:space="preserve">Adoption of SAM →</w:t>
+            </w:r>
+          </w:p>
+        </w:tc>
+        <w:tc>
+          <w:tcPr>
+            <w:tcW w:w="1680" w:type="dxa"/>
+            <w:shd w:val="clear" w:color="auto" w:fill="EFF1F3"/>
+          </w:tcPr>
+          <w:p>
+            <w:pPr>
+              <w:spacing w:before="40" w:after="40"/>
+            </w:pPr>
+            <w:r>
+              <w:rPr>
+                <w:b/>
+                <w:sz w:val="18"/>
+              </w:rPr>
+              <w:t xml:space="preserve">0.25%</w:t>
+            </w:r>
+          </w:p>
+        </w:tc>
+        <w:tc>
+          <w:tcPr>
+            <w:tcW w:w="1680" w:type="dxa"/>
+            <w:shd w:val="clear" w:color="auto" w:fill="EFF1F3"/>
+          </w:tcPr>
+          <w:p>
+            <w:pPr>
+              <w:spacing w:before="40" w:after="40"/>
+            </w:pPr>
+            <w:r>
+              <w:rPr>
+                <w:b/>
+                <w:sz w:val="18"/>
+              </w:rPr>
+              <w:t xml:space="preserve">0.5%</w:t>
+            </w:r>
+          </w:p>
+        </w:tc>
+        <w:tc>
+          <w:tcPr>
+            <w:tcW w:w="1680" w:type="dxa"/>
+            <w:shd w:val="clear" w:color="auto" w:fill="EFF1F3"/>
+          </w:tcPr>
+          <w:p>
+            <w:pPr>
+              <w:spacing w:before="40" w:after="40"/>
+            </w:pPr>
+            <w:r>
+              <w:rPr>
+                <w:b/>
+                <w:sz w:val="18"/>
+              </w:rPr>
+              <w:t xml:space="preserve">1.0%</w:t>
+            </w:r>
+          </w:p>
+        </w:tc>
+        <w:tc>
+          <w:tcPr>
+            <w:tcW w:w="1680" w:type="dxa"/>
+            <w:shd w:val="clear" w:color="auto" w:fill="EFF1F3"/>
+          </w:tcPr>
+          <w:p>
+            <w:pPr>
+              <w:spacing w:before="40" w:after="40"/>
+            </w:pPr>
+            <w:r>
+              <w:rPr>
+                <w:b/>
+                <w:sz w:val="18"/>
+              </w:rPr>
+              <w:t xml:space="preserve">2.0%</w:t>
+            </w:r>
+          </w:p>
+        </w:tc>
+        <w:tc>
+          <w:tcPr>
+            <w:tcW w:w="1680" w:type="dxa"/>
+            <w:shd w:val="clear" w:color="auto" w:fill="EFF1F3"/>
+          </w:tcPr>
+          <w:p>
+            <w:pPr>
+              <w:spacing w:before="40" w:after="40"/>
+            </w:pPr>
+            <w:r>
+              <w:rPr>
+                <w:b/>
+                <w:sz w:val="18"/>
+              </w:rPr>
+              <w:t xml:space="preserve">2.5%</w:t>
+            </w:r>
+          </w:p>
+        </w:tc>
+      </w:tr>
+      <w:tr>
+        <w:tc>
+          <w:tcPr>
+            <w:tcW w:w="1680" w:type="dxa"/>
+          </w:tcPr>
+          <w:p>
+            <w:pPr>
+              <w:spacing w:before="40" w:after="40"/>
+            </w:pPr>
+            <w:r>
+              <w:rPr>
+                <w:b/>
+                <w:sz w:val="18"/>
+              </w:rPr>
+              <w:t xml:space="preserve">Subscribers</w:t>
+            </w:r>
+          </w:p>
+        </w:tc>
+        <w:tc>
+          <w:tcPr>
+            <w:tcW w:w="1680" w:type="dxa"/>
+          </w:tcPr>
+          <w:p>
+            <w:pPr>
+              <w:spacing w:before="40" w:after="40"/>
+            </w:pPr>
+            <w:r>
+              <w:rPr>
+                <w:sz w:val="18"/>
+              </w:rPr>
+              <w:t xml:space="preserve">32,000</w:t>
+            </w:r>
+          </w:p>
+        </w:tc>
+        <w:tc>
+          <w:tcPr>
+            <w:tcW w:w="1680" w:type="dxa"/>
+          </w:tcPr>
+          <w:p>
+            <w:pPr>
+              <w:spacing w:before="40" w:after="40"/>
+            </w:pPr>
+            <w:r>
+              <w:rPr>
+                <w:sz w:val="18"/>
+              </w:rPr>
+              <w:t xml:space="preserve">64,000</w:t>
+            </w:r>
+          </w:p>
+        </w:tc>
+        <w:tc>
+          <w:tcPr>
+            <w:tcW w:w="1680" w:type="dxa"/>
+          </w:tcPr>
+          <w:p>
+            <w:pPr>
+              <w:spacing w:before="40" w:after="40"/>
+            </w:pPr>
+            <w:r>
+              <w:rPr>
+                <w:sz w:val="18"/>
+              </w:rPr>
+              <w:t xml:space="preserve">128,000</w:t>
+            </w:r>
+          </w:p>
+        </w:tc>
+        <w:tc>
+          <w:tcPr>
+            <w:tcW w:w="1680" w:type="dxa"/>
+          </w:tcPr>
+          <w:p>
+            <w:pPr>
+              <w:spacing w:before="40" w:after="40"/>
+            </w:pPr>
+            <w:r>
+              <w:rPr>
+                <w:sz w:val="18"/>
+              </w:rPr>
+              <w:t xml:space="preserve">256,000</w:t>
+            </w:r>
+          </w:p>
+        </w:tc>
+        <w:tc>
+          <w:tcPr>
+            <w:tcW w:w="1680" w:type="dxa"/>
+          </w:tcPr>
+          <w:p>
+            <w:pPr>
+              <w:spacing w:before="40" w:after="40"/>
+            </w:pPr>
+            <w:r>
+              <w:rPr>
+                <w:sz w:val="18"/>
+              </w:rPr>
+              <w:t xml:space="preserve">320,000</w:t>
+            </w:r>
+          </w:p>
+        </w:tc>
+      </w:tr>
+      <w:tr>
+        <w:tc>
+          <w:tcPr>
+            <w:tcW w:w="1680" w:type="dxa"/>
+          </w:tcPr>
+          <w:p>
+            <w:pPr>
+              <w:spacing w:before="40" w:after="40"/>
+            </w:pPr>
+            <w:r>
+              <w:rPr>
+                <w:b/>
+                <w:sz w:val="18"/>
+              </w:rPr>
+              <w:t xml:space="preserve">Gross ARR</w:t>
+            </w:r>
+          </w:p>
+        </w:tc>
+        <w:tc>
+          <w:tcPr>
+            <w:tcW w:w="1680" w:type="dxa"/>
+          </w:tcPr>
+          <w:p>
+            <w:pPr>
+              <w:spacing w:before="40" w:after="40"/>
+            </w:pPr>
+            <w:r>
+              <w:rPr>
+                <w:sz w:val="18"/>
+              </w:rPr>
+              <w:t xml:space="preserve">$7.7M</w:t>
+            </w:r>
+          </w:p>
+        </w:tc>
+        <w:tc>
+          <w:tcPr>
+            <w:tcW w:w="1680" w:type="dxa"/>
+          </w:tcPr>
+          <w:p>
+            <w:pPr>
+              <w:spacing w:before="40" w:after="40"/>
+            </w:pPr>
+            <w:r>
+              <w:rPr>
+                <w:sz w:val="18"/>
+              </w:rPr>
+              <w:t xml:space="preserve">$15.4M</w:t>
+            </w:r>
+          </w:p>
+        </w:tc>
+        <w:tc>
+          <w:tcPr>
+            <w:tcW w:w="1680" w:type="dxa"/>
+          </w:tcPr>
+          <w:p>
+            <w:pPr>
+              <w:spacing w:before="40" w:after="40"/>
+            </w:pPr>
+            <w:r>
+              <w:rPr>
+                <w:sz w:val="18"/>
+              </w:rPr>
+              <w:t xml:space="preserve">$30.7M</w:t>
+            </w:r>
+          </w:p>
+        </w:tc>
+        <w:tc>
+          <w:tcPr>
+            <w:tcW w:w="1680" w:type="dxa"/>
+          </w:tcPr>
+          <w:p>
+            <w:pPr>
+              <w:spacing w:before="40" w:after="40"/>
+            </w:pPr>
+            <w:r>
+              <w:rPr>
+                <w:sz w:val="18"/>
+              </w:rPr>
+              <w:t xml:space="preserve">$61.4M</w:t>
+            </w:r>
+          </w:p>
+        </w:tc>
+        <w:tc>
+          <w:tcPr>
+            <w:tcW w:w="1680" w:type="dxa"/>
+          </w:tcPr>
+          <w:p>
+            <w:pPr>
+              <w:spacing w:before="40" w:after="40"/>
+            </w:pPr>
+            <w:r>
+              <w:rPr>
+                <w:sz w:val="18"/>
+              </w:rPr>
+              <w:t xml:space="preserve">$76.8M</w:t>
+            </w:r>
+          </w:p>
+        </w:tc>
+      </w:tr>
+      <w:tr>
+        <w:tc>
+          <w:tcPr>
+            <w:tcW w:w="1680" w:type="dxa"/>
+          </w:tcPr>
+          <w:p>
+            <w:pPr>
+              <w:spacing w:before="40" w:after="40"/>
+            </w:pPr>
+            <w:r>
+              <w:rPr>
+                <w:b/>
+                <w:sz w:val="18"/>
+              </w:rPr>
+              <w:t xml:space="preserve">Net ARR (after 20% store fee)</w:t>
+            </w:r>
+          </w:p>
+        </w:tc>
+        <w:tc>
+          <w:tcPr>
+            <w:tcW w:w="1680" w:type="dxa"/>
+          </w:tcPr>
+          <w:p>
+            <w:pPr>
+              <w:spacing w:before="40" w:after="40"/>
+            </w:pPr>
+            <w:r>
+              <w:rPr>
+                <w:sz w:val="18"/>
+              </w:rPr>
+              <w:t xml:space="preserve">$6.1M</w:t>
+            </w:r>
+          </w:p>
+        </w:tc>
+        <w:tc>
+          <w:tcPr>
+            <w:tcW w:w="1680" w:type="dxa"/>
+          </w:tcPr>
+          <w:p>
+            <w:pPr>
+              <w:spacing w:before="40" w:after="40"/>
+            </w:pPr>
+            <w:r>
+              <w:rPr>
+                <w:sz w:val="18"/>
+              </w:rPr>
+              <w:t xml:space="preserve">$12.3M</w:t>
+            </w:r>
+          </w:p>
+        </w:tc>
+        <w:tc>
+          <w:tcPr>
+            <w:tcW w:w="1680" w:type="dxa"/>
+          </w:tcPr>
+          <w:p>
+            <w:pPr>
+              <w:spacing w:before="40" w:after="40"/>
+            </w:pPr>
+            <w:r>
+              <w:rPr>
+                <w:sz w:val="18"/>
+              </w:rPr>
+              <w:t xml:space="preserve">$24.6M</w:t>
+            </w:r>
+          </w:p>
+        </w:tc>
+        <w:tc>
+          <w:tcPr>
+            <w:tcW w:w="1680" w:type="dxa"/>
+          </w:tcPr>
+          <w:p>
+            <w:pPr>
+              <w:spacing w:before="40" w:after="40"/>
+            </w:pPr>
+            <w:r>
+              <w:rPr>
+                <w:sz w:val="18"/>
+              </w:rPr>
+              <w:t xml:space="preserve">$49.1M</w:t>
+            </w:r>
+          </w:p>
+        </w:tc>
+        <w:tc>
+          <w:tcPr>
+            <w:tcW w:w="1680" w:type="dxa"/>
+          </w:tcPr>
+          <w:p>
+            <w:pPr>
+              <w:spacing w:before="40" w:after="40"/>
+            </w:pPr>
+            <w:r>
+              <w:rPr>
+                <w:sz w:val="18"/>
+              </w:rPr>
+              <w:t xml:space="preserve">$61.4M</w:t>
+            </w:r>
+          </w:p>
+        </w:tc>
+      </w:tr>
+    </w:tbl>
+    <w:p>
+      <w:pPr>
+        <w:spacing w:after="0"/>
+      </w:pPr>
+    </w:p>
+    <w:tbl>
+      <w:tblPr>
+        <w:tblW w:w="10080" w:type="dxa"/>
+        <w:tblBorders>
+          <w:top w:val="single" w:sz="4" w:space="0" w:color="C9CCD1"/>
+          <w:left w:val="single" w:sz="4" w:space="0" w:color="C9CCD1"/>
+          <w:bottom w:val="single" w:sz="4" w:space="0" w:color="C9CCD1"/>
+          <w:right w:val="single" w:sz="4" w:space="0" w:color="C9CCD1"/>
+          <w:insideH w:val="single" w:sz="4" w:space="0" w:color="C9CCD1"/>
+          <w:insideV w:val="single" w:sz="4" w:space="0" w:color="C9CCD1"/>
+        </w:tblBorders>
+        <w:tblLayout w:type="fixed"/>
+      </w:tblPr>
+      <w:tblGrid>
+        <w:gridCol w:w="3360"/>
+        <w:gridCol w:w="3360"/>
+        <w:gridCol w:w="3360"/>
+      </w:tblGrid>
+      <w:tr>
+        <w:trPr>
+          <w:tblHeader/>
+        </w:trPr>
+        <w:tc>
+          <w:tcPr>
+            <w:tcW w:w="3360" w:type="dxa"/>
+            <w:shd w:val="clear" w:color="auto" w:fill="EFF1F3"/>
+          </w:tcPr>
+          <w:p>
+            <w:pPr>
+              <w:spacing w:before="40" w:after="40"/>
+            </w:pPr>
+            <w:r>
+              <w:rPr>
+                <w:b/>
+                <w:sz w:val="18"/>
+              </w:rPr>
+              <w:t xml:space="preserve">SAM definition →</w:t>
+            </w:r>
+          </w:p>
+        </w:tc>
+        <w:tc>
+          <w:tcPr>
+            <w:tcW w:w="3360" w:type="dxa"/>
+            <w:shd w:val="clear" w:color="auto" w:fill="EFF1F3"/>
+          </w:tcPr>
+          <w:p>
+            <w:pPr>
+              <w:spacing w:before="40" w:after="40"/>
+            </w:pPr>
+            <w:r>
+              <w:rPr>
+                <w:b/>
+                <w:sz w:val="18"/>
+              </w:rPr>
+              <w:t xml:space="preserve">Strict (monthly online grocery, used here)</w:t>
+            </w:r>
+          </w:p>
+        </w:tc>
+        <w:tc>
+          <w:tcPr>
+            <w:tcW w:w="3360" w:type="dxa"/>
+            <w:shd w:val="clear" w:color="auto" w:fill="EFF1F3"/>
+          </w:tcPr>
+          <w:p>
+            <w:pPr>
+              <w:spacing w:before="40" w:after="40"/>
+            </w:pPr>
+            <w:r>
+              <w:rPr>
+                <w:b/>
+                <w:sz w:val="18"/>
+              </w:rPr>
+              <w:t xml:space="preserve">Loose (any online grocery in a year)</w:t>
+            </w:r>
+          </w:p>
+        </w:tc>
+      </w:tr>
+      <w:tr>
+        <w:tc>
+          <w:tcPr>
+            <w:tcW w:w="3360" w:type="dxa"/>
+          </w:tcPr>
+          <w:p>
+            <w:pPr>
+              <w:spacing w:before="40" w:after="40"/>
+            </w:pPr>
+            <w:r>
+              <w:rPr>
+                <w:sz w:val="18"/>
+              </w:rPr>
+              <w:t xml:space="preserve">SAM</w:t>
+            </w:r>
+          </w:p>
+        </w:tc>
+        <w:tc>
+          <w:tcPr>
+            <w:tcW w:w="3360" w:type="dxa"/>
+          </w:tcPr>
+          <w:p>
+            <w:pPr>
+              <w:spacing w:before="40" w:after="40"/>
+            </w:pPr>
+            <w:r>
+              <w:rPr>
+                <w:sz w:val="18"/>
+              </w:rPr>
+              <w:t xml:space="preserve">12.8M</w:t>
+            </w:r>
+          </w:p>
+        </w:tc>
+        <w:tc>
+          <w:tcPr>
+            <w:tcW w:w="3360" w:type="dxa"/>
+          </w:tcPr>
+          <w:p>
+            <w:pPr>
+              <w:spacing w:before="40" w:after="40"/>
+            </w:pPr>
+            <w:r>
+              <w:rPr>
+                <w:sz w:val="18"/>
+              </w:rPr>
+              <w:t xml:space="preserve">40.0M</w:t>
+            </w:r>
+          </w:p>
+        </w:tc>
+      </w:tr>
+      <w:tr>
+        <w:tc>
+          <w:tcPr>
+            <w:tcW w:w="3360" w:type="dxa"/>
+          </w:tcPr>
+          <w:p>
+            <w:pPr>
+              <w:spacing w:before="40" w:after="40"/>
+            </w:pPr>
+            <w:r>
+              <w:rPr>
+                <w:sz w:val="18"/>
+              </w:rPr>
+              <w:t xml:space="preserve">Base case (1.0%)</w:t>
+            </w:r>
+          </w:p>
+        </w:tc>
+        <w:tc>
+          <w:tcPr>
+            <w:tcW w:w="3360" w:type="dxa"/>
+          </w:tcPr>
+          <w:p>
+            <w:pPr>
+              <w:spacing w:before="40" w:after="40"/>
+            </w:pPr>
+            <w:r>
+              <w:rPr>
+                <w:sz w:val="18"/>
+              </w:rPr>
+              <w:t xml:space="preserve">128,000 subs / $30.7M</w:t>
+            </w:r>
+          </w:p>
+        </w:tc>
+        <w:tc>
+          <w:tcPr>
+            <w:tcW w:w="3360" w:type="dxa"/>
+          </w:tcPr>
+          <w:p>
+            <w:pPr>
+              <w:spacing w:before="40" w:after="40"/>
+            </w:pPr>
+            <w:r>
+              <w:rPr>
+                <w:sz w:val="18"/>
+              </w:rPr>
+              <w:t xml:space="preserve">400,000 subs / $95.9M</w:t>
+            </w:r>
+          </w:p>
+        </w:tc>
+      </w:tr>
+    </w:tbl>
+    <w:p>
+      <w:pPr>
+        <w:spacing w:after="0"/>
+      </w:pPr>
+    </w:p>
+    <w:p>
+      <w:r>
+        <w:rPr>
+          <w:b/>
+        </w:rPr>
+        <w:t xml:space="preserve">I recommend defending the strict version.</w:t>
+      </w:r>
+      <w:r>
+        <w:t xml:space="preserve"> An investor who finds the loose gate on their own will discount everything else you say; one who sees you chose the conservative gate deliberately will trust the rest.</w:t>
+      </w:r>
+    </w:p>
+    <w:p>
+      <w:pPr>
+        <w:pBdr>
+          <w:bottom w:val="single" w:sz="6" w:space="6" w:color="C9CCD1"/>
+        </w:pBdr>
+      </w:pPr>
+    </w:p>
+    <w:p>
+      <w:pPr>
+        <w:pStyle w:val="Heading1"/>
+      </w:pPr>
+      <w:r>
+        <w:t xml:space="preserve">The price assumption is the weakest part of this model</w:t>
+      </w:r>
+    </w:p>
+    <w:p>
+      <w:r>
+        <w:t xml:space="preserve">$19.99/month is at the </w:t>
+      </w:r>
+      <w:r>
+        <w:rPr>
+          <w:b/>
+        </w:rPr>
+        <w:t xml:space="preserve">top</w:t>
+      </w:r>
+      <w:r>
+        <w:t xml:space="preserve"> of what this category charges:</w:t>
+      </w:r>
+    </w:p>
+    <w:tbl>
+      <w:tblPr>
+        <w:tblW w:w="10080" w:type="dxa"/>
+        <w:tblBorders>
+          <w:top w:val="single" w:sz="4" w:space="0" w:color="C9CCD1"/>
+          <w:left w:val="single" w:sz="4" w:space="0" w:color="C9CCD1"/>
+          <w:bottom w:val="single" w:sz="4" w:space="0" w:color="C9CCD1"/>
+          <w:right w:val="single" w:sz="4" w:space="0" w:color="C9CCD1"/>
+          <w:insideH w:val="single" w:sz="4" w:space="0" w:color="C9CCD1"/>
+          <w:insideV w:val="single" w:sz="4" w:space="0" w:color="C9CCD1"/>
+        </w:tblBorders>
+        <w:tblLayout w:type="fixed"/>
+      </w:tblPr>
+      <w:tblGrid>
+        <w:gridCol w:w="5040"/>
+        <w:gridCol w:w="5040"/>
+      </w:tblGrid>
+      <w:tr>
+        <w:trPr>
+          <w:tblHeader/>
+        </w:trPr>
+        <w:tc>
+          <w:tcPr>
+            <w:tcW w:w="5040" w:type="dxa"/>
+            <w:shd w:val="clear" w:color="auto" w:fill="EFF1F3"/>
+          </w:tcPr>
+          <w:p>
+            <w:pPr>
+              <w:spacing w:before="40" w:after="40"/>
+            </w:pPr>
+            <w:r>
+              <w:rPr>
+                <w:b/>
+                <w:sz w:val="18"/>
+              </w:rPr>
+              <w:t xml:space="preserve">App</w:t>
+            </w:r>
+          </w:p>
+        </w:tc>
+        <w:tc>
+          <w:tcPr>
+            <w:tcW w:w="5040" w:type="dxa"/>
+            <w:shd w:val="clear" w:color="auto" w:fill="EFF1F3"/>
+          </w:tcPr>
+          <w:p>
+            <w:pPr>
+              <w:spacing w:before="40" w:after="40"/>
+            </w:pPr>
+            <w:r>
+              <w:rPr>
+                <w:b/>
+                <w:sz w:val="18"/>
+              </w:rPr>
+              <w:t xml:space="preserve">Monthly price</w:t>
+            </w:r>
+          </w:p>
+        </w:tc>
+      </w:tr>
+      <w:tr>
+        <w:tc>
+          <w:tcPr>
+            <w:tcW w:w="5040" w:type="dxa"/>
+          </w:tcPr>
+          <w:p>
+            <w:pPr>
+              <w:spacing w:before="40" w:after="40"/>
+            </w:pPr>
+            <w:r>
+              <w:rPr>
+                <w:sz w:val="18"/>
+              </w:rPr>
+              <w:t xml:space="preserve">Plan to Eat</w:t>
+            </w:r>
+          </w:p>
+        </w:tc>
+        <w:tc>
+          <w:tcPr>
+            <w:tcW w:w="5040" w:type="dxa"/>
+          </w:tcPr>
+          <w:p>
+            <w:pPr>
+              <w:spacing w:before="40" w:after="40"/>
+            </w:pPr>
+            <w:r>
+              <w:rPr>
+                <w:sz w:val="18"/>
+              </w:rPr>
+              <w:t xml:space="preserve">$5.95</w:t>
+            </w:r>
+          </w:p>
+        </w:tc>
+      </w:tr>
+      <w:tr>
+        <w:tc>
+          <w:tcPr>
+            <w:tcW w:w="5040" w:type="dxa"/>
+          </w:tcPr>
+          <w:p>
+            <w:pPr>
+              <w:spacing w:before="40" w:after="40"/>
+            </w:pPr>
+            <w:r>
+              <w:rPr>
+                <w:sz w:val="18"/>
+              </w:rPr>
+              <w:t xml:space="preserve">eMeals</w:t>
+            </w:r>
+          </w:p>
+        </w:tc>
+        <w:tc>
+          <w:tcPr>
+            <w:tcW w:w="5040" w:type="dxa"/>
+          </w:tcPr>
+          <w:p>
+            <w:pPr>
+              <w:spacing w:before="40" w:after="40"/>
+            </w:pPr>
+            <w:r>
+              <w:rPr>
+                <w:sz w:val="18"/>
+              </w:rPr>
+              <w:t xml:space="preserve">~$4.99 (annual)</w:t>
+            </w:r>
+          </w:p>
+        </w:tc>
+      </w:tr>
+      <w:tr>
+        <w:tc>
+          <w:tcPr>
+            <w:tcW w:w="5040" w:type="dxa"/>
+          </w:tcPr>
+          <w:p>
+            <w:pPr>
+              <w:spacing w:before="40" w:after="40"/>
+            </w:pPr>
+            <w:r>
+              <w:rPr>
+                <w:sz w:val="18"/>
+              </w:rPr>
+              <w:t xml:space="preserve">Samsung Food</w:t>
+            </w:r>
+          </w:p>
+        </w:tc>
+        <w:tc>
+          <w:tcPr>
+            <w:tcW w:w="5040" w:type="dxa"/>
+          </w:tcPr>
+          <w:p>
+            <w:pPr>
+              <w:spacing w:before="40" w:after="40"/>
+            </w:pPr>
+            <w:r>
+              <w:rPr>
+                <w:sz w:val="18"/>
+              </w:rPr>
+              <w:t xml:space="preserve">$6.99</w:t>
+            </w:r>
+          </w:p>
+        </w:tc>
+      </w:tr>
+      <w:tr>
+        <w:tc>
+          <w:tcPr>
+            <w:tcW w:w="5040" w:type="dxa"/>
+          </w:tcPr>
+          <w:p>
+            <w:pPr>
+              <w:spacing w:before="40" w:after="40"/>
+            </w:pPr>
+            <w:r>
+              <w:rPr>
+                <w:sz w:val="18"/>
+              </w:rPr>
+              <w:t xml:space="preserve">MealPrepPro</w:t>
+            </w:r>
+          </w:p>
+        </w:tc>
+        <w:tc>
+          <w:tcPr>
+            <w:tcW w:w="5040" w:type="dxa"/>
+          </w:tcPr>
+          <w:p>
+            <w:pPr>
+              <w:spacing w:before="40" w:after="40"/>
+            </w:pPr>
+            <w:r>
+              <w:rPr>
+                <w:sz w:val="18"/>
+              </w:rPr>
+              <w:t xml:space="preserve">$9.99</w:t>
+            </w:r>
+          </w:p>
+        </w:tc>
+      </w:tr>
+      <w:tr>
+        <w:tc>
+          <w:tcPr>
+            <w:tcW w:w="5040" w:type="dxa"/>
+          </w:tcPr>
+          <w:p>
+            <w:pPr>
+              <w:spacing w:before="40" w:after="40"/>
+            </w:pPr>
+            <w:r>
+              <w:rPr>
+                <w:sz w:val="18"/>
+              </w:rPr>
+              <w:t xml:space="preserve">MacroFactor</w:t>
+            </w:r>
+          </w:p>
+        </w:tc>
+        <w:tc>
+          <w:tcPr>
+            <w:tcW w:w="5040" w:type="dxa"/>
+          </w:tcPr>
+          <w:p>
+            <w:pPr>
+              <w:spacing w:before="40" w:after="40"/>
+            </w:pPr>
+            <w:r>
+              <w:rPr>
+                <w:sz w:val="18"/>
+              </w:rPr>
+              <w:t xml:space="preserve">$11.99</w:t>
+            </w:r>
+          </w:p>
+        </w:tc>
+      </w:tr>
+      <w:tr>
+        <w:tc>
+          <w:tcPr>
+            <w:tcW w:w="5040" w:type="dxa"/>
+          </w:tcPr>
+          <w:p>
+            <w:pPr>
+              <w:spacing w:before="40" w:after="40"/>
+            </w:pPr>
+            <w:r>
+              <w:rPr>
+                <w:b/>
+                <w:sz w:val="18"/>
+              </w:rPr>
+              <w:t xml:space="preserve">This app</w:t>
+            </w:r>
+          </w:p>
+        </w:tc>
+        <w:tc>
+          <w:tcPr>
+            <w:tcW w:w="5040" w:type="dxa"/>
+          </w:tcPr>
+          <w:p>
+            <w:pPr>
+              <w:spacing w:before="40" w:after="40"/>
+            </w:pPr>
+            <w:r>
+              <w:rPr>
+                <w:b/>
+                <w:sz w:val="18"/>
+              </w:rPr>
+              <w:t xml:space="preserve">$19.99</w:t>
+            </w:r>
+          </w:p>
+        </w:tc>
+      </w:tr>
+      <w:tr>
+        <w:tc>
+          <w:tcPr>
+            <w:tcW w:w="5040" w:type="dxa"/>
+          </w:tcPr>
+          <w:p>
+            <w:pPr>
+              <w:spacing w:before="40" w:after="40"/>
+            </w:pPr>
+            <w:r>
+              <w:rPr>
+                <w:sz w:val="18"/>
+              </w:rPr>
+              <w:t xml:space="preserve">MyFitnessPal Premium</w:t>
+            </w:r>
+          </w:p>
+        </w:tc>
+        <w:tc>
+          <w:tcPr>
+            <w:tcW w:w="5040" w:type="dxa"/>
+          </w:tcPr>
+          <w:p>
+            <w:pPr>
+              <w:spacing w:before="40" w:after="40"/>
+            </w:pPr>
+            <w:r>
+              <w:rPr>
+                <w:sz w:val="18"/>
+              </w:rPr>
+              <w:t xml:space="preserve">$19.99</w:t>
+            </w:r>
+          </w:p>
+        </w:tc>
+      </w:tr>
+      <w:tr>
+        <w:tc>
+          <w:tcPr>
+            <w:tcW w:w="5040" w:type="dxa"/>
+          </w:tcPr>
+          <w:p>
+            <w:pPr>
+              <w:spacing w:before="40" w:after="40"/>
+            </w:pPr>
+            <w:r>
+              <w:rPr>
+                <w:sz w:val="18"/>
+              </w:rPr>
+              <w:t xml:space="preserve">Fitia Premium</w:t>
+            </w:r>
+          </w:p>
+        </w:tc>
+        <w:tc>
+          <w:tcPr>
+            <w:tcW w:w="5040" w:type="dxa"/>
+          </w:tcPr>
+          <w:p>
+            <w:pPr>
+              <w:spacing w:before="40" w:after="40"/>
+            </w:pPr>
+            <w:r>
+              <w:rPr>
+                <w:sz w:val="18"/>
+              </w:rPr>
+              <w:t xml:space="preserve">$19.99</w:t>
+            </w:r>
+          </w:p>
+        </w:tc>
+      </w:tr>
+    </w:tbl>
+    <w:p>
+      <w:pPr>
+        <w:spacing w:after="0"/>
+      </w:pPr>
+    </w:p>
+    <w:p>
+      <w:r>
+        <w:t xml:space="preserve">Two honest readings:</w:t>
+      </w:r>
+    </w:p>
+    <w:p>
+      <w:pPr>
+        <w:numPr>
+          <w:ilvl w:val="0"/>
+          <w:numId w:val="1"/>
+        </w:numPr>
+      </w:pPr>
+      <w:r>
+        <w:rPr>
+          <w:b/>
+        </w:rPr>
+        <w:t xml:space="preserve">The bear case:</w:t>
+      </w:r>
+      <w:r>
+        <w:t xml:space="preserve"> $19.99 matches the exact price point that generates 39% of all complaints in this category (Section 2), and free AI chatbots are already being cited by reviewers as a substitute for paid meal planning.</w:t>
+      </w:r>
+    </w:p>
+    <w:p>
+      <w:pPr>
+        <w:numPr>
+          <w:ilvl w:val="0"/>
+          <w:numId w:val="1"/>
+        </w:numPr>
+      </w:pPr>
+      <w:r>
+        <w:rPr>
+          <w:b/>
+        </w:rPr>
+        <w:t xml:space="preserve">The bull case:</w:t>
+      </w:r>
+      <w:r>
+        <w:t xml:space="preserve"> the correct comparison isn't meal-planner apps, it's the </w:t>
+      </w:r>
+      <w:r>
+        <w:rPr>
+          <w:b/>
+        </w:rPr>
+        <w:t xml:space="preserve">human</w:t>
+      </w:r>
+      <w:r>
+        <w:t xml:space="preserve"> stack this replaces — Section 2 put that at </w:t>
+      </w:r>
+      <w:r>
+        <w:rPr>
+          <w:b/>
+        </w:rPr>
+        <w:t xml:space="preserve">$150/month minimum</w:t>
+      </w:r>
+      <w:r>
+        <w:t xml:space="preserve"> (nutrition coach + grocery shopper, unbundled) up to </w:t>
+      </w:r>
+      <w:r>
+        <w:rPr>
+          <w:b/>
+        </w:rPr>
+        <w:t xml:space="preserve">$1,500+/month</w:t>
+      </w:r>
+      <w:r>
+        <w:t xml:space="preserve"> (personal chef). At $19.99, the app is </w:t>
+      </w:r>
+      <w:r>
+        <w:rPr>
+          <w:b/>
+        </w:rPr>
+        <w:t xml:space="preserve">13% of the cheapest human alternative</w:t>
+      </w:r>
+      <w:r>
+        <w:t xml:space="preserve">. That is the pricing argument to make to an investor, and it's why the product must do the ordering, not just the planning — planning alone is worth $5.95, as the market has already priced it.</w:t>
+      </w:r>
+    </w:p>
+    <w:p>
+      <w:pPr>
+        <w:pBdr>
+          <w:bottom w:val="single" w:sz="6" w:space="6" w:color="C9CCD1"/>
+        </w:pBdr>
+      </w:pPr>
+    </w:p>
+    <w:p>
+      <w:pPr>
+        <w:pStyle w:val="Heading1"/>
+      </w:pPr>
+      <w:r>
+        <w:t xml:space="preserve">What this model does *not* claim</w:t>
+      </w:r>
+    </w:p>
+    <w:p>
+      <w:pPr>
+        <w:numPr>
+          <w:ilvl w:val="0"/>
+          <w:numId w:val="1"/>
+        </w:numPr>
+      </w:pPr>
+      <w:r>
+        <w:t xml:space="preserve">It doesn't claim a share of the "$135B weight loss market" or the "$217B online grocery market." Those numbers appear nowhere in the math.</w:t>
+      </w:r>
+    </w:p>
+    <w:p>
+      <w:pPr>
+        <w:numPr>
+          <w:ilvl w:val="0"/>
+          <w:numId w:val="1"/>
+        </w:numPr>
+      </w:pPr>
+      <w:r>
+        <w:t xml:space="preserve">It doesn't count downloads, free users, or total addressable installs as revenue.</w:t>
+      </w:r>
+    </w:p>
+    <w:p>
+      <w:pPr>
+        <w:numPr>
+          <w:ilvl w:val="0"/>
+          <w:numId w:val="1"/>
+        </w:numPr>
+      </w:pPr>
+      <w:r>
+        <w:t xml:space="preserve">It doesn't assume any B2B/health-plan revenue, which Section 2 showed is where food-as-medicine money actually sits today. </w:t>
+      </w:r>
+      <w:r>
+        <w:rPr>
+          <w:b/>
+        </w:rPr>
+        <w:t xml:space="preserve">That channel is upside not modeled here</w:t>
+      </w:r>
+      <w:r>
+        <w:t xml:space="preserve"> </w:t>
+      </w:r>
+      <w:r>
+        <w:rPr>
+          <w:rFonts w:ascii="Consolas" w:hAnsi="Consolas"/>
+        </w:rPr>
+        <w:t xml:space="preserve">[UNVERIFIED — no pricing or contract data gathered for it yet]</w:t>
+      </w:r>
+      <w:r>
+        <w:t xml:space="preserve">.</w:t>
+      </w:r>
+    </w:p>
+    <w:p>
+      <w:pPr>
+        <w:numPr>
+          <w:ilvl w:val="0"/>
+          <w:numId w:val="1"/>
+        </w:numPr>
+      </w:pPr>
+      <w:r>
+        <w:t xml:space="preserve">It doesn't model grocery-order commissions, affiliate margin on carts, or advertising — all plausible second revenue lines, none included.</w:t>
+      </w:r>
+    </w:p>
+    <w:p>
+      <w:pPr>
+        <w:pStyle w:val="Heading1"/>
+      </w:pPr>
+      <w:r>
+        <w:t xml:space="preserve">Flags</w:t>
+      </w:r>
+    </w:p>
+    <w:tbl>
+      <w:tblPr>
+        <w:tblW w:w="10080" w:type="dxa"/>
+        <w:tblBorders>
+          <w:top w:val="single" w:sz="4" w:space="0" w:color="C9CCD1"/>
+          <w:left w:val="single" w:sz="4" w:space="0" w:color="C9CCD1"/>
+          <w:bottom w:val="single" w:sz="4" w:space="0" w:color="C9CCD1"/>
+          <w:right w:val="single" w:sz="4" w:space="0" w:color="C9CCD1"/>
+          <w:insideH w:val="single" w:sz="4" w:space="0" w:color="C9CCD1"/>
+          <w:insideV w:val="single" w:sz="4" w:space="0" w:color="C9CCD1"/>
+        </w:tblBorders>
+        <w:tblLayout w:type="fixed"/>
+      </w:tblPr>
+      <w:tblGrid>
+        <w:gridCol w:w="5040"/>
+        <w:gridCol w:w="5040"/>
+      </w:tblGrid>
+      <w:tr>
+        <w:trPr>
+          <w:tblHeader/>
+        </w:trPr>
+        <w:tc>
+          <w:tcPr>
+            <w:tcW w:w="5040" w:type="dxa"/>
+            <w:shd w:val="clear" w:color="auto" w:fill="EFF1F3"/>
+          </w:tcPr>
+          <w:p>
+            <w:pPr>
+              <w:spacing w:before="40" w:after="40"/>
+            </w:pPr>
+            <w:r>
+              <w:rPr>
+                <w:b/>
+                <w:sz w:val="18"/>
+              </w:rPr>
+              <w:t xml:space="preserve">Item</w:t>
+            </w:r>
+          </w:p>
+        </w:tc>
+        <w:tc>
+          <w:tcPr>
+            <w:tcW w:w="5040" w:type="dxa"/>
+            <w:shd w:val="clear" w:color="auto" w:fill="EFF1F3"/>
+          </w:tcPr>
+          <w:p>
+            <w:pPr>
+              <w:spacing w:before="40" w:after="40"/>
+            </w:pPr>
+            <w:r>
+              <w:rPr>
+                <w:b/>
+                <w:sz w:val="18"/>
+              </w:rPr>
+              <w:t xml:space="preserve">Status</w:t>
+            </w:r>
+          </w:p>
+        </w:tc>
+      </w:tr>
+      <w:tr>
+        <w:tc>
+          <w:tcPr>
+            <w:tcW w:w="5040" w:type="dxa"/>
+          </w:tcPr>
+          <w:p>
+            <w:pPr>
+              <w:spacing w:before="40" w:after="40"/>
+            </w:pPr>
+            <w:r>
+              <w:rPr>
+                <w:sz w:val="18"/>
+              </w:rPr>
+              <w:t xml:space="preserve">Adoption rates (A5)</w:t>
+            </w:r>
+          </w:p>
+        </w:tc>
+        <w:tc>
+          <w:tcPr>
+            <w:tcW w:w="5040" w:type="dxa"/>
+          </w:tcPr>
+          <w:p>
+            <w:pPr>
+              <w:spacing w:before="40" w:after="40"/>
+            </w:pPr>
+            <w:r>
+              <w:rPr>
+                <w:rFonts w:ascii="Consolas" w:hAnsi="Consolas"/>
+                <w:sz w:val="18"/>
+              </w:rPr>
+              <w:t xml:space="preserve">[UNVERIFIED]</w:t>
+            </w:r>
+            <w:r>
+              <w:rPr>
+                <w:sz w:val="18"/>
+              </w:rPr>
+              <w:t xml:space="preserve"> — reasoned from comparables, not measured. The core judgment call in the model.</w:t>
+            </w:r>
+          </w:p>
+        </w:tc>
+      </w:tr>
+      <w:tr>
+        <w:tc>
+          <w:tcPr>
+            <w:tcW w:w="5040" w:type="dxa"/>
+          </w:tcPr>
+          <w:p>
+            <w:pPr>
+              <w:spacing w:before="40" w:after="40"/>
+            </w:pPr>
+            <w:r>
+              <w:rPr>
+                <w:sz w:val="18"/>
+              </w:rPr>
+              <w:t xml:space="preserve">Tenure / churn (A8)</w:t>
+            </w:r>
+          </w:p>
+        </w:tc>
+        <w:tc>
+          <w:tcPr>
+            <w:tcW w:w="5040" w:type="dxa"/>
+          </w:tcPr>
+          <w:p>
+            <w:pPr>
+              <w:spacing w:before="40" w:after="40"/>
+            </w:pPr>
+            <w:r>
+              <w:rPr>
+                <w:rFonts w:ascii="Consolas" w:hAnsi="Consolas"/>
+                <w:sz w:val="18"/>
+              </w:rPr>
+              <w:t xml:space="preserve">[UNVERIFIED]</w:t>
+            </w:r>
+            <w:r>
+              <w:rPr>
+                <w:sz w:val="18"/>
+              </w:rPr>
+              <w:t xml:space="preserve"> — borrowed from adjacent tracking and diet-program data.</w:t>
+            </w:r>
+          </w:p>
+        </w:tc>
+      </w:tr>
+      <w:tr>
+        <w:tc>
+          <w:tcPr>
+            <w:tcW w:w="5040" w:type="dxa"/>
+          </w:tcPr>
+          <w:p>
+            <w:pPr>
+              <w:spacing w:before="40" w:after="40"/>
+            </w:pPr>
+            <w:r>
+              <w:rPr>
+                <w:sz w:val="18"/>
+              </w:rPr>
+              <w:t xml:space="preserve">MyFitnessPal implied subscriber count</w:t>
+            </w:r>
+          </w:p>
+        </w:tc>
+        <w:tc>
+          <w:tcPr>
+            <w:tcW w:w="5040" w:type="dxa"/>
+          </w:tcPr>
+          <w:p>
+            <w:pPr>
+              <w:spacing w:before="40" w:after="40"/>
+            </w:pPr>
+            <w:r>
+              <w:rPr>
+                <w:rFonts w:ascii="Consolas" w:hAnsi="Consolas"/>
+                <w:sz w:val="18"/>
+              </w:rPr>
+              <w:t xml:space="preserve">[INFERRED]</w:t>
+            </w:r>
+            <w:r>
+              <w:rPr>
+                <w:sz w:val="18"/>
+              </w:rPr>
+              <w:t xml:space="preserve"> — revenue ÷ list price; mixes plan types and geographies.</w:t>
+            </w:r>
+          </w:p>
+        </w:tc>
+      </w:tr>
+      <w:tr>
+        <w:tc>
+          <w:tcPr>
+            <w:tcW w:w="5040" w:type="dxa"/>
+          </w:tcPr>
+          <w:p>
+            <w:pPr>
+              <w:spacing w:before="40" w:after="40"/>
+            </w:pPr>
+            <w:r>
+              <w:rPr>
+                <w:sz w:val="18"/>
+              </w:rPr>
+              <w:t xml:space="preserve">US share of WW / MyFitnessPal bases</w:t>
+            </w:r>
+          </w:p>
+        </w:tc>
+        <w:tc>
+          <w:tcPr>
+            <w:tcW w:w="5040" w:type="dxa"/>
+          </w:tcPr>
+          <w:p>
+            <w:pPr>
+              <w:spacing w:before="40" w:after="40"/>
+            </w:pPr>
+            <w:r>
+              <w:rPr>
+                <w:rFonts w:ascii="Consolas" w:hAnsi="Consolas"/>
+                <w:sz w:val="18"/>
+              </w:rPr>
+              <w:t xml:space="preserve">[UNVERIFIED]</w:t>
+            </w:r>
+            <w:r>
+              <w:rPr>
+                <w:sz w:val="18"/>
+              </w:rPr>
+              <w:t xml:space="preserve"> — not disclosed.</w:t>
+            </w:r>
+          </w:p>
+        </w:tc>
+      </w:tr>
+      <w:tr>
+        <w:tc>
+          <w:tcPr>
+            <w:tcW w:w="5040" w:type="dxa"/>
+          </w:tcPr>
+          <w:p>
+            <w:pPr>
+              <w:spacing w:before="40" w:after="40"/>
+            </w:pPr>
+            <w:r>
+              <w:rPr>
+                <w:sz w:val="18"/>
+              </w:rPr>
+              <w:t xml:space="preserve">App-store blended fee</w:t>
+            </w:r>
+          </w:p>
+        </w:tc>
+        <w:tc>
+          <w:tcPr>
+            <w:tcW w:w="5040" w:type="dxa"/>
+          </w:tcPr>
+          <w:p>
+            <w:pPr>
+              <w:spacing w:before="40" w:after="40"/>
+            </w:pPr>
+            <w:r>
+              <w:rPr>
+                <w:rFonts w:ascii="Consolas" w:hAnsi="Consolas"/>
+                <w:sz w:val="18"/>
+              </w:rPr>
+              <w:t xml:space="preserve">[UNVERIFIED]</w:t>
+            </w:r>
+            <w:r>
+              <w:rPr>
+                <w:sz w:val="18"/>
+              </w:rPr>
+              <w:t xml:space="preserve"> — depends on plan mix, tenure and Small Business Program eligibility.</w:t>
+            </w:r>
+          </w:p>
+        </w:tc>
+      </w:tr>
+      <w:tr>
+        <w:tc>
+          <w:tcPr>
+            <w:tcW w:w="5040" w:type="dxa"/>
+          </w:tcPr>
+          <w:p>
+            <w:pPr>
+              <w:spacing w:before="40" w:after="40"/>
+            </w:pPr>
+            <w:r>
+              <w:rPr>
+                <w:sz w:val="18"/>
+              </w:rPr>
+              <w:t xml:space="preserve">"61% of households" vs "19.5% monthly"</w:t>
+            </w:r>
+          </w:p>
+        </w:tc>
+        <w:tc>
+          <w:tcPr>
+            <w:tcW w:w="5040" w:type="dxa"/>
+          </w:tcPr>
+          <w:p>
+            <w:pPr>
+              <w:spacing w:before="40" w:after="40"/>
+            </w:pPr>
+            <w:r>
+              <w:rPr>
+                <w:sz w:val="18"/>
+              </w:rPr>
+              <w:t xml:space="preserve">⚠️ Both figures are real but measure different things (household-ever vs. consumer-monthly). The strict one is used; the loose one is shown only in sensitivity.</w:t>
+            </w:r>
+          </w:p>
+        </w:tc>
+      </w:tr>
+      <w:tr>
+        <w:tc>
+          <w:tcPr>
+            <w:tcW w:w="5040" w:type="dxa"/>
+          </w:tcPr>
+          <w:p>
+            <w:pPr>
+              <w:spacing w:before="40" w:after="40"/>
+            </w:pPr>
+            <w:r>
+              <w:rPr>
+                <w:sz w:val="18"/>
+              </w:rPr>
+              <w:t xml:space="preserve">Census adult total</w:t>
+            </w:r>
+          </w:p>
+        </w:tc>
+        <w:tc>
+          <w:tcPr>
+            <w:tcW w:w="5040" w:type="dxa"/>
+          </w:tcPr>
+          <w:p>
+            <w:pPr>
+              <w:spacing w:before="40" w:after="40"/>
+            </w:pPr>
+            <w:r>
+              <w:rPr>
+                <w:sz w:val="18"/>
+              </w:rPr>
+              <w:t xml:space="preserve">⚠️ Derived by subtracting the under-18 count from the national total — both Census figures, same vintage, but the Bureau doesn't publish the 18+ total in these two releases directly.</w:t>
             </w:r>
           </w:p>
         </w:tc>

--- a/07_DietGroceryApp/ResearchAgents/DietGroceryApp_Research.docx
+++ b/07_DietGroceryApp/ResearchAgents/DietGroceryApp_Research.docx
@@ -104,6 +104,17 @@
       </w:pPr>
       <w:r>
         <w:t xml:space="preserve">Section 4 — Bottom-Up Market Size: population-to-revenue funnel at $19.99/month, with conservative, base and optimistic cases and every assumption stated. *(Added Sept 22, 2026)*</w:t>
+      </w:r>
+    </w:p>
+    <w:p>
+      <w:pPr>
+        <w:numPr>
+          <w:ilvl w:val="0"/>
+          <w:numId w:val="1"/>
+        </w:numPr>
+      </w:pPr>
+      <w:r>
+        <w:t xml:space="preserve">Section 5 — Testing the "Newly Possible" Claim: evidence for and against, both counterarguments argued at full strength, and the narrowed claim that survives. *(Added Sept 22, 2026)*</w:t>
       </w:r>
     </w:p>
     <w:p>
@@ -11453,7 +11464,20 @@
               <w:rPr>
                 <w:sz w:val="18"/>
               </w:rPr>
-              <w:t xml:space="preserve">❌ Not verified — </w:t>
+              <w:t xml:space="preserve">⚠️ </w:t>
+            </w:r>
+            <w:r>
+              <w:rPr>
+                <w:b/>
+                <w:sz w:val="18"/>
+              </w:rPr>
+              <w:t xml:space="preserve">Corrected in Section 5:</w:t>
+            </w:r>
+            <w:r>
+              <w:rPr>
+                <w:sz w:val="18"/>
+              </w:rPr>
+              <w:t xml:space="preserve"> </w:t>
             </w:r>
             <w:r>
               <w:rPr>
@@ -11466,7 +11490,20 @@
               <w:rPr>
                 <w:sz w:val="18"/>
               </w:rPr>
-              <w:t xml:space="preserve"> returns 404; the premium page shows only one tier.</w:t>
+              <w:t xml:space="preserve"> returns 404, but Apple's App Store listing names </w:t>
+            </w:r>
+            <w:r>
+              <w:rPr>
+                <w:b/>
+                <w:sz w:val="18"/>
+              </w:rPr>
+              <w:t xml:space="preserve">Premium Plus</w:t>
+            </w:r>
+            <w:r>
+              <w:rPr>
+                <w:sz w:val="18"/>
+              </w:rPr>
+              <w:t xml:space="preserve"> and describes "personalized meal plans, integrated grocery delivery." So MyFitnessPal does ship the full combined bundle; the retailer list remains unverified.</w:t>
             </w:r>
           </w:p>
         </w:tc>
@@ -17111,6 +17148,2535 @@
                 <w:sz w:val="18"/>
               </w:rPr>
               <w:t xml:space="preserve">⚠️ Derived by subtracting the under-18 count from the national total — both Census figures, same vintage, but the Bureau doesn't publish the 18+ total in these two releases directly.</w:t>
+            </w:r>
+          </w:p>
+        </w:tc>
+      </w:tr>
+    </w:tbl>
+    <w:p>
+      <w:pPr>
+        <w:spacing w:after="0"/>
+      </w:pPr>
+    </w:p>
+    <w:p>
+      <w:r>
+        <w:br w:type="page"/>
+      </w:r>
+    </w:p>
+    <w:p>
+      <w:pPr>
+        <w:pStyle w:val="Title"/>
+      </w:pPr>
+      <w:r>
+        <w:t xml:space="preserve">Testing the Claim: "This Is Newly Possible Because of AI Agents"</w:t>
+      </w:r>
+    </w:p>
+    <w:p>
+      <w:r>
+        <w:rPr>
+          <w:b/>
+        </w:rPr>
+        <w:t xml:space="preserve">Prepared:</w:t>
+      </w:r>
+      <w:r>
+        <w:t xml:space="preserve"> September 22, 2026</w:t>
+      </w:r>
+    </w:p>
+    <w:p>
+      <w:r>
+        <w:rPr>
+          <w:b/>
+        </w:rPr>
+        <w:t xml:space="preserve">Window searched:</w:t>
+      </w:r>
+      <w:r>
+        <w:t xml:space="preserve"> March 2025 – September 2026 (last 18 months), plus historical evidence needed to test counterargument 1.</w:t>
+      </w:r>
+    </w:p>
+    <w:p>
+      <w:pPr>
+        <w:pStyle w:val="Heading1"/>
+      </w:pPr>
+      <w:r>
+        <w:t xml:space="preserve">The claim, stated precisely</w:t>
+      </w:r>
+    </w:p>
+    <w:p>
+      <w:pPr>
+        <w:ind w:left="360"/>
+        <w:pBdr>
+          <w:left w:val="single" w:sz="18" w:space="8" w:color="9AA0A6"/>
+        </w:pBdr>
+      </w:pPr>
+      <w:r>
+        <w:t xml:space="preserve">A single app combining (a) diet and nutrient assessment, (b) preferred-food selection and allergy exclusion, (c) recipe selection, and (d) grocery ordering from a </w:t>
+      </w:r>
+      <w:r>
+        <w:rPr>
+          <w:b/>
+        </w:rPr>
+        <w:t xml:space="preserve">locally selected</w:t>
+      </w:r>
+      <w:r>
+        <w:t xml:space="preserve"> store is </w:t>
+      </w:r>
+      <w:r>
+        <w:rPr>
+          <w:b/>
+        </w:rPr>
+        <w:t xml:space="preserve">newly possible</w:t>
+      </w:r>
+      <w:r>
+        <w:t xml:space="preserve"> because an AI agent can now compile these functions and execute the order.</w:t>
+      </w:r>
+    </w:p>
+    <w:p>
+      <w:r>
+        <w:rPr>
+          <w:b/>
+        </w:rPr>
+        <w:t xml:space="preserve">Verdict up front: the claim as written does not survive.</w:t>
+      </w:r>
+      <w:r>
+        <w:t xml:space="preserve"> Two of its four pillars were shipping commercially ten years ago, and the agentic-checkout rail it leans on was publicly scaled back in March 2026. A narrower version does survive — stated at the end.</w:t>
+      </w:r>
+    </w:p>
+    <w:p>
+      <w:pPr>
+        <w:pBdr>
+          <w:bottom w:val="single" w:sz="6" w:space="6" w:color="C9CCD1"/>
+        </w:pBdr>
+      </w:pPr>
+    </w:p>
+    <w:p>
+      <w:pPr>
+        <w:pStyle w:val="Heading1"/>
+      </w:pPr>
+      <w:r>
+        <w:t xml:space="preserve">Part 1 — Evidence FOR</w:t>
+      </w:r>
+    </w:p>
+    <w:p>
+      <w:pPr>
+        <w:pStyle w:val="Heading2"/>
+      </w:pPr>
+      <w:r>
+        <w:t xml:space="preserve">1a. Product launches (last 18 months)</w:t>
+      </w:r>
+    </w:p>
+    <w:tbl>
+      <w:tblPr>
+        <w:tblW w:w="10080" w:type="dxa"/>
+        <w:tblBorders>
+          <w:top w:val="single" w:sz="4" w:space="0" w:color="C9CCD1"/>
+          <w:left w:val="single" w:sz="4" w:space="0" w:color="C9CCD1"/>
+          <w:bottom w:val="single" w:sz="4" w:space="0" w:color="C9CCD1"/>
+          <w:right w:val="single" w:sz="4" w:space="0" w:color="C9CCD1"/>
+          <w:insideH w:val="single" w:sz="4" w:space="0" w:color="C9CCD1"/>
+          <w:insideV w:val="single" w:sz="4" w:space="0" w:color="C9CCD1"/>
+        </w:tblBorders>
+        <w:tblLayout w:type="fixed"/>
+      </w:tblPr>
+      <w:tblGrid>
+        <w:gridCol w:w="3360"/>
+        <w:gridCol w:w="3360"/>
+        <w:gridCol w:w="3360"/>
+      </w:tblGrid>
+      <w:tr>
+        <w:trPr>
+          <w:tblHeader/>
+        </w:trPr>
+        <w:tc>
+          <w:tcPr>
+            <w:tcW w:w="3360" w:type="dxa"/>
+            <w:shd w:val="clear" w:color="auto" w:fill="EFF1F3"/>
+          </w:tcPr>
+          <w:p>
+            <w:pPr>
+              <w:spacing w:before="40" w:after="40"/>
+            </w:pPr>
+            <w:r>
+              <w:rPr>
+                <w:b/>
+                <w:sz w:val="18"/>
+              </w:rPr>
+              <w:t xml:space="preserve">Date</w:t>
+            </w:r>
+          </w:p>
+        </w:tc>
+        <w:tc>
+          <w:tcPr>
+            <w:tcW w:w="3360" w:type="dxa"/>
+            <w:shd w:val="clear" w:color="auto" w:fill="EFF1F3"/>
+          </w:tcPr>
+          <w:p>
+            <w:pPr>
+              <w:spacing w:before="40" w:after="40"/>
+            </w:pPr>
+            <w:r>
+              <w:rPr>
+                <w:b/>
+                <w:sz w:val="18"/>
+              </w:rPr>
+              <w:t xml:space="preserve">Launch</w:t>
+            </w:r>
+          </w:p>
+        </w:tc>
+        <w:tc>
+          <w:tcPr>
+            <w:tcW w:w="3360" w:type="dxa"/>
+            <w:shd w:val="clear" w:color="auto" w:fill="EFF1F3"/>
+          </w:tcPr>
+          <w:p>
+            <w:pPr>
+              <w:spacing w:before="40" w:after="40"/>
+            </w:pPr>
+            <w:r>
+              <w:rPr>
+                <w:b/>
+                <w:sz w:val="18"/>
+              </w:rPr>
+              <w:t xml:space="preserve">Why it supports the claim</w:t>
+            </w:r>
+          </w:p>
+        </w:tc>
+      </w:tr>
+      <w:tr>
+        <w:tc>
+          <w:tcPr>
+            <w:tcW w:w="3360" w:type="dxa"/>
+          </w:tcPr>
+          <w:p>
+            <w:pPr>
+              <w:spacing w:before="40" w:after="40"/>
+            </w:pPr>
+            <w:r>
+              <w:rPr>
+                <w:b/>
+                <w:sz w:val="18"/>
+              </w:rPr>
+              <w:t xml:space="preserve">Dec 8, 2025</w:t>
+            </w:r>
+          </w:p>
+        </w:tc>
+        <w:tc>
+          <w:tcPr>
+            <w:tcW w:w="3360" w:type="dxa"/>
+          </w:tcPr>
+          <w:p>
+            <w:pPr>
+              <w:spacing w:before="40" w:after="40"/>
+            </w:pPr>
+            <w:r>
+              <w:rPr>
+                <w:b/>
+                <w:sz w:val="18"/>
+              </w:rPr>
+              <w:t xml:space="preserve">Instacart app inside ChatGPT</w:t>
+            </w:r>
+            <w:r>
+              <w:rPr>
+                <w:sz w:val="18"/>
+              </w:rPr>
+              <w:t xml:space="preserve"> with Instant Checkout — plan meals, browse local items, build a cart and check out in one conversation, across </w:t>
+            </w:r>
+            <w:r>
+              <w:rPr>
+                <w:b/>
+                <w:sz w:val="18"/>
+              </w:rPr>
+              <w:t xml:space="preserve">1,800+ retailers</w:t>
+            </w:r>
+          </w:p>
+        </w:tc>
+        <w:tc>
+          <w:tcPr>
+            <w:tcW w:w="3360" w:type="dxa"/>
+          </w:tcPr>
+          <w:p>
+            <w:pPr>
+              <w:spacing w:before="40" w:after="40"/>
+            </w:pPr>
+            <w:r>
+              <w:rPr>
+                <w:sz w:val="18"/>
+              </w:rPr>
+              <w:t xml:space="preserve">This is close to a literal implementation of the claim's last mile (</w:t>
+            </w:r>
+            <w:hyperlink r:id="rHl85">
+              <w:r>
+                <w:rPr>
+                  <w:rStyle w:val="Hyperlink"/>
+                  <w:sz w:val="18"/>
+                </w:rPr>
+                <w:t xml:space="preserve">Instacart newsroom</w:t>
+              </w:r>
+            </w:hyperlink>
+            <w:r>
+              <w:rPr>
+                <w:sz w:val="18"/>
+              </w:rPr>
+              <w:t xml:space="preserve">)</w:t>
+            </w:r>
+          </w:p>
+        </w:tc>
+      </w:tr>
+      <w:tr>
+        <w:tc>
+          <w:tcPr>
+            <w:tcW w:w="3360" w:type="dxa"/>
+          </w:tcPr>
+          <w:p>
+            <w:pPr>
+              <w:spacing w:before="40" w:after="40"/>
+            </w:pPr>
+            <w:r>
+              <w:rPr>
+                <w:b/>
+                <w:sz w:val="18"/>
+              </w:rPr>
+              <w:t xml:space="preserve">Oct 14, 2025</w:t>
+            </w:r>
+          </w:p>
+        </w:tc>
+        <w:tc>
+          <w:tcPr>
+            <w:tcW w:w="3360" w:type="dxa"/>
+          </w:tcPr>
+          <w:p>
+            <w:pPr>
+              <w:spacing w:before="40" w:after="40"/>
+            </w:pPr>
+            <w:r>
+              <w:rPr>
+                <w:b/>
+                <w:sz w:val="18"/>
+              </w:rPr>
+              <w:t xml:space="preserve">Walmart + OpenAI partnership</w:t>
+            </w:r>
+            <w:r>
+              <w:rPr>
+                <w:sz w:val="18"/>
+              </w:rPr>
+              <w:t xml:space="preserve"> for AI-first shopping</w:t>
+            </w:r>
+          </w:p>
+        </w:tc>
+        <w:tc>
+          <w:tcPr>
+            <w:tcW w:w="3360" w:type="dxa"/>
+          </w:tcPr>
+          <w:p>
+            <w:pPr>
+              <w:spacing w:before="40" w:after="40"/>
+            </w:pPr>
+            <w:r>
+              <w:rPr>
+                <w:sz w:val="18"/>
+              </w:rPr>
+              <w:t xml:space="preserve">Largest US grocer committing to agent-mediated ordering (</w:t>
+            </w:r>
+            <w:hyperlink r:id="rHl86">
+              <w:r>
+                <w:rPr>
+                  <w:rStyle w:val="Hyperlink"/>
+                  <w:sz w:val="18"/>
+                </w:rPr>
+                <w:t xml:space="preserve">Businesswire</w:t>
+              </w:r>
+            </w:hyperlink>
+            <w:r>
+              <w:rPr>
+                <w:sz w:val="18"/>
+              </w:rPr>
+              <w:t xml:space="preserve">)</w:t>
+            </w:r>
+          </w:p>
+        </w:tc>
+      </w:tr>
+      <w:tr>
+        <w:tc>
+          <w:tcPr>
+            <w:tcW w:w="3360" w:type="dxa"/>
+          </w:tcPr>
+          <w:p>
+            <w:pPr>
+              <w:spacing w:before="40" w:after="40"/>
+            </w:pPr>
+            <w:r>
+              <w:rPr>
+                <w:b/>
+                <w:sz w:val="18"/>
+              </w:rPr>
+              <w:t xml:space="preserve">Mar 25, 2026</w:t>
+            </w:r>
+          </w:p>
+        </w:tc>
+        <w:tc>
+          <w:tcPr>
+            <w:tcW w:w="3360" w:type="dxa"/>
+          </w:tcPr>
+          <w:p>
+            <w:pPr>
+              <w:spacing w:before="40" w:after="40"/>
+            </w:pPr>
+            <w:r>
+              <w:rPr>
+                <w:b/>
+                <w:sz w:val="18"/>
+              </w:rPr>
+              <w:t xml:space="preserve">Walmart's Sparky agent inside ChatGPT</w:t>
+            </w:r>
+            <w:r>
+              <w:rPr>
+                <w:sz w:val="18"/>
+              </w:rPr>
+              <w:t xml:space="preserve">; Sparky usage </w:t>
+            </w:r>
+            <w:r>
+              <w:rPr>
+                <w:b/>
+                <w:sz w:val="18"/>
+              </w:rPr>
+              <w:t xml:space="preserve">+60% quarter-over-quarter</w:t>
+            </w:r>
+            <w:r>
+              <w:rPr>
+                <w:sz w:val="18"/>
+              </w:rPr>
+              <w:t xml:space="preserve">, engaged customers place orders </w:t>
+            </w:r>
+            <w:r>
+              <w:rPr>
+                <w:b/>
+                <w:sz w:val="18"/>
+              </w:rPr>
+              <w:t xml:space="preserve">40% larger</w:t>
+            </w:r>
+          </w:p>
+        </w:tc>
+        <w:tc>
+          <w:tcPr>
+            <w:tcW w:w="3360" w:type="dxa"/>
+          </w:tcPr>
+          <w:p>
+            <w:pPr>
+              <w:spacing w:before="40" w:after="40"/>
+            </w:pPr>
+            <w:r>
+              <w:rPr>
+                <w:sz w:val="18"/>
+              </w:rPr>
+              <w:t xml:space="preserve">Real usage and basket data, not a pilot (</w:t>
+            </w:r>
+            <w:hyperlink r:id="rHl87">
+              <w:r>
+                <w:rPr>
+                  <w:rStyle w:val="Hyperlink"/>
+                  <w:sz w:val="18"/>
+                </w:rPr>
+                <w:t xml:space="preserve">Grocery Dive</w:t>
+              </w:r>
+            </w:hyperlink>
+            <w:r>
+              <w:rPr>
+                <w:sz w:val="18"/>
+              </w:rPr>
+              <w:t xml:space="preserve">, </w:t>
+            </w:r>
+            <w:hyperlink r:id="rHl88">
+              <w:r>
+                <w:rPr>
+                  <w:rStyle w:val="Hyperlink"/>
+                  <w:sz w:val="18"/>
+                </w:rPr>
+                <w:t xml:space="preserve">Constellation</w:t>
+              </w:r>
+            </w:hyperlink>
+            <w:r>
+              <w:rPr>
+                <w:sz w:val="18"/>
+              </w:rPr>
+              <w:t xml:space="preserve">)</w:t>
+            </w:r>
+          </w:p>
+        </w:tc>
+      </w:tr>
+      <w:tr>
+        <w:tc>
+          <w:tcPr>
+            <w:tcW w:w="3360" w:type="dxa"/>
+          </w:tcPr>
+          <w:p>
+            <w:pPr>
+              <w:spacing w:before="40" w:after="40"/>
+            </w:pPr>
+            <w:r>
+              <w:rPr>
+                <w:b/>
+                <w:sz w:val="18"/>
+              </w:rPr>
+              <w:t xml:space="preserve">July 2026</w:t>
+            </w:r>
+          </w:p>
+        </w:tc>
+        <w:tc>
+          <w:tcPr>
+            <w:tcW w:w="3360" w:type="dxa"/>
+          </w:tcPr>
+          <w:p>
+            <w:pPr>
+              <w:spacing w:before="40" w:after="40"/>
+            </w:pPr>
+            <w:r>
+              <w:rPr>
+                <w:b/>
+                <w:sz w:val="18"/>
+              </w:rPr>
+              <w:t xml:space="preserve">Kroger AI shopping assistant</w:t>
+            </w:r>
+            <w:r>
+              <w:rPr>
+                <w:sz w:val="18"/>
+              </w:rPr>
+              <w:t xml:space="preserve"> (Gemini Enterprise) — plans meals, finds recipes, builds carts "tailored to budgets and </w:t>
+            </w:r>
+            <w:r>
+              <w:rPr>
+                <w:b/>
+                <w:sz w:val="18"/>
+              </w:rPr>
+              <w:t xml:space="preserve">dietary needs</w:t>
+            </w:r>
+            <w:r>
+              <w:rPr>
+                <w:sz w:val="18"/>
+              </w:rPr>
+              <w:t xml:space="preserve">"</w:t>
+            </w:r>
+          </w:p>
+        </w:tc>
+        <w:tc>
+          <w:tcPr>
+            <w:tcW w:w="3360" w:type="dxa"/>
+          </w:tcPr>
+          <w:p>
+            <w:pPr>
+              <w:spacing w:before="40" w:after="40"/>
+            </w:pPr>
+            <w:r>
+              <w:rPr>
+                <w:sz w:val="18"/>
+              </w:rPr>
+              <w:t xml:space="preserve">A major grocer shipping the diet-aware cart (</w:t>
+            </w:r>
+            <w:hyperlink r:id="rHl89">
+              <w:r>
+                <w:rPr>
+                  <w:rStyle w:val="Hyperlink"/>
+                  <w:sz w:val="18"/>
+                </w:rPr>
+                <w:t xml:space="preserve">Kroger IR</w:t>
+              </w:r>
+            </w:hyperlink>
+            <w:r>
+              <w:rPr>
+                <w:sz w:val="18"/>
+              </w:rPr>
+              <w:t xml:space="preserve">)</w:t>
+            </w:r>
+          </w:p>
+        </w:tc>
+      </w:tr>
+      <w:tr>
+        <w:tc>
+          <w:tcPr>
+            <w:tcW w:w="3360" w:type="dxa"/>
+          </w:tcPr>
+          <w:p>
+            <w:pPr>
+              <w:spacing w:before="40" w:after="40"/>
+            </w:pPr>
+            <w:r>
+              <w:rPr>
+                <w:b/>
+                <w:sz w:val="18"/>
+              </w:rPr>
+              <w:t xml:space="preserve">Aug 2026</w:t>
+            </w:r>
+          </w:p>
+        </w:tc>
+        <w:tc>
+          <w:tcPr>
+            <w:tcW w:w="3360" w:type="dxa"/>
+          </w:tcPr>
+          <w:p>
+            <w:pPr>
+              <w:spacing w:before="40" w:after="40"/>
+            </w:pPr>
+            <w:r>
+              <w:rPr>
+                <w:b/>
+                <w:sz w:val="18"/>
+              </w:rPr>
+              <w:t xml:space="preserve">Ninth Circuit vacated</w:t>
+            </w:r>
+            <w:r>
+              <w:rPr>
+                <w:sz w:val="18"/>
+              </w:rPr>
+              <w:t xml:space="preserve"> Amazon's injunction against Perplexity's Comet: when a user directs an agent, it is </w:t>
+            </w:r>
+            <w:r>
+              <w:rPr>
+                <w:b/>
+                <w:sz w:val="18"/>
+              </w:rPr>
+              <w:t xml:space="preserve">the user</w:t>
+            </w:r>
+            <w:r>
+              <w:rPr>
+                <w:sz w:val="18"/>
+              </w:rPr>
+              <w:t xml:space="preserve"> accessing the site</w:t>
+            </w:r>
+          </w:p>
+        </w:tc>
+        <w:tc>
+          <w:tcPr>
+            <w:tcW w:w="3360" w:type="dxa"/>
+          </w:tcPr>
+          <w:p>
+            <w:pPr>
+              <w:spacing w:before="40" w:after="40"/>
+            </w:pPr>
+            <w:r>
+              <w:rPr>
+                <w:sz w:val="18"/>
+              </w:rPr>
+              <w:t xml:space="preserve">Removes a major legal blocker to agent-driven ordering (</w:t>
+            </w:r>
+            <w:hyperlink r:id="rHl90">
+              <w:r>
+                <w:rPr>
+                  <w:rStyle w:val="Hyperlink"/>
+                  <w:sz w:val="18"/>
+                </w:rPr>
+                <w:t xml:space="preserve">eMarketer</w:t>
+              </w:r>
+            </w:hyperlink>
+            <w:r>
+              <w:rPr>
+                <w:sz w:val="18"/>
+              </w:rPr>
+              <w:t xml:space="preserve">, </w:t>
+            </w:r>
+            <w:hyperlink r:id="rHl91">
+              <w:r>
+                <w:rPr>
+                  <w:rStyle w:val="Hyperlink"/>
+                  <w:sz w:val="18"/>
+                </w:rPr>
+                <w:t xml:space="preserve">CNBC</w:t>
+              </w:r>
+            </w:hyperlink>
+            <w:r>
+              <w:rPr>
+                <w:sz w:val="18"/>
+              </w:rPr>
+              <w:t xml:space="preserve">)</w:t>
+            </w:r>
+          </w:p>
+        </w:tc>
+      </w:tr>
+    </w:tbl>
+    <w:p>
+      <w:pPr>
+        <w:spacing w:after="0"/>
+      </w:pPr>
+    </w:p>
+    <w:p>
+      <w:pPr>
+        <w:pStyle w:val="Heading2"/>
+      </w:pPr>
+      <w:r>
+        <w:t xml:space="preserve">1b. Adoption data (last 18 months)</w:t>
+      </w:r>
+    </w:p>
+    <w:tbl>
+      <w:tblPr>
+        <w:tblW w:w="10080" w:type="dxa"/>
+        <w:tblBorders>
+          <w:top w:val="single" w:sz="4" w:space="0" w:color="C9CCD1"/>
+          <w:left w:val="single" w:sz="4" w:space="0" w:color="C9CCD1"/>
+          <w:bottom w:val="single" w:sz="4" w:space="0" w:color="C9CCD1"/>
+          <w:right w:val="single" w:sz="4" w:space="0" w:color="C9CCD1"/>
+          <w:insideH w:val="single" w:sz="4" w:space="0" w:color="C9CCD1"/>
+          <w:insideV w:val="single" w:sz="4" w:space="0" w:color="C9CCD1"/>
+        </w:tblBorders>
+        <w:tblLayout w:type="fixed"/>
+      </w:tblPr>
+      <w:tblGrid>
+        <w:gridCol w:w="3360"/>
+        <w:gridCol w:w="3360"/>
+        <w:gridCol w:w="3360"/>
+      </w:tblGrid>
+      <w:tr>
+        <w:trPr>
+          <w:tblHeader/>
+        </w:trPr>
+        <w:tc>
+          <w:tcPr>
+            <w:tcW w:w="3360" w:type="dxa"/>
+            <w:shd w:val="clear" w:color="auto" w:fill="EFF1F3"/>
+          </w:tcPr>
+          <w:p>
+            <w:pPr>
+              <w:spacing w:before="40" w:after="40"/>
+            </w:pPr>
+            <w:r>
+              <w:rPr>
+                <w:b/>
+                <w:sz w:val="18"/>
+              </w:rPr>
+              <w:t xml:space="preserve">Metric</w:t>
+            </w:r>
+          </w:p>
+        </w:tc>
+        <w:tc>
+          <w:tcPr>
+            <w:tcW w:w="3360" w:type="dxa"/>
+            <w:shd w:val="clear" w:color="auto" w:fill="EFF1F3"/>
+          </w:tcPr>
+          <w:p>
+            <w:pPr>
+              <w:spacing w:before="40" w:after="40"/>
+            </w:pPr>
+            <w:r>
+              <w:rPr>
+                <w:b/>
+                <w:sz w:val="18"/>
+              </w:rPr>
+              <w:t xml:space="preserve">Figure</w:t>
+            </w:r>
+          </w:p>
+        </w:tc>
+        <w:tc>
+          <w:tcPr>
+            <w:tcW w:w="3360" w:type="dxa"/>
+            <w:shd w:val="clear" w:color="auto" w:fill="EFF1F3"/>
+          </w:tcPr>
+          <w:p>
+            <w:pPr>
+              <w:spacing w:before="40" w:after="40"/>
+            </w:pPr>
+            <w:r>
+              <w:rPr>
+                <w:b/>
+                <w:sz w:val="18"/>
+              </w:rPr>
+              <w:t xml:space="preserve">Source</w:t>
+            </w:r>
+          </w:p>
+        </w:tc>
+      </w:tr>
+      <w:tr>
+        <w:tc>
+          <w:tcPr>
+            <w:tcW w:w="3360" w:type="dxa"/>
+          </w:tcPr>
+          <w:p>
+            <w:pPr>
+              <w:spacing w:before="40" w:after="40"/>
+            </w:pPr>
+            <w:r>
+              <w:rPr>
+                <w:sz w:val="18"/>
+              </w:rPr>
+              <w:t xml:space="preserve">AI-referred traffic to US retail sites, Q1 2026</w:t>
+            </w:r>
+          </w:p>
+        </w:tc>
+        <w:tc>
+          <w:tcPr>
+            <w:tcW w:w="3360" w:type="dxa"/>
+          </w:tcPr>
+          <w:p>
+            <w:pPr>
+              <w:spacing w:before="40" w:after="40"/>
+            </w:pPr>
+            <w:r>
+              <w:rPr>
+                <w:b/>
+                <w:sz w:val="18"/>
+              </w:rPr>
+              <w:t xml:space="preserve">+393% YoY</w:t>
+            </w:r>
+            <w:r>
+              <w:rPr>
+                <w:sz w:val="18"/>
+              </w:rPr>
+              <w:t xml:space="preserve">; +1,324% since Oct 2024</w:t>
+            </w:r>
+          </w:p>
+        </w:tc>
+        <w:tc>
+          <w:tcPr>
+            <w:tcW w:w="3360" w:type="dxa"/>
+          </w:tcPr>
+          <w:p>
+            <w:pPr>
+              <w:spacing w:before="40" w:after="40"/>
+            </w:pPr>
+            <w:hyperlink r:id="rHl92">
+              <w:r>
+                <w:rPr>
+                  <w:rStyle w:val="Hyperlink"/>
+                  <w:sz w:val="18"/>
+                </w:rPr>
+                <w:t xml:space="preserve">Adobe via TechCrunch</w:t>
+              </w:r>
+            </w:hyperlink>
+          </w:p>
+        </w:tc>
+      </w:tr>
+      <w:tr>
+        <w:tc>
+          <w:tcPr>
+            <w:tcW w:w="3360" w:type="dxa"/>
+          </w:tcPr>
+          <w:p>
+            <w:pPr>
+              <w:spacing w:before="40" w:after="40"/>
+            </w:pPr>
+            <w:r>
+              <w:rPr>
+                <w:sz w:val="18"/>
+              </w:rPr>
+              <w:t xml:space="preserve">AI-referred conversion vs. non-AI traffic, May 2026</w:t>
+            </w:r>
+          </w:p>
+        </w:tc>
+        <w:tc>
+          <w:tcPr>
+            <w:tcW w:w="3360" w:type="dxa"/>
+          </w:tcPr>
+          <w:p>
+            <w:pPr>
+              <w:spacing w:before="40" w:after="40"/>
+            </w:pPr>
+            <w:r>
+              <w:rPr>
+                <w:b/>
+                <w:sz w:val="18"/>
+              </w:rPr>
+              <w:t xml:space="preserve">+54%</w:t>
+            </w:r>
+            <w:r>
+              <w:rPr>
+                <w:sz w:val="18"/>
+              </w:rPr>
+              <w:t xml:space="preserve"> (was </w:t>
+            </w:r>
+            <w:r>
+              <w:rPr>
+                <w:b/>
+                <w:sz w:val="18"/>
+              </w:rPr>
+              <w:t xml:space="preserve">−38%</w:t>
+            </w:r>
+            <w:r>
+              <w:rPr>
+                <w:sz w:val="18"/>
+              </w:rPr>
+              <w:t xml:space="preserve"> in March 2025 — a complete reversal in 14 months)</w:t>
+            </w:r>
+          </w:p>
+        </w:tc>
+        <w:tc>
+          <w:tcPr>
+            <w:tcW w:w="3360" w:type="dxa"/>
+          </w:tcPr>
+          <w:p>
+            <w:pPr>
+              <w:spacing w:before="40" w:after="40"/>
+            </w:pPr>
+            <w:hyperlink r:id="rHl93">
+              <w:r>
+                <w:rPr>
+                  <w:rStyle w:val="Hyperlink"/>
+                  <w:sz w:val="18"/>
+                </w:rPr>
+                <w:t xml:space="preserve">Adobe</w:t>
+              </w:r>
+            </w:hyperlink>
+          </w:p>
+        </w:tc>
+      </w:tr>
+      <w:tr>
+        <w:tc>
+          <w:tcPr>
+            <w:tcW w:w="3360" w:type="dxa"/>
+          </w:tcPr>
+          <w:p>
+            <w:pPr>
+              <w:spacing w:before="40" w:after="40"/>
+            </w:pPr>
+            <w:r>
+              <w:rPr>
+                <w:sz w:val="18"/>
+              </w:rPr>
+              <w:t xml:space="preserve">Consumers who have used AI assistants to shop</w:t>
+            </w:r>
+          </w:p>
+        </w:tc>
+        <w:tc>
+          <w:tcPr>
+            <w:tcW w:w="3360" w:type="dxa"/>
+          </w:tcPr>
+          <w:p>
+            <w:pPr>
+              <w:spacing w:before="40" w:after="40"/>
+            </w:pPr>
+            <w:r>
+              <w:rPr>
+                <w:b/>
+                <w:sz w:val="18"/>
+              </w:rPr>
+              <w:t xml:space="preserve">39%</w:t>
+            </w:r>
+            <w:r>
+              <w:rPr>
+                <w:sz w:val="18"/>
+              </w:rPr>
+              <w:t xml:space="preserve"> (Adobe survey, Mar 2026)</w:t>
+            </w:r>
+          </w:p>
+        </w:tc>
+        <w:tc>
+          <w:tcPr>
+            <w:tcW w:w="3360" w:type="dxa"/>
+          </w:tcPr>
+          <w:p>
+            <w:pPr>
+              <w:spacing w:before="40" w:after="40"/>
+            </w:pPr>
+            <w:hyperlink r:id="rHl93">
+              <w:r>
+                <w:rPr>
+                  <w:rStyle w:val="Hyperlink"/>
+                  <w:sz w:val="18"/>
+                </w:rPr>
+                <w:t xml:space="preserve">Adobe</w:t>
+              </w:r>
+            </w:hyperlink>
+          </w:p>
+        </w:tc>
+      </w:tr>
+      <w:tr>
+        <w:tc>
+          <w:tcPr>
+            <w:tcW w:w="3360" w:type="dxa"/>
+          </w:tcPr>
+          <w:p>
+            <w:pPr>
+              <w:spacing w:before="40" w:after="40"/>
+            </w:pPr>
+            <w:r>
+              <w:rPr>
+                <w:sz w:val="18"/>
+              </w:rPr>
+              <w:t xml:space="preserve">Consumers who used AI to generate a </w:t>
+            </w:r>
+            <w:r>
+              <w:rPr>
+                <w:b/>
+                <w:sz w:val="18"/>
+              </w:rPr>
+              <w:t xml:space="preserve">grocery list</w:t>
+            </w:r>
+          </w:p>
+        </w:tc>
+        <w:tc>
+          <w:tcPr>
+            <w:tcW w:w="3360" w:type="dxa"/>
+          </w:tcPr>
+          <w:p>
+            <w:pPr>
+              <w:spacing w:before="40" w:after="40"/>
+            </w:pPr>
+            <w:r>
+              <w:rPr>
+                <w:b/>
+                <w:sz w:val="18"/>
+              </w:rPr>
+              <w:t xml:space="preserve">25%</w:t>
+            </w:r>
+            <w:r>
+              <w:rPr>
+                <w:sz w:val="18"/>
+              </w:rPr>
+              <w:t xml:space="preserve"> (MorganMyers Food Pulse, Mar 2026, n=366, ±5%)</w:t>
+            </w:r>
+          </w:p>
+        </w:tc>
+        <w:tc>
+          <w:tcPr>
+            <w:tcW w:w="3360" w:type="dxa"/>
+          </w:tcPr>
+          <w:p>
+            <w:pPr>
+              <w:spacing w:before="40" w:after="40"/>
+            </w:pPr>
+            <w:hyperlink r:id="rHl94">
+              <w:r>
+                <w:rPr>
+                  <w:rStyle w:val="Hyperlink"/>
+                  <w:sz w:val="18"/>
+                </w:rPr>
+                <w:t xml:space="preserve">MorganMyers</w:t>
+              </w:r>
+            </w:hyperlink>
+          </w:p>
+        </w:tc>
+      </w:tr>
+      <w:tr>
+        <w:tc>
+          <w:tcPr>
+            <w:tcW w:w="3360" w:type="dxa"/>
+          </w:tcPr>
+          <w:p>
+            <w:pPr>
+              <w:spacing w:before="40" w:after="40"/>
+            </w:pPr>
+            <w:r>
+              <w:rPr>
+                <w:sz w:val="18"/>
+              </w:rPr>
+              <w:t xml:space="preserve">Consumers naming AI as their most-used recipe source</w:t>
+            </w:r>
+          </w:p>
+        </w:tc>
+        <w:tc>
+          <w:tcPr>
+            <w:tcW w:w="3360" w:type="dxa"/>
+          </w:tcPr>
+          <w:p>
+            <w:pPr>
+              <w:spacing w:before="40" w:after="40"/>
+            </w:pPr>
+            <w:r>
+              <w:rPr>
+                <w:b/>
+                <w:sz w:val="18"/>
+              </w:rPr>
+              <w:t xml:space="preserve">13%</w:t>
+            </w:r>
+            <w:r>
+              <w:rPr>
+                <w:sz w:val="18"/>
+              </w:rPr>
+              <w:t xml:space="preserve"> (vs. 42% social media)</w:t>
+            </w:r>
+          </w:p>
+        </w:tc>
+        <w:tc>
+          <w:tcPr>
+            <w:tcW w:w="3360" w:type="dxa"/>
+          </w:tcPr>
+          <w:p>
+            <w:pPr>
+              <w:spacing w:before="40" w:after="40"/>
+            </w:pPr>
+            <w:hyperlink r:id="rHl94">
+              <w:r>
+                <w:rPr>
+                  <w:rStyle w:val="Hyperlink"/>
+                  <w:sz w:val="18"/>
+                </w:rPr>
+                <w:t xml:space="preserve">MorganMyers</w:t>
+              </w:r>
+            </w:hyperlink>
+          </w:p>
+        </w:tc>
+      </w:tr>
+    </w:tbl>
+    <w:p>
+      <w:pPr>
+        <w:spacing w:after="0"/>
+      </w:pPr>
+    </w:p>
+    <w:p>
+      <w:pPr>
+        <w:pStyle w:val="Heading2"/>
+      </w:pPr>
+      <w:r>
+        <w:t xml:space="preserve">1c. The strongest single data point for "AI changed something"</w:t>
+      </w:r>
+    </w:p>
+    <w:p>
+      <w:r>
+        <w:rPr>
+          <w:b/>
+        </w:rPr>
+        <w:t xml:space="preserve">Cal AI</w:t>
+      </w:r>
+      <w:r>
+        <w:t xml:space="preserve">: founded early 2024, first code March 2024, launched May 2024, photo-based calorie logging → </w:t>
+      </w:r>
+      <w:r>
+        <w:rPr>
+          <w:b/>
+        </w:rPr>
+        <w:t xml:space="preserve">15M+ downloads and $40M in sales in the trailing 12 months</w:t>
+      </w:r>
+      <w:r>
+        <w:t xml:space="preserve">, acquired by MyFitnessPal (deal closed Dec 2025, announced Mar 2, 2026). (</w:t>
+      </w:r>
+      <w:hyperlink r:id="rHl95">
+        <w:r>
+          <w:rPr>
+            <w:rStyle w:val="Hyperlink"/>
+          </w:rPr>
+          <w:t xml:space="preserve">TechCrunch</w:t>
+        </w:r>
+      </w:hyperlink>
+      <w:r>
+        <w:t xml:space="preserve">; </w:t>
+      </w:r>
+      <w:hyperlink r:id="rHl96">
+        <w:r>
+          <w:rPr>
+            <w:rStyle w:val="Hyperlink"/>
+          </w:rPr>
+          <w:t xml:space="preserve">GlobeNewswire</w:t>
+        </w:r>
+      </w:hyperlink>
+      <w:r>
+        <w:t xml:space="preserve">)</w:t>
+      </w:r>
+    </w:p>
+    <w:p>
+      <w:r>
+        <w:t xml:space="preserve">Nothing like that trajectory was achievable in 2021, and the reason is specifically a model capability: </w:t>
+      </w:r>
+      <w:r>
+        <w:rPr>
+          <w:b/>
+        </w:rPr>
+        <w:t xml:space="preserve">estimating nutrition from a photograph.</w:t>
+      </w:r>
+      <w:r>
+        <w:t xml:space="preserve"> This is the one pillar of the claim that is genuinely new — and note that it's the *assessment* pillar, not the *agent ordering* pillar.</w:t>
+      </w:r>
+    </w:p>
+    <w:p>
+      <w:pPr>
+        <w:pStyle w:val="Heading2"/>
+      </w:pPr>
+      <w:r>
+        <w:t xml:space="preserve">1d. Benchmarks</w:t>
+      </w:r>
+    </w:p>
+    <w:p>
+      <w:r>
+        <w:t xml:space="preserve">Multimodal models reached ~88% food recognition accuracy under heavy occlusion and ~75% composition accuracy; 2025 peer-reviewed evaluations found ChatGPT and Claude match traditional self-reported dietary assessment accuracy </w:t>
+      </w:r>
+      <w:r>
+        <w:rPr>
+          <w:b/>
+        </w:rPr>
+        <w:t xml:space="preserve">without the user burden</w:t>
+      </w:r>
+      <w:r>
+        <w:t xml:space="preserve"> (</w:t>
+      </w:r>
+      <w:hyperlink r:id="rHl34">
+        <w:r>
+          <w:rPr>
+            <w:rStyle w:val="Hyperlink"/>
+          </w:rPr>
+          <w:t xml:space="preserve">PubMed</w:t>
+        </w:r>
+      </w:hyperlink>
+      <w:r>
+        <w:t xml:space="preserve">; </w:t>
+      </w:r>
+      <w:hyperlink r:id="rHl35">
+        <w:r>
+          <w:rPr>
+            <w:rStyle w:val="Hyperlink"/>
+          </w:rPr>
+          <w:t xml:space="preserve">PMC benchmark</w:t>
+        </w:r>
+      </w:hyperlink>
+      <w:r>
+        <w:t xml:space="preserve">). Web-agent benchmarks have also climbed steeply on paper — WebArena and OSWorld leaderboards now report scores in the 70–86% range versus 12–35% for 2024-era agents (</w:t>
+      </w:r>
+      <w:hyperlink r:id="rHl97">
+        <w:r>
+          <w:rPr>
+            <w:rStyle w:val="Hyperlink"/>
+          </w:rPr>
+          <w:t xml:space="preserve">Steel.dev leaderboards</w:t>
+        </w:r>
+      </w:hyperlink>
+      <w:r>
+        <w:t xml:space="preserve">) </w:t>
+      </w:r>
+      <w:r>
+        <w:rPr>
+          <w:rFonts w:ascii="Consolas" w:hAnsi="Consolas"/>
+        </w:rPr>
+        <w:t xml:space="preserve">[UNVERIFIED — third-party leaderboard aggregator, not the original benchmark authors]</w:t>
+      </w:r>
+      <w:r>
+        <w:t xml:space="preserve">.</w:t>
+      </w:r>
+    </w:p>
+    <w:p>
+      <w:pPr>
+        <w:pBdr>
+          <w:bottom w:val="single" w:sz="6" w:space="6" w:color="C9CCD1"/>
+        </w:pBdr>
+      </w:pPr>
+    </w:p>
+    <w:p>
+      <w:pPr>
+        <w:pStyle w:val="Heading1"/>
+      </w:pPr>
+      <w:r>
+        <w:t xml:space="preserve">Part 2 — Evidence AGAINST</w:t>
+      </w:r>
+    </w:p>
+    <w:p>
+      <w:pPr>
+        <w:pStyle w:val="Heading2"/>
+      </w:pPr>
+      <w:r>
+        <w:t xml:space="preserve">2a. The agentic checkout rail partially collapsed — in public, this year</w:t>
+      </w:r>
+    </w:p>
+    <w:p>
+      <w:r>
+        <w:rPr>
+          <w:b/>
+        </w:rPr>
+        <w:t xml:space="preserve">March 17, 2026: OpenAI scaled back Instant Checkout.</w:t>
+      </w:r>
+      <w:r>
+        <w:t xml:space="preserve"> Users are now redirected to partner apps (Instacart, Target, Expedia) to pay, rather than completing purchase in chat. Reported reasons: </w:t>
+      </w:r>
+      <w:r>
+        <w:rPr>
+          <w:b/>
+        </w:rPr>
+        <w:t xml:space="preserve">product data was frequently wrong</w:t>
+      </w:r>
+      <w:r>
+        <w:t xml:space="preserve">, merchant onboarding was far harder than expected, and OpenAI couldn't ship multi-item carts or loyalty connections. Out of Shopify's millions of merchants, </w:t>
+      </w:r>
+      <w:r>
+        <w:rPr>
+          <w:b/>
+        </w:rPr>
+        <w:t xml:space="preserve">roughly a dozen went live</w:t>
+      </w:r>
+      <w:r>
+        <w:t xml:space="preserve">. Users researched in ChatGPT but wouldn't pay there. The industry regrouped around "</w:t>
+      </w:r>
+      <w:r>
+        <w:rPr>
+          <w:b/>
+        </w:rPr>
+        <w:t xml:space="preserve">discover in AI, buy on your own site.</w:t>
+      </w:r>
+      <w:r>
+        <w:t xml:space="preserve">" (</w:t>
+      </w:r>
+      <w:hyperlink r:id="rHl98">
+        <w:r>
+          <w:rPr>
+            <w:rStyle w:val="Hyperlink"/>
+          </w:rPr>
+          <w:t xml:space="preserve">CNBC</w:t>
+        </w:r>
+      </w:hyperlink>
+      <w:r>
+        <w:t xml:space="preserve">, </w:t>
+      </w:r>
+      <w:hyperlink r:id="rHl99">
+        <w:r>
+          <w:rPr>
+            <w:rStyle w:val="Hyperlink"/>
+          </w:rPr>
+          <w:t xml:space="preserve">Modern Retail</w:t>
+        </w:r>
+      </w:hyperlink>
+      <w:r>
+        <w:t xml:space="preserve">, </w:t>
+      </w:r>
+      <w:hyperlink r:id="rHl100">
+        <w:r>
+          <w:rPr>
+            <w:rStyle w:val="Hyperlink"/>
+          </w:rPr>
+          <w:t xml:space="preserve">Forbes</w:t>
+        </w:r>
+      </w:hyperlink>
+      <w:r>
+        <w:t xml:space="preserve">)</w:t>
+      </w:r>
+    </w:p>
+    <w:p>
+      <w:r>
+        <w:t xml:space="preserve">This is the single most damaging fact for the claim. </w:t>
+      </w:r>
+      <w:r>
+        <w:rPr>
+          <w:b/>
+        </w:rPr>
+        <w:t xml:space="preserve">The specific capability the claim rests on — an agent completing the grocery order — is the part that has most visibly failed to hold up at scale in the past year.</w:t>
+      </w:r>
+      <w:r>
+        <w:t xml:space="preserve"> Multi-item carts, which is exactly what a week's groceries is, were named as a thing it could not do.</w:t>
+      </w:r>
+    </w:p>
+    <w:p>
+      <w:pPr>
+        <w:pStyle w:val="Heading2"/>
+      </w:pPr>
+      <w:r>
+        <w:t xml:space="preserve">2b. Agent reliability decays with repetition, and groceries are a repeated task</w:t>
+      </w:r>
+    </w:p>
+    <w:p>
+      <w:r>
+        <w:t xml:space="preserve">τ-bench measures multi-turn tool-use agents against realistic retail/airline tasks. Frontier function-calling agents scored ~61% on τ-retail single-attempt (pass^1), but </w:t>
+      </w:r>
+      <w:r>
+        <w:rPr>
+          <w:b/>
+        </w:rPr>
+        <w:t xml:space="preserve">pass^8 — succeeding on all 8 independent attempts at the same task — fell below 25%</w:t>
+      </w:r>
+      <w:r>
+        <w:t xml:space="preserve">. The benchmark's authors conclude agents "lack sufficient consistency and rule-following ability to reliably build real-world applications." (</w:t>
+      </w:r>
+      <w:hyperlink r:id="rHl101">
+        <w:r>
+          <w:rPr>
+            <w:rStyle w:val="Hyperlink"/>
+          </w:rPr>
+          <w:t xml:space="preserve">τ-bench paper</w:t>
+        </w:r>
+      </w:hyperlink>
+      <w:r>
+        <w:t xml:space="preserve">; </w:t>
+      </w:r>
+      <w:hyperlink r:id="rHl102">
+        <w:r>
+          <w:rPr>
+            <w:rStyle w:val="Hyperlink"/>
+          </w:rPr>
+          <w:t xml:space="preserve">Sierra</w:t>
+        </w:r>
+      </w:hyperlink>
+      <w:r>
+        <w:t xml:space="preserve">)</w:t>
+      </w:r>
+    </w:p>
+    <w:p>
+      <w:r>
+        <w:t xml:space="preserve">A meal-planning app is a </w:t>
+      </w:r>
+      <w:r>
+        <w:rPr>
+          <w:b/>
+        </w:rPr>
+        <w:t xml:space="preserve">weekly</w:t>
+      </w:r>
+      <w:r>
+        <w:t xml:space="preserve"> task. A 90%-per-attempt agent is right on all 8 of a two-month run only </w:t>
+      </w:r>
+      <w:r>
+        <w:rPr>
+          <w:b/>
+        </w:rPr>
+        <w:t xml:space="preserve">57%</w:t>
+      </w:r>
+      <w:r>
+        <w:t xml:space="preserve"> of the time. Groceries are exactly the domain where pass^k, not pass^1, is the number that matters.</w:t>
+      </w:r>
+    </w:p>
+    <w:p>
+      <w:pPr>
+        <w:pStyle w:val="Heading2"/>
+      </w:pPr>
+      <w:r>
+        <w:t xml:space="preserve">2c. Headline agent benchmark progress is contested</w:t>
+      </w:r>
+    </w:p>
+    <w:p>
+      <w:r>
+        <w:t xml:space="preserve">The Online-Mind2Web team titled their evaluation paper </w:t>
+      </w:r>
+      <w:r>
+        <w:rPr>
+          <w:b/>
+        </w:rPr>
+        <w:t xml:space="preserve">"An Illusion of Progress?"</w:t>
+      </w:r>
+      <w:r>
+        <w:t xml:space="preserve"> and showed that the same agents score dramatically differently depending on the automatic evaluator used — raising the question of how much of the reported gain is genuine capability versus evaluation artifact. (</w:t>
+      </w:r>
+      <w:hyperlink r:id="rHl103">
+        <w:r>
+          <w:rPr>
+            <w:rStyle w:val="Hyperlink"/>
+          </w:rPr>
+          <w:t xml:space="preserve">OSU-NLP-Group</w:t>
+        </w:r>
+      </w:hyperlink>
+      <w:r>
+        <w:t xml:space="preserve">)</w:t>
+      </w:r>
+    </w:p>
+    <w:p>
+      <w:pPr>
+        <w:pStyle w:val="Heading2"/>
+      </w:pPr>
+      <w:r>
+        <w:t xml:space="preserve">2d. The allergy pillar is where LLMs are actually dangerous</w:t>
+      </w:r>
+    </w:p>
+    <w:p>
+      <w:pPr>
+        <w:numPr>
+          <w:ilvl w:val="0"/>
+          <w:numId w:val="1"/>
+        </w:numPr>
+      </w:pPr>
+      <w:r>
+        <w:t xml:space="preserve">Across LLMs, </w:t>
+      </w:r>
+      <w:r>
+        <w:rPr>
+          <w:b/>
+        </w:rPr>
+        <w:t xml:space="preserve">problematic responses to patient-posed medical questions ranged 21.6% (Claude) to 43.2% (Llama), with unsafe responses 5% to 13%</w:t>
+      </w:r>
+      <w:r>
+        <w:t xml:space="preserve"> (</w:t>
+      </w:r>
+      <w:hyperlink r:id="rHl104">
+        <w:r>
+          <w:rPr>
+            <w:rStyle w:val="Hyperlink"/>
+          </w:rPr>
+          <w:t xml:space="preserve">npj Digital Medicine</w:t>
+        </w:r>
+      </w:hyperlink>
+      <w:r>
+        <w:t xml:space="preserve">)</w:t>
+      </w:r>
+    </w:p>
+    <w:p>
+      <w:pPr>
+        <w:numPr>
+          <w:ilvl w:val="0"/>
+          <w:numId w:val="1"/>
+        </w:numPr>
+      </w:pPr>
+      <w:r>
+        <w:t xml:space="preserve">A study of ChatGPT-generated allergy diets found it produced balanced diets but was </w:t>
+      </w:r>
+      <w:r>
+        <w:rPr>
+          <w:b/>
+        </w:rPr>
+        <w:t xml:space="preserve">unsafe for one allergen</w:t>
+      </w:r>
+      <w:r>
+        <w:t xml:space="preserve">, and </w:t>
+      </w:r>
+      <w:r>
+        <w:rPr>
+          <w:b/>
+        </w:rPr>
+        <w:t xml:space="preserve">over 60% of its cited sources were wrong or fabricated</w:t>
+      </w:r>
+      <w:r>
+        <w:t xml:space="preserve"> (</w:t>
+      </w:r>
+      <w:hyperlink r:id="rHl105">
+        <w:r>
+          <w:rPr>
+            <w:rStyle w:val="Hyperlink"/>
+          </w:rPr>
+          <w:t xml:space="preserve">J Acad Nutr Diet</w:t>
+        </w:r>
+      </w:hyperlink>
+      <w:r>
+        <w:t xml:space="preserve">)</w:t>
+      </w:r>
+    </w:p>
+    <w:p>
+      <w:pPr>
+        <w:numPr>
+          <w:ilvl w:val="0"/>
+          <w:numId w:val="1"/>
+        </w:numPr>
+      </w:pPr>
+      <w:r>
+        <w:t xml:space="preserve">A 120-question allergology evaluation found </w:t>
+      </w:r>
+      <w:r>
+        <w:rPr>
+          <w:b/>
+        </w:rPr>
+        <w:t xml:space="preserve">six critical errors</w:t>
+      </w:r>
+      <w:r>
+        <w:t xml:space="preserve">, including a </w:t>
+      </w:r>
+      <w:r>
+        <w:rPr>
+          <w:b/>
+        </w:rPr>
+        <w:t xml:space="preserve">pediatric food-allergen error with potentially life-threatening risk</w:t>
+      </w:r>
+      <w:r>
+        <w:t xml:space="preserve"> (</w:t>
+      </w:r>
+      <w:hyperlink r:id="rHl106">
+        <w:r>
+          <w:rPr>
+            <w:rStyle w:val="Hyperlink"/>
+          </w:rPr>
+          <w:t xml:space="preserve">JACI In Practice</w:t>
+        </w:r>
+      </w:hyperlink>
+      <w:r>
+        <w:t xml:space="preserve">)</w:t>
+      </w:r>
+    </w:p>
+    <w:p>
+      <w:r>
+        <w:t xml:space="preserve">The claim asserts an AI agent can do allergy exclusion. The literature says a probabilistic model doing allergen exclusion without a deterministic check is a safety hazard. </w:t>
+      </w:r>
+      <w:r>
+        <w:rPr>
+          <w:b/>
+        </w:rPr>
+        <w:t xml:space="preserve">Allergen exclusion should be a database rule the AI is not allowed to override</w:t>
+      </w:r>
+      <w:r>
+        <w:t xml:space="preserve"> — which is an argument that this pillar should *not* be AI at all.</w:t>
+      </w:r>
+    </w:p>
+    <w:p>
+      <w:pPr>
+        <w:pStyle w:val="Heading2"/>
+      </w:pPr>
+      <w:r>
+        <w:t xml:space="preserve">2e. The physical last mile is unchanged</w:t>
+      </w:r>
+    </w:p>
+    <w:p>
+      <w:r>
+        <w:t xml:space="preserve">Instacart sits at </w:t>
+      </w:r>
+      <w:r>
+        <w:rPr>
+          <w:b/>
+        </w:rPr>
+        <w:t xml:space="preserve">1.2★ across 12,279 Trustpilot reviews</w:t>
+      </w:r>
+      <w:r>
+        <w:t xml:space="preserve"> for substitutions, missing items and refused refunds (Section 2). No model improvement fixes a shopper picking the wrong item. An agent that orders perfectly still delivers the category's worst-rated experience.</w:t>
+      </w:r>
+    </w:p>
+    <w:p>
+      <w:pPr>
+        <w:pBdr>
+          <w:bottom w:val="single" w:sz="6" w:space="6" w:color="C9CCD1"/>
+        </w:pBdr>
+      </w:pPr>
+    </w:p>
+    <w:p>
+      <w:pPr>
+        <w:pStyle w:val="Heading1"/>
+      </w:pPr>
+      <w:r>
+        <w:t xml:space="preserve">Part 3 — Counterargument 1, argued at full strength</w:t>
+      </w:r>
+    </w:p>
+    <w:p>
+      <w:pPr>
+        <w:pStyle w:val="Heading2"/>
+      </w:pPr>
+      <w:r>
+        <w:rPr>
+          <w:b/>
+        </w:rPr>
+        <w:t xml:space="preserve">"This was already possible five years ago."</w:t>
+      </w:r>
+    </w:p>
+    <w:p>
+      <w:r>
+        <w:t xml:space="preserve">Not just five. </w:t>
+      </w:r>
+      <w:r>
+        <w:rPr>
+          <w:b/>
+        </w:rPr>
+        <w:t xml:space="preserve">Ten.</w:t>
+      </w:r>
+      <w:r>
+        <w:t xml:space="preserve"> Take the claim's four pillars in turn:</w:t>
+      </w:r>
+    </w:p>
+    <w:p>
+      <w:r>
+        <w:rPr>
+          <w:b/>
+        </w:rPr>
+        <w:t xml:space="preserve">Grocery ordering from a locally selected store, triggered by a meal plan:</w:t>
+      </w:r>
+    </w:p>
+    <w:p>
+      <w:pPr>
+        <w:numPr>
+          <w:ilvl w:val="0"/>
+          <w:numId w:val="1"/>
+        </w:numPr>
+      </w:pPr>
+      <w:r>
+        <w:rPr>
+          <w:b/>
+        </w:rPr>
+        <w:t xml:space="preserve">October 2015</w:t>
+      </w:r>
+      <w:r>
+        <w:t xml:space="preserve"> — Instacart + Allrecipes: click a recipe, ingredients go to your cart (</w:t>
+      </w:r>
+      <w:hyperlink r:id="rHl107">
+        <w:r>
+          <w:rPr>
+            <w:rStyle w:val="Hyperlink"/>
+          </w:rPr>
+          <w:t xml:space="preserve">TechCrunch</w:t>
+        </w:r>
+      </w:hyperlink>
+      <w:r>
+        <w:t xml:space="preserve">)</w:t>
+      </w:r>
+    </w:p>
+    <w:p>
+      <w:pPr>
+        <w:numPr>
+          <w:ilvl w:val="0"/>
+          <w:numId w:val="1"/>
+        </w:numPr>
+      </w:pPr>
+      <w:r>
+        <w:rPr>
+          <w:b/>
+        </w:rPr>
+        <w:t xml:space="preserve">September 2016</w:t>
+      </w:r>
+      <w:r>
+        <w:t xml:space="preserve"> — </w:t>
+      </w:r>
+      <w:r>
+        <w:rPr>
+          <w:b/>
+        </w:rPr>
+        <w:t xml:space="preserve">Eat This Much</w:t>
+      </w:r>
+      <w:r>
+        <w:t xml:space="preserve"> shipped one-click export of an auto-generated meal plan's grocery list to Instacart, delivered in as little as an hour (</w:t>
+      </w:r>
+      <w:hyperlink r:id="rHl108">
+        <w:r>
+          <w:rPr>
+            <w:rStyle w:val="Hyperlink"/>
+          </w:rPr>
+          <w:t xml:space="preserve">Utter Buzz</w:t>
+        </w:r>
+      </w:hyperlink>
+      <w:r>
+        <w:t xml:space="preserve">)</w:t>
+      </w:r>
+    </w:p>
+    <w:p>
+      <w:pPr>
+        <w:numPr>
+          <w:ilvl w:val="0"/>
+          <w:numId w:val="1"/>
+        </w:numPr>
+      </w:pPr>
+      <w:r>
+        <w:rPr>
+          <w:b/>
+        </w:rPr>
+        <w:t xml:space="preserve">December 2016</w:t>
+      </w:r>
+      <w:r>
+        <w:t xml:space="preserve"> — eMeals + Instacart (</w:t>
+      </w:r>
+      <w:hyperlink r:id="rHl109">
+        <w:r>
+          <w:rPr>
+            <w:rStyle w:val="Hyperlink"/>
+          </w:rPr>
+          <w:t xml:space="preserve">PRWeb</w:t>
+        </w:r>
+      </w:hyperlink>
+      <w:r>
+        <w:t xml:space="preserve">)</w:t>
+      </w:r>
+    </w:p>
+    <w:p>
+      <w:pPr>
+        <w:numPr>
+          <w:ilvl w:val="0"/>
+          <w:numId w:val="1"/>
+        </w:numPr>
+      </w:pPr>
+      <w:r>
+        <w:rPr>
+          <w:b/>
+        </w:rPr>
+        <w:t xml:space="preserve">March 2019</w:t>
+      </w:r>
+      <w:r>
+        <w:t xml:space="preserve"> — Chicory cut recipe-to-retailer-cart to </w:t>
+      </w:r>
+      <w:r>
+        <w:rPr>
+          <w:b/>
+        </w:rPr>
+        <w:t xml:space="preserve">two clicks across 60+ retailers</w:t>
+      </w:r>
+      <w:r>
+        <w:t xml:space="preserve"> (</w:t>
+      </w:r>
+      <w:hyperlink r:id="rHl110">
+        <w:r>
+          <w:rPr>
+            <w:rStyle w:val="Hyperlink"/>
+          </w:rPr>
+          <w:t xml:space="preserve">PRNewswire</w:t>
+        </w:r>
+      </w:hyperlink>
+      <w:r>
+        <w:t xml:space="preserve">)</w:t>
+      </w:r>
+    </w:p>
+    <w:p>
+      <w:r>
+        <w:rPr>
+          <w:b/>
+        </w:rPr>
+        <w:t xml:space="preserve">Diet and nutrient assessment:</w:t>
+      </w:r>
+      <w:r>
+        <w:t xml:space="preserve"> USDA FoodData Central has been public for years; Mifflin-St Jeor has been the standard BMR equation since 1990; Cronometer has tracked ~84 micronutrients for over a decade. None of this needed a model.</w:t>
+      </w:r>
+    </w:p>
+    <w:p>
+      <w:r>
+        <w:rPr>
+          <w:b/>
+        </w:rPr>
+        <w:t xml:space="preserve">Allergy exclusion and preferences:</w:t>
+      </w:r>
+      <w:r>
+        <w:t xml:space="preserve"> Mealime shipped </w:t>
+      </w:r>
+      <w:r>
+        <w:rPr>
+          <w:b/>
+        </w:rPr>
+        <w:t xml:space="preserve">200+ personalization options</w:t>
+      </w:r>
+      <w:r>
+        <w:t xml:space="preserve"> including allergens and disliked ingredients — as rules, pre-LLM (</w:t>
+      </w:r>
+      <w:hyperlink r:id="rHl111">
+        <w:r>
+          <w:rPr>
+            <w:rStyle w:val="Hyperlink"/>
+          </w:rPr>
+          <w:t xml:space="preserve">mealime.com</w:t>
+        </w:r>
+      </w:hyperlink>
+      <w:r>
+        <w:t xml:space="preserve">).</w:t>
+      </w:r>
+    </w:p>
+    <w:p>
+      <w:r>
+        <w:rPr>
+          <w:b/>
+        </w:rPr>
+        <w:t xml:space="preserve">Recipe selection to macro targets:</w:t>
+      </w:r>
+      <w:r>
+        <w:t xml:space="preserve"> Eat This Much has auto-generated plans to macro targets since 2013.</w:t>
+      </w:r>
+    </w:p>
+    <w:p>
+      <w:r>
+        <w:rPr>
+          <w:b/>
+        </w:rPr>
+        <w:t xml:space="preserve">And the bundle exists today, sold by the incumbent:</w:t>
+      </w:r>
+      <w:r>
+        <w:t xml:space="preserve"> MyFitnessPal's </w:t>
+      </w:r>
+      <w:r>
+        <w:rPr>
+          <w:b/>
+        </w:rPr>
+        <w:t xml:space="preserve">Premium+</w:t>
+      </w:r>
+      <w:r>
+        <w:t xml:space="preserve"> advertises "personalized meal plans, integrated grocery delivery" with automatic grocery lists — reportedly Instacart, Walmart+ and Amazon Fresh — at the same $19.99/month this project proposes (</w:t>
+      </w:r>
+      <w:hyperlink r:id="rHl21">
+        <w:r>
+          <w:rPr>
+            <w:rStyle w:val="Hyperlink"/>
+          </w:rPr>
+          <w:t xml:space="preserve">App Store listing</w:t>
+        </w:r>
+      </w:hyperlink>
+      <w:r>
+        <w:t xml:space="preserve">). They also bought the meal-planning app </w:t>
+      </w:r>
+      <w:r>
+        <w:rPr>
+          <w:b/>
+        </w:rPr>
+        <w:t xml:space="preserve">Intent</w:t>
+      </w:r>
+      <w:r>
+        <w:t xml:space="preserve"> (2025), integrated with </w:t>
+      </w:r>
+      <w:r>
+        <w:rPr>
+          <w:b/>
+        </w:rPr>
+        <w:t xml:space="preserve">ChatGPT Health</w:t>
+      </w:r>
+      <w:r>
+        <w:t xml:space="preserve"> (Jan 2026), and bought </w:t>
+      </w:r>
+      <w:r>
+        <w:rPr>
+          <w:b/>
+        </w:rPr>
+        <w:t xml:space="preserve">Cal AI</w:t>
+      </w:r>
+      <w:r>
+        <w:t xml:space="preserve"> (Dec 2025). </w:t>
+      </w:r>
+      <w:r>
+        <w:rPr>
+          <w:rFonts w:ascii="Consolas" w:hAnsi="Consolas"/>
+        </w:rPr>
+        <w:t xml:space="preserve">[Retailer names and tier boundaries are from secondary sources — MyFitnessPal's own support page returned 403]</w:t>
+      </w:r>
+    </w:p>
+    <w:p>
+      <w:r>
+        <w:rPr>
+          <w:b/>
+        </w:rPr>
+        <w:t xml:space="preserve">The strong form of this argument:</w:t>
+      </w:r>
+      <w:r>
+        <w:t xml:space="preserve"> every function in the claim has shipped before, several of them a decade ago, and the current market leader ships all of them together right now. "AI agent" is not the enabling condition — it's a new UI on a pipeline that has existed since 2016. The reason these products didn't win wasn't missing technology; it's that </w:t>
+      </w:r>
+      <w:r>
+        <w:rPr>
+          <w:b/>
+        </w:rPr>
+        <w:t xml:space="preserve">users abandon meal plans</w:t>
+      </w:r>
+      <w:r>
+        <w:t xml:space="preserve"> (Section 1: tracking consistency 68% → 21% by week 12), which no model fixes.</w:t>
+      </w:r>
+    </w:p>
+    <w:p>
+      <w:r>
+        <w:rPr>
+          <w:b/>
+        </w:rPr>
+        <w:t xml:space="preserve">Where this argument is weakest:</w:t>
+      </w:r>
+      <w:r>
+        <w:t xml:space="preserve"> it conflates *a button that exports a list* with *a system that reasons over unstructured constraints*. 2016 Eat This Much could export a list; it could not take "I'm on Zepbound, I hate mushrooms, my partner is vegetarian, keep it under $120, and I have 20 minutes a night" as input. Every pre-LLM system required the user to translate their life into a form. That translation step is where people quit.</w:t>
+      </w:r>
+    </w:p>
+    <w:p>
+      <w:pPr>
+        <w:pBdr>
+          <w:bottom w:val="single" w:sz="6" w:space="6" w:color="C9CCD1"/>
+        </w:pBdr>
+      </w:pPr>
+    </w:p>
+    <w:p>
+      <w:pPr>
+        <w:pStyle w:val="Heading1"/>
+      </w:pPr>
+      <w:r>
+        <w:t xml:space="preserve">Part 4 — Counterargument 2, argued at full strength</w:t>
+      </w:r>
+    </w:p>
+    <w:p>
+      <w:pPr>
+        <w:pStyle w:val="Heading2"/>
+      </w:pPr>
+      <w:r>
+        <w:rPr>
+          <w:b/>
+        </w:rPr>
+        <w:t xml:space="preserve">"This still is not possible."</w:t>
+      </w:r>
+    </w:p>
+    <w:p>
+      <w:r>
+        <w:rPr>
+          <w:b/>
+        </w:rPr>
+        <w:t xml:space="preserve">1. The checkout leg just failed in public.</w:t>
+      </w:r>
+      <w:r>
+        <w:t xml:space="preserve"> OpenAI pulled back Instant Checkout in March 2026 over wrong product data and an inability to handle </w:t>
+      </w:r>
+      <w:r>
+        <w:rPr>
+          <w:b/>
+        </w:rPr>
+        <w:t xml:space="preserve">multi-item carts</w:t>
+      </w:r>
+      <w:r>
+        <w:t xml:space="preserve"> — the defining property of a grocery order. A dozen live merchants out of millions. The industry's own conclusion was "buy on your own site." You would be building on a rail its own creator is retreating from.</w:t>
+      </w:r>
+    </w:p>
+    <w:p>
+      <w:r>
+        <w:rPr>
+          <w:b/>
+        </w:rPr>
+        <w:t xml:space="preserve">2. Reliability math doesn't clear the bar.</w:t>
+      </w:r>
+      <w:r>
+        <w:t xml:space="preserve"> A weekly grocery order with 25–40 line items, substitutions, sizes and units is a long-horizon task. τ-bench shows pass^8 collapsing below 25% where pass^1 is 61%. For a task users repeat weekly, the operative failure rate is compounded, not per-attempt. One wrong order — a $90 cart of the wrong things, or an allergen in the basket — ends the subscription.</w:t>
+      </w:r>
+    </w:p>
+    <w:p>
+      <w:r>
+        <w:rPr>
+          <w:b/>
+        </w:rPr>
+        <w:t xml:space="preserve">3. The safety-critical pillar can't be delegated to the model.</w:t>
+      </w:r>
+      <w:r>
+        <w:t xml:space="preserve"> 5–13% unsafe response rates, a documented life-threatening pediatric allergen error, and fabricated sources in 60% of citations. For allergy exclusion you need a deterministic guarantee, and an LLM is the wrong instrument. Any honest build ships rules for exclusion and uses AI only for suggestion — at which point "the AI agent compiles the features" is no longer the description of the product.</w:t>
+      </w:r>
+    </w:p>
+    <w:p>
+      <w:r>
+        <w:rPr>
+          <w:b/>
+        </w:rPr>
+        <w:t xml:space="preserve">4. Nutrition estimation is not accurate enough to anchor a plan.</w:t>
+      </w:r>
+      <w:r>
+        <w:t xml:space="preserve"> The same 2025 research cited in favor concludes these models </w:t>
+      </w:r>
+      <w:r>
+        <w:rPr>
+          <w:b/>
+        </w:rPr>
+        <w:t xml:space="preserve">systematically underestimate large portions</w:t>
+      </w:r>
+      <w:r>
+        <w:t xml:space="preserve"> and vary widely on macros, making them unsuitable where quantification matters (</w:t>
+      </w:r>
+      <w:hyperlink r:id="rHl34">
+        <w:r>
+          <w:rPr>
+            <w:rStyle w:val="Hyperlink"/>
+          </w:rPr>
+          <w:t xml:space="preserve">PubMed</w:t>
+        </w:r>
+      </w:hyperlink>
+      <w:r>
+        <w:t xml:space="preserve">).</w:t>
+      </w:r>
+    </w:p>
+    <w:p>
+      <w:r>
+        <w:rPr>
+          <w:b/>
+        </w:rPr>
+        <w:t xml:space="preserve">5. Access is granted, not guaranteed.</w:t>
+      </w:r>
+      <w:r>
+        <w:t xml:space="preserve"> Amazon sued Perplexity and won an injunction before losing it on appeal; Amazon is still fighting, and has said it prefers negotiated partnerships. Retailer catalogs are behind terms of service that can change. An agent-scraping strategy is a legal dependency, not an architecture.</w:t>
+      </w:r>
+    </w:p>
+    <w:p>
+      <w:r>
+        <w:rPr>
+          <w:b/>
+        </w:rPr>
+        <w:t xml:space="preserve">6. The physical layer fails regardless.</w:t>
+      </w:r>
+      <w:r>
+        <w:t xml:space="preserve"> Instacart's 1.2★ substitution problem is a human-and-logistics failure that no agent improves.</w:t>
+      </w:r>
+    </w:p>
+    <w:p>
+      <w:r>
+        <w:rPr>
+          <w:b/>
+        </w:rPr>
+        <w:t xml:space="preserve">Where this argument is weakest:</w:t>
+      </w:r>
+      <w:r>
+        <w:t xml:space="preserve"> it judges the *general-purpose autonomous* agent, not the *narrow, structured* integration. Nothing here says a nutrition app can't call the Instacart Developer Platform's documented cart API with a validated product list. That path doesn't require an agent to browse a website at all — it requires an API call. Counterargument 2 defeats "an autonomous agent shops for you"; it does not defeat "an app builds a validated cart through a partner API."</w:t>
+      </w:r>
+    </w:p>
+    <w:p>
+      <w:pPr>
+        <w:pBdr>
+          <w:bottom w:val="single" w:sz="6" w:space="6" w:color="C9CCD1"/>
+        </w:pBdr>
+      </w:pPr>
+    </w:p>
+    <w:p>
+      <w:pPr>
+        <w:pStyle w:val="Heading1"/>
+      </w:pPr>
+      <w:r>
+        <w:t xml:space="preserve">Part 5 — What survives</w:t>
+      </w:r>
+    </w:p>
+    <w:p>
+      <w:r>
+        <w:t xml:space="preserve">The original claim fails on two counts: the pillars aren't new (Part 3), and the agentic-execution premise is weaker now than it was six months ago (Part 4).</w:t>
+      </w:r>
+    </w:p>
+    <w:p>
+      <w:r>
+        <w:rPr>
+          <w:b/>
+        </w:rPr>
+        <w:t xml:space="preserve">Here is the version that survives all the evidence above:</w:t>
+      </w:r>
+    </w:p>
+    <w:p>
+      <w:pPr>
+        <w:ind w:left="360"/>
+        <w:pBdr>
+          <w:left w:val="single" w:sz="18" w:space="8" w:color="9AA0A6"/>
+        </w:pBdr>
+      </w:pPr>
+      <w:r>
+        <w:t xml:space="preserve">Not newly *possible* — newly </w:t>
+      </w:r>
+      <w:r>
+        <w:rPr>
+          <w:b/>
+        </w:rPr>
+        <w:t xml:space="preserve">cheap, personal and low-friction</w:t>
+      </w:r>
+      <w:r>
+        <w:t xml:space="preserve">. Four things changed between 2021 and 2026: (1) nutrition can be captured from a </w:t>
+      </w:r>
+      <w:r>
+        <w:rPr>
+          <w:b/>
+        </w:rPr>
+        <w:t xml:space="preserve">photo</w:t>
+      </w:r>
+      <w:r>
+        <w:t xml:space="preserve"> instead of a search box, which removed the logging burden that killed adherence — proven commercially by Cal AI's $40M in 18 months; (2) a user's constraints can be expressed in </w:t>
+      </w:r>
+      <w:r>
+        <w:rPr>
+          <w:b/>
+        </w:rPr>
+        <w:t xml:space="preserve">plain language</w:t>
+      </w:r>
+      <w:r>
+        <w:t xml:space="preserve"> rather than forms and toggles; (3) grocery carts became </w:t>
+      </w:r>
+      <w:r>
+        <w:rPr>
+          <w:b/>
+        </w:rPr>
+        <w:t xml:space="preserve">documented APIs</w:t>
+      </w:r>
+      <w:r>
+        <w:t xml:space="preserve"> (Instacart Developer Platform, March 2024) rather than integrations you had to negotiate; and (4) </w:t>
+      </w:r>
+      <w:r>
+        <w:rPr>
+          <w:b/>
+        </w:rPr>
+        <w:t xml:space="preserve">25% of consumers already use AI to build grocery lists</w:t>
+      </w:r>
+      <w:r>
+        <w:t xml:space="preserve">, so the behavior no longer needs to be taught. What has *not* changed is that the ordering step must be a validated API call with human confirmation, and that allergen exclusion must be deterministic — not agentic.</w:t>
+      </w:r>
+    </w:p>
+    <w:p>
+      <w:r>
+        <w:t xml:space="preserve">That framing is defensible in front of someone who has read the same research. The original is not.</w:t>
+      </w:r>
+    </w:p>
+    <w:p>
+      <w:pPr>
+        <w:pStyle w:val="Heading2"/>
+      </w:pPr>
+      <w:r>
+        <w:t xml:space="preserve">Four tests that would falsify this — run them before building</w:t>
+      </w:r>
+    </w:p>
+    <w:p>
+      <w:r>
+        <w:t xml:space="preserve">1. </w:t>
+      </w:r>
+      <w:r>
+        <w:rPr>
+          <w:b/>
+        </w:rPr>
+        <w:t xml:space="preserve">Cart-accuracy test.</w:t>
+      </w:r>
+      <w:r>
+        <w:t xml:space="preserve"> Take 20 real meal plans, have the system build carts, and count line-item errors (wrong size, wrong product, missed substitution). If accuracy is below ~95%, the claimed automation isn't there. This is precisely where OpenAI's Instant Checkout failed.</w:t>
+      </w:r>
+    </w:p>
+    <w:p>
+      <w:r>
+        <w:t xml:space="preserve">2. </w:t>
+      </w:r>
+      <w:r>
+        <w:rPr>
+          <w:b/>
+        </w:rPr>
+        <w:t xml:space="preserve">Allergen red-team.</w:t>
+      </w:r>
+      <w:r>
+        <w:t xml:space="preserve"> 100 plans for users with an uncommon allergy (cilantro, alpha-gal, low-histamine). Any single leak is a product-defining failure, and the literature predicts leaks.</w:t>
+      </w:r>
+    </w:p>
+    <w:p>
+      <w:r>
+        <w:t xml:space="preserve">3. </w:t>
+      </w:r>
+      <w:r>
+        <w:rPr>
+          <w:b/>
+        </w:rPr>
+        <w:t xml:space="preserve">pass^k test, not pass^1.</w:t>
+      </w:r>
+      <w:r>
+        <w:t xml:space="preserve"> Run the same weekly order 8 times. Report pass^8. That number, not a demo, is the product.</w:t>
+      </w:r>
+    </w:p>
+    <w:p>
+      <w:r>
+        <w:t xml:space="preserve">4. </w:t>
+      </w:r>
+      <w:r>
+        <w:rPr>
+          <w:b/>
+        </w:rPr>
+        <w:t xml:space="preserve">Differentiation test.</w:t>
+      </w:r>
+      <w:r>
+        <w:t xml:space="preserve"> Have five people run the same week through MyFitnessPal Premium+ ($19.99, already shipping the same bundle) and through a ChatGPT + Instacart app conversation (free). If neither is meaningfully worse, the market gap is positioning, not capability.</w:t>
+      </w:r>
+    </w:p>
+    <w:p>
+      <w:pPr>
+        <w:pBdr>
+          <w:bottom w:val="single" w:sz="6" w:space="6" w:color="C9CCD1"/>
+        </w:pBdr>
+      </w:pPr>
+    </w:p>
+    <w:p>
+      <w:pPr>
+        <w:pStyle w:val="Heading1"/>
+      </w:pPr>
+      <w:r>
+        <w:t xml:space="preserve">Flags</w:t>
+      </w:r>
+    </w:p>
+    <w:tbl>
+      <w:tblPr>
+        <w:tblW w:w="10080" w:type="dxa"/>
+        <w:tblBorders>
+          <w:top w:val="single" w:sz="4" w:space="0" w:color="C9CCD1"/>
+          <w:left w:val="single" w:sz="4" w:space="0" w:color="C9CCD1"/>
+          <w:bottom w:val="single" w:sz="4" w:space="0" w:color="C9CCD1"/>
+          <w:right w:val="single" w:sz="4" w:space="0" w:color="C9CCD1"/>
+          <w:insideH w:val="single" w:sz="4" w:space="0" w:color="C9CCD1"/>
+          <w:insideV w:val="single" w:sz="4" w:space="0" w:color="C9CCD1"/>
+        </w:tblBorders>
+        <w:tblLayout w:type="fixed"/>
+      </w:tblPr>
+      <w:tblGrid>
+        <w:gridCol w:w="5040"/>
+        <w:gridCol w:w="5040"/>
+      </w:tblGrid>
+      <w:tr>
+        <w:trPr>
+          <w:tblHeader/>
+        </w:trPr>
+        <w:tc>
+          <w:tcPr>
+            <w:tcW w:w="5040" w:type="dxa"/>
+            <w:shd w:val="clear" w:color="auto" w:fill="EFF1F3"/>
+          </w:tcPr>
+          <w:p>
+            <w:pPr>
+              <w:spacing w:before="40" w:after="40"/>
+            </w:pPr>
+            <w:r>
+              <w:rPr>
+                <w:b/>
+                <w:sz w:val="18"/>
+              </w:rPr>
+              <w:t xml:space="preserve">Item</w:t>
+            </w:r>
+          </w:p>
+        </w:tc>
+        <w:tc>
+          <w:tcPr>
+            <w:tcW w:w="5040" w:type="dxa"/>
+            <w:shd w:val="clear" w:color="auto" w:fill="EFF1F3"/>
+          </w:tcPr>
+          <w:p>
+            <w:pPr>
+              <w:spacing w:before="40" w:after="40"/>
+            </w:pPr>
+            <w:r>
+              <w:rPr>
+                <w:b/>
+                <w:sz w:val="18"/>
+              </w:rPr>
+              <w:t xml:space="preserve">Status</w:t>
+            </w:r>
+          </w:p>
+        </w:tc>
+      </w:tr>
+      <w:tr>
+        <w:tc>
+          <w:tcPr>
+            <w:tcW w:w="5040" w:type="dxa"/>
+          </w:tcPr>
+          <w:p>
+            <w:pPr>
+              <w:spacing w:before="40" w:after="40"/>
+            </w:pPr>
+            <w:r>
+              <w:rPr>
+                <w:sz w:val="18"/>
+              </w:rPr>
+              <w:t xml:space="preserve">WebArena / OSWorld scores (74–86%)</w:t>
+            </w:r>
+          </w:p>
+        </w:tc>
+        <w:tc>
+          <w:tcPr>
+            <w:tcW w:w="5040" w:type="dxa"/>
+          </w:tcPr>
+          <w:p>
+            <w:pPr>
+              <w:spacing w:before="40" w:after="40"/>
+            </w:pPr>
+            <w:r>
+              <w:rPr>
+                <w:rFonts w:ascii="Consolas" w:hAnsi="Consolas"/>
+                <w:sz w:val="18"/>
+              </w:rPr>
+              <w:t xml:space="preserve">[UNVERIFIED]</w:t>
+            </w:r>
+            <w:r>
+              <w:rPr>
+                <w:sz w:val="18"/>
+              </w:rPr>
+              <w:t xml:space="preserve"> — third-party leaderboard aggregator; original benchmark authors publish lower and non-comparable figures. Treat direction, not level.</w:t>
+            </w:r>
+          </w:p>
+        </w:tc>
+      </w:tr>
+      <w:tr>
+        <w:tc>
+          <w:tcPr>
+            <w:tcW w:w="5040" w:type="dxa"/>
+          </w:tcPr>
+          <w:p>
+            <w:pPr>
+              <w:spacing w:before="40" w:after="40"/>
+            </w:pPr>
+            <w:r>
+              <w:rPr>
+                <w:sz w:val="18"/>
+              </w:rPr>
+              <w:t xml:space="preserve">MyFitnessPal Premium+ retailer list &amp; tier boundary</w:t>
+            </w:r>
+          </w:p>
+        </w:tc>
+        <w:tc>
+          <w:tcPr>
+            <w:tcW w:w="5040" w:type="dxa"/>
+          </w:tcPr>
+          <w:p>
+            <w:pPr>
+              <w:spacing w:before="40" w:after="40"/>
+            </w:pPr>
+            <w:r>
+              <w:rPr>
+                <w:rFonts w:ascii="Consolas" w:hAnsi="Consolas"/>
+                <w:sz w:val="18"/>
+              </w:rPr>
+              <w:t xml:space="preserve">[UNVERIFIED]</w:t>
+            </w:r>
+            <w:r>
+              <w:rPr>
+                <w:sz w:val="18"/>
+              </w:rPr>
+              <w:t xml:space="preserve"> — MyFitnessPal's own support page returns 403; Apple's listing confirms "integrated grocery delivery" and names Premium Plus, but not the retailers. </w:t>
+            </w:r>
+            <w:r>
+              <w:rPr>
+                <w:b/>
+                <w:sz w:val="18"/>
+              </w:rPr>
+              <w:t xml:space="preserve">This also corrects Section 3, which recorded Premium+ as unverified — Apple's listing names it.</w:t>
+            </w:r>
+          </w:p>
+        </w:tc>
+      </w:tr>
+      <w:tr>
+        <w:tc>
+          <w:tcPr>
+            <w:tcW w:w="5040" w:type="dxa"/>
+          </w:tcPr>
+          <w:p>
+            <w:pPr>
+              <w:spacing w:before="40" w:after="40"/>
+            </w:pPr>
+            <w:r>
+              <w:rPr>
+                <w:sz w:val="18"/>
+              </w:rPr>
+              <w:t xml:space="preserve">Walmart "ended" its Instant Checkout partnership</w:t>
+            </w:r>
+          </w:p>
+        </w:tc>
+        <w:tc>
+          <w:tcPr>
+            <w:tcW w:w="5040" w:type="dxa"/>
+          </w:tcPr>
+          <w:p>
+            <w:pPr>
+              <w:spacing w:before="40" w:after="40"/>
+            </w:pPr>
+            <w:r>
+              <w:rPr>
+                <w:rFonts w:ascii="Consolas" w:hAnsi="Consolas"/>
+                <w:sz w:val="18"/>
+              </w:rPr>
+              <w:t xml:space="preserve">[UNVERIFIED]</w:t>
+            </w:r>
+            <w:r>
+              <w:rPr>
+                <w:sz w:val="18"/>
+              </w:rPr>
+              <w:t xml:space="preserve"> — one secondary outlet says ended; primary coverage describes OpenAI scaling the feature back while Walmart moved to a Sparky app inside ChatGPT. Treat as "restructured," not "terminated."</w:t>
+            </w:r>
+          </w:p>
+        </w:tc>
+      </w:tr>
+      <w:tr>
+        <w:tc>
+          <w:tcPr>
+            <w:tcW w:w="5040" w:type="dxa"/>
+          </w:tcPr>
+          <w:p>
+            <w:pPr>
+              <w:spacing w:before="40" w:after="40"/>
+            </w:pPr>
+            <w:r>
+              <w:rPr>
+                <w:sz w:val="18"/>
+              </w:rPr>
+              <w:t xml:space="preserve">Sparky's +60% QoQ and +40% basket figures</w:t>
+            </w:r>
+          </w:p>
+        </w:tc>
+        <w:tc>
+          <w:tcPr>
+            <w:tcW w:w="5040" w:type="dxa"/>
+          </w:tcPr>
+          <w:p>
+            <w:pPr>
+              <w:spacing w:before="40" w:after="40"/>
+            </w:pPr>
+            <w:r>
+              <w:rPr>
+                <w:sz w:val="18"/>
+              </w:rPr>
+              <w:t xml:space="preserve">⚠️ Company-reported via analyst coverage, not an SEC filing.</w:t>
+            </w:r>
+          </w:p>
+        </w:tc>
+      </w:tr>
+      <w:tr>
+        <w:tc>
+          <w:tcPr>
+            <w:tcW w:w="5040" w:type="dxa"/>
+          </w:tcPr>
+          <w:p>
+            <w:pPr>
+              <w:spacing w:before="40" w:after="40"/>
+            </w:pPr>
+            <w:r>
+              <w:rPr>
+                <w:sz w:val="18"/>
+              </w:rPr>
+              <w:t xml:space="preserve">MorganMyers Food Pulse (25% grocery-list figure)</w:t>
+            </w:r>
+          </w:p>
+        </w:tc>
+        <w:tc>
+          <w:tcPr>
+            <w:tcW w:w="5040" w:type="dxa"/>
+          </w:tcPr>
+          <w:p>
+            <w:pPr>
+              <w:spacing w:before="40" w:after="40"/>
+            </w:pPr>
+            <w:r>
+              <w:rPr>
+                <w:sz w:val="18"/>
+              </w:rPr>
+              <w:t xml:space="preserve">⚠️ n=366, ±5% margin — small sample, marketing-industry survey.</w:t>
+            </w:r>
+          </w:p>
+        </w:tc>
+      </w:tr>
+      <w:tr>
+        <w:tc>
+          <w:tcPr>
+            <w:tcW w:w="5040" w:type="dxa"/>
+          </w:tcPr>
+          <w:p>
+            <w:pPr>
+              <w:spacing w:before="40" w:after="40"/>
+            </w:pPr>
+            <w:r>
+              <w:rPr>
+                <w:sz w:val="18"/>
+              </w:rPr>
+              <w:t xml:space="preserve">Adobe AI-traffic figures</w:t>
+            </w:r>
+          </w:p>
+        </w:tc>
+        <w:tc>
+          <w:tcPr>
+            <w:tcW w:w="5040" w:type="dxa"/>
+          </w:tcPr>
+          <w:p>
+            <w:pPr>
+              <w:spacing w:before="40" w:after="40"/>
+            </w:pPr>
+            <w:r>
+              <w:rPr>
+                <w:sz w:val="18"/>
+              </w:rPr>
+              <w:t xml:space="preserve">⚠️ Vendor analytics on its own customer base, not a census of retail.</w:t>
+            </w:r>
+          </w:p>
+        </w:tc>
+      </w:tr>
+      <w:tr>
+        <w:tc>
+          <w:tcPr>
+            <w:tcW w:w="5040" w:type="dxa"/>
+          </w:tcPr>
+          <w:p>
+            <w:pPr>
+              <w:spacing w:before="40" w:after="40"/>
+            </w:pPr>
+            <w:r>
+              <w:rPr>
+                <w:sz w:val="18"/>
+              </w:rPr>
+              <w:t xml:space="preserve">Reddit / G2</w:t>
+            </w:r>
+          </w:p>
+        </w:tc>
+        <w:tc>
+          <w:tcPr>
+            <w:tcW w:w="5040" w:type="dxa"/>
+          </w:tcPr>
+          <w:p>
+            <w:pPr>
+              <w:spacing w:before="40" w:after="40"/>
+            </w:pPr>
+            <w:r>
+              <w:rPr>
+                <w:sz w:val="18"/>
+              </w:rPr>
+              <w:t xml:space="preserve">❌ Still blocked; no community sentiment on agentic grocery ordering is included.</w:t>
+            </w:r>
+          </w:p>
+        </w:tc>
+      </w:tr>
+      <w:tr>
+        <w:tc>
+          <w:tcPr>
+            <w:tcW w:w="5040" w:type="dxa"/>
+          </w:tcPr>
+          <w:p>
+            <w:pPr>
+              <w:spacing w:before="40" w:after="40"/>
+            </w:pPr>
+            <w:r>
+              <w:rPr>
+                <w:sz w:val="18"/>
+              </w:rPr>
+              <w:t xml:space="preserve">τ-bench figures</w:t>
+            </w:r>
+          </w:p>
+        </w:tc>
+        <w:tc>
+          <w:tcPr>
+            <w:tcW w:w="5040" w:type="dxa"/>
+          </w:tcPr>
+          <w:p>
+            <w:pPr>
+              <w:spacing w:before="40" w:after="40"/>
+            </w:pPr>
+            <w:r>
+              <w:rPr>
+                <w:sz w:val="18"/>
+              </w:rPr>
+              <w:t xml:space="preserve">⚠️ Retail/airline customer-service domains, not grocery. Directionally applicable, not a grocery measurement.</w:t>
             </w:r>
           </w:p>
         </w:tc>
